--- a/[과제] 퀘스트.docx
+++ b/[과제] 퀘스트.docx
@@ -1,92 +1,75 @@
 
 <file path=word/document.xml><?xml version="1.0" encoding="utf-8"?>
-<w:document xmlns:wpc="http://schemas.microsoft.com/office/word/2010/wordprocessingCanvas" xmlns:mc="http://schemas.openxmlformats.org/markup-compatibility/2006" xmlns:o="urn:schemas-microsoft-com:office:office" xmlns:r="http://schemas.openxmlformats.org/officeDocument/2006/relationships" xmlns:m="http://schemas.openxmlformats.org/officeDocument/2006/math" xmlns:v="urn:schemas-microsoft-com:vml" xmlns:wp14="http://schemas.microsoft.com/office/word/2010/wordprocessingDrawing" xmlns:wp="http://schemas.openxmlformats.org/drawingml/2006/wordprocessingDrawing" xmlns:w10="urn:schemas-microsoft-com:office:word" xmlns:w="http://schemas.openxmlformats.org/wordprocessingml/2006/main" xmlns:w14="http://schemas.microsoft.com/office/word/2010/wordml" xmlns:w15="http://schemas.microsoft.com/office/word/2012/wordml" xmlns:wpg="http://schemas.microsoft.com/office/word/2010/wordprocessingGroup" xmlns:wpi="http://schemas.microsoft.com/office/word/2010/wordprocessingInk" xmlns:wne="http://schemas.microsoft.com/office/word/2006/wordml" xmlns:wps="http://schemas.microsoft.com/office/word/2010/wordprocessingShape">
+<w:document xmlns:wpc="http://schemas.microsoft.com/office/word/2010/wordprocessingCanvas" xmlns:cx="http://schemas.microsoft.com/office/drawing/2014/chartex" xmlns:mc="http://schemas.openxmlformats.org/markup-compatibility/2006" xmlns:o="urn:schemas-microsoft-com:office:office" xmlns:r="http://schemas.openxmlformats.org/officeDocument/2006/relationships" xmlns:m="http://schemas.openxmlformats.org/officeDocument/2006/math" xmlns:v="urn:schemas-microsoft-com:vml" xmlns:wp14="http://schemas.microsoft.com/office/word/2010/wordprocessingDrawing" xmlns:wp="http://schemas.openxmlformats.org/drawingml/2006/wordprocessingDrawing" xmlns:w10="urn:schemas-microsoft-com:office:word" xmlns:w="http://schemas.openxmlformats.org/wordprocessingml/2006/main" xmlns:w14="http://schemas.microsoft.com/office/word/2010/wordml" xmlns:w15="http://schemas.microsoft.com/office/word/2012/wordml" xmlns:w16se="http://schemas.microsoft.com/office/word/2015/wordml/symex" xmlns:wpg="http://schemas.microsoft.com/office/word/2010/wordprocessingGroup" xmlns:wpi="http://schemas.microsoft.com/office/word/2010/wordprocessingInk" xmlns:wne="http://schemas.microsoft.com/office/word/2006/wordml" xmlns:wps="http://schemas.microsoft.com/office/word/2010/wordprocessingShape" mc:Ignorable="w14 w15 w16se wp14">
   <w:body>
     <w:p>
       <w:pPr>
-        <w:ind w:left="0" w:right="0"/>
-        <w:spacing w:line="240"/>
+        <w:spacing w:line="240" w:lineRule="auto"/>
         <w:rPr>
-          <w:lang w:eastAsia="ko-KR"/>
-          <w:rFonts w:hint="eastAsia"/>
+          <w:rFonts w:eastAsiaTheme="minorHAnsi"/>
           <w:b/>
           <w:bCs/>
           <w:sz w:val="50"/>
           <w:szCs w:val="50"/>
-          <w:rtl w:val="off"/>
         </w:rPr>
       </w:pPr>
       <w:r>
         <w:rPr>
-          <w:lang w:eastAsia="ko-KR"/>
+          <w:rFonts w:eastAsiaTheme="minorHAnsi"/>
           <w:b/>
           <w:bCs/>
           <w:color w:val="18324A"/>
           <w:sz w:val="50"/>
           <w:szCs w:val="50"/>
-          <w:rtl w:val="off"/>
         </w:rPr>
         <w:t>연계 퀘스트</w:t>
       </w:r>
     </w:p>
     <w:p>
       <w:pPr>
-        <w:ind w:left="0" w:right="0"/>
-        <w:spacing w:line="240"/>
+        <w:spacing w:line="240" w:lineRule="auto"/>
         <w:rPr>
-          <w:lang w:eastAsia="ko-KR"/>
-          <w:rFonts w:hint="eastAsia"/>
+          <w:rFonts w:eastAsiaTheme="minorHAnsi"/>
           <w:b/>
           <w:bCs/>
           <w:color w:val="3A607D"/>
           <w:sz w:val="30"/>
           <w:szCs w:val="30"/>
-          <w:rtl w:val="off"/>
         </w:rPr>
       </w:pPr>
       <w:r>
         <w:rPr>
-          <w:lang w:eastAsia="ko-KR"/>
-          <w:rFonts w:hint="eastAsia"/>
+          <w:rFonts w:eastAsiaTheme="minorHAnsi" w:hint="eastAsia"/>
           <w:b/>
           <w:bCs/>
           <w:color w:val="3A607D"/>
           <w:sz w:val="30"/>
           <w:szCs w:val="30"/>
-          <w:rtl w:val="off"/>
         </w:rPr>
         <w:t>선의와 균열을 따라가는 메인 시나리오 흐름</w:t>
       </w:r>
     </w:p>
     <w:p>
       <w:pPr>
-        <w:ind w:left="0" w:right="0"/>
-        <w:spacing w:line="240"/>
+        <w:spacing w:line="240" w:lineRule="auto"/>
         <w:rPr>
-          <w:lang w:eastAsia="ko-KR"/>
-          <w:rFonts w:hint="eastAsia"/>
-          <w:sz w:val="20"/>
+          <w:rFonts w:eastAsiaTheme="minorHAnsi"/>
           <w:szCs w:val="20"/>
-          <w:rtl w:val="off"/>
         </w:rPr>
       </w:pPr>
       <w:r>
         <w:rPr>
-          <w:lang w:eastAsia="ko-KR"/>
-          <w:rFonts w:hint="eastAsia"/>
-          <w:b w:val="0"/>
-          <w:bCs w:val="0"/>
+          <w:rFonts w:eastAsiaTheme="minorHAnsi" w:hint="eastAsia"/>
           <w:color w:val="5A6773"/>
-          <w:sz w:val="20"/>
           <w:szCs w:val="20"/>
-          <w:rtl w:val="off"/>
         </w:rPr>
         <w:t>탑다운 픽셀 스토리 어드벤처</w:t>
       </w:r>
     </w:p>
     <w:tbl>
       <w:tblPr>
-        <w:tblStyle w:val="a0"/>
+        <w:tblStyle w:val="a3"/>
+        <w:tblW w:w="0" w:type="auto"/>
         <w:tblBorders>
           <w:top w:val="single" w:sz="4" w:space="0" w:color="A7A7A7"/>
           <w:left w:val="single" w:sz="4" w:space="0" w:color="A7A7A7"/>
@@ -96,16 +79,15 @@
           <w:insideV w:val="single" w:sz="4" w:space="0" w:color="A7A7A7"/>
         </w:tblBorders>
         <w:tblLook w:val="04A0" w:firstRow="1" w:lastRow="0" w:firstColumn="1" w:lastColumn="0" w:noHBand="0" w:noVBand="1"/>
-        <w:tblLayout w:type="autofit"/>
       </w:tblPr>
       <w:tblGrid>
-        <w:gridCol w:w="1779"/>
-        <w:gridCol w:w="4226"/>
-        <w:gridCol w:w="4199"/>
+        <w:gridCol w:w="1777"/>
+        <w:gridCol w:w="4223"/>
+        <w:gridCol w:w="4196"/>
       </w:tblGrid>
       <w:tr>
         <w:trPr>
-          <w:trHeight w:val="453" w:hRule="atLeast"/>
+          <w:trHeight w:val="453"/>
         </w:trPr>
         <w:tc>
           <w:tcPr>
@@ -117,25 +99,20 @@
             <w:pPr>
               <w:jc w:val="center"/>
               <w:rPr>
-                <w:lang w:eastAsia="ko-KR"/>
-                <w:rFonts w:hint="eastAsia"/>
+                <w:rFonts w:eastAsiaTheme="minorHAnsi"/>
                 <w:b/>
                 <w:bCs/>
                 <w:color w:val="FFFFFF"/>
-                <w:sz w:val="20"/>
                 <w:szCs w:val="20"/>
-                <w:rtl w:val="off"/>
-              </w:rPr>
-            </w:pPr>
-            <w:r>
-              <w:rPr>
-                <w:lang w:eastAsia="ko-KR"/>
+              </w:rPr>
+            </w:pPr>
+            <w:r>
+              <w:rPr>
+                <w:rFonts w:eastAsiaTheme="minorHAnsi"/>
                 <w:b/>
                 <w:bCs/>
                 <w:color w:val="FFFFFF"/>
-                <w:sz w:val="20"/>
                 <w:szCs w:val="20"/>
-                <w:rtl w:val="off"/>
               </w:rPr>
               <w:t>배경</w:t>
             </w:r>
@@ -151,26 +128,20 @@
             <w:pPr>
               <w:jc w:val="center"/>
               <w:rPr>
-                <w:lang w:eastAsia="ko-KR"/>
-                <w:rFonts w:hint="eastAsia"/>
+                <w:rFonts w:eastAsiaTheme="minorHAnsi"/>
                 <w:b/>
                 <w:bCs/>
                 <w:color w:val="FFFFFF"/>
-                <w:sz w:val="20"/>
                 <w:szCs w:val="20"/>
-                <w:rtl w:val="off"/>
-              </w:rPr>
-            </w:pPr>
-            <w:r>
-              <w:rPr>
-                <w:lang w:eastAsia="ko-KR"/>
-                <w:rFonts w:hint="eastAsia"/>
+              </w:rPr>
+            </w:pPr>
+            <w:r>
+              <w:rPr>
+                <w:rFonts w:eastAsiaTheme="minorHAnsi" w:hint="eastAsia"/>
                 <w:b/>
                 <w:bCs/>
                 <w:color w:val="FFFFFF"/>
-                <w:sz w:val="20"/>
                 <w:szCs w:val="20"/>
-                <w:rtl w:val="off"/>
               </w:rPr>
               <w:t>주제</w:t>
             </w:r>
@@ -186,25 +157,20 @@
             <w:pPr>
               <w:jc w:val="center"/>
               <w:rPr>
-                <w:lang w:eastAsia="ko-KR"/>
-                <w:rFonts w:hint="eastAsia"/>
+                <w:rFonts w:eastAsiaTheme="minorHAnsi"/>
                 <w:b/>
                 <w:bCs/>
                 <w:color w:val="FFFFFF"/>
-                <w:sz w:val="20"/>
                 <w:szCs w:val="20"/>
-                <w:rtl w:val="off"/>
-              </w:rPr>
-            </w:pPr>
-            <w:r>
-              <w:rPr>
-                <w:lang w:eastAsia="ko-KR"/>
+              </w:rPr>
+            </w:pPr>
+            <w:r>
+              <w:rPr>
+                <w:rFonts w:eastAsiaTheme="minorHAnsi"/>
                 <w:b/>
                 <w:bCs/>
                 <w:color w:val="FFFFFF"/>
-                <w:sz w:val="20"/>
                 <w:szCs w:val="20"/>
-                <w:rtl w:val="off"/>
               </w:rPr>
               <w:t>흐름</w:t>
             </w:r>
@@ -213,7 +179,7 @@
       </w:tr>
       <w:tr>
         <w:trPr>
-          <w:trHeight w:val="408" w:hRule="atLeast"/>
+          <w:trHeight w:val="408"/>
         </w:trPr>
         <w:tc>
           <w:tcPr>
@@ -225,21 +191,16 @@
             <w:pPr>
               <w:jc w:val="center"/>
               <w:rPr>
-                <w:lang w:eastAsia="ko-KR"/>
-                <w:rFonts w:hint="eastAsia"/>
+                <w:rFonts w:eastAsiaTheme="minorHAnsi"/>
                 <w:sz w:val="18"/>
                 <w:szCs w:val="18"/>
-                <w:rtl w:val="off"/>
-              </w:rPr>
-            </w:pPr>
-            <w:r>
-              <w:rPr>
-                <w:lang w:eastAsia="ko-KR"/>
-                <w:b w:val="0"/>
-                <w:bCs w:val="0"/>
+              </w:rPr>
+            </w:pPr>
+            <w:r>
+              <w:rPr>
+                <w:rFonts w:eastAsiaTheme="minorHAnsi"/>
                 <w:sz w:val="18"/>
                 <w:szCs w:val="18"/>
-                <w:rtl w:val="off"/>
               </w:rPr>
               <w:t>현대 한국 도시</w:t>
             </w:r>
@@ -255,21 +216,16 @@
             <w:pPr>
               <w:jc w:val="center"/>
               <w:rPr>
-                <w:lang w:eastAsia="ko-KR"/>
-                <w:rFonts w:hint="eastAsia"/>
+                <w:rFonts w:eastAsiaTheme="minorHAnsi"/>
                 <w:sz w:val="18"/>
                 <w:szCs w:val="18"/>
-                <w:rtl w:val="off"/>
-              </w:rPr>
-            </w:pPr>
-            <w:r>
-              <w:rPr>
-                <w:lang w:eastAsia="ko-KR"/>
-                <w:b w:val="0"/>
-                <w:bCs w:val="0"/>
+              </w:rPr>
+            </w:pPr>
+            <w:r>
+              <w:rPr>
+                <w:rFonts w:eastAsiaTheme="minorHAnsi"/>
                 <w:sz w:val="18"/>
                 <w:szCs w:val="18"/>
-                <w:rtl w:val="off"/>
               </w:rPr>
               <w:t>붕괴된 세상에서 선의는 자발인가, 강요인가</w:t>
             </w:r>
@@ -285,20 +241,16 @@
             <w:pPr>
               <w:jc w:val="center"/>
               <w:rPr>
-                <w:lang w:eastAsia="ko-KR"/>
-                <w:rFonts w:hint="eastAsia"/>
+                <w:rFonts w:eastAsiaTheme="minorHAnsi"/>
                 <w:sz w:val="18"/>
                 <w:szCs w:val="18"/>
-                <w:rtl w:val="off"/>
-              </w:rPr>
-            </w:pPr>
-            <w:r>
-              <w:rPr>
-                <w:lang w:eastAsia="ko-KR"/>
-                <w:rFonts w:hint="eastAsia"/>
+              </w:rPr>
+            </w:pPr>
+            <w:r>
+              <w:rPr>
+                <w:rFonts w:eastAsiaTheme="minorHAnsi" w:hint="eastAsia"/>
                 <w:sz w:val="18"/>
                 <w:szCs w:val="18"/>
-                <w:rtl w:val="off"/>
               </w:rPr>
               <w:t>일상 → 균열 → 재난 → 진실 → 균열 내부</w:t>
             </w:r>
@@ -309,17 +261,15 @@
     <w:p>
       <w:pPr>
         <w:rPr>
-          <w:lang w:eastAsia="ko-KR"/>
-          <w:rFonts w:hint="eastAsia"/>
-          <w:sz w:val="20"/>
+          <w:rFonts w:eastAsiaTheme="minorHAnsi"/>
           <w:szCs w:val="20"/>
-          <w:rtl w:val="off"/>
         </w:rPr>
       </w:pPr>
     </w:p>
     <w:tbl>
       <w:tblPr>
-        <w:tblStyle w:val="a0"/>
+        <w:tblStyle w:val="a3"/>
+        <w:tblW w:w="0" w:type="auto"/>
         <w:tblBorders>
           <w:top w:val="single" w:sz="4" w:space="0" w:color="A7A7A7"/>
           <w:left w:val="single" w:sz="4" w:space="0" w:color="A7A7A7"/>
@@ -329,15 +279,14 @@
           <w:insideV w:val="single" w:sz="4" w:space="0" w:color="A7A7A7"/>
         </w:tblBorders>
         <w:tblLook w:val="04A0" w:firstRow="1" w:lastRow="0" w:firstColumn="1" w:lastColumn="0" w:noHBand="0" w:noVBand="1"/>
-        <w:tblLayout w:type="autofit"/>
       </w:tblPr>
       <w:tblGrid>
-        <w:gridCol w:w="3294"/>
-        <w:gridCol w:w="6912"/>
+        <w:gridCol w:w="3291"/>
+        <w:gridCol w:w="6905"/>
       </w:tblGrid>
       <w:tr>
         <w:trPr>
-          <w:trHeight w:val="1497" w:hRule="atLeast"/>
+          <w:trHeight w:val="1497"/>
         </w:trPr>
         <w:tc>
           <w:tcPr>
@@ -349,16 +298,14 @@
             <w:pPr>
               <w:jc w:val="center"/>
               <w:rPr>
-                <w:sz w:val="20"/>
+                <w:rFonts w:eastAsiaTheme="minorHAnsi"/>
                 <w:szCs w:val="20"/>
               </w:rPr>
             </w:pPr>
             <w:r>
               <w:rPr>
-                <w:lang w:eastAsia="ko-KR"/>
-                <w:sz w:val="20"/>
+                <w:rFonts w:eastAsiaTheme="minorHAnsi"/>
                 <w:szCs w:val="20"/>
-                <w:rtl w:val="off"/>
               </w:rPr>
               <w:t>Chapter 1. 동생 심부름</w:t>
             </w:r>
@@ -371,16 +318,14 @@
           </w:tcPr>
           <w:p>
             <w:pPr>
-              <w:jc w:val="both"/>
-              <w:rPr>
-                <w:sz w:val="20"/>
+              <w:rPr>
+                <w:rFonts w:eastAsiaTheme="minorHAnsi"/>
                 <w:szCs w:val="20"/>
               </w:rPr>
             </w:pPr>
             <w:r>
               <w:rPr>
-                <w:rFonts w:ascii="NanumSquare" w:eastAsia="NanumSquare" w:hAnsi="NanumSquare"/>
-                <w:b w:val="0"/>
+                <w:rFonts w:eastAsiaTheme="minorHAnsi"/>
                 <w:color w:val="25313B"/>
                 <w:sz w:val="18"/>
               </w:rPr>
@@ -391,7 +336,7 @@
       </w:tr>
       <w:tr>
         <w:trPr>
-          <w:trHeight w:val="1497" w:hRule="atLeast"/>
+          <w:trHeight w:val="1497"/>
         </w:trPr>
         <w:tc>
           <w:tcPr>
@@ -403,16 +348,14 @@
             <w:pPr>
               <w:jc w:val="center"/>
               <w:rPr>
-                <w:sz w:val="20"/>
+                <w:rFonts w:eastAsiaTheme="minorHAnsi"/>
                 <w:szCs w:val="20"/>
               </w:rPr>
             </w:pPr>
             <w:r>
               <w:rPr>
-                <w:lang w:eastAsia="ko-KR"/>
-                <w:sz w:val="20"/>
+                <w:rFonts w:eastAsiaTheme="minorHAnsi"/>
                 <w:szCs w:val="20"/>
-                <w:rtl w:val="off"/>
               </w:rPr>
               <w:t>Chapter 2. 균열 등장</w:t>
             </w:r>
@@ -425,16 +368,14 @@
           </w:tcPr>
           <w:p>
             <w:pPr>
-              <w:jc w:val="both"/>
-              <w:rPr>
-                <w:sz w:val="20"/>
+              <w:rPr>
+                <w:rFonts w:eastAsiaTheme="minorHAnsi"/>
                 <w:szCs w:val="20"/>
               </w:rPr>
             </w:pPr>
             <w:r>
               <w:rPr>
-                <w:rFonts w:ascii="NanumSquare" w:eastAsia="NanumSquare" w:hAnsi="NanumSquare"/>
-                <w:b w:val="0"/>
+                <w:rFonts w:eastAsiaTheme="minorHAnsi"/>
                 <w:color w:val="25313B"/>
                 <w:sz w:val="18"/>
               </w:rPr>
@@ -445,7 +386,7 @@
       </w:tr>
       <w:tr>
         <w:trPr>
-          <w:trHeight w:val="1497" w:hRule="atLeast"/>
+          <w:trHeight w:val="1497"/>
         </w:trPr>
         <w:tc>
           <w:tcPr>
@@ -457,16 +398,14 @@
             <w:pPr>
               <w:jc w:val="center"/>
               <w:rPr>
-                <w:sz w:val="20"/>
+                <w:rFonts w:eastAsiaTheme="minorHAnsi"/>
                 <w:szCs w:val="20"/>
               </w:rPr>
             </w:pPr>
             <w:r>
               <w:rPr>
-                <w:lang w:eastAsia="ko-KR"/>
-                <w:sz w:val="20"/>
+                <w:rFonts w:eastAsiaTheme="minorHAnsi"/>
                 <w:szCs w:val="20"/>
-                <w:rtl w:val="off"/>
               </w:rPr>
               <w:t>Chapter 3. 재난 대응</w:t>
             </w:r>
@@ -479,16 +418,14 @@
           </w:tcPr>
           <w:p>
             <w:pPr>
-              <w:jc w:val="both"/>
-              <w:rPr>
-                <w:sz w:val="20"/>
+              <w:rPr>
+                <w:rFonts w:eastAsiaTheme="minorHAnsi"/>
                 <w:szCs w:val="20"/>
               </w:rPr>
             </w:pPr>
             <w:r>
               <w:rPr>
-                <w:rFonts w:ascii="NanumSquare" w:eastAsia="NanumSquare" w:hAnsi="NanumSquare"/>
-                <w:b w:val="0"/>
+                <w:rFonts w:eastAsiaTheme="minorHAnsi"/>
                 <w:color w:val="25313B"/>
                 <w:sz w:val="18"/>
               </w:rPr>
@@ -499,7 +436,7 @@
       </w:tr>
       <w:tr>
         <w:trPr>
-          <w:trHeight w:val="1497" w:hRule="atLeast"/>
+          <w:trHeight w:val="1497"/>
         </w:trPr>
         <w:tc>
           <w:tcPr>
@@ -511,16 +448,14 @@
             <w:pPr>
               <w:jc w:val="center"/>
               <w:rPr>
-                <w:sz w:val="20"/>
+                <w:rFonts w:eastAsiaTheme="minorHAnsi"/>
                 <w:szCs w:val="20"/>
               </w:rPr>
             </w:pPr>
             <w:r>
               <w:rPr>
-                <w:lang w:eastAsia="ko-KR"/>
-                <w:sz w:val="20"/>
+                <w:rFonts w:eastAsiaTheme="minorHAnsi"/>
                 <w:szCs w:val="20"/>
-                <w:rtl w:val="off"/>
               </w:rPr>
               <w:t>Chapter 4. 폐교</w:t>
             </w:r>
@@ -533,16 +468,14 @@
           </w:tcPr>
           <w:p>
             <w:pPr>
-              <w:jc w:val="both"/>
-              <w:rPr>
-                <w:sz w:val="20"/>
+              <w:rPr>
+                <w:rFonts w:eastAsiaTheme="minorHAnsi"/>
                 <w:szCs w:val="20"/>
               </w:rPr>
             </w:pPr>
             <w:r>
               <w:rPr>
-                <w:rFonts w:ascii="NanumSquare" w:eastAsia="NanumSquare" w:hAnsi="NanumSquare"/>
-                <w:b w:val="0"/>
+                <w:rFonts w:eastAsiaTheme="minorHAnsi"/>
                 <w:color w:val="25313B"/>
                 <w:sz w:val="18"/>
               </w:rPr>
@@ -553,7 +486,7 @@
       </w:tr>
       <w:tr>
         <w:trPr>
-          <w:trHeight w:val="1497" w:hRule="atLeast"/>
+          <w:trHeight w:val="1497"/>
         </w:trPr>
         <w:tc>
           <w:tcPr>
@@ -565,16 +498,14 @@
             <w:pPr>
               <w:jc w:val="center"/>
               <w:rPr>
-                <w:sz w:val="20"/>
+                <w:rFonts w:eastAsiaTheme="minorHAnsi"/>
                 <w:szCs w:val="20"/>
               </w:rPr>
             </w:pPr>
             <w:r>
               <w:rPr>
-                <w:lang w:eastAsia="ko-KR"/>
-                <w:sz w:val="20"/>
+                <w:rFonts w:eastAsiaTheme="minorHAnsi"/>
                 <w:szCs w:val="20"/>
-                <w:rtl w:val="off"/>
               </w:rPr>
               <w:t>Chapter 5. 균열 탐색</w:t>
             </w:r>
@@ -587,16 +518,14 @@
           </w:tcPr>
           <w:p>
             <w:pPr>
-              <w:jc w:val="both"/>
-              <w:rPr>
-                <w:sz w:val="20"/>
+              <w:rPr>
+                <w:rFonts w:eastAsiaTheme="minorHAnsi"/>
                 <w:szCs w:val="20"/>
               </w:rPr>
             </w:pPr>
             <w:r>
               <w:rPr>
-                <w:rFonts w:ascii="NanumSquare" w:eastAsia="NanumSquare" w:hAnsi="NanumSquare"/>
-                <w:b w:val="0"/>
+                <w:rFonts w:eastAsiaTheme="minorHAnsi"/>
                 <w:color w:val="25313B"/>
                 <w:sz w:val="18"/>
               </w:rPr>
@@ -609,58 +538,58 @@
     <w:p>
       <w:pPr>
         <w:rPr>
-          <w:sz w:val="20"/>
+          <w:rFonts w:eastAsiaTheme="minorHAnsi"/>
           <w:szCs w:val="20"/>
         </w:rPr>
       </w:pPr>
     </w:p>
     <w:p>
+      <w:pPr>
+        <w:rPr>
+          <w:rFonts w:eastAsiaTheme="minorHAnsi"/>
+        </w:rPr>
+      </w:pPr>
       <w:r>
+        <w:rPr>
+          <w:rFonts w:eastAsiaTheme="minorHAnsi"/>
+        </w:rPr>
         <w:br w:type="page"/>
       </w:r>
     </w:p>
     <w:p>
       <w:pPr>
-        <w:ind w:left="0" w:right="0"/>
-        <w:spacing w:line="240"/>
+        <w:spacing w:line="240" w:lineRule="auto"/>
         <w:rPr>
-          <w:lang w:eastAsia="ko-KR"/>
-          <w:rFonts w:hint="eastAsia"/>
+          <w:rFonts w:eastAsiaTheme="minorHAnsi"/>
           <w:b/>
           <w:bCs/>
           <w:color w:val="3A607D"/>
           <w:sz w:val="30"/>
           <w:szCs w:val="30"/>
-          <w:rtl w:val="off"/>
         </w:rPr>
       </w:pPr>
       <w:r>
         <w:rPr>
-          <w:lang w:eastAsia="ko-KR"/>
-          <w:rFonts w:hint="eastAsia"/>
+          <w:rFonts w:eastAsiaTheme="minorHAnsi" w:hint="eastAsia"/>
           <w:b/>
           <w:bCs/>
           <w:color w:val="3A607D"/>
           <w:sz w:val="30"/>
           <w:szCs w:val="30"/>
-          <w:rtl w:val="off"/>
         </w:rPr>
+        <w:lastRenderedPageBreak/>
         <w:t>전체 플레이 흐름</w:t>
       </w:r>
     </w:p>
     <w:p>
       <w:pPr>
         <w:rPr>
-          <w:lang w:eastAsia="ko-KR"/>
-          <w:rFonts w:hint="eastAsia"/>
-          <w:rtl w:val="off"/>
+          <w:rFonts w:eastAsiaTheme="minorHAnsi"/>
         </w:rPr>
       </w:pPr>
       <w:r>
         <w:rPr>
-          <w:lang w:eastAsia="ko-KR"/>
-          <w:rFonts w:hint="eastAsia"/>
-          <w:rtl w:val="off"/>
+          <w:rFonts w:eastAsiaTheme="minorHAnsi" w:hint="eastAsia"/>
         </w:rPr>
         <w:t>일상적 요구에서 시작해, 선의의 제도화와 희생 강요로 이어지는 구조</w:t>
       </w:r>
@@ -668,26 +597,26 @@
     <w:p>
       <w:pPr>
         <w:rPr>
-          <w:lang w:eastAsia="ko-KR"/>
-          <w:rFonts w:hint="eastAsia"/>
-          <w:rtl w:val="off"/>
+          <w:rFonts w:eastAsiaTheme="minorHAnsi"/>
         </w:rPr>
       </w:pPr>
     </w:p>
     <w:p>
       <w:pPr>
         <w:rPr>
-          <w:lang w:eastAsia="ko-KR"/>
-          <w:rFonts w:hint="eastAsia"/>
-          <w:rtl w:val="off"/>
+          <w:rFonts w:eastAsiaTheme="minorHAnsi"/>
         </w:rPr>
       </w:pPr>
       <w:r>
+        <w:rPr>
+          <w:rFonts w:eastAsiaTheme="minorHAnsi"/>
+          <w:noProof/>
+        </w:rPr>
         <w:drawing>
           <wp:inline distT="0" distB="0" distL="180" distR="180">
             <wp:extent cx="6300000" cy="2660000"/>
             <wp:effectExtent l="0" t="0" r="0" b="0"/>
-            <wp:docPr id="1026" name="shape1026" hidden="0"/>
+            <wp:docPr id="1026" name="shape1026"/>
             <wp:cNvGraphicFramePr>
               <a:graphicFrameLocks xmlns:a="http://schemas.openxmlformats.org/drawingml/2006/main"/>
             </wp:cNvGraphicFramePr>
@@ -696,12 +625,12 @@
                 <pic:pic xmlns:pic="http://schemas.openxmlformats.org/drawingml/2006/picture">
                   <pic:nvPicPr>
                     <pic:cNvPr id="0" name="이미지"/>
-                    <pic:cNvPicPr preferRelativeResize="1">
+                    <pic:cNvPicPr>
                       <a:picLocks/>
                     </pic:cNvPicPr>
                   </pic:nvPicPr>
                   <pic:blipFill>
-                    <a:blip r:embed="rId1">
+                    <a:blip r:embed="rId4" cstate="print">
                       <a:extLst>
                         <a:ext uri="{28A0092B-C50C-407E-A947-70E740481C1C}">
                           <a14:useLocalDpi xmlns:a14="http://schemas.microsoft.com/office/drawing/2010/main" val="0"/>
@@ -718,7 +647,9 @@
                       <a:off x="0" y="0"/>
                       <a:ext cx="6300000" cy="2660000"/>
                     </a:xfrm>
-                    <a:prstGeom prst="rect"/>
+                    <a:prstGeom prst="rect">
+                      <a:avLst/>
+                    </a:prstGeom>
                   </pic:spPr>
                 </pic:pic>
               </a:graphicData>
@@ -730,30 +661,24 @@
     <w:p>
       <w:pPr>
         <w:rPr>
-          <w:lang w:eastAsia="ko-KR"/>
-          <w:rFonts w:hint="eastAsia"/>
-          <w:rtl w:val="off"/>
+          <w:rFonts w:eastAsiaTheme="minorHAnsi"/>
         </w:rPr>
       </w:pPr>
     </w:p>
     <w:p>
       <w:pPr>
         <w:rPr>
-          <w:lang w:eastAsia="ko-KR"/>
-          <w:rFonts w:hint="eastAsia"/>
-          <w:rtl w:val="off"/>
+          <w:rFonts w:eastAsiaTheme="minorHAnsi"/>
         </w:rPr>
       </w:pPr>
       <w:r>
         <w:rPr>
-          <w:lang w:eastAsia="ko-KR"/>
-          <w:rFonts w:hint="eastAsia"/>
+          <w:rFonts w:eastAsiaTheme="minorHAnsi" w:hint="eastAsia"/>
           <w:b/>
           <w:bCs/>
           <w:color w:val="3A607D"/>
           <w:sz w:val="30"/>
           <w:szCs w:val="30"/>
-          <w:rtl w:val="off"/>
         </w:rPr>
         <w:t>퀘스트별 플레이 흐름</w:t>
       </w:r>
@@ -761,17 +686,19 @@
     <w:p>
       <w:pPr>
         <w:rPr>
-          <w:lang w:eastAsia="ko-KR"/>
-          <w:rFonts w:hint="eastAsia"/>
-          <w:rtl w:val="off"/>
+          <w:rFonts w:eastAsiaTheme="minorHAnsi"/>
         </w:rPr>
       </w:pPr>
       <w:r>
+        <w:rPr>
+          <w:rFonts w:eastAsiaTheme="minorHAnsi"/>
+          <w:noProof/>
+        </w:rPr>
         <w:drawing>
           <wp:inline distT="0" distB="0" distL="180" distR="180">
             <wp:extent cx="6300000" cy="1634000"/>
             <wp:effectExtent l="0" t="0" r="0" b="0"/>
-            <wp:docPr id="1028" name="shape1028" hidden="0"/>
+            <wp:docPr id="1028" name="shape1028"/>
             <wp:cNvGraphicFramePr>
               <a:graphicFrameLocks xmlns:a="http://schemas.openxmlformats.org/drawingml/2006/main"/>
             </wp:cNvGraphicFramePr>
@@ -780,12 +707,12 @@
                 <pic:pic xmlns:pic="http://schemas.openxmlformats.org/drawingml/2006/picture">
                   <pic:nvPicPr>
                     <pic:cNvPr id="0" name="이미지"/>
-                    <pic:cNvPicPr preferRelativeResize="1">
+                    <pic:cNvPicPr>
                       <a:picLocks/>
                     </pic:cNvPicPr>
                   </pic:nvPicPr>
                   <pic:blipFill>
-                    <a:blip r:embed="rId2">
+                    <a:blip r:embed="rId5" cstate="print">
                       <a:extLst>
                         <a:ext uri="{28A0092B-C50C-407E-A947-70E740481C1C}">
                           <a14:useLocalDpi xmlns:a14="http://schemas.microsoft.com/office/drawing/2010/main" val="0"/>
@@ -802,7 +729,9 @@
                       <a:off x="0" y="0"/>
                       <a:ext cx="6300000" cy="1634000"/>
                     </a:xfrm>
-                    <a:prstGeom prst="rect"/>
+                    <a:prstGeom prst="rect">
+                      <a:avLst/>
+                    </a:prstGeom>
                   </pic:spPr>
                 </pic:pic>
               </a:graphicData>
@@ -812,12 +741,21 @@
       </w:r>
     </w:p>
     <w:p>
+      <w:pPr>
+        <w:rPr>
+          <w:rFonts w:eastAsiaTheme="minorHAnsi"/>
+        </w:rPr>
+      </w:pPr>
       <w:r>
+        <w:rPr>
+          <w:rFonts w:eastAsiaTheme="minorHAnsi"/>
+          <w:noProof/>
+        </w:rPr>
         <w:drawing>
           <wp:inline distT="0" distB="0" distL="180" distR="180">
             <wp:extent cx="6300000" cy="2491499"/>
             <wp:effectExtent l="0" t="0" r="0" b="0"/>
-            <wp:docPr id="1029" name="shape1029" hidden="0"/>
+            <wp:docPr id="1029" name="shape1029"/>
             <wp:cNvGraphicFramePr>
               <a:graphicFrameLocks xmlns:a="http://schemas.openxmlformats.org/drawingml/2006/main"/>
             </wp:cNvGraphicFramePr>
@@ -826,12 +764,12 @@
                 <pic:pic xmlns:pic="http://schemas.openxmlformats.org/drawingml/2006/picture">
                   <pic:nvPicPr>
                     <pic:cNvPr id="0" name="이미지"/>
-                    <pic:cNvPicPr preferRelativeResize="1">
+                    <pic:cNvPicPr>
                       <a:picLocks/>
                     </pic:cNvPicPr>
                   </pic:nvPicPr>
                   <pic:blipFill>
-                    <a:blip r:embed="rId3">
+                    <a:blip r:embed="rId6" cstate="print">
                       <a:extLst>
                         <a:ext uri="{28A0092B-C50C-407E-A947-70E740481C1C}">
                           <a14:useLocalDpi xmlns:a14="http://schemas.microsoft.com/office/drawing/2010/main" val="0"/>
@@ -848,7 +786,9 @@
                       <a:off x="0" y="0"/>
                       <a:ext cx="6300000" cy="2491499"/>
                     </a:xfrm>
-                    <a:prstGeom prst="rect"/>
+                    <a:prstGeom prst="rect">
+                      <a:avLst/>
+                    </a:prstGeom>
                   </pic:spPr>
                 </pic:pic>
               </a:graphicData>
@@ -858,46 +798,53 @@
       </w:r>
     </w:p>
     <w:p>
+      <w:pPr>
+        <w:rPr>
+          <w:rFonts w:eastAsiaTheme="minorHAnsi"/>
+        </w:rPr>
+      </w:pPr>
       <w:r>
+        <w:rPr>
+          <w:rFonts w:eastAsiaTheme="minorHAnsi"/>
+        </w:rPr>
         <w:br w:type="page"/>
       </w:r>
     </w:p>
     <w:p>
       <w:pPr>
-        <w:ind w:left="0" w:right="0"/>
-        <w:spacing w:line="240"/>
+        <w:spacing w:line="240" w:lineRule="auto"/>
         <w:rPr>
-          <w:lang w:eastAsia="ko-KR"/>
-          <w:rFonts w:hint="eastAsia"/>
-          <w:rtl w:val="off"/>
+          <w:rFonts w:eastAsiaTheme="minorHAnsi"/>
         </w:rPr>
       </w:pPr>
       <w:r>
         <w:rPr>
-          <w:lang w:eastAsia="ko-KR"/>
-          <w:rFonts w:hint="eastAsia"/>
+          <w:rFonts w:eastAsiaTheme="minorHAnsi" w:hint="eastAsia"/>
           <w:b/>
           <w:bCs/>
           <w:color w:val="3A607D"/>
           <w:sz w:val="30"/>
           <w:szCs w:val="30"/>
-          <w:rtl w:val="off"/>
         </w:rPr>
+        <w:lastRenderedPageBreak/>
         <w:t>세부 설정</w:t>
       </w:r>
     </w:p>
     <w:tbl>
       <w:tblPr>
         <w:tblW w:w="0" w:type="auto"/>
-        <w:tblLook w:val="04A0" w:firstRow="1" w:lastRow="0" w:firstColumn="1" w:lastColumn="0" w:noHBand="0" w:noVBand="1"/>
         <w:jc w:val="center"/>
         <w:tblLayout w:type="fixed"/>
+        <w:tblLook w:val="04A0" w:firstRow="1" w:lastRow="0" w:firstColumn="1" w:lastColumn="0" w:noHBand="0" w:noVBand="1"/>
       </w:tblPr>
       <w:tblGrid>
-        <w:gridCol w:w="5074"/>
-        <w:gridCol w:w="5074"/>
+        <w:gridCol w:w="1814"/>
+        <w:gridCol w:w="7994"/>
       </w:tblGrid>
       <w:tr>
+        <w:trPr>
+          <w:jc w:val="center"/>
+        </w:trPr>
         <w:tc>
           <w:tcPr>
             <w:tcW w:w="1247" w:type="dxa"/>
@@ -906,8 +853,6 @@
               <w:left w:val="single" w:sz="8" w:space="0" w:color="D6DEE6"/>
               <w:bottom w:val="single" w:sz="8" w:space="0" w:color="D6DEE6"/>
               <w:right w:val="single" w:sz="8" w:space="0" w:color="D6DEE6"/>
-              <w:insideH w:val="single" w:sz="8" w:space="0" w:color="D6DEE6"/>
-              <w:insideV w:val="single" w:sz="8" w:space="0" w:color="D6DEE6"/>
             </w:tcBorders>
             <w:shd w:val="clear" w:color="auto" w:fill="EAF4FF"/>
             <w:tcMar>
@@ -918,12 +863,15 @@
           </w:tcPr>
           <w:p>
             <w:pPr>
+              <w:spacing w:line="264" w:lineRule="auto"/>
               <w:jc w:val="center"/>
-              <w:spacing w:line="264" w:lineRule="auto"/>
-            </w:pPr>
-            <w:r>
-              <w:rPr>
-                <w:rFonts w:ascii="NanumSquare" w:eastAsia="NanumSquare" w:hAnsi="NanumSquare"/>
+              <w:rPr>
+                <w:rFonts w:eastAsiaTheme="minorHAnsi"/>
+              </w:rPr>
+            </w:pPr>
+            <w:r>
+              <w:rPr>
+                <w:rFonts w:eastAsiaTheme="minorHAnsi"/>
                 <w:b/>
                 <w:color w:val="18324A"/>
                 <w:sz w:val="24"/>
@@ -940,8 +888,6 @@
               <w:left w:val="single" w:sz="8" w:space="0" w:color="D6DEE6"/>
               <w:bottom w:val="single" w:sz="8" w:space="0" w:color="D6DEE6"/>
               <w:right w:val="single" w:sz="8" w:space="0" w:color="D6DEE6"/>
-              <w:insideH w:val="single" w:sz="8" w:space="0" w:color="D6DEE6"/>
-              <w:insideV w:val="single" w:sz="8" w:space="0" w:color="D6DEE6"/>
             </w:tcBorders>
             <w:shd w:val="clear" w:color="auto" w:fill="18324A"/>
             <w:tcMar>
@@ -953,10 +899,13 @@
           <w:p>
             <w:pPr>
               <w:spacing w:line="264" w:lineRule="auto"/>
-            </w:pPr>
-            <w:r>
-              <w:rPr>
-                <w:rFonts w:ascii="NanumSquare" w:eastAsia="NanumSquare" w:hAnsi="NanumSquare"/>
+              <w:rPr>
+                <w:rFonts w:eastAsiaTheme="minorHAnsi"/>
+              </w:rPr>
+            </w:pPr>
+            <w:r>
+              <w:rPr>
+                <w:rFonts w:eastAsiaTheme="minorHAnsi"/>
                 <w:b/>
                 <w:color w:val="FFFFFF"/>
                 <w:sz w:val="24"/>
@@ -966,19 +915,468 @@
           </w:p>
         </w:tc>
       </w:tr>
+      <w:tr>
+        <w:trPr>
+          <w:jc w:val="center"/>
+        </w:trPr>
+        <w:tc>
+          <w:tcPr>
+            <w:tcW w:w="1814" w:type="dxa"/>
+            <w:tcBorders>
+              <w:top w:val="single" w:sz="8" w:space="0" w:color="D6DEE6"/>
+              <w:left w:val="single" w:sz="8" w:space="0" w:color="D6DEE6"/>
+              <w:bottom w:val="single" w:sz="8" w:space="0" w:color="D6DEE6"/>
+              <w:right w:val="single" w:sz="8" w:space="0" w:color="D6DEE6"/>
+            </w:tcBorders>
+            <w:shd w:val="clear" w:color="auto" w:fill="EAF4FF"/>
+            <w:tcMar>
+              <w:top w:w="90" w:type="dxa"/>
+              <w:bottom w:w="90" w:type="dxa"/>
+            </w:tcMar>
+            <w:vAlign w:val="center"/>
+          </w:tcPr>
+          <w:p>
+            <w:pPr>
+              <w:spacing w:line="264" w:lineRule="auto"/>
+              <w:jc w:val="center"/>
+              <w:rPr>
+                <w:rFonts w:eastAsiaTheme="minorHAnsi"/>
+              </w:rPr>
+            </w:pPr>
+            <w:r>
+              <w:rPr>
+                <w:rFonts w:eastAsiaTheme="minorHAnsi"/>
+                <w:b/>
+                <w:color w:val="18324A"/>
+                <w:sz w:val="18"/>
+              </w:rPr>
+              <w:t>플레이 목적</w:t>
+            </w:r>
+          </w:p>
+        </w:tc>
+        <w:tc>
+          <w:tcPr>
+            <w:tcW w:w="7427" w:type="dxa"/>
+            <w:tcBorders>
+              <w:top w:val="single" w:sz="8" w:space="0" w:color="D6DEE6"/>
+              <w:left w:val="single" w:sz="8" w:space="0" w:color="D6DEE6"/>
+              <w:bottom w:val="single" w:sz="8" w:space="0" w:color="D6DEE6"/>
+              <w:right w:val="single" w:sz="8" w:space="0" w:color="D6DEE6"/>
+            </w:tcBorders>
+            <w:shd w:val="clear" w:color="auto" w:fill="FFFFFF"/>
+            <w:tcMar>
+              <w:top w:w="90" w:type="dxa"/>
+              <w:bottom w:w="90" w:type="dxa"/>
+            </w:tcMar>
+            <w:vAlign w:val="center"/>
+          </w:tcPr>
+          <w:p>
+            <w:pPr>
+              <w:spacing w:line="264" w:lineRule="auto"/>
+              <w:rPr>
+                <w:rFonts w:eastAsiaTheme="minorHAnsi"/>
+              </w:rPr>
+            </w:pPr>
+            <w:r>
+              <w:rPr>
+                <w:rFonts w:eastAsiaTheme="minorHAnsi"/>
+                <w:color w:val="25313B"/>
+                <w:sz w:val="18"/>
+              </w:rPr>
+              <w:t>기본 이동, 상호작용, 대화, 물건 구매, 간단한 탐색을 자연스럽게 학습합니다.</w:t>
+            </w:r>
+          </w:p>
+        </w:tc>
+      </w:tr>
+      <w:tr>
+        <w:trPr>
+          <w:jc w:val="center"/>
+        </w:trPr>
+        <w:tc>
+          <w:tcPr>
+            <w:tcW w:w="1814" w:type="dxa"/>
+            <w:tcBorders>
+              <w:top w:val="single" w:sz="8" w:space="0" w:color="D6DEE6"/>
+              <w:left w:val="single" w:sz="8" w:space="0" w:color="D6DEE6"/>
+              <w:bottom w:val="single" w:sz="8" w:space="0" w:color="D6DEE6"/>
+              <w:right w:val="single" w:sz="8" w:space="0" w:color="D6DEE6"/>
+            </w:tcBorders>
+            <w:shd w:val="clear" w:color="auto" w:fill="EAF4FF"/>
+            <w:tcMar>
+              <w:top w:w="90" w:type="dxa"/>
+              <w:bottom w:w="90" w:type="dxa"/>
+            </w:tcMar>
+            <w:vAlign w:val="center"/>
+          </w:tcPr>
+          <w:p>
+            <w:pPr>
+              <w:spacing w:line="264" w:lineRule="auto"/>
+              <w:jc w:val="center"/>
+              <w:rPr>
+                <w:rFonts w:eastAsiaTheme="minorHAnsi"/>
+              </w:rPr>
+            </w:pPr>
+            <w:r>
+              <w:rPr>
+                <w:rFonts w:eastAsiaTheme="minorHAnsi"/>
+                <w:b/>
+                <w:color w:val="18324A"/>
+                <w:sz w:val="18"/>
+              </w:rPr>
+              <w:t>이야기 목적</w:t>
+            </w:r>
+          </w:p>
+        </w:tc>
+        <w:tc>
+          <w:tcPr>
+            <w:tcW w:w="7427" w:type="dxa"/>
+            <w:tcBorders>
+              <w:top w:val="single" w:sz="8" w:space="0" w:color="D6DEE6"/>
+              <w:left w:val="single" w:sz="8" w:space="0" w:color="D6DEE6"/>
+              <w:bottom w:val="single" w:sz="8" w:space="0" w:color="D6DEE6"/>
+              <w:right w:val="single" w:sz="8" w:space="0" w:color="D6DEE6"/>
+            </w:tcBorders>
+            <w:shd w:val="clear" w:color="auto" w:fill="FFFFFF"/>
+            <w:tcMar>
+              <w:top w:w="90" w:type="dxa"/>
+              <w:bottom w:w="90" w:type="dxa"/>
+            </w:tcMar>
+            <w:vAlign w:val="center"/>
+          </w:tcPr>
+          <w:p>
+            <w:pPr>
+              <w:spacing w:line="264" w:lineRule="auto"/>
+              <w:rPr>
+                <w:rFonts w:eastAsiaTheme="minorHAnsi"/>
+              </w:rPr>
+            </w:pPr>
+            <w:r>
+              <w:rPr>
+                <w:rFonts w:eastAsiaTheme="minorHAnsi"/>
+                <w:color w:val="25313B"/>
+                <w:sz w:val="18"/>
+              </w:rPr>
+              <w:t>차한해가 가족 안에서 요구를 떠안는 위치에 있음을 일상적인 플레이로 보여줍니다.</w:t>
+            </w:r>
+          </w:p>
+        </w:tc>
+      </w:tr>
+      <w:tr>
+        <w:trPr>
+          <w:jc w:val="center"/>
+        </w:trPr>
+        <w:tc>
+          <w:tcPr>
+            <w:tcW w:w="1814" w:type="dxa"/>
+            <w:tcBorders>
+              <w:top w:val="single" w:sz="8" w:space="0" w:color="D6DEE6"/>
+              <w:left w:val="single" w:sz="8" w:space="0" w:color="D6DEE6"/>
+              <w:bottom w:val="single" w:sz="8" w:space="0" w:color="D6DEE6"/>
+              <w:right w:val="single" w:sz="8" w:space="0" w:color="D6DEE6"/>
+            </w:tcBorders>
+            <w:shd w:val="clear" w:color="auto" w:fill="EAF4FF"/>
+            <w:tcMar>
+              <w:top w:w="90" w:type="dxa"/>
+              <w:bottom w:w="90" w:type="dxa"/>
+            </w:tcMar>
+            <w:vAlign w:val="center"/>
+          </w:tcPr>
+          <w:p>
+            <w:pPr>
+              <w:spacing w:line="264" w:lineRule="auto"/>
+              <w:jc w:val="center"/>
+              <w:rPr>
+                <w:rFonts w:eastAsiaTheme="minorHAnsi"/>
+              </w:rPr>
+            </w:pPr>
+            <w:r>
+              <w:rPr>
+                <w:rFonts w:eastAsiaTheme="minorHAnsi"/>
+                <w:b/>
+                <w:color w:val="18324A"/>
+                <w:sz w:val="18"/>
+              </w:rPr>
+              <w:t>주요 상황</w:t>
+            </w:r>
+          </w:p>
+        </w:tc>
+        <w:tc>
+          <w:tcPr>
+            <w:tcW w:w="7427" w:type="dxa"/>
+            <w:tcBorders>
+              <w:top w:val="single" w:sz="8" w:space="0" w:color="D6DEE6"/>
+              <w:left w:val="single" w:sz="8" w:space="0" w:color="D6DEE6"/>
+              <w:bottom w:val="single" w:sz="8" w:space="0" w:color="D6DEE6"/>
+              <w:right w:val="single" w:sz="8" w:space="0" w:color="D6DEE6"/>
+            </w:tcBorders>
+            <w:shd w:val="clear" w:color="auto" w:fill="FFFFFF"/>
+            <w:tcMar>
+              <w:top w:w="90" w:type="dxa"/>
+              <w:bottom w:w="90" w:type="dxa"/>
+            </w:tcMar>
+            <w:vAlign w:val="center"/>
+          </w:tcPr>
+          <w:p>
+            <w:pPr>
+              <w:spacing w:line="264" w:lineRule="auto"/>
+              <w:rPr>
+                <w:rFonts w:eastAsiaTheme="minorHAnsi"/>
+              </w:rPr>
+            </w:pPr>
+            <w:r>
+              <w:rPr>
+                <w:rFonts w:eastAsiaTheme="minorHAnsi"/>
+                <w:color w:val="25313B"/>
+                <w:sz w:val="18"/>
+              </w:rPr>
+              <w:t>편의점 품절 / 배송 트럭 재입고 암시 / 배달 주문과 주소 전달 / 회색 후드 판매자 구분</w:t>
+            </w:r>
+          </w:p>
+        </w:tc>
+      </w:tr>
+      <w:tr>
+        <w:trPr>
+          <w:jc w:val="center"/>
+        </w:trPr>
+        <w:tc>
+          <w:tcPr>
+            <w:tcW w:w="1814" w:type="dxa"/>
+            <w:tcBorders>
+              <w:top w:val="single" w:sz="8" w:space="0" w:color="D6DEE6"/>
+              <w:left w:val="single" w:sz="8" w:space="0" w:color="D6DEE6"/>
+              <w:bottom w:val="single" w:sz="8" w:space="0" w:color="D6DEE6"/>
+              <w:right w:val="single" w:sz="8" w:space="0" w:color="D6DEE6"/>
+            </w:tcBorders>
+            <w:shd w:val="clear" w:color="auto" w:fill="EAF4FF"/>
+            <w:tcMar>
+              <w:top w:w="90" w:type="dxa"/>
+              <w:bottom w:w="90" w:type="dxa"/>
+            </w:tcMar>
+            <w:vAlign w:val="center"/>
+          </w:tcPr>
+          <w:p>
+            <w:pPr>
+              <w:spacing w:line="264" w:lineRule="auto"/>
+              <w:jc w:val="center"/>
+              <w:rPr>
+                <w:rFonts w:eastAsiaTheme="minorHAnsi"/>
+              </w:rPr>
+            </w:pPr>
+            <w:r>
+              <w:rPr>
+                <w:rFonts w:eastAsiaTheme="minorHAnsi"/>
+                <w:b/>
+                <w:color w:val="18324A"/>
+                <w:sz w:val="18"/>
+              </w:rPr>
+              <w:t>트리거/조건</w:t>
+            </w:r>
+          </w:p>
+        </w:tc>
+        <w:tc>
+          <w:tcPr>
+            <w:tcW w:w="7427" w:type="dxa"/>
+            <w:tcBorders>
+              <w:top w:val="single" w:sz="8" w:space="0" w:color="D6DEE6"/>
+              <w:left w:val="single" w:sz="8" w:space="0" w:color="D6DEE6"/>
+              <w:bottom w:val="single" w:sz="8" w:space="0" w:color="D6DEE6"/>
+              <w:right w:val="single" w:sz="8" w:space="0" w:color="D6DEE6"/>
+            </w:tcBorders>
+            <w:shd w:val="clear" w:color="auto" w:fill="FFFFFF"/>
+            <w:tcMar>
+              <w:top w:w="90" w:type="dxa"/>
+              <w:bottom w:w="90" w:type="dxa"/>
+            </w:tcMar>
+            <w:vAlign w:val="center"/>
+          </w:tcPr>
+          <w:p>
+            <w:pPr>
+              <w:spacing w:line="264" w:lineRule="auto"/>
+              <w:rPr>
+                <w:rFonts w:eastAsiaTheme="minorHAnsi"/>
+              </w:rPr>
+            </w:pPr>
+            <w:r>
+              <w:rPr>
+                <w:rFonts w:eastAsiaTheme="minorHAnsi"/>
+                <w:color w:val="25313B"/>
+                <w:sz w:val="18"/>
+              </w:rPr>
+              <w:t>집안일 완료 후 외출 가능. 다이소 구매 후 배송 트럭 등장. 동생 전화 수신 시 심부름 내용 갱신.</w:t>
+            </w:r>
+          </w:p>
+        </w:tc>
+      </w:tr>
+      <w:tr>
+        <w:trPr>
+          <w:jc w:val="center"/>
+        </w:trPr>
+        <w:tc>
+          <w:tcPr>
+            <w:tcW w:w="1814" w:type="dxa"/>
+            <w:tcBorders>
+              <w:top w:val="single" w:sz="8" w:space="0" w:color="D6DEE6"/>
+              <w:left w:val="single" w:sz="8" w:space="0" w:color="D6DEE6"/>
+              <w:bottom w:val="single" w:sz="8" w:space="0" w:color="D6DEE6"/>
+              <w:right w:val="single" w:sz="8" w:space="0" w:color="D6DEE6"/>
+            </w:tcBorders>
+            <w:shd w:val="clear" w:color="auto" w:fill="EAF4FF"/>
+            <w:tcMar>
+              <w:top w:w="90" w:type="dxa"/>
+              <w:bottom w:w="90" w:type="dxa"/>
+            </w:tcMar>
+            <w:vAlign w:val="center"/>
+          </w:tcPr>
+          <w:p>
+            <w:pPr>
+              <w:spacing w:line="264" w:lineRule="auto"/>
+              <w:jc w:val="center"/>
+              <w:rPr>
+                <w:rFonts w:eastAsiaTheme="minorHAnsi"/>
+              </w:rPr>
+            </w:pPr>
+            <w:r>
+              <w:rPr>
+                <w:rFonts w:eastAsiaTheme="minorHAnsi"/>
+                <w:b/>
+                <w:color w:val="18324A"/>
+                <w:sz w:val="18"/>
+              </w:rPr>
+              <w:t>보상/기능</w:t>
+            </w:r>
+          </w:p>
+        </w:tc>
+        <w:tc>
+          <w:tcPr>
+            <w:tcW w:w="7427" w:type="dxa"/>
+            <w:tcBorders>
+              <w:top w:val="single" w:sz="8" w:space="0" w:color="D6DEE6"/>
+              <w:left w:val="single" w:sz="8" w:space="0" w:color="D6DEE6"/>
+              <w:bottom w:val="single" w:sz="8" w:space="0" w:color="D6DEE6"/>
+              <w:right w:val="single" w:sz="8" w:space="0" w:color="D6DEE6"/>
+            </w:tcBorders>
+            <w:shd w:val="clear" w:color="auto" w:fill="FFFFFF"/>
+            <w:tcMar>
+              <w:top w:w="90" w:type="dxa"/>
+              <w:bottom w:w="90" w:type="dxa"/>
+            </w:tcMar>
+            <w:vAlign w:val="center"/>
+          </w:tcPr>
+          <w:p>
+            <w:pPr>
+              <w:spacing w:line="264" w:lineRule="auto"/>
+              <w:rPr>
+                <w:rFonts w:eastAsiaTheme="minorHAnsi"/>
+              </w:rPr>
+            </w:pPr>
+            <w:r>
+              <w:rPr>
+                <w:rFonts w:eastAsiaTheme="minorHAnsi"/>
+                <w:color w:val="25313B"/>
+                <w:sz w:val="18"/>
+              </w:rPr>
+              <w:t>조작 숙달, 생활권 맵 개방, 차한해의 관계 설정 이해</w:t>
+            </w:r>
+          </w:p>
+        </w:tc>
+      </w:tr>
     </w:tbl>
+    <w:p>
+      <w:pPr>
+        <w:rPr>
+          <w:rFonts w:eastAsiaTheme="minorHAnsi"/>
+        </w:rPr>
+      </w:pPr>
+    </w:p>
     <w:tbl>
       <w:tblPr>
         <w:tblW w:w="0" w:type="auto"/>
-        <w:tblLook w:val="04A0" w:firstRow="1" w:lastRow="0" w:firstColumn="1" w:lastColumn="0" w:noHBand="0" w:noVBand="1"/>
         <w:jc w:val="center"/>
         <w:tblLayout w:type="fixed"/>
+        <w:tblLook w:val="04A0" w:firstRow="1" w:lastRow="0" w:firstColumn="1" w:lastColumn="0" w:noHBand="0" w:noVBand="1"/>
       </w:tblPr>
       <w:tblGrid>
-        <w:gridCol w:w="5074"/>
-        <w:gridCol w:w="5074"/>
+        <w:gridCol w:w="1814"/>
+        <w:gridCol w:w="7994"/>
       </w:tblGrid>
       <w:tr>
+        <w:trPr>
+          <w:jc w:val="center"/>
+        </w:trPr>
+        <w:tc>
+          <w:tcPr>
+            <w:tcW w:w="1247" w:type="dxa"/>
+            <w:tcBorders>
+              <w:top w:val="single" w:sz="8" w:space="0" w:color="D6DEE6"/>
+              <w:left w:val="single" w:sz="8" w:space="0" w:color="D6DEE6"/>
+              <w:bottom w:val="single" w:sz="8" w:space="0" w:color="D6DEE6"/>
+              <w:right w:val="single" w:sz="8" w:space="0" w:color="D6DEE6"/>
+            </w:tcBorders>
+            <w:shd w:val="clear" w:color="auto" w:fill="DFF9F8"/>
+            <w:tcMar>
+              <w:top w:w="90" w:type="dxa"/>
+              <w:bottom w:w="90" w:type="dxa"/>
+            </w:tcMar>
+            <w:vAlign w:val="center"/>
+          </w:tcPr>
+          <w:p>
+            <w:pPr>
+              <w:spacing w:line="264" w:lineRule="auto"/>
+              <w:jc w:val="center"/>
+              <w:rPr>
+                <w:rFonts w:eastAsiaTheme="minorHAnsi"/>
+              </w:rPr>
+            </w:pPr>
+            <w:r>
+              <w:rPr>
+                <w:rFonts w:eastAsiaTheme="minorHAnsi"/>
+                <w:b/>
+                <w:color w:val="18324A"/>
+                <w:sz w:val="24"/>
+              </w:rPr>
+              <w:t>Q2</w:t>
+            </w:r>
+          </w:p>
+        </w:tc>
+        <w:tc>
+          <w:tcPr>
+            <w:tcW w:w="7994" w:type="dxa"/>
+            <w:tcBorders>
+              <w:top w:val="single" w:sz="8" w:space="0" w:color="D6DEE6"/>
+              <w:left w:val="single" w:sz="8" w:space="0" w:color="D6DEE6"/>
+              <w:bottom w:val="single" w:sz="8" w:space="0" w:color="D6DEE6"/>
+              <w:right w:val="single" w:sz="8" w:space="0" w:color="D6DEE6"/>
+            </w:tcBorders>
+            <w:shd w:val="clear" w:color="auto" w:fill="18324A"/>
+            <w:tcMar>
+              <w:top w:w="90" w:type="dxa"/>
+              <w:bottom w:w="90" w:type="dxa"/>
+            </w:tcMar>
+            <w:vAlign w:val="center"/>
+          </w:tcPr>
+          <w:p>
+            <w:pPr>
+              <w:spacing w:line="264" w:lineRule="auto"/>
+              <w:rPr>
+                <w:rFonts w:eastAsiaTheme="minorHAnsi"/>
+              </w:rPr>
+            </w:pPr>
+            <w:r>
+              <w:rPr>
+                <w:rFonts w:eastAsiaTheme="minorHAnsi"/>
+                <w:b/>
+                <w:color w:val="FFFFFF"/>
+                <w:sz w:val="24"/>
+              </w:rPr>
+              <w:t>공원 청소</w:t>
+            </w:r>
+          </w:p>
+        </w:tc>
+      </w:tr>
+      <w:tr>
+        <w:trPr>
+          <w:jc w:val="center"/>
+        </w:trPr>
         <w:tc>
           <w:tcPr>
             <w:tcW w:w="1814" w:type="dxa"/>
@@ -987,24 +1385,25 @@
               <w:left w:val="single" w:sz="8" w:space="0" w:color="D6DEE6"/>
               <w:bottom w:val="single" w:sz="8" w:space="0" w:color="D6DEE6"/>
               <w:right w:val="single" w:sz="8" w:space="0" w:color="D6DEE6"/>
-              <w:insideH w:val="single" w:sz="8" w:space="0" w:color="D6DEE6"/>
-              <w:insideV w:val="single" w:sz="8" w:space="0" w:color="D6DEE6"/>
-            </w:tcBorders>
-            <w:shd w:val="clear" w:color="auto" w:fill="EAF4FF"/>
-            <w:tcMar>
-              <w:top w:w="90" w:type="dxa"/>
-              <w:bottom w:w="90" w:type="dxa"/>
-            </w:tcMar>
-            <w:vAlign w:val="center"/>
-          </w:tcPr>
-          <w:p>
-            <w:pPr>
+            </w:tcBorders>
+            <w:shd w:val="clear" w:color="auto" w:fill="DFF9F8"/>
+            <w:tcMar>
+              <w:top w:w="90" w:type="dxa"/>
+              <w:bottom w:w="90" w:type="dxa"/>
+            </w:tcMar>
+            <w:vAlign w:val="center"/>
+          </w:tcPr>
+          <w:p>
+            <w:pPr>
+              <w:spacing w:line="264" w:lineRule="auto"/>
               <w:jc w:val="center"/>
-              <w:spacing w:line="264" w:lineRule="auto"/>
-            </w:pPr>
-            <w:r>
-              <w:rPr>
-                <w:rFonts w:ascii="NanumSquare" w:eastAsia="NanumSquare" w:hAnsi="NanumSquare"/>
+              <w:rPr>
+                <w:rFonts w:eastAsiaTheme="minorHAnsi"/>
+              </w:rPr>
+            </w:pPr>
+            <w:r>
+              <w:rPr>
+                <w:rFonts w:eastAsiaTheme="minorHAnsi"/>
                 <w:b/>
                 <w:color w:val="18324A"/>
                 <w:sz w:val="18"/>
@@ -1021,8 +1420,6 @@
               <w:left w:val="single" w:sz="8" w:space="0" w:color="D6DEE6"/>
               <w:bottom w:val="single" w:sz="8" w:space="0" w:color="D6DEE6"/>
               <w:right w:val="single" w:sz="8" w:space="0" w:color="D6DEE6"/>
-              <w:insideH w:val="single" w:sz="8" w:space="0" w:color="D6DEE6"/>
-              <w:insideV w:val="single" w:sz="8" w:space="0" w:color="D6DEE6"/>
             </w:tcBorders>
             <w:shd w:val="clear" w:color="auto" w:fill="FFFFFF"/>
             <w:tcMar>
@@ -1034,20 +1431,25 @@
           <w:p>
             <w:pPr>
               <w:spacing w:line="264" w:lineRule="auto"/>
-            </w:pPr>
-            <w:r>
-              <w:rPr>
-                <w:rFonts w:ascii="NanumSquare" w:eastAsia="NanumSquare" w:hAnsi="NanumSquare"/>
-                <w:b w:val="0"/>
+              <w:rPr>
+                <w:rFonts w:eastAsiaTheme="minorHAnsi"/>
+              </w:rPr>
+            </w:pPr>
+            <w:r>
+              <w:rPr>
+                <w:rFonts w:eastAsiaTheme="minorHAnsi"/>
                 <w:color w:val="25313B"/>
                 <w:sz w:val="18"/>
               </w:rPr>
-              <w:t>기본 이동, 상호작용, 대화, 물건 구매, 간단한 탐색을 자연스럽게 학습합니다.</w:t>
+              <w:t>수거·분류 미니게임과 NPC 반응을 통해 플레이어가 공간 변화를 체감합니다.</w:t>
             </w:r>
           </w:p>
         </w:tc>
       </w:tr>
       <w:tr>
+        <w:trPr>
+          <w:jc w:val="center"/>
+        </w:trPr>
         <w:tc>
           <w:tcPr>
             <w:tcW w:w="1814" w:type="dxa"/>
@@ -1056,24 +1458,25 @@
               <w:left w:val="single" w:sz="8" w:space="0" w:color="D6DEE6"/>
               <w:bottom w:val="single" w:sz="8" w:space="0" w:color="D6DEE6"/>
               <w:right w:val="single" w:sz="8" w:space="0" w:color="D6DEE6"/>
-              <w:insideH w:val="single" w:sz="8" w:space="0" w:color="D6DEE6"/>
-              <w:insideV w:val="single" w:sz="8" w:space="0" w:color="D6DEE6"/>
-            </w:tcBorders>
-            <w:shd w:val="clear" w:color="auto" w:fill="EAF4FF"/>
-            <w:tcMar>
-              <w:top w:w="90" w:type="dxa"/>
-              <w:bottom w:w="90" w:type="dxa"/>
-            </w:tcMar>
-            <w:vAlign w:val="center"/>
-          </w:tcPr>
-          <w:p>
-            <w:pPr>
+            </w:tcBorders>
+            <w:shd w:val="clear" w:color="auto" w:fill="DFF9F8"/>
+            <w:tcMar>
+              <w:top w:w="90" w:type="dxa"/>
+              <w:bottom w:w="90" w:type="dxa"/>
+            </w:tcMar>
+            <w:vAlign w:val="center"/>
+          </w:tcPr>
+          <w:p>
+            <w:pPr>
+              <w:spacing w:line="264" w:lineRule="auto"/>
               <w:jc w:val="center"/>
-              <w:spacing w:line="264" w:lineRule="auto"/>
-            </w:pPr>
-            <w:r>
-              <w:rPr>
-                <w:rFonts w:ascii="NanumSquare" w:eastAsia="NanumSquare" w:hAnsi="NanumSquare"/>
+              <w:rPr>
+                <w:rFonts w:eastAsiaTheme="minorHAnsi"/>
+              </w:rPr>
+            </w:pPr>
+            <w:r>
+              <w:rPr>
+                <w:rFonts w:eastAsiaTheme="minorHAnsi"/>
                 <w:b/>
                 <w:color w:val="18324A"/>
                 <w:sz w:val="18"/>
@@ -1090,8 +1493,6 @@
               <w:left w:val="single" w:sz="8" w:space="0" w:color="D6DEE6"/>
               <w:bottom w:val="single" w:sz="8" w:space="0" w:color="D6DEE6"/>
               <w:right w:val="single" w:sz="8" w:space="0" w:color="D6DEE6"/>
-              <w:insideH w:val="single" w:sz="8" w:space="0" w:color="D6DEE6"/>
-              <w:insideV w:val="single" w:sz="8" w:space="0" w:color="D6DEE6"/>
             </w:tcBorders>
             <w:shd w:val="clear" w:color="auto" w:fill="FFFFFF"/>
             <w:tcMar>
@@ -1103,20 +1504,25 @@
           <w:p>
             <w:pPr>
               <w:spacing w:line="264" w:lineRule="auto"/>
-            </w:pPr>
-            <w:r>
-              <w:rPr>
-                <w:rFonts w:ascii="NanumSquare" w:eastAsia="NanumSquare" w:hAnsi="NanumSquare"/>
-                <w:b w:val="0"/>
+              <w:rPr>
+                <w:rFonts w:eastAsiaTheme="minorHAnsi"/>
+              </w:rPr>
+            </w:pPr>
+            <w:r>
+              <w:rPr>
+                <w:rFonts w:eastAsiaTheme="minorHAnsi"/>
                 <w:color w:val="25313B"/>
                 <w:sz w:val="18"/>
               </w:rPr>
-              <w:t>차한해가 가족 안에서 요구를 떠안는 위치에 있음을 일상적인 플레이로 보여줍니다.</w:t>
+              <w:t>차한해의 선의가 보상 때문이 아니라 자발적으로 움직이는 성향임을 제시합니다.</w:t>
             </w:r>
           </w:p>
         </w:tc>
       </w:tr>
       <w:tr>
+        <w:trPr>
+          <w:jc w:val="center"/>
+        </w:trPr>
         <w:tc>
           <w:tcPr>
             <w:tcW w:w="1814" w:type="dxa"/>
@@ -1125,24 +1531,25 @@
               <w:left w:val="single" w:sz="8" w:space="0" w:color="D6DEE6"/>
               <w:bottom w:val="single" w:sz="8" w:space="0" w:color="D6DEE6"/>
               <w:right w:val="single" w:sz="8" w:space="0" w:color="D6DEE6"/>
-              <w:insideH w:val="single" w:sz="8" w:space="0" w:color="D6DEE6"/>
-              <w:insideV w:val="single" w:sz="8" w:space="0" w:color="D6DEE6"/>
-            </w:tcBorders>
-            <w:shd w:val="clear" w:color="auto" w:fill="EAF4FF"/>
-            <w:tcMar>
-              <w:top w:w="90" w:type="dxa"/>
-              <w:bottom w:w="90" w:type="dxa"/>
-            </w:tcMar>
-            <w:vAlign w:val="center"/>
-          </w:tcPr>
-          <w:p>
-            <w:pPr>
+            </w:tcBorders>
+            <w:shd w:val="clear" w:color="auto" w:fill="DFF9F8"/>
+            <w:tcMar>
+              <w:top w:w="90" w:type="dxa"/>
+              <w:bottom w:w="90" w:type="dxa"/>
+            </w:tcMar>
+            <w:vAlign w:val="center"/>
+          </w:tcPr>
+          <w:p>
+            <w:pPr>
+              <w:spacing w:line="264" w:lineRule="auto"/>
               <w:jc w:val="center"/>
-              <w:spacing w:line="264" w:lineRule="auto"/>
-            </w:pPr>
-            <w:r>
-              <w:rPr>
-                <w:rFonts w:ascii="NanumSquare" w:eastAsia="NanumSquare" w:hAnsi="NanumSquare"/>
+              <w:rPr>
+                <w:rFonts w:eastAsiaTheme="minorHAnsi"/>
+              </w:rPr>
+            </w:pPr>
+            <w:r>
+              <w:rPr>
+                <w:rFonts w:eastAsiaTheme="minorHAnsi"/>
                 <w:b/>
                 <w:color w:val="18324A"/>
                 <w:sz w:val="18"/>
@@ -1159,8 +1566,6 @@
               <w:left w:val="single" w:sz="8" w:space="0" w:color="D6DEE6"/>
               <w:bottom w:val="single" w:sz="8" w:space="0" w:color="D6DEE6"/>
               <w:right w:val="single" w:sz="8" w:space="0" w:color="D6DEE6"/>
-              <w:insideH w:val="single" w:sz="8" w:space="0" w:color="D6DEE6"/>
-              <w:insideV w:val="single" w:sz="8" w:space="0" w:color="D6DEE6"/>
             </w:tcBorders>
             <w:shd w:val="clear" w:color="auto" w:fill="FFFFFF"/>
             <w:tcMar>
@@ -1172,20 +1577,25 @@
           <w:p>
             <w:pPr>
               <w:spacing w:line="264" w:lineRule="auto"/>
-            </w:pPr>
-            <w:r>
-              <w:rPr>
-                <w:rFonts w:ascii="NanumSquare" w:eastAsia="NanumSquare" w:hAnsi="NanumSquare"/>
-                <w:b w:val="0"/>
+              <w:rPr>
+                <w:rFonts w:eastAsiaTheme="minorHAnsi"/>
+              </w:rPr>
+            </w:pPr>
+            <w:r>
+              <w:rPr>
+                <w:rFonts w:eastAsiaTheme="minorHAnsi"/>
                 <w:color w:val="25313B"/>
                 <w:sz w:val="18"/>
               </w:rPr>
-              <w:t>편의점 품절 / 배송 트럭 재입고 암시 / 배달 주문과 주소 전달 / 회색 후드 판매자 구분</w:t>
+              <w:t>축제 뒤 쓰레기 산 / NPC의 구경과 무관심 / 한도윤 합류 / 정리된 공간에 균열 출현</w:t>
             </w:r>
           </w:p>
         </w:tc>
       </w:tr>
       <w:tr>
+        <w:trPr>
+          <w:jc w:val="center"/>
+        </w:trPr>
         <w:tc>
           <w:tcPr>
             <w:tcW w:w="1814" w:type="dxa"/>
@@ -1194,24 +1604,25 @@
               <w:left w:val="single" w:sz="8" w:space="0" w:color="D6DEE6"/>
               <w:bottom w:val="single" w:sz="8" w:space="0" w:color="D6DEE6"/>
               <w:right w:val="single" w:sz="8" w:space="0" w:color="D6DEE6"/>
-              <w:insideH w:val="single" w:sz="8" w:space="0" w:color="D6DEE6"/>
-              <w:insideV w:val="single" w:sz="8" w:space="0" w:color="D6DEE6"/>
-            </w:tcBorders>
-            <w:shd w:val="clear" w:color="auto" w:fill="EAF4FF"/>
-            <w:tcMar>
-              <w:top w:w="90" w:type="dxa"/>
-              <w:bottom w:w="90" w:type="dxa"/>
-            </w:tcMar>
-            <w:vAlign w:val="center"/>
-          </w:tcPr>
-          <w:p>
-            <w:pPr>
+            </w:tcBorders>
+            <w:shd w:val="clear" w:color="auto" w:fill="DFF9F8"/>
+            <w:tcMar>
+              <w:top w:w="90" w:type="dxa"/>
+              <w:bottom w:w="90" w:type="dxa"/>
+            </w:tcMar>
+            <w:vAlign w:val="center"/>
+          </w:tcPr>
+          <w:p>
+            <w:pPr>
+              <w:spacing w:line="264" w:lineRule="auto"/>
               <w:jc w:val="center"/>
-              <w:spacing w:line="264" w:lineRule="auto"/>
-            </w:pPr>
-            <w:r>
-              <w:rPr>
-                <w:rFonts w:ascii="NanumSquare" w:eastAsia="NanumSquare" w:hAnsi="NanumSquare"/>
+              <w:rPr>
+                <w:rFonts w:eastAsiaTheme="minorHAnsi"/>
+              </w:rPr>
+            </w:pPr>
+            <w:r>
+              <w:rPr>
+                <w:rFonts w:eastAsiaTheme="minorHAnsi"/>
                 <w:b/>
                 <w:color w:val="18324A"/>
                 <w:sz w:val="18"/>
@@ -1228,8 +1639,6 @@
               <w:left w:val="single" w:sz="8" w:space="0" w:color="D6DEE6"/>
               <w:bottom w:val="single" w:sz="8" w:space="0" w:color="D6DEE6"/>
               <w:right w:val="single" w:sz="8" w:space="0" w:color="D6DEE6"/>
-              <w:insideH w:val="single" w:sz="8" w:space="0" w:color="D6DEE6"/>
-              <w:insideV w:val="single" w:sz="8" w:space="0" w:color="D6DEE6"/>
             </w:tcBorders>
             <w:shd w:val="clear" w:color="auto" w:fill="FFFFFF"/>
             <w:tcMar>
@@ -1241,20 +1650,25 @@
           <w:p>
             <w:pPr>
               <w:spacing w:line="264" w:lineRule="auto"/>
-            </w:pPr>
-            <w:r>
-              <w:rPr>
-                <w:rFonts w:ascii="NanumSquare" w:eastAsia="NanumSquare" w:hAnsi="NanumSquare"/>
-                <w:b w:val="0"/>
+              <w:rPr>
+                <w:rFonts w:eastAsiaTheme="minorHAnsi"/>
+              </w:rPr>
+            </w:pPr>
+            <w:r>
+              <w:rPr>
+                <w:rFonts w:eastAsiaTheme="minorHAnsi"/>
                 <w:color w:val="25313B"/>
                 <w:sz w:val="18"/>
               </w:rPr>
-              <w:t>집안일 완료 후 외출 가능. 다이소 구매 후 배송 트럭 등장. 동생 전화 수신 시 심부름 내용 갱신.</w:t>
+              <w:t>Q1 완료 후 공원 진입. 일정량 수거 시 NPC 반응 변화. 정리 진행도가 쌓이면 한도윤 등장 및 균열 컷신 발생.</w:t>
             </w:r>
           </w:p>
         </w:tc>
       </w:tr>
       <w:tr>
+        <w:trPr>
+          <w:jc w:val="center"/>
+        </w:trPr>
         <w:tc>
           <w:tcPr>
             <w:tcW w:w="1814" w:type="dxa"/>
@@ -1263,24 +1677,25 @@
               <w:left w:val="single" w:sz="8" w:space="0" w:color="D6DEE6"/>
               <w:bottom w:val="single" w:sz="8" w:space="0" w:color="D6DEE6"/>
               <w:right w:val="single" w:sz="8" w:space="0" w:color="D6DEE6"/>
-              <w:insideH w:val="single" w:sz="8" w:space="0" w:color="D6DEE6"/>
-              <w:insideV w:val="single" w:sz="8" w:space="0" w:color="D6DEE6"/>
-            </w:tcBorders>
-            <w:shd w:val="clear" w:color="auto" w:fill="EAF4FF"/>
-            <w:tcMar>
-              <w:top w:w="90" w:type="dxa"/>
-              <w:bottom w:w="90" w:type="dxa"/>
-            </w:tcMar>
-            <w:vAlign w:val="center"/>
-          </w:tcPr>
-          <w:p>
-            <w:pPr>
+            </w:tcBorders>
+            <w:shd w:val="clear" w:color="auto" w:fill="DFF9F8"/>
+            <w:tcMar>
+              <w:top w:w="90" w:type="dxa"/>
+              <w:bottom w:w="90" w:type="dxa"/>
+            </w:tcMar>
+            <w:vAlign w:val="center"/>
+          </w:tcPr>
+          <w:p>
+            <w:pPr>
+              <w:spacing w:line="264" w:lineRule="auto"/>
               <w:jc w:val="center"/>
-              <w:spacing w:line="264" w:lineRule="auto"/>
-            </w:pPr>
-            <w:r>
-              <w:rPr>
-                <w:rFonts w:ascii="NanumSquare" w:eastAsia="NanumSquare" w:hAnsi="NanumSquare"/>
+              <w:rPr>
+                <w:rFonts w:eastAsiaTheme="minorHAnsi"/>
+              </w:rPr>
+            </w:pPr>
+            <w:r>
+              <w:rPr>
+                <w:rFonts w:eastAsiaTheme="minorHAnsi"/>
                 <w:b/>
                 <w:color w:val="18324A"/>
                 <w:sz w:val="18"/>
@@ -1297,8 +1712,6 @@
               <w:left w:val="single" w:sz="8" w:space="0" w:color="D6DEE6"/>
               <w:bottom w:val="single" w:sz="8" w:space="0" w:color="D6DEE6"/>
               <w:right w:val="single" w:sz="8" w:space="0" w:color="D6DEE6"/>
-              <w:insideH w:val="single" w:sz="8" w:space="0" w:color="D6DEE6"/>
-              <w:insideV w:val="single" w:sz="8" w:space="0" w:color="D6DEE6"/>
             </w:tcBorders>
             <w:shd w:val="clear" w:color="auto" w:fill="FFFFFF"/>
             <w:tcMar>
@@ -1310,450 +1723,13 @@
           <w:p>
             <w:pPr>
               <w:spacing w:line="264" w:lineRule="auto"/>
-            </w:pPr>
-            <w:r>
-              <w:rPr>
-                <w:rFonts w:ascii="NanumSquare" w:eastAsia="NanumSquare" w:hAnsi="NanumSquare"/>
-                <w:b w:val="0"/>
-                <w:color w:val="25313B"/>
-                <w:sz w:val="18"/>
-              </w:rPr>
-              <w:t>조작 숙달, 생활권 맵 개방, 차한해의 관계 설정 이해</w:t>
-            </w:r>
-          </w:p>
-        </w:tc>
-      </w:tr>
-    </w:tbl>
-    <w:p/>
-    <w:tbl>
-      <w:tblPr>
-        <w:tblW w:w="0" w:type="auto"/>
-        <w:tblLook w:val="04A0" w:firstRow="1" w:lastRow="0" w:firstColumn="1" w:lastColumn="0" w:noHBand="0" w:noVBand="1"/>
-        <w:jc w:val="center"/>
-        <w:tblLayout w:type="fixed"/>
-      </w:tblPr>
-      <w:tblGrid>
-        <w:gridCol w:w="5074"/>
-        <w:gridCol w:w="5074"/>
-      </w:tblGrid>
-      <w:tr>
-        <w:tc>
-          <w:tcPr>
-            <w:tcW w:w="1247" w:type="dxa"/>
-            <w:tcBorders>
-              <w:top w:val="single" w:sz="8" w:space="0" w:color="D6DEE6"/>
-              <w:left w:val="single" w:sz="8" w:space="0" w:color="D6DEE6"/>
-              <w:bottom w:val="single" w:sz="8" w:space="0" w:color="D6DEE6"/>
-              <w:right w:val="single" w:sz="8" w:space="0" w:color="D6DEE6"/>
-              <w:insideH w:val="single" w:sz="8" w:space="0" w:color="D6DEE6"/>
-              <w:insideV w:val="single" w:sz="8" w:space="0" w:color="D6DEE6"/>
-            </w:tcBorders>
-            <w:shd w:val="clear" w:color="auto" w:fill="DFF9F8"/>
-            <w:tcMar>
-              <w:top w:w="90" w:type="dxa"/>
-              <w:bottom w:w="90" w:type="dxa"/>
-            </w:tcMar>
-            <w:vAlign w:val="center"/>
-          </w:tcPr>
-          <w:p>
-            <w:pPr>
-              <w:jc w:val="center"/>
-              <w:spacing w:line="264" w:lineRule="auto"/>
-            </w:pPr>
-            <w:r>
-              <w:rPr>
-                <w:rFonts w:ascii="NanumSquare" w:eastAsia="NanumSquare" w:hAnsi="NanumSquare"/>
-                <w:b/>
-                <w:color w:val="18324A"/>
-                <w:sz w:val="24"/>
-              </w:rPr>
-              <w:t>Q2</w:t>
-            </w:r>
-          </w:p>
-        </w:tc>
-        <w:tc>
-          <w:tcPr>
-            <w:tcW w:w="7994" w:type="dxa"/>
-            <w:tcBorders>
-              <w:top w:val="single" w:sz="8" w:space="0" w:color="D6DEE6"/>
-              <w:left w:val="single" w:sz="8" w:space="0" w:color="D6DEE6"/>
-              <w:bottom w:val="single" w:sz="8" w:space="0" w:color="D6DEE6"/>
-              <w:right w:val="single" w:sz="8" w:space="0" w:color="D6DEE6"/>
-              <w:insideH w:val="single" w:sz="8" w:space="0" w:color="D6DEE6"/>
-              <w:insideV w:val="single" w:sz="8" w:space="0" w:color="D6DEE6"/>
-            </w:tcBorders>
-            <w:shd w:val="clear" w:color="auto" w:fill="18324A"/>
-            <w:tcMar>
-              <w:top w:w="90" w:type="dxa"/>
-              <w:bottom w:w="90" w:type="dxa"/>
-            </w:tcMar>
-            <w:vAlign w:val="center"/>
-          </w:tcPr>
-          <w:p>
-            <w:pPr>
-              <w:spacing w:line="264" w:lineRule="auto"/>
-            </w:pPr>
-            <w:r>
-              <w:rPr>
-                <w:rFonts w:ascii="NanumSquare" w:eastAsia="NanumSquare" w:hAnsi="NanumSquare"/>
-                <w:b/>
-                <w:color w:val="FFFFFF"/>
-                <w:sz w:val="24"/>
-              </w:rPr>
-              <w:t>공원 청소</w:t>
-            </w:r>
-          </w:p>
-        </w:tc>
-      </w:tr>
-    </w:tbl>
-    <w:tbl>
-      <w:tblPr>
-        <w:tblW w:w="0" w:type="auto"/>
-        <w:tblLook w:val="04A0" w:firstRow="1" w:lastRow="0" w:firstColumn="1" w:lastColumn="0" w:noHBand="0" w:noVBand="1"/>
-        <w:jc w:val="center"/>
-        <w:tblLayout w:type="fixed"/>
-      </w:tblPr>
-      <w:tblGrid>
-        <w:gridCol w:w="5074"/>
-        <w:gridCol w:w="5074"/>
-      </w:tblGrid>
-      <w:tr>
-        <w:tc>
-          <w:tcPr>
-            <w:tcW w:w="1814" w:type="dxa"/>
-            <w:tcBorders>
-              <w:top w:val="single" w:sz="8" w:space="0" w:color="D6DEE6"/>
-              <w:left w:val="single" w:sz="8" w:space="0" w:color="D6DEE6"/>
-              <w:bottom w:val="single" w:sz="8" w:space="0" w:color="D6DEE6"/>
-              <w:right w:val="single" w:sz="8" w:space="0" w:color="D6DEE6"/>
-              <w:insideH w:val="single" w:sz="8" w:space="0" w:color="D6DEE6"/>
-              <w:insideV w:val="single" w:sz="8" w:space="0" w:color="D6DEE6"/>
-            </w:tcBorders>
-            <w:shd w:val="clear" w:color="auto" w:fill="DFF9F8"/>
-            <w:tcMar>
-              <w:top w:w="90" w:type="dxa"/>
-              <w:bottom w:w="90" w:type="dxa"/>
-            </w:tcMar>
-            <w:vAlign w:val="center"/>
-          </w:tcPr>
-          <w:p>
-            <w:pPr>
-              <w:jc w:val="center"/>
-              <w:spacing w:line="264" w:lineRule="auto"/>
-            </w:pPr>
-            <w:r>
-              <w:rPr>
-                <w:rFonts w:ascii="NanumSquare" w:eastAsia="NanumSquare" w:hAnsi="NanumSquare"/>
-                <w:b/>
-                <w:color w:val="18324A"/>
-                <w:sz w:val="18"/>
-              </w:rPr>
-              <w:t>플레이 목적</w:t>
-            </w:r>
-          </w:p>
-        </w:tc>
-        <w:tc>
-          <w:tcPr>
-            <w:tcW w:w="7427" w:type="dxa"/>
-            <w:tcBorders>
-              <w:top w:val="single" w:sz="8" w:space="0" w:color="D6DEE6"/>
-              <w:left w:val="single" w:sz="8" w:space="0" w:color="D6DEE6"/>
-              <w:bottom w:val="single" w:sz="8" w:space="0" w:color="D6DEE6"/>
-              <w:right w:val="single" w:sz="8" w:space="0" w:color="D6DEE6"/>
-              <w:insideH w:val="single" w:sz="8" w:space="0" w:color="D6DEE6"/>
-              <w:insideV w:val="single" w:sz="8" w:space="0" w:color="D6DEE6"/>
-            </w:tcBorders>
-            <w:shd w:val="clear" w:color="auto" w:fill="FFFFFF"/>
-            <w:tcMar>
-              <w:top w:w="90" w:type="dxa"/>
-              <w:bottom w:w="90" w:type="dxa"/>
-            </w:tcMar>
-            <w:vAlign w:val="center"/>
-          </w:tcPr>
-          <w:p>
-            <w:pPr>
-              <w:spacing w:line="264" w:lineRule="auto"/>
-            </w:pPr>
-            <w:r>
-              <w:rPr>
-                <w:rFonts w:ascii="NanumSquare" w:eastAsia="NanumSquare" w:hAnsi="NanumSquare"/>
-                <w:b w:val="0"/>
-                <w:color w:val="25313B"/>
-                <w:sz w:val="18"/>
-              </w:rPr>
-              <w:t>수거·분류 미니게임과 NPC 반응을 통해 플레이어가 공간 변화를 체감합니다.</w:t>
-            </w:r>
-          </w:p>
-        </w:tc>
-      </w:tr>
-      <w:tr>
-        <w:tc>
-          <w:tcPr>
-            <w:tcW w:w="1814" w:type="dxa"/>
-            <w:tcBorders>
-              <w:top w:val="single" w:sz="8" w:space="0" w:color="D6DEE6"/>
-              <w:left w:val="single" w:sz="8" w:space="0" w:color="D6DEE6"/>
-              <w:bottom w:val="single" w:sz="8" w:space="0" w:color="D6DEE6"/>
-              <w:right w:val="single" w:sz="8" w:space="0" w:color="D6DEE6"/>
-              <w:insideH w:val="single" w:sz="8" w:space="0" w:color="D6DEE6"/>
-              <w:insideV w:val="single" w:sz="8" w:space="0" w:color="D6DEE6"/>
-            </w:tcBorders>
-            <w:shd w:val="clear" w:color="auto" w:fill="DFF9F8"/>
-            <w:tcMar>
-              <w:top w:w="90" w:type="dxa"/>
-              <w:bottom w:w="90" w:type="dxa"/>
-            </w:tcMar>
-            <w:vAlign w:val="center"/>
-          </w:tcPr>
-          <w:p>
-            <w:pPr>
-              <w:jc w:val="center"/>
-              <w:spacing w:line="264" w:lineRule="auto"/>
-            </w:pPr>
-            <w:r>
-              <w:rPr>
-                <w:rFonts w:ascii="NanumSquare" w:eastAsia="NanumSquare" w:hAnsi="NanumSquare"/>
-                <w:b/>
-                <w:color w:val="18324A"/>
-                <w:sz w:val="18"/>
-              </w:rPr>
-              <w:t>이야기 목적</w:t>
-            </w:r>
-          </w:p>
-        </w:tc>
-        <w:tc>
-          <w:tcPr>
-            <w:tcW w:w="7427" w:type="dxa"/>
-            <w:tcBorders>
-              <w:top w:val="single" w:sz="8" w:space="0" w:color="D6DEE6"/>
-              <w:left w:val="single" w:sz="8" w:space="0" w:color="D6DEE6"/>
-              <w:bottom w:val="single" w:sz="8" w:space="0" w:color="D6DEE6"/>
-              <w:right w:val="single" w:sz="8" w:space="0" w:color="D6DEE6"/>
-              <w:insideH w:val="single" w:sz="8" w:space="0" w:color="D6DEE6"/>
-              <w:insideV w:val="single" w:sz="8" w:space="0" w:color="D6DEE6"/>
-            </w:tcBorders>
-            <w:shd w:val="clear" w:color="auto" w:fill="FFFFFF"/>
-            <w:tcMar>
-              <w:top w:w="90" w:type="dxa"/>
-              <w:bottom w:w="90" w:type="dxa"/>
-            </w:tcMar>
-            <w:vAlign w:val="center"/>
-          </w:tcPr>
-          <w:p>
-            <w:pPr>
-              <w:spacing w:line="264" w:lineRule="auto"/>
-            </w:pPr>
-            <w:r>
-              <w:rPr>
-                <w:rFonts w:ascii="NanumSquare" w:eastAsia="NanumSquare" w:hAnsi="NanumSquare"/>
-                <w:b w:val="0"/>
-                <w:color w:val="25313B"/>
-                <w:sz w:val="18"/>
-              </w:rPr>
-              <w:t>차한해의 선의가 보상 때문이 아니라 자발적으로 움직이는 성향임을 제시합니다.</w:t>
-            </w:r>
-          </w:p>
-        </w:tc>
-      </w:tr>
-      <w:tr>
-        <w:tc>
-          <w:tcPr>
-            <w:tcW w:w="1814" w:type="dxa"/>
-            <w:tcBorders>
-              <w:top w:val="single" w:sz="8" w:space="0" w:color="D6DEE6"/>
-              <w:left w:val="single" w:sz="8" w:space="0" w:color="D6DEE6"/>
-              <w:bottom w:val="single" w:sz="8" w:space="0" w:color="D6DEE6"/>
-              <w:right w:val="single" w:sz="8" w:space="0" w:color="D6DEE6"/>
-              <w:insideH w:val="single" w:sz="8" w:space="0" w:color="D6DEE6"/>
-              <w:insideV w:val="single" w:sz="8" w:space="0" w:color="D6DEE6"/>
-            </w:tcBorders>
-            <w:shd w:val="clear" w:color="auto" w:fill="DFF9F8"/>
-            <w:tcMar>
-              <w:top w:w="90" w:type="dxa"/>
-              <w:bottom w:w="90" w:type="dxa"/>
-            </w:tcMar>
-            <w:vAlign w:val="center"/>
-          </w:tcPr>
-          <w:p>
-            <w:pPr>
-              <w:jc w:val="center"/>
-              <w:spacing w:line="264" w:lineRule="auto"/>
-            </w:pPr>
-            <w:r>
-              <w:rPr>
-                <w:rFonts w:ascii="NanumSquare" w:eastAsia="NanumSquare" w:hAnsi="NanumSquare"/>
-                <w:b/>
-                <w:color w:val="18324A"/>
-                <w:sz w:val="18"/>
-              </w:rPr>
-              <w:t>주요 상황</w:t>
-            </w:r>
-          </w:p>
-        </w:tc>
-        <w:tc>
-          <w:tcPr>
-            <w:tcW w:w="7427" w:type="dxa"/>
-            <w:tcBorders>
-              <w:top w:val="single" w:sz="8" w:space="0" w:color="D6DEE6"/>
-              <w:left w:val="single" w:sz="8" w:space="0" w:color="D6DEE6"/>
-              <w:bottom w:val="single" w:sz="8" w:space="0" w:color="D6DEE6"/>
-              <w:right w:val="single" w:sz="8" w:space="0" w:color="D6DEE6"/>
-              <w:insideH w:val="single" w:sz="8" w:space="0" w:color="D6DEE6"/>
-              <w:insideV w:val="single" w:sz="8" w:space="0" w:color="D6DEE6"/>
-            </w:tcBorders>
-            <w:shd w:val="clear" w:color="auto" w:fill="FFFFFF"/>
-            <w:tcMar>
-              <w:top w:w="90" w:type="dxa"/>
-              <w:bottom w:w="90" w:type="dxa"/>
-            </w:tcMar>
-            <w:vAlign w:val="center"/>
-          </w:tcPr>
-          <w:p>
-            <w:pPr>
-              <w:spacing w:line="264" w:lineRule="auto"/>
-            </w:pPr>
-            <w:r>
-              <w:rPr>
-                <w:rFonts w:ascii="NanumSquare" w:eastAsia="NanumSquare" w:hAnsi="NanumSquare"/>
-                <w:b w:val="0"/>
-                <w:color w:val="25313B"/>
-                <w:sz w:val="18"/>
-              </w:rPr>
-              <w:t>축제 뒤 쓰레기 산 / NPC의 구경과 무관심 / 한도윤 합류 / 정리된 공간에 균열 출현</w:t>
-            </w:r>
-          </w:p>
-        </w:tc>
-      </w:tr>
-      <w:tr>
-        <w:tc>
-          <w:tcPr>
-            <w:tcW w:w="1814" w:type="dxa"/>
-            <w:tcBorders>
-              <w:top w:val="single" w:sz="8" w:space="0" w:color="D6DEE6"/>
-              <w:left w:val="single" w:sz="8" w:space="0" w:color="D6DEE6"/>
-              <w:bottom w:val="single" w:sz="8" w:space="0" w:color="D6DEE6"/>
-              <w:right w:val="single" w:sz="8" w:space="0" w:color="D6DEE6"/>
-              <w:insideH w:val="single" w:sz="8" w:space="0" w:color="D6DEE6"/>
-              <w:insideV w:val="single" w:sz="8" w:space="0" w:color="D6DEE6"/>
-            </w:tcBorders>
-            <w:shd w:val="clear" w:color="auto" w:fill="DFF9F8"/>
-            <w:tcMar>
-              <w:top w:w="90" w:type="dxa"/>
-              <w:bottom w:w="90" w:type="dxa"/>
-            </w:tcMar>
-            <w:vAlign w:val="center"/>
-          </w:tcPr>
-          <w:p>
-            <w:pPr>
-              <w:jc w:val="center"/>
-              <w:spacing w:line="264" w:lineRule="auto"/>
-            </w:pPr>
-            <w:r>
-              <w:rPr>
-                <w:rFonts w:ascii="NanumSquare" w:eastAsia="NanumSquare" w:hAnsi="NanumSquare"/>
-                <w:b/>
-                <w:color w:val="18324A"/>
-                <w:sz w:val="18"/>
-              </w:rPr>
-              <w:t>트리거/조건</w:t>
-            </w:r>
-          </w:p>
-        </w:tc>
-        <w:tc>
-          <w:tcPr>
-            <w:tcW w:w="7427" w:type="dxa"/>
-            <w:tcBorders>
-              <w:top w:val="single" w:sz="8" w:space="0" w:color="D6DEE6"/>
-              <w:left w:val="single" w:sz="8" w:space="0" w:color="D6DEE6"/>
-              <w:bottom w:val="single" w:sz="8" w:space="0" w:color="D6DEE6"/>
-              <w:right w:val="single" w:sz="8" w:space="0" w:color="D6DEE6"/>
-              <w:insideH w:val="single" w:sz="8" w:space="0" w:color="D6DEE6"/>
-              <w:insideV w:val="single" w:sz="8" w:space="0" w:color="D6DEE6"/>
-            </w:tcBorders>
-            <w:shd w:val="clear" w:color="auto" w:fill="FFFFFF"/>
-            <w:tcMar>
-              <w:top w:w="90" w:type="dxa"/>
-              <w:bottom w:w="90" w:type="dxa"/>
-            </w:tcMar>
-            <w:vAlign w:val="center"/>
-          </w:tcPr>
-          <w:p>
-            <w:pPr>
-              <w:spacing w:line="264" w:lineRule="auto"/>
-            </w:pPr>
-            <w:r>
-              <w:rPr>
-                <w:rFonts w:ascii="NanumSquare" w:eastAsia="NanumSquare" w:hAnsi="NanumSquare"/>
-                <w:b w:val="0"/>
-                <w:color w:val="25313B"/>
-                <w:sz w:val="18"/>
-              </w:rPr>
-              <w:t>Q1 완료 후 공원 진입. 일정량 수거 시 NPC 반응 변화. 정리 진행도가 쌓이면 한도윤 등장 및 균열 컷신 발생.</w:t>
-            </w:r>
-          </w:p>
-        </w:tc>
-      </w:tr>
-      <w:tr>
-        <w:tc>
-          <w:tcPr>
-            <w:tcW w:w="1814" w:type="dxa"/>
-            <w:tcBorders>
-              <w:top w:val="single" w:sz="8" w:space="0" w:color="D6DEE6"/>
-              <w:left w:val="single" w:sz="8" w:space="0" w:color="D6DEE6"/>
-              <w:bottom w:val="single" w:sz="8" w:space="0" w:color="D6DEE6"/>
-              <w:right w:val="single" w:sz="8" w:space="0" w:color="D6DEE6"/>
-              <w:insideH w:val="single" w:sz="8" w:space="0" w:color="D6DEE6"/>
-              <w:insideV w:val="single" w:sz="8" w:space="0" w:color="D6DEE6"/>
-            </w:tcBorders>
-            <w:shd w:val="clear" w:color="auto" w:fill="DFF9F8"/>
-            <w:tcMar>
-              <w:top w:w="90" w:type="dxa"/>
-              <w:bottom w:w="90" w:type="dxa"/>
-            </w:tcMar>
-            <w:vAlign w:val="center"/>
-          </w:tcPr>
-          <w:p>
-            <w:pPr>
-              <w:jc w:val="center"/>
-              <w:spacing w:line="264" w:lineRule="auto"/>
-            </w:pPr>
-            <w:r>
-              <w:rPr>
-                <w:rFonts w:ascii="NanumSquare" w:eastAsia="NanumSquare" w:hAnsi="NanumSquare"/>
-                <w:b/>
-                <w:color w:val="18324A"/>
-                <w:sz w:val="18"/>
-              </w:rPr>
-              <w:t>보상/기능</w:t>
-            </w:r>
-          </w:p>
-        </w:tc>
-        <w:tc>
-          <w:tcPr>
-            <w:tcW w:w="7427" w:type="dxa"/>
-            <w:tcBorders>
-              <w:top w:val="single" w:sz="8" w:space="0" w:color="D6DEE6"/>
-              <w:left w:val="single" w:sz="8" w:space="0" w:color="D6DEE6"/>
-              <w:bottom w:val="single" w:sz="8" w:space="0" w:color="D6DEE6"/>
-              <w:right w:val="single" w:sz="8" w:space="0" w:color="D6DEE6"/>
-              <w:insideH w:val="single" w:sz="8" w:space="0" w:color="D6DEE6"/>
-              <w:insideV w:val="single" w:sz="8" w:space="0" w:color="D6DEE6"/>
-            </w:tcBorders>
-            <w:shd w:val="clear" w:color="auto" w:fill="FFFFFF"/>
-            <w:tcMar>
-              <w:top w:w="90" w:type="dxa"/>
-              <w:bottom w:w="90" w:type="dxa"/>
-            </w:tcMar>
-            <w:vAlign w:val="center"/>
-          </w:tcPr>
-          <w:p>
-            <w:pPr>
-              <w:spacing w:line="264" w:lineRule="auto"/>
-            </w:pPr>
-            <w:r>
-              <w:rPr>
-                <w:rFonts w:ascii="NanumSquare" w:eastAsia="NanumSquare" w:hAnsi="NanumSquare"/>
-                <w:b w:val="0"/>
+              <w:rPr>
+                <w:rFonts w:eastAsiaTheme="minorHAnsi"/>
+              </w:rPr>
+            </w:pPr>
+            <w:r>
+              <w:rPr>
+                <w:rFonts w:eastAsiaTheme="minorHAnsi"/>
                 <w:color w:val="25313B"/>
                 <w:sz w:val="18"/>
               </w:rPr>
@@ -1764,22 +1740,33 @@
       </w:tr>
     </w:tbl>
     <w:p>
+      <w:pPr>
+        <w:rPr>
+          <w:rFonts w:eastAsiaTheme="minorHAnsi"/>
+        </w:rPr>
+      </w:pPr>
       <w:r>
+        <w:rPr>
+          <w:rFonts w:eastAsiaTheme="minorHAnsi"/>
+        </w:rPr>
         <w:br w:type="page"/>
       </w:r>
     </w:p>
     <w:tbl>
       <w:tblPr>
         <w:tblW w:w="0" w:type="auto"/>
-        <w:tblLook w:val="04A0" w:firstRow="1" w:lastRow="0" w:firstColumn="1" w:lastColumn="0" w:noHBand="0" w:noVBand="1"/>
         <w:jc w:val="center"/>
         <w:tblLayout w:type="fixed"/>
+        <w:tblLook w:val="04A0" w:firstRow="1" w:lastRow="0" w:firstColumn="1" w:lastColumn="0" w:noHBand="0" w:noVBand="1"/>
       </w:tblPr>
       <w:tblGrid>
-        <w:gridCol w:w="5074"/>
-        <w:gridCol w:w="5074"/>
+        <w:gridCol w:w="1814"/>
+        <w:gridCol w:w="7994"/>
       </w:tblGrid>
       <w:tr>
+        <w:trPr>
+          <w:jc w:val="center"/>
+        </w:trPr>
         <w:tc>
           <w:tcPr>
             <w:tcW w:w="1247" w:type="dxa"/>
@@ -1788,8 +1775,6 @@
               <w:left w:val="single" w:sz="8" w:space="0" w:color="D6DEE6"/>
               <w:bottom w:val="single" w:sz="8" w:space="0" w:color="D6DEE6"/>
               <w:right w:val="single" w:sz="8" w:space="0" w:color="D6DEE6"/>
-              <w:insideH w:val="single" w:sz="8" w:space="0" w:color="D6DEE6"/>
-              <w:insideV w:val="single" w:sz="8" w:space="0" w:color="D6DEE6"/>
             </w:tcBorders>
             <w:shd w:val="clear" w:color="auto" w:fill="FFF4CB"/>
             <w:tcMar>
@@ -1800,16 +1785,20 @@
           </w:tcPr>
           <w:p>
             <w:pPr>
+              <w:spacing w:line="264" w:lineRule="auto"/>
               <w:jc w:val="center"/>
-              <w:spacing w:line="264" w:lineRule="auto"/>
-            </w:pPr>
-            <w:r>
-              <w:rPr>
-                <w:rFonts w:ascii="NanumSquare" w:eastAsia="NanumSquare" w:hAnsi="NanumSquare"/>
+              <w:rPr>
+                <w:rFonts w:eastAsiaTheme="minorHAnsi"/>
+              </w:rPr>
+            </w:pPr>
+            <w:r>
+              <w:rPr>
+                <w:rFonts w:eastAsiaTheme="minorHAnsi"/>
                 <w:b/>
                 <w:color w:val="18324A"/>
                 <w:sz w:val="23"/>
               </w:rPr>
+              <w:lastRenderedPageBreak/>
               <w:t>Q3</w:t>
             </w:r>
           </w:p>
@@ -1822,8 +1811,6 @@
               <w:left w:val="single" w:sz="8" w:space="0" w:color="D6DEE6"/>
               <w:bottom w:val="single" w:sz="8" w:space="0" w:color="D6DEE6"/>
               <w:right w:val="single" w:sz="8" w:space="0" w:color="D6DEE6"/>
-              <w:insideH w:val="single" w:sz="8" w:space="0" w:color="D6DEE6"/>
-              <w:insideV w:val="single" w:sz="8" w:space="0" w:color="D6DEE6"/>
             </w:tcBorders>
             <w:shd w:val="clear" w:color="auto" w:fill="18324A"/>
             <w:tcMar>
@@ -1835,10 +1822,13 @@
           <w:p>
             <w:pPr>
               <w:spacing w:line="264" w:lineRule="auto"/>
-            </w:pPr>
-            <w:r>
-              <w:rPr>
-                <w:rFonts w:ascii="NanumSquare" w:eastAsia="NanumSquare" w:hAnsi="NanumSquare"/>
+              <w:rPr>
+                <w:rFonts w:eastAsiaTheme="minorHAnsi"/>
+              </w:rPr>
+            </w:pPr>
+            <w:r>
+              <w:rPr>
+                <w:rFonts w:eastAsiaTheme="minorHAnsi"/>
                 <w:b/>
                 <w:color w:val="FFFFFF"/>
                 <w:sz w:val="23"/>
@@ -1848,19 +1838,10 @@
           </w:p>
         </w:tc>
       </w:tr>
-    </w:tbl>
-    <w:tbl>
-      <w:tblPr>
-        <w:tblW w:w="0" w:type="auto"/>
-        <w:tblLook w:val="04A0" w:firstRow="1" w:lastRow="0" w:firstColumn="1" w:lastColumn="0" w:noHBand="0" w:noVBand="1"/>
-        <w:jc w:val="center"/>
-        <w:tblLayout w:type="fixed"/>
-      </w:tblPr>
-      <w:tblGrid>
-        <w:gridCol w:w="5074"/>
-        <w:gridCol w:w="5074"/>
-      </w:tblGrid>
       <w:tr>
+        <w:trPr>
+          <w:jc w:val="center"/>
+        </w:trPr>
         <w:tc>
           <w:tcPr>
             <w:tcW w:w="1814" w:type="dxa"/>
@@ -1869,8 +1850,6 @@
               <w:left w:val="single" w:sz="8" w:space="0" w:color="D6DEE6"/>
               <w:bottom w:val="single" w:sz="8" w:space="0" w:color="D6DEE6"/>
               <w:right w:val="single" w:sz="8" w:space="0" w:color="D6DEE6"/>
-              <w:insideH w:val="single" w:sz="8" w:space="0" w:color="D6DEE6"/>
-              <w:insideV w:val="single" w:sz="8" w:space="0" w:color="D6DEE6"/>
             </w:tcBorders>
             <w:shd w:val="clear" w:color="auto" w:fill="FFF4CB"/>
             <w:tcMar>
@@ -1881,12 +1860,15 @@
           </w:tcPr>
           <w:p>
             <w:pPr>
+              <w:spacing w:line="264" w:lineRule="auto"/>
               <w:jc w:val="center"/>
-              <w:spacing w:line="264" w:lineRule="auto"/>
-            </w:pPr>
-            <w:r>
-              <w:rPr>
-                <w:rFonts w:ascii="NanumSquare" w:eastAsia="NanumSquare" w:hAnsi="NanumSquare"/>
+              <w:rPr>
+                <w:rFonts w:eastAsiaTheme="minorHAnsi"/>
+              </w:rPr>
+            </w:pPr>
+            <w:r>
+              <w:rPr>
+                <w:rFonts w:eastAsiaTheme="minorHAnsi"/>
                 <w:b/>
                 <w:color w:val="18324A"/>
                 <w:sz w:val="17"/>
@@ -1903,8 +1885,6 @@
               <w:left w:val="single" w:sz="8" w:space="0" w:color="D6DEE6"/>
               <w:bottom w:val="single" w:sz="8" w:space="0" w:color="D6DEE6"/>
               <w:right w:val="single" w:sz="8" w:space="0" w:color="D6DEE6"/>
-              <w:insideH w:val="single" w:sz="8" w:space="0" w:color="D6DEE6"/>
-              <w:insideV w:val="single" w:sz="8" w:space="0" w:color="D6DEE6"/>
             </w:tcBorders>
             <w:shd w:val="clear" w:color="auto" w:fill="FFFFFF"/>
             <w:tcMar>
@@ -1916,11 +1896,13 @@
           <w:p>
             <w:pPr>
               <w:spacing w:line="264" w:lineRule="auto"/>
-            </w:pPr>
-            <w:r>
-              <w:rPr>
-                <w:rFonts w:ascii="NanumSquare" w:eastAsia="NanumSquare" w:hAnsi="NanumSquare"/>
-                <w:b w:val="0"/>
+              <w:rPr>
+                <w:rFonts w:eastAsiaTheme="minorHAnsi"/>
+              </w:rPr>
+            </w:pPr>
+            <w:r>
+              <w:rPr>
+                <w:rFonts w:eastAsiaTheme="minorHAnsi"/>
                 <w:color w:val="25313B"/>
                 <w:sz w:val="16"/>
               </w:rPr>
@@ -1930,6 +1912,9 @@
         </w:tc>
       </w:tr>
       <w:tr>
+        <w:trPr>
+          <w:jc w:val="center"/>
+        </w:trPr>
         <w:tc>
           <w:tcPr>
             <w:tcW w:w="1814" w:type="dxa"/>
@@ -1938,8 +1923,6 @@
               <w:left w:val="single" w:sz="8" w:space="0" w:color="D6DEE6"/>
               <w:bottom w:val="single" w:sz="8" w:space="0" w:color="D6DEE6"/>
               <w:right w:val="single" w:sz="8" w:space="0" w:color="D6DEE6"/>
-              <w:insideH w:val="single" w:sz="8" w:space="0" w:color="D6DEE6"/>
-              <w:insideV w:val="single" w:sz="8" w:space="0" w:color="D6DEE6"/>
             </w:tcBorders>
             <w:shd w:val="clear" w:color="auto" w:fill="FFF4CB"/>
             <w:tcMar>
@@ -1950,12 +1933,15 @@
           </w:tcPr>
           <w:p>
             <w:pPr>
+              <w:spacing w:line="264" w:lineRule="auto"/>
               <w:jc w:val="center"/>
-              <w:spacing w:line="264" w:lineRule="auto"/>
-            </w:pPr>
-            <w:r>
-              <w:rPr>
-                <w:rFonts w:ascii="NanumSquare" w:eastAsia="NanumSquare" w:hAnsi="NanumSquare"/>
+              <w:rPr>
+                <w:rFonts w:eastAsiaTheme="minorHAnsi"/>
+              </w:rPr>
+            </w:pPr>
+            <w:r>
+              <w:rPr>
+                <w:rFonts w:eastAsiaTheme="minorHAnsi"/>
                 <w:b/>
                 <w:color w:val="18324A"/>
                 <w:sz w:val="17"/>
@@ -1972,8 +1958,6 @@
               <w:left w:val="single" w:sz="8" w:space="0" w:color="D6DEE6"/>
               <w:bottom w:val="single" w:sz="8" w:space="0" w:color="D6DEE6"/>
               <w:right w:val="single" w:sz="8" w:space="0" w:color="D6DEE6"/>
-              <w:insideH w:val="single" w:sz="8" w:space="0" w:color="D6DEE6"/>
-              <w:insideV w:val="single" w:sz="8" w:space="0" w:color="D6DEE6"/>
             </w:tcBorders>
             <w:shd w:val="clear" w:color="auto" w:fill="FFFFFF"/>
             <w:tcMar>
@@ -1985,11 +1969,13 @@
           <w:p>
             <w:pPr>
               <w:spacing w:line="264" w:lineRule="auto"/>
-            </w:pPr>
-            <w:r>
-              <w:rPr>
-                <w:rFonts w:ascii="NanumSquare" w:eastAsia="NanumSquare" w:hAnsi="NanumSquare"/>
-                <w:b w:val="0"/>
+              <w:rPr>
+                <w:rFonts w:eastAsiaTheme="minorHAnsi"/>
+              </w:rPr>
+            </w:pPr>
+            <w:r>
+              <w:rPr>
+                <w:rFonts w:eastAsiaTheme="minorHAnsi"/>
                 <w:color w:val="25313B"/>
                 <w:sz w:val="16"/>
               </w:rPr>
@@ -1999,6 +1985,9 @@
         </w:tc>
       </w:tr>
       <w:tr>
+        <w:trPr>
+          <w:jc w:val="center"/>
+        </w:trPr>
         <w:tc>
           <w:tcPr>
             <w:tcW w:w="1814" w:type="dxa"/>
@@ -2007,8 +1996,6 @@
               <w:left w:val="single" w:sz="8" w:space="0" w:color="D6DEE6"/>
               <w:bottom w:val="single" w:sz="8" w:space="0" w:color="D6DEE6"/>
               <w:right w:val="single" w:sz="8" w:space="0" w:color="D6DEE6"/>
-              <w:insideH w:val="single" w:sz="8" w:space="0" w:color="D6DEE6"/>
-              <w:insideV w:val="single" w:sz="8" w:space="0" w:color="D6DEE6"/>
             </w:tcBorders>
             <w:shd w:val="clear" w:color="auto" w:fill="FFF4CB"/>
             <w:tcMar>
@@ -2019,12 +2006,15 @@
           </w:tcPr>
           <w:p>
             <w:pPr>
+              <w:spacing w:line="264" w:lineRule="auto"/>
               <w:jc w:val="center"/>
-              <w:spacing w:line="264" w:lineRule="auto"/>
-            </w:pPr>
-            <w:r>
-              <w:rPr>
-                <w:rFonts w:ascii="NanumSquare" w:eastAsia="NanumSquare" w:hAnsi="NanumSquare"/>
+              <w:rPr>
+                <w:rFonts w:eastAsiaTheme="minorHAnsi"/>
+              </w:rPr>
+            </w:pPr>
+            <w:r>
+              <w:rPr>
+                <w:rFonts w:eastAsiaTheme="minorHAnsi"/>
                 <w:b/>
                 <w:color w:val="18324A"/>
                 <w:sz w:val="17"/>
@@ -2041,8 +2031,6 @@
               <w:left w:val="single" w:sz="8" w:space="0" w:color="D6DEE6"/>
               <w:bottom w:val="single" w:sz="8" w:space="0" w:color="D6DEE6"/>
               <w:right w:val="single" w:sz="8" w:space="0" w:color="D6DEE6"/>
-              <w:insideH w:val="single" w:sz="8" w:space="0" w:color="D6DEE6"/>
-              <w:insideV w:val="single" w:sz="8" w:space="0" w:color="D6DEE6"/>
             </w:tcBorders>
             <w:shd w:val="clear" w:color="auto" w:fill="FFFFFF"/>
             <w:tcMar>
@@ -2054,11 +2042,13 @@
           <w:p>
             <w:pPr>
               <w:spacing w:line="264" w:lineRule="auto"/>
-            </w:pPr>
-            <w:r>
-              <w:rPr>
-                <w:rFonts w:ascii="NanumSquare" w:eastAsia="NanumSquare" w:hAnsi="NanumSquare"/>
-                <w:b w:val="0"/>
+              <w:rPr>
+                <w:rFonts w:eastAsiaTheme="minorHAnsi"/>
+              </w:rPr>
+            </w:pPr>
+            <w:r>
+              <w:rPr>
+                <w:rFonts w:eastAsiaTheme="minorHAnsi"/>
                 <w:color w:val="25313B"/>
                 <w:sz w:val="16"/>
               </w:rPr>
@@ -2068,6 +2058,9 @@
         </w:tc>
       </w:tr>
       <w:tr>
+        <w:trPr>
+          <w:jc w:val="center"/>
+        </w:trPr>
         <w:tc>
           <w:tcPr>
             <w:tcW w:w="1814" w:type="dxa"/>
@@ -2076,8 +2069,6 @@
               <w:left w:val="single" w:sz="8" w:space="0" w:color="D6DEE6"/>
               <w:bottom w:val="single" w:sz="8" w:space="0" w:color="D6DEE6"/>
               <w:right w:val="single" w:sz="8" w:space="0" w:color="D6DEE6"/>
-              <w:insideH w:val="single" w:sz="8" w:space="0" w:color="D6DEE6"/>
-              <w:insideV w:val="single" w:sz="8" w:space="0" w:color="D6DEE6"/>
             </w:tcBorders>
             <w:shd w:val="clear" w:color="auto" w:fill="FFF4CB"/>
             <w:tcMar>
@@ -2088,12 +2079,15 @@
           </w:tcPr>
           <w:p>
             <w:pPr>
+              <w:spacing w:line="264" w:lineRule="auto"/>
               <w:jc w:val="center"/>
-              <w:spacing w:line="264" w:lineRule="auto"/>
-            </w:pPr>
-            <w:r>
-              <w:rPr>
-                <w:rFonts w:ascii="NanumSquare" w:eastAsia="NanumSquare" w:hAnsi="NanumSquare"/>
+              <w:rPr>
+                <w:rFonts w:eastAsiaTheme="minorHAnsi"/>
+              </w:rPr>
+            </w:pPr>
+            <w:r>
+              <w:rPr>
+                <w:rFonts w:eastAsiaTheme="minorHAnsi"/>
                 <w:b/>
                 <w:color w:val="18324A"/>
                 <w:sz w:val="17"/>
@@ -2110,8 +2104,6 @@
               <w:left w:val="single" w:sz="8" w:space="0" w:color="D6DEE6"/>
               <w:bottom w:val="single" w:sz="8" w:space="0" w:color="D6DEE6"/>
               <w:right w:val="single" w:sz="8" w:space="0" w:color="D6DEE6"/>
-              <w:insideH w:val="single" w:sz="8" w:space="0" w:color="D6DEE6"/>
-              <w:insideV w:val="single" w:sz="8" w:space="0" w:color="D6DEE6"/>
             </w:tcBorders>
             <w:shd w:val="clear" w:color="auto" w:fill="FFFFFF"/>
             <w:tcMar>
@@ -2123,11 +2115,13 @@
           <w:p>
             <w:pPr>
               <w:spacing w:line="264" w:lineRule="auto"/>
-            </w:pPr>
-            <w:r>
-              <w:rPr>
-                <w:rFonts w:ascii="NanumSquare" w:eastAsia="NanumSquare" w:hAnsi="NanumSquare"/>
-                <w:b w:val="0"/>
+              <w:rPr>
+                <w:rFonts w:eastAsiaTheme="minorHAnsi"/>
+              </w:rPr>
+            </w:pPr>
+            <w:r>
+              <w:rPr>
+                <w:rFonts w:eastAsiaTheme="minorHAnsi"/>
                 <w:color w:val="25313B"/>
                 <w:sz w:val="16"/>
               </w:rPr>
@@ -2137,6 +2131,9 @@
         </w:tc>
       </w:tr>
       <w:tr>
+        <w:trPr>
+          <w:jc w:val="center"/>
+        </w:trPr>
         <w:tc>
           <w:tcPr>
             <w:tcW w:w="1814" w:type="dxa"/>
@@ -2145,8 +2142,6 @@
               <w:left w:val="single" w:sz="8" w:space="0" w:color="D6DEE6"/>
               <w:bottom w:val="single" w:sz="8" w:space="0" w:color="D6DEE6"/>
               <w:right w:val="single" w:sz="8" w:space="0" w:color="D6DEE6"/>
-              <w:insideH w:val="single" w:sz="8" w:space="0" w:color="D6DEE6"/>
-              <w:insideV w:val="single" w:sz="8" w:space="0" w:color="D6DEE6"/>
             </w:tcBorders>
             <w:shd w:val="clear" w:color="auto" w:fill="FFF4CB"/>
             <w:tcMar>
@@ -2157,12 +2152,15 @@
           </w:tcPr>
           <w:p>
             <w:pPr>
+              <w:spacing w:line="264" w:lineRule="auto"/>
               <w:jc w:val="center"/>
-              <w:spacing w:line="264" w:lineRule="auto"/>
-            </w:pPr>
-            <w:r>
-              <w:rPr>
-                <w:rFonts w:ascii="NanumSquare" w:eastAsia="NanumSquare" w:hAnsi="NanumSquare"/>
+              <w:rPr>
+                <w:rFonts w:eastAsiaTheme="minorHAnsi"/>
+              </w:rPr>
+            </w:pPr>
+            <w:r>
+              <w:rPr>
+                <w:rFonts w:eastAsiaTheme="minorHAnsi"/>
                 <w:b/>
                 <w:color w:val="18324A"/>
                 <w:sz w:val="17"/>
@@ -2179,8 +2177,6 @@
               <w:left w:val="single" w:sz="8" w:space="0" w:color="D6DEE6"/>
               <w:bottom w:val="single" w:sz="8" w:space="0" w:color="D6DEE6"/>
               <w:right w:val="single" w:sz="8" w:space="0" w:color="D6DEE6"/>
-              <w:insideH w:val="single" w:sz="8" w:space="0" w:color="D6DEE6"/>
-              <w:insideV w:val="single" w:sz="8" w:space="0" w:color="D6DEE6"/>
             </w:tcBorders>
             <w:shd w:val="clear" w:color="auto" w:fill="FFFFFF"/>
             <w:tcMar>
@@ -2192,893 +2188,17 @@
           <w:p>
             <w:pPr>
               <w:spacing w:line="264" w:lineRule="auto"/>
-            </w:pPr>
-            <w:r>
-              <w:rPr>
-                <w:rFonts w:ascii="NanumSquare" w:eastAsia="NanumSquare" w:hAnsi="NanumSquare"/>
-                <w:b w:val="0"/>
+              <w:rPr>
+                <w:rFonts w:eastAsiaTheme="minorHAnsi"/>
+              </w:rPr>
+            </w:pPr>
+            <w:r>
+              <w:rPr>
+                <w:rFonts w:eastAsiaTheme="minorHAnsi"/>
                 <w:color w:val="25313B"/>
                 <w:sz w:val="16"/>
               </w:rPr>
               <w:t>전투 규칙 이해, 선의 수치 시스템 공개, 사회적 압박의 시작</w:t>
-            </w:r>
-          </w:p>
-        </w:tc>
-      </w:tr>
-    </w:tbl>
-    <w:p/>
-    <w:tbl>
-      <w:tblPr>
-        <w:tblW w:w="0" w:type="auto"/>
-        <w:tblLook w:val="04A0" w:firstRow="1" w:lastRow="0" w:firstColumn="1" w:lastColumn="0" w:noHBand="0" w:noVBand="1"/>
-        <w:jc w:val="center"/>
-        <w:tblLayout w:type="fixed"/>
-      </w:tblPr>
-      <w:tblGrid>
-        <w:gridCol w:w="5074"/>
-        <w:gridCol w:w="5074"/>
-      </w:tblGrid>
-      <w:tr>
-        <w:tc>
-          <w:tcPr>
-            <w:tcW w:w="1247" w:type="dxa"/>
-            <w:tcBorders>
-              <w:top w:val="single" w:sz="8" w:space="0" w:color="D6DEE6"/>
-              <w:left w:val="single" w:sz="8" w:space="0" w:color="D6DEE6"/>
-              <w:bottom w:val="single" w:sz="8" w:space="0" w:color="D6DEE6"/>
-              <w:right w:val="single" w:sz="8" w:space="0" w:color="D6DEE6"/>
-              <w:insideH w:val="single" w:sz="8" w:space="0" w:color="D6DEE6"/>
-              <w:insideV w:val="single" w:sz="8" w:space="0" w:color="D6DEE6"/>
-            </w:tcBorders>
-            <w:shd w:val="clear" w:color="auto" w:fill="F1ECFF"/>
-            <w:tcMar>
-              <w:top w:w="90" w:type="dxa"/>
-              <w:bottom w:w="90" w:type="dxa"/>
-            </w:tcMar>
-            <w:vAlign w:val="center"/>
-          </w:tcPr>
-          <w:p>
-            <w:pPr>
-              <w:jc w:val="center"/>
-              <w:spacing w:line="264" w:lineRule="auto"/>
-            </w:pPr>
-            <w:r>
-              <w:rPr>
-                <w:rFonts w:ascii="NanumSquare" w:eastAsia="NanumSquare" w:hAnsi="NanumSquare"/>
-                <w:b/>
-                <w:color w:val="18324A"/>
-                <w:sz w:val="23"/>
-              </w:rPr>
-              <w:t>Q4</w:t>
-            </w:r>
-          </w:p>
-        </w:tc>
-        <w:tc>
-          <w:tcPr>
-            <w:tcW w:w="7994" w:type="dxa"/>
-            <w:tcBorders>
-              <w:top w:val="single" w:sz="8" w:space="0" w:color="D6DEE6"/>
-              <w:left w:val="single" w:sz="8" w:space="0" w:color="D6DEE6"/>
-              <w:bottom w:val="single" w:sz="8" w:space="0" w:color="D6DEE6"/>
-              <w:right w:val="single" w:sz="8" w:space="0" w:color="D6DEE6"/>
-              <w:insideH w:val="single" w:sz="8" w:space="0" w:color="D6DEE6"/>
-              <w:insideV w:val="single" w:sz="8" w:space="0" w:color="D6DEE6"/>
-            </w:tcBorders>
-            <w:shd w:val="clear" w:color="auto" w:fill="18324A"/>
-            <w:tcMar>
-              <w:top w:w="90" w:type="dxa"/>
-              <w:bottom w:w="90" w:type="dxa"/>
-            </w:tcMar>
-            <w:vAlign w:val="center"/>
-          </w:tcPr>
-          <w:p>
-            <w:pPr>
-              <w:spacing w:line="264" w:lineRule="auto"/>
-            </w:pPr>
-            <w:r>
-              <w:rPr>
-                <w:rFonts w:ascii="NanumSquare" w:eastAsia="NanumSquare" w:hAnsi="NanumSquare"/>
-                <w:b/>
-                <w:color w:val="FFFFFF"/>
-                <w:sz w:val="23"/>
-              </w:rPr>
-              <w:t>폐교 챕터</w:t>
-            </w:r>
-          </w:p>
-        </w:tc>
-      </w:tr>
-    </w:tbl>
-    <w:tbl>
-      <w:tblPr>
-        <w:tblW w:w="0" w:type="auto"/>
-        <w:tblLook w:val="04A0" w:firstRow="1" w:lastRow="0" w:firstColumn="1" w:lastColumn="0" w:noHBand="0" w:noVBand="1"/>
-        <w:jc w:val="center"/>
-        <w:tblLayout w:type="fixed"/>
-      </w:tblPr>
-      <w:tblGrid>
-        <w:gridCol w:w="5074"/>
-        <w:gridCol w:w="5074"/>
-      </w:tblGrid>
-      <w:tr>
-        <w:tc>
-          <w:tcPr>
-            <w:tcW w:w="1814" w:type="dxa"/>
-            <w:tcBorders>
-              <w:top w:val="single" w:sz="8" w:space="0" w:color="D6DEE6"/>
-              <w:left w:val="single" w:sz="8" w:space="0" w:color="D6DEE6"/>
-              <w:bottom w:val="single" w:sz="8" w:space="0" w:color="D6DEE6"/>
-              <w:right w:val="single" w:sz="8" w:space="0" w:color="D6DEE6"/>
-              <w:insideH w:val="single" w:sz="8" w:space="0" w:color="D6DEE6"/>
-              <w:insideV w:val="single" w:sz="8" w:space="0" w:color="D6DEE6"/>
-            </w:tcBorders>
-            <w:shd w:val="clear" w:color="auto" w:fill="F1ECFF"/>
-            <w:tcMar>
-              <w:top w:w="90" w:type="dxa"/>
-              <w:bottom w:w="90" w:type="dxa"/>
-            </w:tcMar>
-            <w:vAlign w:val="center"/>
-          </w:tcPr>
-          <w:p>
-            <w:pPr>
-              <w:jc w:val="center"/>
-              <w:spacing w:line="264" w:lineRule="auto"/>
-            </w:pPr>
-            <w:r>
-              <w:rPr>
-                <w:rFonts w:ascii="NanumSquare" w:eastAsia="NanumSquare" w:hAnsi="NanumSquare"/>
-                <w:b/>
-                <w:color w:val="18324A"/>
-                <w:sz w:val="17"/>
-              </w:rPr>
-              <w:t>플레이 목적</w:t>
-            </w:r>
-          </w:p>
-        </w:tc>
-        <w:tc>
-          <w:tcPr>
-            <w:tcW w:w="7427" w:type="dxa"/>
-            <w:tcBorders>
-              <w:top w:val="single" w:sz="8" w:space="0" w:color="D6DEE6"/>
-              <w:left w:val="single" w:sz="8" w:space="0" w:color="D6DEE6"/>
-              <w:bottom w:val="single" w:sz="8" w:space="0" w:color="D6DEE6"/>
-              <w:right w:val="single" w:sz="8" w:space="0" w:color="D6DEE6"/>
-              <w:insideH w:val="single" w:sz="8" w:space="0" w:color="D6DEE6"/>
-              <w:insideV w:val="single" w:sz="8" w:space="0" w:color="D6DEE6"/>
-            </w:tcBorders>
-            <w:shd w:val="clear" w:color="auto" w:fill="FFFFFF"/>
-            <w:tcMar>
-              <w:top w:w="90" w:type="dxa"/>
-              <w:bottom w:w="90" w:type="dxa"/>
-            </w:tcMar>
-            <w:vAlign w:val="center"/>
-          </w:tcPr>
-          <w:p>
-            <w:pPr>
-              <w:spacing w:line="264" w:lineRule="auto"/>
-            </w:pPr>
-            <w:r>
-              <w:rPr>
-                <w:rFonts w:ascii="NanumSquare" w:eastAsia="NanumSquare" w:hAnsi="NanumSquare"/>
-                <w:b w:val="0"/>
-                <w:color w:val="25313B"/>
-                <w:sz w:val="16"/>
-              </w:rPr>
-              <w:t>폐교 탐색, 추격 회피, 단서 수집, 기억 공간 체험, 보스전을 결합합니다.</w:t>
-            </w:r>
-          </w:p>
-        </w:tc>
-      </w:tr>
-      <w:tr>
-        <w:tc>
-          <w:tcPr>
-            <w:tcW w:w="1814" w:type="dxa"/>
-            <w:tcBorders>
-              <w:top w:val="single" w:sz="8" w:space="0" w:color="D6DEE6"/>
-              <w:left w:val="single" w:sz="8" w:space="0" w:color="D6DEE6"/>
-              <w:bottom w:val="single" w:sz="8" w:space="0" w:color="D6DEE6"/>
-              <w:right w:val="single" w:sz="8" w:space="0" w:color="D6DEE6"/>
-              <w:insideH w:val="single" w:sz="8" w:space="0" w:color="D6DEE6"/>
-              <w:insideV w:val="single" w:sz="8" w:space="0" w:color="D6DEE6"/>
-            </w:tcBorders>
-            <w:shd w:val="clear" w:color="auto" w:fill="F1ECFF"/>
-            <w:tcMar>
-              <w:top w:w="90" w:type="dxa"/>
-              <w:bottom w:w="90" w:type="dxa"/>
-            </w:tcMar>
-            <w:vAlign w:val="center"/>
-          </w:tcPr>
-          <w:p>
-            <w:pPr>
-              <w:jc w:val="center"/>
-              <w:spacing w:line="264" w:lineRule="auto"/>
-            </w:pPr>
-            <w:r>
-              <w:rPr>
-                <w:rFonts w:ascii="NanumSquare" w:eastAsia="NanumSquare" w:hAnsi="NanumSquare"/>
-                <w:b/>
-                <w:color w:val="18324A"/>
-                <w:sz w:val="17"/>
-              </w:rPr>
-              <w:t>이야기 목적</w:t>
-            </w:r>
-          </w:p>
-        </w:tc>
-        <w:tc>
-          <w:tcPr>
-            <w:tcW w:w="7427" w:type="dxa"/>
-            <w:tcBorders>
-              <w:top w:val="single" w:sz="8" w:space="0" w:color="D6DEE6"/>
-              <w:left w:val="single" w:sz="8" w:space="0" w:color="D6DEE6"/>
-              <w:bottom w:val="single" w:sz="8" w:space="0" w:color="D6DEE6"/>
-              <w:right w:val="single" w:sz="8" w:space="0" w:color="D6DEE6"/>
-              <w:insideH w:val="single" w:sz="8" w:space="0" w:color="D6DEE6"/>
-              <w:insideV w:val="single" w:sz="8" w:space="0" w:color="D6DEE6"/>
-            </w:tcBorders>
-            <w:shd w:val="clear" w:color="auto" w:fill="FFFFFF"/>
-            <w:tcMar>
-              <w:top w:w="90" w:type="dxa"/>
-              <w:bottom w:w="90" w:type="dxa"/>
-            </w:tcMar>
-            <w:vAlign w:val="center"/>
-          </w:tcPr>
-          <w:p>
-            <w:pPr>
-              <w:spacing w:line="264" w:lineRule="auto"/>
-            </w:pPr>
-            <w:r>
-              <w:rPr>
-                <w:rFonts w:ascii="NanumSquare" w:eastAsia="NanumSquare" w:hAnsi="NanumSquare"/>
-                <w:b w:val="0"/>
-                <w:color w:val="25313B"/>
-                <w:sz w:val="16"/>
-              </w:rPr>
-              <w:t>괴물의 정체가 본래 사람이었음을 처음으로 밝히며 세계관의 의미를 전환합니다.</w:t>
-            </w:r>
-          </w:p>
-        </w:tc>
-      </w:tr>
-      <w:tr>
-        <w:tc>
-          <w:tcPr>
-            <w:tcW w:w="1814" w:type="dxa"/>
-            <w:tcBorders>
-              <w:top w:val="single" w:sz="8" w:space="0" w:color="D6DEE6"/>
-              <w:left w:val="single" w:sz="8" w:space="0" w:color="D6DEE6"/>
-              <w:bottom w:val="single" w:sz="8" w:space="0" w:color="D6DEE6"/>
-              <w:right w:val="single" w:sz="8" w:space="0" w:color="D6DEE6"/>
-              <w:insideH w:val="single" w:sz="8" w:space="0" w:color="D6DEE6"/>
-              <w:insideV w:val="single" w:sz="8" w:space="0" w:color="D6DEE6"/>
-            </w:tcBorders>
-            <w:shd w:val="clear" w:color="auto" w:fill="F1ECFF"/>
-            <w:tcMar>
-              <w:top w:w="90" w:type="dxa"/>
-              <w:bottom w:w="90" w:type="dxa"/>
-            </w:tcMar>
-            <w:vAlign w:val="center"/>
-          </w:tcPr>
-          <w:p>
-            <w:pPr>
-              <w:jc w:val="center"/>
-              <w:spacing w:line="264" w:lineRule="auto"/>
-            </w:pPr>
-            <w:r>
-              <w:rPr>
-                <w:rFonts w:ascii="NanumSquare" w:eastAsia="NanumSquare" w:hAnsi="NanumSquare"/>
-                <w:b/>
-                <w:color w:val="18324A"/>
-                <w:sz w:val="17"/>
-              </w:rPr>
-              <w:t>주요 상황</w:t>
-            </w:r>
-          </w:p>
-        </w:tc>
-        <w:tc>
-          <w:tcPr>
-            <w:tcW w:w="7427" w:type="dxa"/>
-            <w:tcBorders>
-              <w:top w:val="single" w:sz="8" w:space="0" w:color="D6DEE6"/>
-              <w:left w:val="single" w:sz="8" w:space="0" w:color="D6DEE6"/>
-              <w:bottom w:val="single" w:sz="8" w:space="0" w:color="D6DEE6"/>
-              <w:right w:val="single" w:sz="8" w:space="0" w:color="D6DEE6"/>
-              <w:insideH w:val="single" w:sz="8" w:space="0" w:color="D6DEE6"/>
-              <w:insideV w:val="single" w:sz="8" w:space="0" w:color="D6DEE6"/>
-            </w:tcBorders>
-            <w:shd w:val="clear" w:color="auto" w:fill="FFFFFF"/>
-            <w:tcMar>
-              <w:top w:w="90" w:type="dxa"/>
-              <w:bottom w:w="90" w:type="dxa"/>
-            </w:tcMar>
-            <w:vAlign w:val="center"/>
-          </w:tcPr>
-          <w:p>
-            <w:pPr>
-              <w:spacing w:line="264" w:lineRule="auto"/>
-            </w:pPr>
-            <w:r>
-              <w:rPr>
-                <w:rFonts w:ascii="NanumSquare" w:eastAsia="NanumSquare" w:hAnsi="NanumSquare"/>
-                <w:b w:val="0"/>
-                <w:color w:val="25313B"/>
-                <w:sz w:val="16"/>
-              </w:rPr>
-              <w:t>폐교 균열 조사 명령 / 교실과 복도에 남은 기억 / 학교폭력 기억 공간 / 괴물 보스전과 인간형 전환</w:t>
-            </w:r>
-          </w:p>
-        </w:tc>
-      </w:tr>
-      <w:tr>
-        <w:tc>
-          <w:tcPr>
-            <w:tcW w:w="1814" w:type="dxa"/>
-            <w:tcBorders>
-              <w:top w:val="single" w:sz="8" w:space="0" w:color="D6DEE6"/>
-              <w:left w:val="single" w:sz="8" w:space="0" w:color="D6DEE6"/>
-              <w:bottom w:val="single" w:sz="8" w:space="0" w:color="D6DEE6"/>
-              <w:right w:val="single" w:sz="8" w:space="0" w:color="D6DEE6"/>
-              <w:insideH w:val="single" w:sz="8" w:space="0" w:color="D6DEE6"/>
-              <w:insideV w:val="single" w:sz="8" w:space="0" w:color="D6DEE6"/>
-            </w:tcBorders>
-            <w:shd w:val="clear" w:color="auto" w:fill="F1ECFF"/>
-            <w:tcMar>
-              <w:top w:w="90" w:type="dxa"/>
-              <w:bottom w:w="90" w:type="dxa"/>
-            </w:tcMar>
-            <w:vAlign w:val="center"/>
-          </w:tcPr>
-          <w:p>
-            <w:pPr>
-              <w:jc w:val="center"/>
-              <w:spacing w:line="264" w:lineRule="auto"/>
-            </w:pPr>
-            <w:r>
-              <w:rPr>
-                <w:rFonts w:ascii="NanumSquare" w:eastAsia="NanumSquare" w:hAnsi="NanumSquare"/>
-                <w:b/>
-                <w:color w:val="18324A"/>
-                <w:sz w:val="17"/>
-              </w:rPr>
-              <w:t>트리거/조건</w:t>
-            </w:r>
-          </w:p>
-        </w:tc>
-        <w:tc>
-          <w:tcPr>
-            <w:tcW w:w="7427" w:type="dxa"/>
-            <w:tcBorders>
-              <w:top w:val="single" w:sz="8" w:space="0" w:color="D6DEE6"/>
-              <w:left w:val="single" w:sz="8" w:space="0" w:color="D6DEE6"/>
-              <w:bottom w:val="single" w:sz="8" w:space="0" w:color="D6DEE6"/>
-              <w:right w:val="single" w:sz="8" w:space="0" w:color="D6DEE6"/>
-              <w:insideH w:val="single" w:sz="8" w:space="0" w:color="D6DEE6"/>
-              <w:insideV w:val="single" w:sz="8" w:space="0" w:color="D6DEE6"/>
-            </w:tcBorders>
-            <w:shd w:val="clear" w:color="auto" w:fill="FFFFFF"/>
-            <w:tcMar>
-              <w:top w:w="90" w:type="dxa"/>
-              <w:bottom w:w="90" w:type="dxa"/>
-            </w:tcMar>
-            <w:vAlign w:val="center"/>
-          </w:tcPr>
-          <w:p>
-            <w:pPr>
-              <w:spacing w:line="264" w:lineRule="auto"/>
-            </w:pPr>
-            <w:r>
-              <w:rPr>
-                <w:rFonts w:ascii="NanumSquare" w:eastAsia="NanumSquare" w:hAnsi="NanumSquare"/>
-                <w:b w:val="0"/>
-                <w:color w:val="25313B"/>
-                <w:sz w:val="16"/>
-              </w:rPr>
-              <w:t>선의관리국 명령 수락 후 폐교 입장. 핵심 단서 획득 시 기억 공간 진입. 보스 HP 0 이후 우정 목걸이 연출로 2페이즈 전환.</w:t>
-            </w:r>
-          </w:p>
-        </w:tc>
-      </w:tr>
-      <w:tr>
-        <w:tc>
-          <w:tcPr>
-            <w:tcW w:w="1814" w:type="dxa"/>
-            <w:tcBorders>
-              <w:top w:val="single" w:sz="8" w:space="0" w:color="D6DEE6"/>
-              <w:left w:val="single" w:sz="8" w:space="0" w:color="D6DEE6"/>
-              <w:bottom w:val="single" w:sz="8" w:space="0" w:color="D6DEE6"/>
-              <w:right w:val="single" w:sz="8" w:space="0" w:color="D6DEE6"/>
-              <w:insideH w:val="single" w:sz="8" w:space="0" w:color="D6DEE6"/>
-              <w:insideV w:val="single" w:sz="8" w:space="0" w:color="D6DEE6"/>
-            </w:tcBorders>
-            <w:shd w:val="clear" w:color="auto" w:fill="F1ECFF"/>
-            <w:tcMar>
-              <w:top w:w="90" w:type="dxa"/>
-              <w:bottom w:w="90" w:type="dxa"/>
-            </w:tcMar>
-            <w:vAlign w:val="center"/>
-          </w:tcPr>
-          <w:p>
-            <w:pPr>
-              <w:jc w:val="center"/>
-              <w:spacing w:line="264" w:lineRule="auto"/>
-            </w:pPr>
-            <w:r>
-              <w:rPr>
-                <w:rFonts w:ascii="NanumSquare" w:eastAsia="NanumSquare" w:hAnsi="NanumSquare"/>
-                <w:b/>
-                <w:color w:val="18324A"/>
-                <w:sz w:val="17"/>
-              </w:rPr>
-              <w:t>보상/기능</w:t>
-            </w:r>
-          </w:p>
-        </w:tc>
-        <w:tc>
-          <w:tcPr>
-            <w:tcW w:w="7427" w:type="dxa"/>
-            <w:tcBorders>
-              <w:top w:val="single" w:sz="8" w:space="0" w:color="D6DEE6"/>
-              <w:left w:val="single" w:sz="8" w:space="0" w:color="D6DEE6"/>
-              <w:bottom w:val="single" w:sz="8" w:space="0" w:color="D6DEE6"/>
-              <w:right w:val="single" w:sz="8" w:space="0" w:color="D6DEE6"/>
-              <w:insideH w:val="single" w:sz="8" w:space="0" w:color="D6DEE6"/>
-              <w:insideV w:val="single" w:sz="8" w:space="0" w:color="D6DEE6"/>
-            </w:tcBorders>
-            <w:shd w:val="clear" w:color="auto" w:fill="FFFFFF"/>
-            <w:tcMar>
-              <w:top w:w="90" w:type="dxa"/>
-              <w:bottom w:w="90" w:type="dxa"/>
-            </w:tcMar>
-            <w:vAlign w:val="center"/>
-          </w:tcPr>
-          <w:p>
-            <w:pPr>
-              <w:spacing w:line="264" w:lineRule="auto"/>
-            </w:pPr>
-            <w:r>
-              <w:rPr>
-                <w:rFonts w:ascii="NanumSquare" w:eastAsia="NanumSquare" w:hAnsi="NanumSquare"/>
-                <w:b w:val="0"/>
-                <w:color w:val="25313B"/>
-                <w:sz w:val="16"/>
-              </w:rPr>
-              <w:t>괴물=인간 진실 공개, 사회 혼란 컷신, 후반부 윤리 갈등 강화</w:t>
-            </w:r>
-          </w:p>
-        </w:tc>
-      </w:tr>
-    </w:tbl>
-    <w:p/>
-    <w:tbl>
-      <w:tblPr>
-        <w:tblW w:w="0" w:type="auto"/>
-        <w:tblLook w:val="04A0" w:firstRow="1" w:lastRow="0" w:firstColumn="1" w:lastColumn="0" w:noHBand="0" w:noVBand="1"/>
-        <w:jc w:val="center"/>
-        <w:tblLayout w:type="fixed"/>
-      </w:tblPr>
-      <w:tblGrid>
-        <w:gridCol w:w="5074"/>
-        <w:gridCol w:w="5074"/>
-      </w:tblGrid>
-      <w:tr>
-        <w:tc>
-          <w:tcPr>
-            <w:tcW w:w="1247" w:type="dxa"/>
-            <w:tcBorders>
-              <w:top w:val="single" w:sz="8" w:space="0" w:color="D6DEE6"/>
-              <w:left w:val="single" w:sz="8" w:space="0" w:color="D6DEE6"/>
-              <w:bottom w:val="single" w:sz="8" w:space="0" w:color="D6DEE6"/>
-              <w:right w:val="single" w:sz="8" w:space="0" w:color="D6DEE6"/>
-              <w:insideH w:val="single" w:sz="8" w:space="0" w:color="D6DEE6"/>
-              <w:insideV w:val="single" w:sz="8" w:space="0" w:color="D6DEE6"/>
-            </w:tcBorders>
-            <w:shd w:val="clear" w:color="auto" w:fill="FFECEC"/>
-            <w:tcMar>
-              <w:top w:w="90" w:type="dxa"/>
-              <w:bottom w:w="90" w:type="dxa"/>
-            </w:tcMar>
-            <w:vAlign w:val="center"/>
-          </w:tcPr>
-          <w:p>
-            <w:pPr>
-              <w:jc w:val="center"/>
-              <w:spacing w:line="264" w:lineRule="auto"/>
-            </w:pPr>
-            <w:r>
-              <w:rPr>
-                <w:rFonts w:ascii="NanumSquare" w:eastAsia="NanumSquare" w:hAnsi="NanumSquare"/>
-                <w:b/>
-                <w:color w:val="18324A"/>
-                <w:sz w:val="23"/>
-              </w:rPr>
-              <w:t>Q5</w:t>
-            </w:r>
-          </w:p>
-        </w:tc>
-        <w:tc>
-          <w:tcPr>
-            <w:tcW w:w="7994" w:type="dxa"/>
-            <w:tcBorders>
-              <w:top w:val="single" w:sz="8" w:space="0" w:color="D6DEE6"/>
-              <w:left w:val="single" w:sz="8" w:space="0" w:color="D6DEE6"/>
-              <w:bottom w:val="single" w:sz="8" w:space="0" w:color="D6DEE6"/>
-              <w:right w:val="single" w:sz="8" w:space="0" w:color="D6DEE6"/>
-              <w:insideH w:val="single" w:sz="8" w:space="0" w:color="D6DEE6"/>
-              <w:insideV w:val="single" w:sz="8" w:space="0" w:color="D6DEE6"/>
-            </w:tcBorders>
-            <w:shd w:val="clear" w:color="auto" w:fill="18324A"/>
-            <w:tcMar>
-              <w:top w:w="90" w:type="dxa"/>
-              <w:bottom w:w="90" w:type="dxa"/>
-            </w:tcMar>
-            <w:vAlign w:val="center"/>
-          </w:tcPr>
-          <w:p>
-            <w:pPr>
-              <w:spacing w:line="264" w:lineRule="auto"/>
-            </w:pPr>
-            <w:r>
-              <w:rPr>
-                <w:rFonts w:ascii="NanumSquare" w:eastAsia="NanumSquare" w:hAnsi="NanumSquare"/>
-                <w:b/>
-                <w:color w:val="FFFFFF"/>
-                <w:sz w:val="23"/>
-              </w:rPr>
-              <w:t>균열 탐색</w:t>
-            </w:r>
-          </w:p>
-        </w:tc>
-      </w:tr>
-    </w:tbl>
-    <w:tbl>
-      <w:tblPr>
-        <w:tblW w:w="0" w:type="auto"/>
-        <w:tblLook w:val="04A0" w:firstRow="1" w:lastRow="0" w:firstColumn="1" w:lastColumn="0" w:noHBand="0" w:noVBand="1"/>
-        <w:jc w:val="center"/>
-        <w:tblLayout w:type="fixed"/>
-      </w:tblPr>
-      <w:tblGrid>
-        <w:gridCol w:w="5074"/>
-        <w:gridCol w:w="5074"/>
-      </w:tblGrid>
-      <w:tr>
-        <w:tc>
-          <w:tcPr>
-            <w:tcW w:w="1814" w:type="dxa"/>
-            <w:tcBorders>
-              <w:top w:val="single" w:sz="8" w:space="0" w:color="D6DEE6"/>
-              <w:left w:val="single" w:sz="8" w:space="0" w:color="D6DEE6"/>
-              <w:bottom w:val="single" w:sz="8" w:space="0" w:color="D6DEE6"/>
-              <w:right w:val="single" w:sz="8" w:space="0" w:color="D6DEE6"/>
-              <w:insideH w:val="single" w:sz="8" w:space="0" w:color="D6DEE6"/>
-              <w:insideV w:val="single" w:sz="8" w:space="0" w:color="D6DEE6"/>
-            </w:tcBorders>
-            <w:shd w:val="clear" w:color="auto" w:fill="FFECEC"/>
-            <w:tcMar>
-              <w:top w:w="90" w:type="dxa"/>
-              <w:bottom w:w="90" w:type="dxa"/>
-            </w:tcMar>
-            <w:vAlign w:val="center"/>
-          </w:tcPr>
-          <w:p>
-            <w:pPr>
-              <w:jc w:val="center"/>
-              <w:spacing w:line="264" w:lineRule="auto"/>
-            </w:pPr>
-            <w:r>
-              <w:rPr>
-                <w:rFonts w:ascii="NanumSquare" w:eastAsia="NanumSquare" w:hAnsi="NanumSquare"/>
-                <w:b/>
-                <w:color w:val="18324A"/>
-                <w:sz w:val="17"/>
-              </w:rPr>
-              <w:t>플레이 목적</w:t>
-            </w:r>
-          </w:p>
-        </w:tc>
-        <w:tc>
-          <w:tcPr>
-            <w:tcW w:w="7427" w:type="dxa"/>
-            <w:tcBorders>
-              <w:top w:val="single" w:sz="8" w:space="0" w:color="D6DEE6"/>
-              <w:left w:val="single" w:sz="8" w:space="0" w:color="D6DEE6"/>
-              <w:bottom w:val="single" w:sz="8" w:space="0" w:color="D6DEE6"/>
-              <w:right w:val="single" w:sz="8" w:space="0" w:color="D6DEE6"/>
-              <w:insideH w:val="single" w:sz="8" w:space="0" w:color="D6DEE6"/>
-              <w:insideV w:val="single" w:sz="8" w:space="0" w:color="D6DEE6"/>
-            </w:tcBorders>
-            <w:shd w:val="clear" w:color="auto" w:fill="FFFFFF"/>
-            <w:tcMar>
-              <w:top w:w="90" w:type="dxa"/>
-              <w:bottom w:w="90" w:type="dxa"/>
-            </w:tcMar>
-            <w:vAlign w:val="center"/>
-          </w:tcPr>
-          <w:p>
-            <w:pPr>
-              <w:spacing w:line="264" w:lineRule="auto"/>
-            </w:pPr>
-            <w:r>
-              <w:rPr>
-                <w:rFonts w:ascii="NanumSquare" w:eastAsia="NanumSquare" w:hAnsi="NanumSquare"/>
-                <w:b w:val="0"/>
-                <w:color w:val="25313B"/>
-                <w:sz w:val="16"/>
-              </w:rPr>
-              <w:t>방향 반전, 거울 미로, 환상 공간, 중심부 탐색으로 후반부의 불안정한 공간감을 체험합니다.</w:t>
-            </w:r>
-          </w:p>
-        </w:tc>
-      </w:tr>
-      <w:tr>
-        <w:tc>
-          <w:tcPr>
-            <w:tcW w:w="1814" w:type="dxa"/>
-            <w:tcBorders>
-              <w:top w:val="single" w:sz="8" w:space="0" w:color="D6DEE6"/>
-              <w:left w:val="single" w:sz="8" w:space="0" w:color="D6DEE6"/>
-              <w:bottom w:val="single" w:sz="8" w:space="0" w:color="D6DEE6"/>
-              <w:right w:val="single" w:sz="8" w:space="0" w:color="D6DEE6"/>
-              <w:insideH w:val="single" w:sz="8" w:space="0" w:color="D6DEE6"/>
-              <w:insideV w:val="single" w:sz="8" w:space="0" w:color="D6DEE6"/>
-            </w:tcBorders>
-            <w:shd w:val="clear" w:color="auto" w:fill="FFECEC"/>
-            <w:tcMar>
-              <w:top w:w="90" w:type="dxa"/>
-              <w:bottom w:w="90" w:type="dxa"/>
-            </w:tcMar>
-            <w:vAlign w:val="center"/>
-          </w:tcPr>
-          <w:p>
-            <w:pPr>
-              <w:jc w:val="center"/>
-              <w:spacing w:line="264" w:lineRule="auto"/>
-            </w:pPr>
-            <w:r>
-              <w:rPr>
-                <w:rFonts w:ascii="NanumSquare" w:eastAsia="NanumSquare" w:hAnsi="NanumSquare"/>
-                <w:b/>
-                <w:color w:val="18324A"/>
-                <w:sz w:val="17"/>
-              </w:rPr>
-              <w:t>이야기 목적</w:t>
-            </w:r>
-          </w:p>
-        </w:tc>
-        <w:tc>
-          <w:tcPr>
-            <w:tcW w:w="7427" w:type="dxa"/>
-            <w:tcBorders>
-              <w:top w:val="single" w:sz="8" w:space="0" w:color="D6DEE6"/>
-              <w:left w:val="single" w:sz="8" w:space="0" w:color="D6DEE6"/>
-              <w:bottom w:val="single" w:sz="8" w:space="0" w:color="D6DEE6"/>
-              <w:right w:val="single" w:sz="8" w:space="0" w:color="D6DEE6"/>
-              <w:insideH w:val="single" w:sz="8" w:space="0" w:color="D6DEE6"/>
-              <w:insideV w:val="single" w:sz="8" w:space="0" w:color="D6DEE6"/>
-            </w:tcBorders>
-            <w:shd w:val="clear" w:color="auto" w:fill="FFFFFF"/>
-            <w:tcMar>
-              <w:top w:w="90" w:type="dxa"/>
-              <w:bottom w:w="90" w:type="dxa"/>
-            </w:tcMar>
-            <w:vAlign w:val="center"/>
-          </w:tcPr>
-          <w:p>
-            <w:pPr>
-              <w:spacing w:line="264" w:lineRule="auto"/>
-            </w:pPr>
-            <w:r>
-              <w:rPr>
-                <w:rFonts w:ascii="NanumSquare" w:eastAsia="NanumSquare" w:hAnsi="NanumSquare"/>
-                <w:b w:val="0"/>
-                <w:color w:val="25313B"/>
-                <w:sz w:val="16"/>
-              </w:rPr>
-              <w:t>차한해와 균열의 연결을 드러내고, 희생 강요의 결말 선택을 준비합니다.</w:t>
-            </w:r>
-          </w:p>
-        </w:tc>
-      </w:tr>
-      <w:tr>
-        <w:tc>
-          <w:tcPr>
-            <w:tcW w:w="1814" w:type="dxa"/>
-            <w:tcBorders>
-              <w:top w:val="single" w:sz="8" w:space="0" w:color="D6DEE6"/>
-              <w:left w:val="single" w:sz="8" w:space="0" w:color="D6DEE6"/>
-              <w:bottom w:val="single" w:sz="8" w:space="0" w:color="D6DEE6"/>
-              <w:right w:val="single" w:sz="8" w:space="0" w:color="D6DEE6"/>
-              <w:insideH w:val="single" w:sz="8" w:space="0" w:color="D6DEE6"/>
-              <w:insideV w:val="single" w:sz="8" w:space="0" w:color="D6DEE6"/>
-            </w:tcBorders>
-            <w:shd w:val="clear" w:color="auto" w:fill="FFECEC"/>
-            <w:tcMar>
-              <w:top w:w="90" w:type="dxa"/>
-              <w:bottom w:w="90" w:type="dxa"/>
-            </w:tcMar>
-            <w:vAlign w:val="center"/>
-          </w:tcPr>
-          <w:p>
-            <w:pPr>
-              <w:jc w:val="center"/>
-              <w:spacing w:line="264" w:lineRule="auto"/>
-            </w:pPr>
-            <w:r>
-              <w:rPr>
-                <w:rFonts w:ascii="NanumSquare" w:eastAsia="NanumSquare" w:hAnsi="NanumSquare"/>
-                <w:b/>
-                <w:color w:val="18324A"/>
-                <w:sz w:val="17"/>
-              </w:rPr>
-              <w:t>주요 상황</w:t>
-            </w:r>
-          </w:p>
-        </w:tc>
-        <w:tc>
-          <w:tcPr>
-            <w:tcW w:w="7427" w:type="dxa"/>
-            <w:tcBorders>
-              <w:top w:val="single" w:sz="8" w:space="0" w:color="D6DEE6"/>
-              <w:left w:val="single" w:sz="8" w:space="0" w:color="D6DEE6"/>
-              <w:bottom w:val="single" w:sz="8" w:space="0" w:color="D6DEE6"/>
-              <w:right w:val="single" w:sz="8" w:space="0" w:color="D6DEE6"/>
-              <w:insideH w:val="single" w:sz="8" w:space="0" w:color="D6DEE6"/>
-              <w:insideV w:val="single" w:sz="8" w:space="0" w:color="D6DEE6"/>
-            </w:tcBorders>
-            <w:shd w:val="clear" w:color="auto" w:fill="FFFFFF"/>
-            <w:tcMar>
-              <w:top w:w="90" w:type="dxa"/>
-              <w:bottom w:w="90" w:type="dxa"/>
-            </w:tcMar>
-            <w:vAlign w:val="center"/>
-          </w:tcPr>
-          <w:p>
-            <w:pPr>
-              <w:spacing w:line="264" w:lineRule="auto"/>
-            </w:pPr>
-            <w:r>
-              <w:rPr>
-                <w:rFonts w:ascii="NanumSquare" w:eastAsia="NanumSquare" w:hAnsi="NanumSquare"/>
-                <w:b w:val="0"/>
-                <w:color w:val="25313B"/>
-                <w:sz w:val="16"/>
-              </w:rPr>
-              <w:t>균열 내부 진입 강요 / 현실과 환상의 혼합 / 남겨진 사람들의 흔적 / 중심부 코어와 차한해의 연결</w:t>
-            </w:r>
-          </w:p>
-        </w:tc>
-      </w:tr>
-      <w:tr>
-        <w:tc>
-          <w:tcPr>
-            <w:tcW w:w="1814" w:type="dxa"/>
-            <w:tcBorders>
-              <w:top w:val="single" w:sz="8" w:space="0" w:color="D6DEE6"/>
-              <w:left w:val="single" w:sz="8" w:space="0" w:color="D6DEE6"/>
-              <w:bottom w:val="single" w:sz="8" w:space="0" w:color="D6DEE6"/>
-              <w:right w:val="single" w:sz="8" w:space="0" w:color="D6DEE6"/>
-              <w:insideH w:val="single" w:sz="8" w:space="0" w:color="D6DEE6"/>
-              <w:insideV w:val="single" w:sz="8" w:space="0" w:color="D6DEE6"/>
-            </w:tcBorders>
-            <w:shd w:val="clear" w:color="auto" w:fill="FFECEC"/>
-            <w:tcMar>
-              <w:top w:w="90" w:type="dxa"/>
-              <w:bottom w:w="90" w:type="dxa"/>
-            </w:tcMar>
-            <w:vAlign w:val="center"/>
-          </w:tcPr>
-          <w:p>
-            <w:pPr>
-              <w:jc w:val="center"/>
-              <w:spacing w:line="264" w:lineRule="auto"/>
-            </w:pPr>
-            <w:r>
-              <w:rPr>
-                <w:rFonts w:ascii="NanumSquare" w:eastAsia="NanumSquare" w:hAnsi="NanumSquare"/>
-                <w:b/>
-                <w:color w:val="18324A"/>
-                <w:sz w:val="17"/>
-              </w:rPr>
-              <w:t>트리거/조건</w:t>
-            </w:r>
-          </w:p>
-        </w:tc>
-        <w:tc>
-          <w:tcPr>
-            <w:tcW w:w="7427" w:type="dxa"/>
-            <w:tcBorders>
-              <w:top w:val="single" w:sz="8" w:space="0" w:color="D6DEE6"/>
-              <w:left w:val="single" w:sz="8" w:space="0" w:color="D6DEE6"/>
-              <w:bottom w:val="single" w:sz="8" w:space="0" w:color="D6DEE6"/>
-              <w:right w:val="single" w:sz="8" w:space="0" w:color="D6DEE6"/>
-              <w:insideH w:val="single" w:sz="8" w:space="0" w:color="D6DEE6"/>
-              <w:insideV w:val="single" w:sz="8" w:space="0" w:color="D6DEE6"/>
-            </w:tcBorders>
-            <w:shd w:val="clear" w:color="auto" w:fill="FFFFFF"/>
-            <w:tcMar>
-              <w:top w:w="90" w:type="dxa"/>
-              <w:bottom w:w="90" w:type="dxa"/>
-            </w:tcMar>
-            <w:vAlign w:val="center"/>
-          </w:tcPr>
-          <w:p>
-            <w:pPr>
-              <w:spacing w:line="264" w:lineRule="auto"/>
-            </w:pPr>
-            <w:r>
-              <w:rPr>
-                <w:rFonts w:ascii="NanumSquare" w:eastAsia="NanumSquare" w:hAnsi="NanumSquare"/>
-                <w:b w:val="0"/>
-                <w:color w:val="25313B"/>
-                <w:sz w:val="16"/>
-              </w:rPr>
-              <w:t>괴물의 진실 공개 후 여론·명령 이벤트 발생. 미로 구간에서 후방의 차한해와 전방의 차한해가 겹치며 방향이 반전. 중심부 상호작용 시 진실 컷신 발생.</w:t>
-            </w:r>
-          </w:p>
-        </w:tc>
-      </w:tr>
-      <w:tr>
-        <w:tc>
-          <w:tcPr>
-            <w:tcW w:w="1814" w:type="dxa"/>
-            <w:tcBorders>
-              <w:top w:val="single" w:sz="8" w:space="0" w:color="D6DEE6"/>
-              <w:left w:val="single" w:sz="8" w:space="0" w:color="D6DEE6"/>
-              <w:bottom w:val="single" w:sz="8" w:space="0" w:color="D6DEE6"/>
-              <w:right w:val="single" w:sz="8" w:space="0" w:color="D6DEE6"/>
-              <w:insideH w:val="single" w:sz="8" w:space="0" w:color="D6DEE6"/>
-              <w:insideV w:val="single" w:sz="8" w:space="0" w:color="D6DEE6"/>
-            </w:tcBorders>
-            <w:shd w:val="clear" w:color="auto" w:fill="FFECEC"/>
-            <w:tcMar>
-              <w:top w:w="90" w:type="dxa"/>
-              <w:bottom w:w="90" w:type="dxa"/>
-            </w:tcMar>
-            <w:vAlign w:val="center"/>
-          </w:tcPr>
-          <w:p>
-            <w:pPr>
-              <w:jc w:val="center"/>
-              <w:spacing w:line="264" w:lineRule="auto"/>
-            </w:pPr>
-            <w:r>
-              <w:rPr>
-                <w:rFonts w:ascii="NanumSquare" w:eastAsia="NanumSquare" w:hAnsi="NanumSquare"/>
-                <w:b/>
-                <w:color w:val="18324A"/>
-                <w:sz w:val="17"/>
-              </w:rPr>
-              <w:t>보상/기능</w:t>
-            </w:r>
-          </w:p>
-        </w:tc>
-        <w:tc>
-          <w:tcPr>
-            <w:tcW w:w="7427" w:type="dxa"/>
-            <w:tcBorders>
-              <w:top w:val="single" w:sz="8" w:space="0" w:color="D6DEE6"/>
-              <w:left w:val="single" w:sz="8" w:space="0" w:color="D6DEE6"/>
-              <w:bottom w:val="single" w:sz="8" w:space="0" w:color="D6DEE6"/>
-              <w:right w:val="single" w:sz="8" w:space="0" w:color="D6DEE6"/>
-              <w:insideH w:val="single" w:sz="8" w:space="0" w:color="D6DEE6"/>
-              <w:insideV w:val="single" w:sz="8" w:space="0" w:color="D6DEE6"/>
-            </w:tcBorders>
-            <w:shd w:val="clear" w:color="auto" w:fill="FFFFFF"/>
-            <w:tcMar>
-              <w:top w:w="90" w:type="dxa"/>
-              <w:bottom w:w="90" w:type="dxa"/>
-            </w:tcMar>
-            <w:vAlign w:val="center"/>
-          </w:tcPr>
-          <w:p>
-            <w:pPr>
-              <w:spacing w:line="264" w:lineRule="auto"/>
-            </w:pPr>
-            <w:r>
-              <w:rPr>
-                <w:rFonts w:ascii="NanumSquare" w:eastAsia="NanumSquare" w:hAnsi="NanumSquare"/>
-                <w:b w:val="0"/>
-                <w:color w:val="25313B"/>
-                <w:sz w:val="16"/>
-              </w:rPr>
-              <w:t>핵심 세계관 진실 공개, 엔딩 분기 기반, 차한해의 선택 압박 확정</w:t>
             </w:r>
           </w:p>
         </w:tc>
@@ -3086,49 +2206,964 @@
     </w:tbl>
     <w:p>
       <w:pPr>
-        <w:ind w:left="0" w:right="0"/>
-        <w:spacing w:line="240"/>
         <w:rPr>
-          <w:lang w:eastAsia="ko-KR"/>
-          <w:rFonts w:hint="eastAsia"/>
+          <w:rFonts w:eastAsiaTheme="minorHAnsi"/>
+        </w:rPr>
+      </w:pPr>
+    </w:p>
+    <w:tbl>
+      <w:tblPr>
+        <w:tblW w:w="0" w:type="auto"/>
+        <w:jc w:val="center"/>
+        <w:tblLayout w:type="fixed"/>
+        <w:tblLook w:val="04A0" w:firstRow="1" w:lastRow="0" w:firstColumn="1" w:lastColumn="0" w:noHBand="0" w:noVBand="1"/>
+      </w:tblPr>
+      <w:tblGrid>
+        <w:gridCol w:w="1814"/>
+        <w:gridCol w:w="7994"/>
+      </w:tblGrid>
+      <w:tr>
+        <w:trPr>
+          <w:jc w:val="center"/>
+        </w:trPr>
+        <w:tc>
+          <w:tcPr>
+            <w:tcW w:w="1247" w:type="dxa"/>
+            <w:tcBorders>
+              <w:top w:val="single" w:sz="8" w:space="0" w:color="D6DEE6"/>
+              <w:left w:val="single" w:sz="8" w:space="0" w:color="D6DEE6"/>
+              <w:bottom w:val="single" w:sz="8" w:space="0" w:color="D6DEE6"/>
+              <w:right w:val="single" w:sz="8" w:space="0" w:color="D6DEE6"/>
+            </w:tcBorders>
+            <w:shd w:val="clear" w:color="auto" w:fill="F1ECFF"/>
+            <w:tcMar>
+              <w:top w:w="90" w:type="dxa"/>
+              <w:bottom w:w="90" w:type="dxa"/>
+            </w:tcMar>
+            <w:vAlign w:val="center"/>
+          </w:tcPr>
+          <w:p>
+            <w:pPr>
+              <w:spacing w:line="264" w:lineRule="auto"/>
+              <w:jc w:val="center"/>
+              <w:rPr>
+                <w:rFonts w:eastAsiaTheme="minorHAnsi"/>
+              </w:rPr>
+            </w:pPr>
+            <w:r>
+              <w:rPr>
+                <w:rFonts w:eastAsiaTheme="minorHAnsi"/>
+                <w:b/>
+                <w:color w:val="18324A"/>
+                <w:sz w:val="23"/>
+              </w:rPr>
+              <w:t>Q4</w:t>
+            </w:r>
+          </w:p>
+        </w:tc>
+        <w:tc>
+          <w:tcPr>
+            <w:tcW w:w="7994" w:type="dxa"/>
+            <w:tcBorders>
+              <w:top w:val="single" w:sz="8" w:space="0" w:color="D6DEE6"/>
+              <w:left w:val="single" w:sz="8" w:space="0" w:color="D6DEE6"/>
+              <w:bottom w:val="single" w:sz="8" w:space="0" w:color="D6DEE6"/>
+              <w:right w:val="single" w:sz="8" w:space="0" w:color="D6DEE6"/>
+            </w:tcBorders>
+            <w:shd w:val="clear" w:color="auto" w:fill="18324A"/>
+            <w:tcMar>
+              <w:top w:w="90" w:type="dxa"/>
+              <w:bottom w:w="90" w:type="dxa"/>
+            </w:tcMar>
+            <w:vAlign w:val="center"/>
+          </w:tcPr>
+          <w:p>
+            <w:pPr>
+              <w:spacing w:line="264" w:lineRule="auto"/>
+              <w:rPr>
+                <w:rFonts w:eastAsiaTheme="minorHAnsi"/>
+              </w:rPr>
+            </w:pPr>
+            <w:r>
+              <w:rPr>
+                <w:rFonts w:eastAsiaTheme="minorHAnsi"/>
+                <w:b/>
+                <w:color w:val="FFFFFF"/>
+                <w:sz w:val="23"/>
+              </w:rPr>
+              <w:t>폐교 챕터</w:t>
+            </w:r>
+          </w:p>
+        </w:tc>
+      </w:tr>
+      <w:tr>
+        <w:trPr>
+          <w:jc w:val="center"/>
+        </w:trPr>
+        <w:tc>
+          <w:tcPr>
+            <w:tcW w:w="1814" w:type="dxa"/>
+            <w:tcBorders>
+              <w:top w:val="single" w:sz="8" w:space="0" w:color="D6DEE6"/>
+              <w:left w:val="single" w:sz="8" w:space="0" w:color="D6DEE6"/>
+              <w:bottom w:val="single" w:sz="8" w:space="0" w:color="D6DEE6"/>
+              <w:right w:val="single" w:sz="8" w:space="0" w:color="D6DEE6"/>
+            </w:tcBorders>
+            <w:shd w:val="clear" w:color="auto" w:fill="F1ECFF"/>
+            <w:tcMar>
+              <w:top w:w="90" w:type="dxa"/>
+              <w:bottom w:w="90" w:type="dxa"/>
+            </w:tcMar>
+            <w:vAlign w:val="center"/>
+          </w:tcPr>
+          <w:p>
+            <w:pPr>
+              <w:spacing w:line="264" w:lineRule="auto"/>
+              <w:jc w:val="center"/>
+              <w:rPr>
+                <w:rFonts w:eastAsiaTheme="minorHAnsi"/>
+              </w:rPr>
+            </w:pPr>
+            <w:r>
+              <w:rPr>
+                <w:rFonts w:eastAsiaTheme="minorHAnsi"/>
+                <w:b/>
+                <w:color w:val="18324A"/>
+                <w:sz w:val="17"/>
+              </w:rPr>
+              <w:t>플레이 목적</w:t>
+            </w:r>
+          </w:p>
+        </w:tc>
+        <w:tc>
+          <w:tcPr>
+            <w:tcW w:w="7427" w:type="dxa"/>
+            <w:tcBorders>
+              <w:top w:val="single" w:sz="8" w:space="0" w:color="D6DEE6"/>
+              <w:left w:val="single" w:sz="8" w:space="0" w:color="D6DEE6"/>
+              <w:bottom w:val="single" w:sz="8" w:space="0" w:color="D6DEE6"/>
+              <w:right w:val="single" w:sz="8" w:space="0" w:color="D6DEE6"/>
+            </w:tcBorders>
+            <w:shd w:val="clear" w:color="auto" w:fill="FFFFFF"/>
+            <w:tcMar>
+              <w:top w:w="90" w:type="dxa"/>
+              <w:bottom w:w="90" w:type="dxa"/>
+            </w:tcMar>
+            <w:vAlign w:val="center"/>
+          </w:tcPr>
+          <w:p>
+            <w:pPr>
+              <w:spacing w:line="264" w:lineRule="auto"/>
+              <w:rPr>
+                <w:rFonts w:eastAsiaTheme="minorHAnsi"/>
+              </w:rPr>
+            </w:pPr>
+            <w:r>
+              <w:rPr>
+                <w:rFonts w:eastAsiaTheme="minorHAnsi"/>
+                <w:color w:val="25313B"/>
+                <w:sz w:val="16"/>
+              </w:rPr>
+              <w:t>폐교 탐색, 추격 회피, 단서 수집, 기억 공간 체험, 보스전을 결합합니다.</w:t>
+            </w:r>
+          </w:p>
+        </w:tc>
+      </w:tr>
+      <w:tr>
+        <w:trPr>
+          <w:jc w:val="center"/>
+        </w:trPr>
+        <w:tc>
+          <w:tcPr>
+            <w:tcW w:w="1814" w:type="dxa"/>
+            <w:tcBorders>
+              <w:top w:val="single" w:sz="8" w:space="0" w:color="D6DEE6"/>
+              <w:left w:val="single" w:sz="8" w:space="0" w:color="D6DEE6"/>
+              <w:bottom w:val="single" w:sz="8" w:space="0" w:color="D6DEE6"/>
+              <w:right w:val="single" w:sz="8" w:space="0" w:color="D6DEE6"/>
+            </w:tcBorders>
+            <w:shd w:val="clear" w:color="auto" w:fill="F1ECFF"/>
+            <w:tcMar>
+              <w:top w:w="90" w:type="dxa"/>
+              <w:bottom w:w="90" w:type="dxa"/>
+            </w:tcMar>
+            <w:vAlign w:val="center"/>
+          </w:tcPr>
+          <w:p>
+            <w:pPr>
+              <w:spacing w:line="264" w:lineRule="auto"/>
+              <w:jc w:val="center"/>
+              <w:rPr>
+                <w:rFonts w:eastAsiaTheme="minorHAnsi"/>
+              </w:rPr>
+            </w:pPr>
+            <w:r>
+              <w:rPr>
+                <w:rFonts w:eastAsiaTheme="minorHAnsi"/>
+                <w:b/>
+                <w:color w:val="18324A"/>
+                <w:sz w:val="17"/>
+              </w:rPr>
+              <w:t>이야기 목적</w:t>
+            </w:r>
+          </w:p>
+        </w:tc>
+        <w:tc>
+          <w:tcPr>
+            <w:tcW w:w="7427" w:type="dxa"/>
+            <w:tcBorders>
+              <w:top w:val="single" w:sz="8" w:space="0" w:color="D6DEE6"/>
+              <w:left w:val="single" w:sz="8" w:space="0" w:color="D6DEE6"/>
+              <w:bottom w:val="single" w:sz="8" w:space="0" w:color="D6DEE6"/>
+              <w:right w:val="single" w:sz="8" w:space="0" w:color="D6DEE6"/>
+            </w:tcBorders>
+            <w:shd w:val="clear" w:color="auto" w:fill="FFFFFF"/>
+            <w:tcMar>
+              <w:top w:w="90" w:type="dxa"/>
+              <w:bottom w:w="90" w:type="dxa"/>
+            </w:tcMar>
+            <w:vAlign w:val="center"/>
+          </w:tcPr>
+          <w:p>
+            <w:pPr>
+              <w:spacing w:line="264" w:lineRule="auto"/>
+              <w:rPr>
+                <w:rFonts w:eastAsiaTheme="minorHAnsi"/>
+              </w:rPr>
+            </w:pPr>
+            <w:r>
+              <w:rPr>
+                <w:rFonts w:eastAsiaTheme="minorHAnsi"/>
+                <w:color w:val="25313B"/>
+                <w:sz w:val="16"/>
+              </w:rPr>
+              <w:t>괴물의 정체가 본래 사람이었음을 처음으로 밝히며 세계관의 의미를 전환합니다.</w:t>
+            </w:r>
+          </w:p>
+        </w:tc>
+      </w:tr>
+      <w:tr>
+        <w:trPr>
+          <w:jc w:val="center"/>
+        </w:trPr>
+        <w:tc>
+          <w:tcPr>
+            <w:tcW w:w="1814" w:type="dxa"/>
+            <w:tcBorders>
+              <w:top w:val="single" w:sz="8" w:space="0" w:color="D6DEE6"/>
+              <w:left w:val="single" w:sz="8" w:space="0" w:color="D6DEE6"/>
+              <w:bottom w:val="single" w:sz="8" w:space="0" w:color="D6DEE6"/>
+              <w:right w:val="single" w:sz="8" w:space="0" w:color="D6DEE6"/>
+            </w:tcBorders>
+            <w:shd w:val="clear" w:color="auto" w:fill="F1ECFF"/>
+            <w:tcMar>
+              <w:top w:w="90" w:type="dxa"/>
+              <w:bottom w:w="90" w:type="dxa"/>
+            </w:tcMar>
+            <w:vAlign w:val="center"/>
+          </w:tcPr>
+          <w:p>
+            <w:pPr>
+              <w:spacing w:line="264" w:lineRule="auto"/>
+              <w:jc w:val="center"/>
+              <w:rPr>
+                <w:rFonts w:eastAsiaTheme="minorHAnsi"/>
+              </w:rPr>
+            </w:pPr>
+            <w:r>
+              <w:rPr>
+                <w:rFonts w:eastAsiaTheme="minorHAnsi"/>
+                <w:b/>
+                <w:color w:val="18324A"/>
+                <w:sz w:val="17"/>
+              </w:rPr>
+              <w:t>주요 상황</w:t>
+            </w:r>
+          </w:p>
+        </w:tc>
+        <w:tc>
+          <w:tcPr>
+            <w:tcW w:w="7427" w:type="dxa"/>
+            <w:tcBorders>
+              <w:top w:val="single" w:sz="8" w:space="0" w:color="D6DEE6"/>
+              <w:left w:val="single" w:sz="8" w:space="0" w:color="D6DEE6"/>
+              <w:bottom w:val="single" w:sz="8" w:space="0" w:color="D6DEE6"/>
+              <w:right w:val="single" w:sz="8" w:space="0" w:color="D6DEE6"/>
+            </w:tcBorders>
+            <w:shd w:val="clear" w:color="auto" w:fill="FFFFFF"/>
+            <w:tcMar>
+              <w:top w:w="90" w:type="dxa"/>
+              <w:bottom w:w="90" w:type="dxa"/>
+            </w:tcMar>
+            <w:vAlign w:val="center"/>
+          </w:tcPr>
+          <w:p>
+            <w:pPr>
+              <w:spacing w:line="264" w:lineRule="auto"/>
+              <w:rPr>
+                <w:rFonts w:eastAsiaTheme="minorHAnsi"/>
+              </w:rPr>
+            </w:pPr>
+            <w:r>
+              <w:rPr>
+                <w:rFonts w:eastAsiaTheme="minorHAnsi"/>
+                <w:color w:val="25313B"/>
+                <w:sz w:val="16"/>
+              </w:rPr>
+              <w:t>폐교 균열 조사 명령 / 교실과 복도에 남은 기억 / 학교폭력 기억 공간 / 괴물 보스전과 인간형 전환</w:t>
+            </w:r>
+          </w:p>
+        </w:tc>
+      </w:tr>
+      <w:tr>
+        <w:trPr>
+          <w:jc w:val="center"/>
+        </w:trPr>
+        <w:tc>
+          <w:tcPr>
+            <w:tcW w:w="1814" w:type="dxa"/>
+            <w:tcBorders>
+              <w:top w:val="single" w:sz="8" w:space="0" w:color="D6DEE6"/>
+              <w:left w:val="single" w:sz="8" w:space="0" w:color="D6DEE6"/>
+              <w:bottom w:val="single" w:sz="8" w:space="0" w:color="D6DEE6"/>
+              <w:right w:val="single" w:sz="8" w:space="0" w:color="D6DEE6"/>
+            </w:tcBorders>
+            <w:shd w:val="clear" w:color="auto" w:fill="F1ECFF"/>
+            <w:tcMar>
+              <w:top w:w="90" w:type="dxa"/>
+              <w:bottom w:w="90" w:type="dxa"/>
+            </w:tcMar>
+            <w:vAlign w:val="center"/>
+          </w:tcPr>
+          <w:p>
+            <w:pPr>
+              <w:spacing w:line="264" w:lineRule="auto"/>
+              <w:jc w:val="center"/>
+              <w:rPr>
+                <w:rFonts w:eastAsiaTheme="minorHAnsi"/>
+              </w:rPr>
+            </w:pPr>
+            <w:r>
+              <w:rPr>
+                <w:rFonts w:eastAsiaTheme="minorHAnsi"/>
+                <w:b/>
+                <w:color w:val="18324A"/>
+                <w:sz w:val="17"/>
+              </w:rPr>
+              <w:t>트리거/조건</w:t>
+            </w:r>
+          </w:p>
+        </w:tc>
+        <w:tc>
+          <w:tcPr>
+            <w:tcW w:w="7427" w:type="dxa"/>
+            <w:tcBorders>
+              <w:top w:val="single" w:sz="8" w:space="0" w:color="D6DEE6"/>
+              <w:left w:val="single" w:sz="8" w:space="0" w:color="D6DEE6"/>
+              <w:bottom w:val="single" w:sz="8" w:space="0" w:color="D6DEE6"/>
+              <w:right w:val="single" w:sz="8" w:space="0" w:color="D6DEE6"/>
+            </w:tcBorders>
+            <w:shd w:val="clear" w:color="auto" w:fill="FFFFFF"/>
+            <w:tcMar>
+              <w:top w:w="90" w:type="dxa"/>
+              <w:bottom w:w="90" w:type="dxa"/>
+            </w:tcMar>
+            <w:vAlign w:val="center"/>
+          </w:tcPr>
+          <w:p>
+            <w:pPr>
+              <w:spacing w:line="264" w:lineRule="auto"/>
+              <w:rPr>
+                <w:rFonts w:eastAsiaTheme="minorHAnsi"/>
+              </w:rPr>
+            </w:pPr>
+            <w:r>
+              <w:rPr>
+                <w:rFonts w:eastAsiaTheme="minorHAnsi"/>
+                <w:color w:val="25313B"/>
+                <w:sz w:val="16"/>
+              </w:rPr>
+              <w:t>선의관리국 명령 수락 후 폐교 입장. 핵심 단서 획득 시 기억 공간 진입. 보스 HP 0 이후 우정 목걸이 연출로 2페이즈 전환.</w:t>
+            </w:r>
+          </w:p>
+        </w:tc>
+      </w:tr>
+      <w:tr>
+        <w:trPr>
+          <w:jc w:val="center"/>
+        </w:trPr>
+        <w:tc>
+          <w:tcPr>
+            <w:tcW w:w="1814" w:type="dxa"/>
+            <w:tcBorders>
+              <w:top w:val="single" w:sz="8" w:space="0" w:color="D6DEE6"/>
+              <w:left w:val="single" w:sz="8" w:space="0" w:color="D6DEE6"/>
+              <w:bottom w:val="single" w:sz="8" w:space="0" w:color="D6DEE6"/>
+              <w:right w:val="single" w:sz="8" w:space="0" w:color="D6DEE6"/>
+            </w:tcBorders>
+            <w:shd w:val="clear" w:color="auto" w:fill="F1ECFF"/>
+            <w:tcMar>
+              <w:top w:w="90" w:type="dxa"/>
+              <w:bottom w:w="90" w:type="dxa"/>
+            </w:tcMar>
+            <w:vAlign w:val="center"/>
+          </w:tcPr>
+          <w:p>
+            <w:pPr>
+              <w:spacing w:line="264" w:lineRule="auto"/>
+              <w:jc w:val="center"/>
+              <w:rPr>
+                <w:rFonts w:eastAsiaTheme="minorHAnsi"/>
+              </w:rPr>
+            </w:pPr>
+            <w:r>
+              <w:rPr>
+                <w:rFonts w:eastAsiaTheme="minorHAnsi"/>
+                <w:b/>
+                <w:color w:val="18324A"/>
+                <w:sz w:val="17"/>
+              </w:rPr>
+              <w:t>보상/기능</w:t>
+            </w:r>
+          </w:p>
+        </w:tc>
+        <w:tc>
+          <w:tcPr>
+            <w:tcW w:w="7427" w:type="dxa"/>
+            <w:tcBorders>
+              <w:top w:val="single" w:sz="8" w:space="0" w:color="D6DEE6"/>
+              <w:left w:val="single" w:sz="8" w:space="0" w:color="D6DEE6"/>
+              <w:bottom w:val="single" w:sz="8" w:space="0" w:color="D6DEE6"/>
+              <w:right w:val="single" w:sz="8" w:space="0" w:color="D6DEE6"/>
+            </w:tcBorders>
+            <w:shd w:val="clear" w:color="auto" w:fill="FFFFFF"/>
+            <w:tcMar>
+              <w:top w:w="90" w:type="dxa"/>
+              <w:bottom w:w="90" w:type="dxa"/>
+            </w:tcMar>
+            <w:vAlign w:val="center"/>
+          </w:tcPr>
+          <w:p>
+            <w:pPr>
+              <w:spacing w:line="264" w:lineRule="auto"/>
+              <w:rPr>
+                <w:rFonts w:eastAsiaTheme="minorHAnsi"/>
+              </w:rPr>
+            </w:pPr>
+            <w:r>
+              <w:rPr>
+                <w:rFonts w:eastAsiaTheme="minorHAnsi"/>
+                <w:color w:val="25313B"/>
+                <w:sz w:val="16"/>
+              </w:rPr>
+              <w:t>괴물=인간 진실 공개, 사회 혼란 컷신, 후반부 윤리 갈등 강화</w:t>
+            </w:r>
+          </w:p>
+        </w:tc>
+      </w:tr>
+    </w:tbl>
+    <w:p>
+      <w:pPr>
+        <w:rPr>
+          <w:rFonts w:eastAsiaTheme="minorHAnsi"/>
+        </w:rPr>
+      </w:pPr>
+    </w:p>
+    <w:tbl>
+      <w:tblPr>
+        <w:tblW w:w="0" w:type="auto"/>
+        <w:jc w:val="center"/>
+        <w:tblLayout w:type="fixed"/>
+        <w:tblLook w:val="04A0" w:firstRow="1" w:lastRow="0" w:firstColumn="1" w:lastColumn="0" w:noHBand="0" w:noVBand="1"/>
+      </w:tblPr>
+      <w:tblGrid>
+        <w:gridCol w:w="1814"/>
+        <w:gridCol w:w="7994"/>
+      </w:tblGrid>
+      <w:tr>
+        <w:trPr>
+          <w:jc w:val="center"/>
+        </w:trPr>
+        <w:tc>
+          <w:tcPr>
+            <w:tcW w:w="1247" w:type="dxa"/>
+            <w:tcBorders>
+              <w:top w:val="single" w:sz="8" w:space="0" w:color="D6DEE6"/>
+              <w:left w:val="single" w:sz="8" w:space="0" w:color="D6DEE6"/>
+              <w:bottom w:val="single" w:sz="8" w:space="0" w:color="D6DEE6"/>
+              <w:right w:val="single" w:sz="8" w:space="0" w:color="D6DEE6"/>
+            </w:tcBorders>
+            <w:shd w:val="clear" w:color="auto" w:fill="FFECEC"/>
+            <w:tcMar>
+              <w:top w:w="90" w:type="dxa"/>
+              <w:bottom w:w="90" w:type="dxa"/>
+            </w:tcMar>
+            <w:vAlign w:val="center"/>
+          </w:tcPr>
+          <w:p>
+            <w:pPr>
+              <w:spacing w:line="264" w:lineRule="auto"/>
+              <w:jc w:val="center"/>
+              <w:rPr>
+                <w:rFonts w:eastAsiaTheme="minorHAnsi"/>
+              </w:rPr>
+            </w:pPr>
+            <w:r>
+              <w:rPr>
+                <w:rFonts w:eastAsiaTheme="minorHAnsi"/>
+                <w:b/>
+                <w:color w:val="18324A"/>
+                <w:sz w:val="23"/>
+              </w:rPr>
+              <w:t>Q5</w:t>
+            </w:r>
+          </w:p>
+        </w:tc>
+        <w:tc>
+          <w:tcPr>
+            <w:tcW w:w="7994" w:type="dxa"/>
+            <w:tcBorders>
+              <w:top w:val="single" w:sz="8" w:space="0" w:color="D6DEE6"/>
+              <w:left w:val="single" w:sz="8" w:space="0" w:color="D6DEE6"/>
+              <w:bottom w:val="single" w:sz="8" w:space="0" w:color="D6DEE6"/>
+              <w:right w:val="single" w:sz="8" w:space="0" w:color="D6DEE6"/>
+            </w:tcBorders>
+            <w:shd w:val="clear" w:color="auto" w:fill="18324A"/>
+            <w:tcMar>
+              <w:top w:w="90" w:type="dxa"/>
+              <w:bottom w:w="90" w:type="dxa"/>
+            </w:tcMar>
+            <w:vAlign w:val="center"/>
+          </w:tcPr>
+          <w:p>
+            <w:pPr>
+              <w:spacing w:line="264" w:lineRule="auto"/>
+              <w:rPr>
+                <w:rFonts w:eastAsiaTheme="minorHAnsi"/>
+              </w:rPr>
+            </w:pPr>
+            <w:r>
+              <w:rPr>
+                <w:rFonts w:eastAsiaTheme="minorHAnsi"/>
+                <w:b/>
+                <w:color w:val="FFFFFF"/>
+                <w:sz w:val="23"/>
+              </w:rPr>
+              <w:t>균열 탐색</w:t>
+            </w:r>
+          </w:p>
+        </w:tc>
+      </w:tr>
+      <w:tr>
+        <w:trPr>
+          <w:jc w:val="center"/>
+        </w:trPr>
+        <w:tc>
+          <w:tcPr>
+            <w:tcW w:w="1814" w:type="dxa"/>
+            <w:tcBorders>
+              <w:top w:val="single" w:sz="8" w:space="0" w:color="D6DEE6"/>
+              <w:left w:val="single" w:sz="8" w:space="0" w:color="D6DEE6"/>
+              <w:bottom w:val="single" w:sz="8" w:space="0" w:color="D6DEE6"/>
+              <w:right w:val="single" w:sz="8" w:space="0" w:color="D6DEE6"/>
+            </w:tcBorders>
+            <w:shd w:val="clear" w:color="auto" w:fill="FFECEC"/>
+            <w:tcMar>
+              <w:top w:w="90" w:type="dxa"/>
+              <w:bottom w:w="90" w:type="dxa"/>
+            </w:tcMar>
+            <w:vAlign w:val="center"/>
+          </w:tcPr>
+          <w:p>
+            <w:pPr>
+              <w:spacing w:line="264" w:lineRule="auto"/>
+              <w:jc w:val="center"/>
+              <w:rPr>
+                <w:rFonts w:eastAsiaTheme="minorHAnsi"/>
+              </w:rPr>
+            </w:pPr>
+            <w:r>
+              <w:rPr>
+                <w:rFonts w:eastAsiaTheme="minorHAnsi"/>
+                <w:b/>
+                <w:color w:val="18324A"/>
+                <w:sz w:val="17"/>
+              </w:rPr>
+              <w:t>플레이 목적</w:t>
+            </w:r>
+          </w:p>
+        </w:tc>
+        <w:tc>
+          <w:tcPr>
+            <w:tcW w:w="7427" w:type="dxa"/>
+            <w:tcBorders>
+              <w:top w:val="single" w:sz="8" w:space="0" w:color="D6DEE6"/>
+              <w:left w:val="single" w:sz="8" w:space="0" w:color="D6DEE6"/>
+              <w:bottom w:val="single" w:sz="8" w:space="0" w:color="D6DEE6"/>
+              <w:right w:val="single" w:sz="8" w:space="0" w:color="D6DEE6"/>
+            </w:tcBorders>
+            <w:shd w:val="clear" w:color="auto" w:fill="FFFFFF"/>
+            <w:tcMar>
+              <w:top w:w="90" w:type="dxa"/>
+              <w:bottom w:w="90" w:type="dxa"/>
+            </w:tcMar>
+            <w:vAlign w:val="center"/>
+          </w:tcPr>
+          <w:p>
+            <w:pPr>
+              <w:spacing w:line="264" w:lineRule="auto"/>
+              <w:rPr>
+                <w:rFonts w:eastAsiaTheme="minorHAnsi"/>
+              </w:rPr>
+            </w:pPr>
+            <w:r>
+              <w:rPr>
+                <w:rFonts w:eastAsiaTheme="minorHAnsi"/>
+                <w:color w:val="25313B"/>
+                <w:sz w:val="16"/>
+              </w:rPr>
+              <w:t>방향 반전, 거울 미로, 환상 공간, 중심부 탐색으로 후반부의 불안정한 공간감을 체험합니다.</w:t>
+            </w:r>
+          </w:p>
+        </w:tc>
+      </w:tr>
+      <w:tr>
+        <w:trPr>
+          <w:jc w:val="center"/>
+        </w:trPr>
+        <w:tc>
+          <w:tcPr>
+            <w:tcW w:w="1814" w:type="dxa"/>
+            <w:tcBorders>
+              <w:top w:val="single" w:sz="8" w:space="0" w:color="D6DEE6"/>
+              <w:left w:val="single" w:sz="8" w:space="0" w:color="D6DEE6"/>
+              <w:bottom w:val="single" w:sz="8" w:space="0" w:color="D6DEE6"/>
+              <w:right w:val="single" w:sz="8" w:space="0" w:color="D6DEE6"/>
+            </w:tcBorders>
+            <w:shd w:val="clear" w:color="auto" w:fill="FFECEC"/>
+            <w:tcMar>
+              <w:top w:w="90" w:type="dxa"/>
+              <w:bottom w:w="90" w:type="dxa"/>
+            </w:tcMar>
+            <w:vAlign w:val="center"/>
+          </w:tcPr>
+          <w:p>
+            <w:pPr>
+              <w:spacing w:line="264" w:lineRule="auto"/>
+              <w:jc w:val="center"/>
+              <w:rPr>
+                <w:rFonts w:eastAsiaTheme="minorHAnsi"/>
+              </w:rPr>
+            </w:pPr>
+            <w:r>
+              <w:rPr>
+                <w:rFonts w:eastAsiaTheme="minorHAnsi"/>
+                <w:b/>
+                <w:color w:val="18324A"/>
+                <w:sz w:val="17"/>
+              </w:rPr>
+              <w:t>이야기 목적</w:t>
+            </w:r>
+          </w:p>
+        </w:tc>
+        <w:tc>
+          <w:tcPr>
+            <w:tcW w:w="7427" w:type="dxa"/>
+            <w:tcBorders>
+              <w:top w:val="single" w:sz="8" w:space="0" w:color="D6DEE6"/>
+              <w:left w:val="single" w:sz="8" w:space="0" w:color="D6DEE6"/>
+              <w:bottom w:val="single" w:sz="8" w:space="0" w:color="D6DEE6"/>
+              <w:right w:val="single" w:sz="8" w:space="0" w:color="D6DEE6"/>
+            </w:tcBorders>
+            <w:shd w:val="clear" w:color="auto" w:fill="FFFFFF"/>
+            <w:tcMar>
+              <w:top w:w="90" w:type="dxa"/>
+              <w:bottom w:w="90" w:type="dxa"/>
+            </w:tcMar>
+            <w:vAlign w:val="center"/>
+          </w:tcPr>
+          <w:p>
+            <w:pPr>
+              <w:spacing w:line="264" w:lineRule="auto"/>
+              <w:rPr>
+                <w:rFonts w:eastAsiaTheme="minorHAnsi"/>
+              </w:rPr>
+            </w:pPr>
+            <w:r>
+              <w:rPr>
+                <w:rFonts w:eastAsiaTheme="minorHAnsi"/>
+                <w:color w:val="25313B"/>
+                <w:sz w:val="16"/>
+              </w:rPr>
+              <w:t>차한해와 균열의 연결을 드러내고, 희생 강요의 결말 선택을 준비합니다.</w:t>
+            </w:r>
+          </w:p>
+        </w:tc>
+      </w:tr>
+      <w:tr>
+        <w:trPr>
+          <w:jc w:val="center"/>
+        </w:trPr>
+        <w:tc>
+          <w:tcPr>
+            <w:tcW w:w="1814" w:type="dxa"/>
+            <w:tcBorders>
+              <w:top w:val="single" w:sz="8" w:space="0" w:color="D6DEE6"/>
+              <w:left w:val="single" w:sz="8" w:space="0" w:color="D6DEE6"/>
+              <w:bottom w:val="single" w:sz="8" w:space="0" w:color="D6DEE6"/>
+              <w:right w:val="single" w:sz="8" w:space="0" w:color="D6DEE6"/>
+            </w:tcBorders>
+            <w:shd w:val="clear" w:color="auto" w:fill="FFECEC"/>
+            <w:tcMar>
+              <w:top w:w="90" w:type="dxa"/>
+              <w:bottom w:w="90" w:type="dxa"/>
+            </w:tcMar>
+            <w:vAlign w:val="center"/>
+          </w:tcPr>
+          <w:p>
+            <w:pPr>
+              <w:spacing w:line="264" w:lineRule="auto"/>
+              <w:jc w:val="center"/>
+              <w:rPr>
+                <w:rFonts w:eastAsiaTheme="minorHAnsi"/>
+              </w:rPr>
+            </w:pPr>
+            <w:r>
+              <w:rPr>
+                <w:rFonts w:eastAsiaTheme="minorHAnsi"/>
+                <w:b/>
+                <w:color w:val="18324A"/>
+                <w:sz w:val="17"/>
+              </w:rPr>
+              <w:t>주요 상황</w:t>
+            </w:r>
+          </w:p>
+        </w:tc>
+        <w:tc>
+          <w:tcPr>
+            <w:tcW w:w="7427" w:type="dxa"/>
+            <w:tcBorders>
+              <w:top w:val="single" w:sz="8" w:space="0" w:color="D6DEE6"/>
+              <w:left w:val="single" w:sz="8" w:space="0" w:color="D6DEE6"/>
+              <w:bottom w:val="single" w:sz="8" w:space="0" w:color="D6DEE6"/>
+              <w:right w:val="single" w:sz="8" w:space="0" w:color="D6DEE6"/>
+            </w:tcBorders>
+            <w:shd w:val="clear" w:color="auto" w:fill="FFFFFF"/>
+            <w:tcMar>
+              <w:top w:w="90" w:type="dxa"/>
+              <w:bottom w:w="90" w:type="dxa"/>
+            </w:tcMar>
+            <w:vAlign w:val="center"/>
+          </w:tcPr>
+          <w:p>
+            <w:pPr>
+              <w:spacing w:line="264" w:lineRule="auto"/>
+              <w:rPr>
+                <w:rFonts w:eastAsiaTheme="minorHAnsi"/>
+              </w:rPr>
+            </w:pPr>
+            <w:r>
+              <w:rPr>
+                <w:rFonts w:eastAsiaTheme="minorHAnsi"/>
+                <w:color w:val="25313B"/>
+                <w:sz w:val="16"/>
+              </w:rPr>
+              <w:t>균열 내부 진입 강요 / 현실과 환상의 혼합 / 남겨진 사람들의 흔적 / 중심부 코어와 차한해의 연결</w:t>
+            </w:r>
+          </w:p>
+        </w:tc>
+      </w:tr>
+      <w:tr>
+        <w:trPr>
+          <w:jc w:val="center"/>
+        </w:trPr>
+        <w:tc>
+          <w:tcPr>
+            <w:tcW w:w="1814" w:type="dxa"/>
+            <w:tcBorders>
+              <w:top w:val="single" w:sz="8" w:space="0" w:color="D6DEE6"/>
+              <w:left w:val="single" w:sz="8" w:space="0" w:color="D6DEE6"/>
+              <w:bottom w:val="single" w:sz="8" w:space="0" w:color="D6DEE6"/>
+              <w:right w:val="single" w:sz="8" w:space="0" w:color="D6DEE6"/>
+            </w:tcBorders>
+            <w:shd w:val="clear" w:color="auto" w:fill="FFECEC"/>
+            <w:tcMar>
+              <w:top w:w="90" w:type="dxa"/>
+              <w:bottom w:w="90" w:type="dxa"/>
+            </w:tcMar>
+            <w:vAlign w:val="center"/>
+          </w:tcPr>
+          <w:p>
+            <w:pPr>
+              <w:spacing w:line="264" w:lineRule="auto"/>
+              <w:jc w:val="center"/>
+              <w:rPr>
+                <w:rFonts w:eastAsiaTheme="minorHAnsi"/>
+              </w:rPr>
+            </w:pPr>
+            <w:r>
+              <w:rPr>
+                <w:rFonts w:eastAsiaTheme="minorHAnsi"/>
+                <w:b/>
+                <w:color w:val="18324A"/>
+                <w:sz w:val="17"/>
+              </w:rPr>
+              <w:t>트리거/조건</w:t>
+            </w:r>
+          </w:p>
+        </w:tc>
+        <w:tc>
+          <w:tcPr>
+            <w:tcW w:w="7427" w:type="dxa"/>
+            <w:tcBorders>
+              <w:top w:val="single" w:sz="8" w:space="0" w:color="D6DEE6"/>
+              <w:left w:val="single" w:sz="8" w:space="0" w:color="D6DEE6"/>
+              <w:bottom w:val="single" w:sz="8" w:space="0" w:color="D6DEE6"/>
+              <w:right w:val="single" w:sz="8" w:space="0" w:color="D6DEE6"/>
+            </w:tcBorders>
+            <w:shd w:val="clear" w:color="auto" w:fill="FFFFFF"/>
+            <w:tcMar>
+              <w:top w:w="90" w:type="dxa"/>
+              <w:bottom w:w="90" w:type="dxa"/>
+            </w:tcMar>
+            <w:vAlign w:val="center"/>
+          </w:tcPr>
+          <w:p>
+            <w:pPr>
+              <w:spacing w:line="264" w:lineRule="auto"/>
+              <w:rPr>
+                <w:rFonts w:eastAsiaTheme="minorHAnsi"/>
+              </w:rPr>
+            </w:pPr>
+            <w:r>
+              <w:rPr>
+                <w:rFonts w:eastAsiaTheme="minorHAnsi"/>
+                <w:color w:val="25313B"/>
+                <w:sz w:val="16"/>
+              </w:rPr>
+              <w:t>괴물의 진실 공개 후 여론·명령 이벤트 발생. 미로 구간에서 후방의 차한해와 전방의 차한해가 겹치며 방향이 반전. 중심부 상호작용 시 진실 컷신 발생.</w:t>
+            </w:r>
+          </w:p>
+        </w:tc>
+      </w:tr>
+      <w:tr>
+        <w:trPr>
+          <w:jc w:val="center"/>
+        </w:trPr>
+        <w:tc>
+          <w:tcPr>
+            <w:tcW w:w="1814" w:type="dxa"/>
+            <w:tcBorders>
+              <w:top w:val="single" w:sz="8" w:space="0" w:color="D6DEE6"/>
+              <w:left w:val="single" w:sz="8" w:space="0" w:color="D6DEE6"/>
+              <w:bottom w:val="single" w:sz="8" w:space="0" w:color="D6DEE6"/>
+              <w:right w:val="single" w:sz="8" w:space="0" w:color="D6DEE6"/>
+            </w:tcBorders>
+            <w:shd w:val="clear" w:color="auto" w:fill="FFECEC"/>
+            <w:tcMar>
+              <w:top w:w="90" w:type="dxa"/>
+              <w:bottom w:w="90" w:type="dxa"/>
+            </w:tcMar>
+            <w:vAlign w:val="center"/>
+          </w:tcPr>
+          <w:p>
+            <w:pPr>
+              <w:spacing w:line="264" w:lineRule="auto"/>
+              <w:jc w:val="center"/>
+              <w:rPr>
+                <w:rFonts w:eastAsiaTheme="minorHAnsi"/>
+              </w:rPr>
+            </w:pPr>
+            <w:r>
+              <w:rPr>
+                <w:rFonts w:eastAsiaTheme="minorHAnsi"/>
+                <w:b/>
+                <w:color w:val="18324A"/>
+                <w:sz w:val="17"/>
+              </w:rPr>
+              <w:t>보상/기능</w:t>
+            </w:r>
+          </w:p>
+        </w:tc>
+        <w:tc>
+          <w:tcPr>
+            <w:tcW w:w="7427" w:type="dxa"/>
+            <w:tcBorders>
+              <w:top w:val="single" w:sz="8" w:space="0" w:color="D6DEE6"/>
+              <w:left w:val="single" w:sz="8" w:space="0" w:color="D6DEE6"/>
+              <w:bottom w:val="single" w:sz="8" w:space="0" w:color="D6DEE6"/>
+              <w:right w:val="single" w:sz="8" w:space="0" w:color="D6DEE6"/>
+            </w:tcBorders>
+            <w:shd w:val="clear" w:color="auto" w:fill="FFFFFF"/>
+            <w:tcMar>
+              <w:top w:w="90" w:type="dxa"/>
+              <w:bottom w:w="90" w:type="dxa"/>
+            </w:tcMar>
+            <w:vAlign w:val="center"/>
+          </w:tcPr>
+          <w:p>
+            <w:pPr>
+              <w:spacing w:line="264" w:lineRule="auto"/>
+              <w:rPr>
+                <w:rFonts w:eastAsiaTheme="minorHAnsi"/>
+              </w:rPr>
+            </w:pPr>
+            <w:r>
+              <w:rPr>
+                <w:rFonts w:eastAsiaTheme="minorHAnsi"/>
+                <w:color w:val="25313B"/>
+                <w:sz w:val="16"/>
+              </w:rPr>
+              <w:t>핵심 세계관 진실 공개, 엔딩 분기 기반, 차한해의 선택 압박 확정</w:t>
+            </w:r>
+          </w:p>
+        </w:tc>
+      </w:tr>
+    </w:tbl>
+    <w:p>
+      <w:pPr>
+        <w:spacing w:line="240" w:lineRule="auto"/>
+        <w:rPr>
+          <w:rFonts w:eastAsiaTheme="minorHAnsi"/>
           <w:b/>
           <w:bCs/>
           <w:color w:val="3A607D"/>
           <w:sz w:val="30"/>
           <w:szCs w:val="30"/>
-          <w:rtl w:val="off"/>
         </w:rPr>
       </w:pPr>
       <w:r>
         <w:rPr>
-          <w:lang w:eastAsia="ko-KR"/>
-          <w:rFonts w:hint="eastAsia"/>
+          <w:rFonts w:eastAsiaTheme="minorHAnsi" w:hint="eastAsia"/>
           <w:b/>
           <w:bCs/>
           <w:color w:val="3A607D"/>
           <w:sz w:val="30"/>
           <w:szCs w:val="30"/>
-          <w:rtl w:val="off"/>
         </w:rPr>
+        <w:lastRenderedPageBreak/>
         <w:t>조건 설계</w:t>
       </w:r>
     </w:p>
     <w:tbl>
       <w:tblPr>
         <w:tblW w:w="0" w:type="auto"/>
-        <w:tblLook w:val="04A0" w:firstRow="1" w:lastRow="0" w:firstColumn="1" w:lastColumn="0" w:noHBand="0" w:noVBand="1"/>
         <w:jc w:val="center"/>
         <w:tblLayout w:type="fixed"/>
+        <w:tblLook w:val="04A0" w:firstRow="1" w:lastRow="0" w:firstColumn="1" w:lastColumn="0" w:noHBand="0" w:noVBand="1"/>
       </w:tblPr>
       <w:tblGrid>
-        <w:gridCol w:w="1691"/>
-        <w:gridCol w:w="1691"/>
-        <w:gridCol w:w="1691"/>
-        <w:gridCol w:w="1691"/>
-        <w:gridCol w:w="1691"/>
-        <w:gridCol w:w="1691"/>
+        <w:gridCol w:w="1531"/>
+        <w:gridCol w:w="1757"/>
+        <w:gridCol w:w="1701"/>
+        <w:gridCol w:w="1984"/>
+        <w:gridCol w:w="1531"/>
+        <w:gridCol w:w="1871"/>
       </w:tblGrid>
       <w:tr>
+        <w:trPr>
+          <w:jc w:val="center"/>
+        </w:trPr>
         <w:tc>
           <w:tcPr>
             <w:tcW w:w="1531" w:type="dxa"/>
@@ -3137,8 +3172,6 @@
               <w:left w:val="single" w:sz="8" w:space="0" w:color="D6DEE6"/>
               <w:bottom w:val="single" w:sz="8" w:space="0" w:color="D6DEE6"/>
               <w:right w:val="single" w:sz="8" w:space="0" w:color="D6DEE6"/>
-              <w:insideH w:val="single" w:sz="8" w:space="0" w:color="D6DEE6"/>
-              <w:insideV w:val="single" w:sz="8" w:space="0" w:color="D6DEE6"/>
             </w:tcBorders>
             <w:shd w:val="clear" w:color="auto" w:fill="18324A"/>
             <w:tcMar>
@@ -3149,12 +3182,15 @@
           </w:tcPr>
           <w:p>
             <w:pPr>
+              <w:spacing w:line="264" w:lineRule="auto"/>
               <w:jc w:val="center"/>
-              <w:spacing w:line="264" w:lineRule="auto"/>
-            </w:pPr>
-            <w:r>
-              <w:rPr>
-                <w:rFonts w:ascii="NanumSquare" w:eastAsia="NanumSquare" w:hAnsi="NanumSquare"/>
+              <w:rPr>
+                <w:rFonts w:eastAsiaTheme="minorHAnsi"/>
+              </w:rPr>
+            </w:pPr>
+            <w:r>
+              <w:rPr>
+                <w:rFonts w:eastAsiaTheme="minorHAnsi"/>
                 <w:b/>
                 <w:color w:val="FFFFFF"/>
                 <w:sz w:val="17"/>
@@ -3171,8 +3207,6 @@
               <w:left w:val="single" w:sz="8" w:space="0" w:color="D6DEE6"/>
               <w:bottom w:val="single" w:sz="8" w:space="0" w:color="D6DEE6"/>
               <w:right w:val="single" w:sz="8" w:space="0" w:color="D6DEE6"/>
-              <w:insideH w:val="single" w:sz="8" w:space="0" w:color="D6DEE6"/>
-              <w:insideV w:val="single" w:sz="8" w:space="0" w:color="D6DEE6"/>
             </w:tcBorders>
             <w:shd w:val="clear" w:color="auto" w:fill="18324A"/>
             <w:tcMar>
@@ -3183,12 +3217,15 @@
           </w:tcPr>
           <w:p>
             <w:pPr>
+              <w:spacing w:line="264" w:lineRule="auto"/>
               <w:jc w:val="center"/>
-              <w:spacing w:line="264" w:lineRule="auto"/>
-            </w:pPr>
-            <w:r>
-              <w:rPr>
-                <w:rFonts w:ascii="NanumSquare" w:eastAsia="NanumSquare" w:hAnsi="NanumSquare"/>
+              <w:rPr>
+                <w:rFonts w:eastAsiaTheme="minorHAnsi"/>
+              </w:rPr>
+            </w:pPr>
+            <w:r>
+              <w:rPr>
+                <w:rFonts w:eastAsiaTheme="minorHAnsi"/>
                 <w:b/>
                 <w:color w:val="FFFFFF"/>
                 <w:sz w:val="17"/>
@@ -3205,8 +3242,6 @@
               <w:left w:val="single" w:sz="8" w:space="0" w:color="D6DEE6"/>
               <w:bottom w:val="single" w:sz="8" w:space="0" w:color="D6DEE6"/>
               <w:right w:val="single" w:sz="8" w:space="0" w:color="D6DEE6"/>
-              <w:insideH w:val="single" w:sz="8" w:space="0" w:color="D6DEE6"/>
-              <w:insideV w:val="single" w:sz="8" w:space="0" w:color="D6DEE6"/>
             </w:tcBorders>
             <w:shd w:val="clear" w:color="auto" w:fill="18324A"/>
             <w:tcMar>
@@ -3217,12 +3252,15 @@
           </w:tcPr>
           <w:p>
             <w:pPr>
+              <w:spacing w:line="264" w:lineRule="auto"/>
               <w:jc w:val="center"/>
-              <w:spacing w:line="264" w:lineRule="auto"/>
-            </w:pPr>
-            <w:r>
-              <w:rPr>
-                <w:rFonts w:ascii="NanumSquare" w:eastAsia="NanumSquare" w:hAnsi="NanumSquare"/>
+              <w:rPr>
+                <w:rFonts w:eastAsiaTheme="minorHAnsi"/>
+              </w:rPr>
+            </w:pPr>
+            <w:r>
+              <w:rPr>
+                <w:rFonts w:eastAsiaTheme="minorHAnsi"/>
                 <w:b/>
                 <w:color w:val="FFFFFF"/>
                 <w:sz w:val="17"/>
@@ -3239,8 +3277,6 @@
               <w:left w:val="single" w:sz="8" w:space="0" w:color="D6DEE6"/>
               <w:bottom w:val="single" w:sz="8" w:space="0" w:color="D6DEE6"/>
               <w:right w:val="single" w:sz="8" w:space="0" w:color="D6DEE6"/>
-              <w:insideH w:val="single" w:sz="8" w:space="0" w:color="D6DEE6"/>
-              <w:insideV w:val="single" w:sz="8" w:space="0" w:color="D6DEE6"/>
             </w:tcBorders>
             <w:shd w:val="clear" w:color="auto" w:fill="18324A"/>
             <w:tcMar>
@@ -3251,12 +3287,15 @@
           </w:tcPr>
           <w:p>
             <w:pPr>
+              <w:spacing w:line="264" w:lineRule="auto"/>
               <w:jc w:val="center"/>
-              <w:spacing w:line="264" w:lineRule="auto"/>
-            </w:pPr>
-            <w:r>
-              <w:rPr>
-                <w:rFonts w:ascii="NanumSquare" w:eastAsia="NanumSquare" w:hAnsi="NanumSquare"/>
+              <w:rPr>
+                <w:rFonts w:eastAsiaTheme="minorHAnsi"/>
+              </w:rPr>
+            </w:pPr>
+            <w:r>
+              <w:rPr>
+                <w:rFonts w:eastAsiaTheme="minorHAnsi"/>
                 <w:b/>
                 <w:color w:val="FFFFFF"/>
                 <w:sz w:val="17"/>
@@ -3273,8 +3312,6 @@
               <w:left w:val="single" w:sz="8" w:space="0" w:color="D6DEE6"/>
               <w:bottom w:val="single" w:sz="8" w:space="0" w:color="D6DEE6"/>
               <w:right w:val="single" w:sz="8" w:space="0" w:color="D6DEE6"/>
-              <w:insideH w:val="single" w:sz="8" w:space="0" w:color="D6DEE6"/>
-              <w:insideV w:val="single" w:sz="8" w:space="0" w:color="D6DEE6"/>
             </w:tcBorders>
             <w:shd w:val="clear" w:color="auto" w:fill="18324A"/>
             <w:tcMar>
@@ -3285,12 +3322,15 @@
           </w:tcPr>
           <w:p>
             <w:pPr>
+              <w:spacing w:line="264" w:lineRule="auto"/>
               <w:jc w:val="center"/>
-              <w:spacing w:line="264" w:lineRule="auto"/>
-            </w:pPr>
-            <w:r>
-              <w:rPr>
-                <w:rFonts w:ascii="NanumSquare" w:eastAsia="NanumSquare" w:hAnsi="NanumSquare"/>
+              <w:rPr>
+                <w:rFonts w:eastAsiaTheme="minorHAnsi"/>
+              </w:rPr>
+            </w:pPr>
+            <w:r>
+              <w:rPr>
+                <w:rFonts w:eastAsiaTheme="minorHAnsi"/>
                 <w:b/>
                 <w:color w:val="FFFFFF"/>
                 <w:sz w:val="17"/>
@@ -3307,8 +3347,6 @@
               <w:left w:val="single" w:sz="8" w:space="0" w:color="D6DEE6"/>
               <w:bottom w:val="single" w:sz="8" w:space="0" w:color="D6DEE6"/>
               <w:right w:val="single" w:sz="8" w:space="0" w:color="D6DEE6"/>
-              <w:insideH w:val="single" w:sz="8" w:space="0" w:color="D6DEE6"/>
-              <w:insideV w:val="single" w:sz="8" w:space="0" w:color="D6DEE6"/>
             </w:tcBorders>
             <w:shd w:val="clear" w:color="auto" w:fill="18324A"/>
             <w:tcMar>
@@ -3319,12 +3357,15 @@
           </w:tcPr>
           <w:p>
             <w:pPr>
+              <w:spacing w:line="264" w:lineRule="auto"/>
               <w:jc w:val="center"/>
-              <w:spacing w:line="264" w:lineRule="auto"/>
-            </w:pPr>
-            <w:r>
-              <w:rPr>
-                <w:rFonts w:ascii="NanumSquare" w:eastAsia="NanumSquare" w:hAnsi="NanumSquare"/>
+              <w:rPr>
+                <w:rFonts w:eastAsiaTheme="minorHAnsi"/>
+              </w:rPr>
+            </w:pPr>
+            <w:r>
+              <w:rPr>
+                <w:rFonts w:eastAsiaTheme="minorHAnsi"/>
                 <w:b/>
                 <w:color w:val="FFFFFF"/>
                 <w:sz w:val="17"/>
@@ -3335,6 +3376,9 @@
         </w:tc>
       </w:tr>
       <w:tr>
+        <w:trPr>
+          <w:jc w:val="center"/>
+        </w:trPr>
         <w:tc>
           <w:tcPr>
             <w:tcW w:w="1531" w:type="dxa"/>
@@ -3343,8 +3387,6 @@
               <w:left w:val="single" w:sz="8" w:space="0" w:color="D6DEE6"/>
               <w:bottom w:val="single" w:sz="8" w:space="0" w:color="D6DEE6"/>
               <w:right w:val="single" w:sz="8" w:space="0" w:color="D6DEE6"/>
-              <w:insideH w:val="single" w:sz="8" w:space="0" w:color="D6DEE6"/>
-              <w:insideV w:val="single" w:sz="8" w:space="0" w:color="D6DEE6"/>
             </w:tcBorders>
             <w:shd w:val="clear" w:color="auto" w:fill="EAF4FF"/>
             <w:tcMar>
@@ -3355,12 +3397,15 @@
           </w:tcPr>
           <w:p>
             <w:pPr>
+              <w:spacing w:line="264" w:lineRule="auto"/>
               <w:jc w:val="center"/>
-              <w:spacing w:line="264" w:lineRule="auto"/>
-            </w:pPr>
-            <w:r>
-              <w:rPr>
-                <w:rFonts w:ascii="NanumSquare" w:eastAsia="NanumSquare" w:hAnsi="NanumSquare"/>
+              <w:rPr>
+                <w:rFonts w:eastAsiaTheme="minorHAnsi"/>
+              </w:rPr>
+            </w:pPr>
+            <w:r>
+              <w:rPr>
+                <w:rFonts w:eastAsiaTheme="minorHAnsi"/>
                 <w:b/>
                 <w:color w:val="25313B"/>
                 <w:sz w:val="16"/>
@@ -3377,8 +3422,6 @@
               <w:left w:val="single" w:sz="8" w:space="0" w:color="D6DEE6"/>
               <w:bottom w:val="single" w:sz="8" w:space="0" w:color="D6DEE6"/>
               <w:right w:val="single" w:sz="8" w:space="0" w:color="D6DEE6"/>
-              <w:insideH w:val="single" w:sz="8" w:space="0" w:color="D6DEE6"/>
-              <w:insideV w:val="single" w:sz="8" w:space="0" w:color="D6DEE6"/>
             </w:tcBorders>
             <w:shd w:val="clear" w:color="auto" w:fill="FFFFFF"/>
             <w:tcMar>
@@ -3390,11 +3433,13 @@
           <w:p>
             <w:pPr>
               <w:spacing w:line="264" w:lineRule="auto"/>
-            </w:pPr>
-            <w:r>
-              <w:rPr>
-                <w:rFonts w:ascii="NanumSquare" w:eastAsia="NanumSquare" w:hAnsi="NanumSquare"/>
-                <w:b w:val="0"/>
+              <w:rPr>
+                <w:rFonts w:eastAsiaTheme="minorHAnsi"/>
+              </w:rPr>
+            </w:pPr>
+            <w:r>
+              <w:rPr>
+                <w:rFonts w:eastAsiaTheme="minorHAnsi"/>
                 <w:color w:val="25313B"/>
                 <w:sz w:val="15"/>
               </w:rPr>
@@ -3410,8 +3455,6 @@
               <w:left w:val="single" w:sz="8" w:space="0" w:color="D6DEE6"/>
               <w:bottom w:val="single" w:sz="8" w:space="0" w:color="D6DEE6"/>
               <w:right w:val="single" w:sz="8" w:space="0" w:color="D6DEE6"/>
-              <w:insideH w:val="single" w:sz="8" w:space="0" w:color="D6DEE6"/>
-              <w:insideV w:val="single" w:sz="8" w:space="0" w:color="D6DEE6"/>
             </w:tcBorders>
             <w:shd w:val="clear" w:color="auto" w:fill="FFFFFF"/>
             <w:tcMar>
@@ -3423,11 +3466,13 @@
           <w:p>
             <w:pPr>
               <w:spacing w:line="264" w:lineRule="auto"/>
-            </w:pPr>
-            <w:r>
-              <w:rPr>
-                <w:rFonts w:ascii="NanumSquare" w:eastAsia="NanumSquare" w:hAnsi="NanumSquare"/>
-                <w:b w:val="0"/>
+              <w:rPr>
+                <w:rFonts w:eastAsiaTheme="minorHAnsi"/>
+              </w:rPr>
+            </w:pPr>
+            <w:r>
+              <w:rPr>
+                <w:rFonts w:eastAsiaTheme="minorHAnsi"/>
                 <w:color w:val="25313B"/>
                 <w:sz w:val="15"/>
               </w:rPr>
@@ -3443,8 +3488,6 @@
               <w:left w:val="single" w:sz="8" w:space="0" w:color="D6DEE6"/>
               <w:bottom w:val="single" w:sz="8" w:space="0" w:color="D6DEE6"/>
               <w:right w:val="single" w:sz="8" w:space="0" w:color="D6DEE6"/>
-              <w:insideH w:val="single" w:sz="8" w:space="0" w:color="D6DEE6"/>
-              <w:insideV w:val="single" w:sz="8" w:space="0" w:color="D6DEE6"/>
             </w:tcBorders>
             <w:shd w:val="clear" w:color="auto" w:fill="FFFFFF"/>
             <w:tcMar>
@@ -3456,11 +3499,13 @@
           <w:p>
             <w:pPr>
               <w:spacing w:line="264" w:lineRule="auto"/>
-            </w:pPr>
-            <w:r>
-              <w:rPr>
-                <w:rFonts w:ascii="NanumSquare" w:eastAsia="NanumSquare" w:hAnsi="NanumSquare"/>
-                <w:b w:val="0"/>
+              <w:rPr>
+                <w:rFonts w:eastAsiaTheme="minorHAnsi"/>
+              </w:rPr>
+            </w:pPr>
+            <w:r>
+              <w:rPr>
+                <w:rFonts w:eastAsiaTheme="minorHAnsi"/>
                 <w:color w:val="25313B"/>
                 <w:sz w:val="15"/>
               </w:rPr>
@@ -3476,8 +3521,6 @@
               <w:left w:val="single" w:sz="8" w:space="0" w:color="D6DEE6"/>
               <w:bottom w:val="single" w:sz="8" w:space="0" w:color="D6DEE6"/>
               <w:right w:val="single" w:sz="8" w:space="0" w:color="D6DEE6"/>
-              <w:insideH w:val="single" w:sz="8" w:space="0" w:color="D6DEE6"/>
-              <w:insideV w:val="single" w:sz="8" w:space="0" w:color="D6DEE6"/>
             </w:tcBorders>
             <w:shd w:val="clear" w:color="auto" w:fill="FFFFFF"/>
             <w:tcMar>
@@ -3489,11 +3532,13 @@
           <w:p>
             <w:pPr>
               <w:spacing w:line="264" w:lineRule="auto"/>
-            </w:pPr>
-            <w:r>
-              <w:rPr>
-                <w:rFonts w:ascii="NanumSquare" w:eastAsia="NanumSquare" w:hAnsi="NanumSquare"/>
-                <w:b w:val="0"/>
+              <w:rPr>
+                <w:rFonts w:eastAsiaTheme="minorHAnsi"/>
+              </w:rPr>
+            </w:pPr>
+            <w:r>
+              <w:rPr>
+                <w:rFonts w:eastAsiaTheme="minorHAnsi"/>
                 <w:color w:val="25313B"/>
                 <w:sz w:val="15"/>
               </w:rPr>
@@ -3509,8 +3554,6 @@
               <w:left w:val="single" w:sz="8" w:space="0" w:color="D6DEE6"/>
               <w:bottom w:val="single" w:sz="8" w:space="0" w:color="D6DEE6"/>
               <w:right w:val="single" w:sz="8" w:space="0" w:color="D6DEE6"/>
-              <w:insideH w:val="single" w:sz="8" w:space="0" w:color="D6DEE6"/>
-              <w:insideV w:val="single" w:sz="8" w:space="0" w:color="D6DEE6"/>
             </w:tcBorders>
             <w:shd w:val="clear" w:color="auto" w:fill="FFFFFF"/>
             <w:tcMar>
@@ -3522,11 +3565,13 @@
           <w:p>
             <w:pPr>
               <w:spacing w:line="264" w:lineRule="auto"/>
-            </w:pPr>
-            <w:r>
-              <w:rPr>
-                <w:rFonts w:ascii="NanumSquare" w:eastAsia="NanumSquare" w:hAnsi="NanumSquare"/>
-                <w:b w:val="0"/>
+              <w:rPr>
+                <w:rFonts w:eastAsiaTheme="minorHAnsi"/>
+              </w:rPr>
+            </w:pPr>
+            <w:r>
+              <w:rPr>
+                <w:rFonts w:eastAsiaTheme="minorHAnsi"/>
                 <w:color w:val="25313B"/>
                 <w:sz w:val="15"/>
               </w:rPr>
@@ -3536,6 +3581,9 @@
         </w:tc>
       </w:tr>
       <w:tr>
+        <w:trPr>
+          <w:jc w:val="center"/>
+        </w:trPr>
         <w:tc>
           <w:tcPr>
             <w:tcW w:w="1531" w:type="dxa"/>
@@ -3544,8 +3592,6 @@
               <w:left w:val="single" w:sz="8" w:space="0" w:color="D6DEE6"/>
               <w:bottom w:val="single" w:sz="8" w:space="0" w:color="D6DEE6"/>
               <w:right w:val="single" w:sz="8" w:space="0" w:color="D6DEE6"/>
-              <w:insideH w:val="single" w:sz="8" w:space="0" w:color="D6DEE6"/>
-              <w:insideV w:val="single" w:sz="8" w:space="0" w:color="D6DEE6"/>
             </w:tcBorders>
             <w:shd w:val="clear" w:color="auto" w:fill="DFF9F8"/>
             <w:tcMar>
@@ -3556,12 +3602,15 @@
           </w:tcPr>
           <w:p>
             <w:pPr>
+              <w:spacing w:line="264" w:lineRule="auto"/>
               <w:jc w:val="center"/>
-              <w:spacing w:line="264" w:lineRule="auto"/>
-            </w:pPr>
-            <w:r>
-              <w:rPr>
-                <w:rFonts w:ascii="NanumSquare" w:eastAsia="NanumSquare" w:hAnsi="NanumSquare"/>
+              <w:rPr>
+                <w:rFonts w:eastAsiaTheme="minorHAnsi"/>
+              </w:rPr>
+            </w:pPr>
+            <w:r>
+              <w:rPr>
+                <w:rFonts w:eastAsiaTheme="minorHAnsi"/>
                 <w:b/>
                 <w:color w:val="25313B"/>
                 <w:sz w:val="16"/>
@@ -3578,8 +3627,6 @@
               <w:left w:val="single" w:sz="8" w:space="0" w:color="D6DEE6"/>
               <w:bottom w:val="single" w:sz="8" w:space="0" w:color="D6DEE6"/>
               <w:right w:val="single" w:sz="8" w:space="0" w:color="D6DEE6"/>
-              <w:insideH w:val="single" w:sz="8" w:space="0" w:color="D6DEE6"/>
-              <w:insideV w:val="single" w:sz="8" w:space="0" w:color="D6DEE6"/>
             </w:tcBorders>
             <w:shd w:val="clear" w:color="auto" w:fill="F7FBFF"/>
             <w:tcMar>
@@ -3591,11 +3638,13 @@
           <w:p>
             <w:pPr>
               <w:spacing w:line="264" w:lineRule="auto"/>
-            </w:pPr>
-            <w:r>
-              <w:rPr>
-                <w:rFonts w:ascii="NanumSquare" w:eastAsia="NanumSquare" w:hAnsi="NanumSquare"/>
-                <w:b w:val="0"/>
+              <w:rPr>
+                <w:rFonts w:eastAsiaTheme="minorHAnsi"/>
+              </w:rPr>
+            </w:pPr>
+            <w:r>
+              <w:rPr>
+                <w:rFonts w:eastAsiaTheme="minorHAnsi"/>
                 <w:color w:val="25313B"/>
                 <w:sz w:val="15"/>
               </w:rPr>
@@ -3611,8 +3660,6 @@
               <w:left w:val="single" w:sz="8" w:space="0" w:color="D6DEE6"/>
               <w:bottom w:val="single" w:sz="8" w:space="0" w:color="D6DEE6"/>
               <w:right w:val="single" w:sz="8" w:space="0" w:color="D6DEE6"/>
-              <w:insideH w:val="single" w:sz="8" w:space="0" w:color="D6DEE6"/>
-              <w:insideV w:val="single" w:sz="8" w:space="0" w:color="D6DEE6"/>
             </w:tcBorders>
             <w:shd w:val="clear" w:color="auto" w:fill="F7FBFF"/>
             <w:tcMar>
@@ -3624,11 +3671,13 @@
           <w:p>
             <w:pPr>
               <w:spacing w:line="264" w:lineRule="auto"/>
-            </w:pPr>
-            <w:r>
-              <w:rPr>
-                <w:rFonts w:ascii="NanumSquare" w:eastAsia="NanumSquare" w:hAnsi="NanumSquare"/>
-                <w:b w:val="0"/>
+              <w:rPr>
+                <w:rFonts w:eastAsiaTheme="minorHAnsi"/>
+              </w:rPr>
+            </w:pPr>
+            <w:r>
+              <w:rPr>
+                <w:rFonts w:eastAsiaTheme="minorHAnsi"/>
                 <w:color w:val="25313B"/>
                 <w:sz w:val="15"/>
               </w:rPr>
@@ -3644,8 +3693,6 @@
               <w:left w:val="single" w:sz="8" w:space="0" w:color="D6DEE6"/>
               <w:bottom w:val="single" w:sz="8" w:space="0" w:color="D6DEE6"/>
               <w:right w:val="single" w:sz="8" w:space="0" w:color="D6DEE6"/>
-              <w:insideH w:val="single" w:sz="8" w:space="0" w:color="D6DEE6"/>
-              <w:insideV w:val="single" w:sz="8" w:space="0" w:color="D6DEE6"/>
             </w:tcBorders>
             <w:shd w:val="clear" w:color="auto" w:fill="F7FBFF"/>
             <w:tcMar>
@@ -3657,11 +3704,13 @@
           <w:p>
             <w:pPr>
               <w:spacing w:line="264" w:lineRule="auto"/>
-            </w:pPr>
-            <w:r>
-              <w:rPr>
-                <w:rFonts w:ascii="NanumSquare" w:eastAsia="NanumSquare" w:hAnsi="NanumSquare"/>
-                <w:b w:val="0"/>
+              <w:rPr>
+                <w:rFonts w:eastAsiaTheme="minorHAnsi"/>
+              </w:rPr>
+            </w:pPr>
+            <w:r>
+              <w:rPr>
+                <w:rFonts w:eastAsiaTheme="minorHAnsi"/>
                 <w:color w:val="25313B"/>
                 <w:sz w:val="15"/>
               </w:rPr>
@@ -3677,8 +3726,6 @@
               <w:left w:val="single" w:sz="8" w:space="0" w:color="D6DEE6"/>
               <w:bottom w:val="single" w:sz="8" w:space="0" w:color="D6DEE6"/>
               <w:right w:val="single" w:sz="8" w:space="0" w:color="D6DEE6"/>
-              <w:insideH w:val="single" w:sz="8" w:space="0" w:color="D6DEE6"/>
-              <w:insideV w:val="single" w:sz="8" w:space="0" w:color="D6DEE6"/>
             </w:tcBorders>
             <w:shd w:val="clear" w:color="auto" w:fill="F7FBFF"/>
             <w:tcMar>
@@ -3690,11 +3737,13 @@
           <w:p>
             <w:pPr>
               <w:spacing w:line="264" w:lineRule="auto"/>
-            </w:pPr>
-            <w:r>
-              <w:rPr>
-                <w:rFonts w:ascii="NanumSquare" w:eastAsia="NanumSquare" w:hAnsi="NanumSquare"/>
-                <w:b w:val="0"/>
+              <w:rPr>
+                <w:rFonts w:eastAsiaTheme="minorHAnsi"/>
+              </w:rPr>
+            </w:pPr>
+            <w:r>
+              <w:rPr>
+                <w:rFonts w:eastAsiaTheme="minorHAnsi"/>
                 <w:color w:val="25313B"/>
                 <w:sz w:val="15"/>
               </w:rPr>
@@ -3710,8 +3759,6 @@
               <w:left w:val="single" w:sz="8" w:space="0" w:color="D6DEE6"/>
               <w:bottom w:val="single" w:sz="8" w:space="0" w:color="D6DEE6"/>
               <w:right w:val="single" w:sz="8" w:space="0" w:color="D6DEE6"/>
-              <w:insideH w:val="single" w:sz="8" w:space="0" w:color="D6DEE6"/>
-              <w:insideV w:val="single" w:sz="8" w:space="0" w:color="D6DEE6"/>
             </w:tcBorders>
             <w:shd w:val="clear" w:color="auto" w:fill="F7FBFF"/>
             <w:tcMar>
@@ -3723,11 +3770,13 @@
           <w:p>
             <w:pPr>
               <w:spacing w:line="264" w:lineRule="auto"/>
-            </w:pPr>
-            <w:r>
-              <w:rPr>
-                <w:rFonts w:ascii="NanumSquare" w:eastAsia="NanumSquare" w:hAnsi="NanumSquare"/>
-                <w:b w:val="0"/>
+              <w:rPr>
+                <w:rFonts w:eastAsiaTheme="minorHAnsi"/>
+              </w:rPr>
+            </w:pPr>
+            <w:r>
+              <w:rPr>
+                <w:rFonts w:eastAsiaTheme="minorHAnsi"/>
                 <w:color w:val="25313B"/>
                 <w:sz w:val="15"/>
               </w:rPr>
@@ -3737,6 +3786,9 @@
         </w:tc>
       </w:tr>
       <w:tr>
+        <w:trPr>
+          <w:jc w:val="center"/>
+        </w:trPr>
         <w:tc>
           <w:tcPr>
             <w:tcW w:w="1531" w:type="dxa"/>
@@ -3745,8 +3797,6 @@
               <w:left w:val="single" w:sz="8" w:space="0" w:color="D6DEE6"/>
               <w:bottom w:val="single" w:sz="8" w:space="0" w:color="D6DEE6"/>
               <w:right w:val="single" w:sz="8" w:space="0" w:color="D6DEE6"/>
-              <w:insideH w:val="single" w:sz="8" w:space="0" w:color="D6DEE6"/>
-              <w:insideV w:val="single" w:sz="8" w:space="0" w:color="D6DEE6"/>
             </w:tcBorders>
             <w:shd w:val="clear" w:color="auto" w:fill="FFF4CB"/>
             <w:tcMar>
@@ -3757,12 +3807,15 @@
           </w:tcPr>
           <w:p>
             <w:pPr>
+              <w:spacing w:line="264" w:lineRule="auto"/>
               <w:jc w:val="center"/>
-              <w:spacing w:line="264" w:lineRule="auto"/>
-            </w:pPr>
-            <w:r>
-              <w:rPr>
-                <w:rFonts w:ascii="NanumSquare" w:eastAsia="NanumSquare" w:hAnsi="NanumSquare"/>
+              <w:rPr>
+                <w:rFonts w:eastAsiaTheme="minorHAnsi"/>
+              </w:rPr>
+            </w:pPr>
+            <w:r>
+              <w:rPr>
+                <w:rFonts w:eastAsiaTheme="minorHAnsi"/>
                 <w:b/>
                 <w:color w:val="25313B"/>
                 <w:sz w:val="16"/>
@@ -3779,8 +3832,6 @@
               <w:left w:val="single" w:sz="8" w:space="0" w:color="D6DEE6"/>
               <w:bottom w:val="single" w:sz="8" w:space="0" w:color="D6DEE6"/>
               <w:right w:val="single" w:sz="8" w:space="0" w:color="D6DEE6"/>
-              <w:insideH w:val="single" w:sz="8" w:space="0" w:color="D6DEE6"/>
-              <w:insideV w:val="single" w:sz="8" w:space="0" w:color="D6DEE6"/>
             </w:tcBorders>
             <w:shd w:val="clear" w:color="auto" w:fill="FFFFFF"/>
             <w:tcMar>
@@ -3792,11 +3843,13 @@
           <w:p>
             <w:pPr>
               <w:spacing w:line="264" w:lineRule="auto"/>
-            </w:pPr>
-            <w:r>
-              <w:rPr>
-                <w:rFonts w:ascii="NanumSquare" w:eastAsia="NanumSquare" w:hAnsi="NanumSquare"/>
-                <w:b w:val="0"/>
+              <w:rPr>
+                <w:rFonts w:eastAsiaTheme="minorHAnsi"/>
+              </w:rPr>
+            </w:pPr>
+            <w:r>
+              <w:rPr>
+                <w:rFonts w:eastAsiaTheme="minorHAnsi"/>
                 <w:color w:val="25313B"/>
                 <w:sz w:val="15"/>
               </w:rPr>
@@ -3812,8 +3865,6 @@
               <w:left w:val="single" w:sz="8" w:space="0" w:color="D6DEE6"/>
               <w:bottom w:val="single" w:sz="8" w:space="0" w:color="D6DEE6"/>
               <w:right w:val="single" w:sz="8" w:space="0" w:color="D6DEE6"/>
-              <w:insideH w:val="single" w:sz="8" w:space="0" w:color="D6DEE6"/>
-              <w:insideV w:val="single" w:sz="8" w:space="0" w:color="D6DEE6"/>
             </w:tcBorders>
             <w:shd w:val="clear" w:color="auto" w:fill="FFFFFF"/>
             <w:tcMar>
@@ -3825,11 +3876,13 @@
           <w:p>
             <w:pPr>
               <w:spacing w:line="264" w:lineRule="auto"/>
-            </w:pPr>
-            <w:r>
-              <w:rPr>
-                <w:rFonts w:ascii="NanumSquare" w:eastAsia="NanumSquare" w:hAnsi="NanumSquare"/>
-                <w:b w:val="0"/>
+              <w:rPr>
+                <w:rFonts w:eastAsiaTheme="minorHAnsi"/>
+              </w:rPr>
+            </w:pPr>
+            <w:r>
+              <w:rPr>
+                <w:rFonts w:eastAsiaTheme="minorHAnsi"/>
                 <w:color w:val="25313B"/>
                 <w:sz w:val="15"/>
               </w:rPr>
@@ -3845,8 +3898,6 @@
               <w:left w:val="single" w:sz="8" w:space="0" w:color="D6DEE6"/>
               <w:bottom w:val="single" w:sz="8" w:space="0" w:color="D6DEE6"/>
               <w:right w:val="single" w:sz="8" w:space="0" w:color="D6DEE6"/>
-              <w:insideH w:val="single" w:sz="8" w:space="0" w:color="D6DEE6"/>
-              <w:insideV w:val="single" w:sz="8" w:space="0" w:color="D6DEE6"/>
             </w:tcBorders>
             <w:shd w:val="clear" w:color="auto" w:fill="FFFFFF"/>
             <w:tcMar>
@@ -3858,11 +3909,13 @@
           <w:p>
             <w:pPr>
               <w:spacing w:line="264" w:lineRule="auto"/>
-            </w:pPr>
-            <w:r>
-              <w:rPr>
-                <w:rFonts w:ascii="NanumSquare" w:eastAsia="NanumSquare" w:hAnsi="NanumSquare"/>
-                <w:b w:val="0"/>
+              <w:rPr>
+                <w:rFonts w:eastAsiaTheme="minorHAnsi"/>
+              </w:rPr>
+            </w:pPr>
+            <w:r>
+              <w:rPr>
+                <w:rFonts w:eastAsiaTheme="minorHAnsi"/>
                 <w:color w:val="25313B"/>
                 <w:sz w:val="15"/>
               </w:rPr>
@@ -3878,8 +3931,6 @@
               <w:left w:val="single" w:sz="8" w:space="0" w:color="D6DEE6"/>
               <w:bottom w:val="single" w:sz="8" w:space="0" w:color="D6DEE6"/>
               <w:right w:val="single" w:sz="8" w:space="0" w:color="D6DEE6"/>
-              <w:insideH w:val="single" w:sz="8" w:space="0" w:color="D6DEE6"/>
-              <w:insideV w:val="single" w:sz="8" w:space="0" w:color="D6DEE6"/>
             </w:tcBorders>
             <w:shd w:val="clear" w:color="auto" w:fill="FFFFFF"/>
             <w:tcMar>
@@ -3891,11 +3942,13 @@
           <w:p>
             <w:pPr>
               <w:spacing w:line="264" w:lineRule="auto"/>
-            </w:pPr>
-            <w:r>
-              <w:rPr>
-                <w:rFonts w:ascii="NanumSquare" w:eastAsia="NanumSquare" w:hAnsi="NanumSquare"/>
-                <w:b w:val="0"/>
+              <w:rPr>
+                <w:rFonts w:eastAsiaTheme="minorHAnsi"/>
+              </w:rPr>
+            </w:pPr>
+            <w:r>
+              <w:rPr>
+                <w:rFonts w:eastAsiaTheme="minorHAnsi"/>
                 <w:color w:val="25313B"/>
                 <w:sz w:val="15"/>
               </w:rPr>
@@ -3911,8 +3964,6 @@
               <w:left w:val="single" w:sz="8" w:space="0" w:color="D6DEE6"/>
               <w:bottom w:val="single" w:sz="8" w:space="0" w:color="D6DEE6"/>
               <w:right w:val="single" w:sz="8" w:space="0" w:color="D6DEE6"/>
-              <w:insideH w:val="single" w:sz="8" w:space="0" w:color="D6DEE6"/>
-              <w:insideV w:val="single" w:sz="8" w:space="0" w:color="D6DEE6"/>
             </w:tcBorders>
             <w:shd w:val="clear" w:color="auto" w:fill="FFFFFF"/>
             <w:tcMar>
@@ -3924,11 +3975,13 @@
           <w:p>
             <w:pPr>
               <w:spacing w:line="264" w:lineRule="auto"/>
-            </w:pPr>
-            <w:r>
-              <w:rPr>
-                <w:rFonts w:ascii="NanumSquare" w:eastAsia="NanumSquare" w:hAnsi="NanumSquare"/>
-                <w:b w:val="0"/>
+              <w:rPr>
+                <w:rFonts w:eastAsiaTheme="minorHAnsi"/>
+              </w:rPr>
+            </w:pPr>
+            <w:r>
+              <w:rPr>
+                <w:rFonts w:eastAsiaTheme="minorHAnsi"/>
                 <w:color w:val="25313B"/>
                 <w:sz w:val="15"/>
               </w:rPr>
@@ -3938,6 +3991,9 @@
         </w:tc>
       </w:tr>
       <w:tr>
+        <w:trPr>
+          <w:jc w:val="center"/>
+        </w:trPr>
         <w:tc>
           <w:tcPr>
             <w:tcW w:w="1531" w:type="dxa"/>
@@ -3946,8 +4002,6 @@
               <w:left w:val="single" w:sz="8" w:space="0" w:color="D6DEE6"/>
               <w:bottom w:val="single" w:sz="8" w:space="0" w:color="D6DEE6"/>
               <w:right w:val="single" w:sz="8" w:space="0" w:color="D6DEE6"/>
-              <w:insideH w:val="single" w:sz="8" w:space="0" w:color="D6DEE6"/>
-              <w:insideV w:val="single" w:sz="8" w:space="0" w:color="D6DEE6"/>
             </w:tcBorders>
             <w:shd w:val="clear" w:color="auto" w:fill="F1ECFF"/>
             <w:tcMar>
@@ -3958,12 +4012,15 @@
           </w:tcPr>
           <w:p>
             <w:pPr>
+              <w:spacing w:line="264" w:lineRule="auto"/>
               <w:jc w:val="center"/>
-              <w:spacing w:line="264" w:lineRule="auto"/>
-            </w:pPr>
-            <w:r>
-              <w:rPr>
-                <w:rFonts w:ascii="NanumSquare" w:eastAsia="NanumSquare" w:hAnsi="NanumSquare"/>
+              <w:rPr>
+                <w:rFonts w:eastAsiaTheme="minorHAnsi"/>
+              </w:rPr>
+            </w:pPr>
+            <w:r>
+              <w:rPr>
+                <w:rFonts w:eastAsiaTheme="minorHAnsi"/>
                 <w:b/>
                 <w:color w:val="25313B"/>
                 <w:sz w:val="16"/>
@@ -3980,8 +4037,6 @@
               <w:left w:val="single" w:sz="8" w:space="0" w:color="D6DEE6"/>
               <w:bottom w:val="single" w:sz="8" w:space="0" w:color="D6DEE6"/>
               <w:right w:val="single" w:sz="8" w:space="0" w:color="D6DEE6"/>
-              <w:insideH w:val="single" w:sz="8" w:space="0" w:color="D6DEE6"/>
-              <w:insideV w:val="single" w:sz="8" w:space="0" w:color="D6DEE6"/>
             </w:tcBorders>
             <w:shd w:val="clear" w:color="auto" w:fill="F7FBFF"/>
             <w:tcMar>
@@ -3993,11 +4048,13 @@
           <w:p>
             <w:pPr>
               <w:spacing w:line="264" w:lineRule="auto"/>
-            </w:pPr>
-            <w:r>
-              <w:rPr>
-                <w:rFonts w:ascii="NanumSquare" w:eastAsia="NanumSquare" w:hAnsi="NanumSquare"/>
-                <w:b w:val="0"/>
+              <w:rPr>
+                <w:rFonts w:eastAsiaTheme="minorHAnsi"/>
+              </w:rPr>
+            </w:pPr>
+            <w:r>
+              <w:rPr>
+                <w:rFonts w:eastAsiaTheme="minorHAnsi"/>
                 <w:color w:val="25313B"/>
                 <w:sz w:val="15"/>
               </w:rPr>
@@ -4013,8 +4070,6 @@
               <w:left w:val="single" w:sz="8" w:space="0" w:color="D6DEE6"/>
               <w:bottom w:val="single" w:sz="8" w:space="0" w:color="D6DEE6"/>
               <w:right w:val="single" w:sz="8" w:space="0" w:color="D6DEE6"/>
-              <w:insideH w:val="single" w:sz="8" w:space="0" w:color="D6DEE6"/>
-              <w:insideV w:val="single" w:sz="8" w:space="0" w:color="D6DEE6"/>
             </w:tcBorders>
             <w:shd w:val="clear" w:color="auto" w:fill="F7FBFF"/>
             <w:tcMar>
@@ -4026,11 +4081,13 @@
           <w:p>
             <w:pPr>
               <w:spacing w:line="264" w:lineRule="auto"/>
-            </w:pPr>
-            <w:r>
-              <w:rPr>
-                <w:rFonts w:ascii="NanumSquare" w:eastAsia="NanumSquare" w:hAnsi="NanumSquare"/>
-                <w:b w:val="0"/>
+              <w:rPr>
+                <w:rFonts w:eastAsiaTheme="minorHAnsi"/>
+              </w:rPr>
+            </w:pPr>
+            <w:r>
+              <w:rPr>
+                <w:rFonts w:eastAsiaTheme="minorHAnsi"/>
                 <w:color w:val="25313B"/>
                 <w:sz w:val="15"/>
               </w:rPr>
@@ -4046,8 +4103,6 @@
               <w:left w:val="single" w:sz="8" w:space="0" w:color="D6DEE6"/>
               <w:bottom w:val="single" w:sz="8" w:space="0" w:color="D6DEE6"/>
               <w:right w:val="single" w:sz="8" w:space="0" w:color="D6DEE6"/>
-              <w:insideH w:val="single" w:sz="8" w:space="0" w:color="D6DEE6"/>
-              <w:insideV w:val="single" w:sz="8" w:space="0" w:color="D6DEE6"/>
             </w:tcBorders>
             <w:shd w:val="clear" w:color="auto" w:fill="F7FBFF"/>
             <w:tcMar>
@@ -4059,11 +4114,13 @@
           <w:p>
             <w:pPr>
               <w:spacing w:line="264" w:lineRule="auto"/>
-            </w:pPr>
-            <w:r>
-              <w:rPr>
-                <w:rFonts w:ascii="NanumSquare" w:eastAsia="NanumSquare" w:hAnsi="NanumSquare"/>
-                <w:b w:val="0"/>
+              <w:rPr>
+                <w:rFonts w:eastAsiaTheme="minorHAnsi"/>
+              </w:rPr>
+            </w:pPr>
+            <w:r>
+              <w:rPr>
+                <w:rFonts w:eastAsiaTheme="minorHAnsi"/>
                 <w:color w:val="25313B"/>
                 <w:sz w:val="15"/>
               </w:rPr>
@@ -4079,8 +4136,6 @@
               <w:left w:val="single" w:sz="8" w:space="0" w:color="D6DEE6"/>
               <w:bottom w:val="single" w:sz="8" w:space="0" w:color="D6DEE6"/>
               <w:right w:val="single" w:sz="8" w:space="0" w:color="D6DEE6"/>
-              <w:insideH w:val="single" w:sz="8" w:space="0" w:color="D6DEE6"/>
-              <w:insideV w:val="single" w:sz="8" w:space="0" w:color="D6DEE6"/>
             </w:tcBorders>
             <w:shd w:val="clear" w:color="auto" w:fill="F7FBFF"/>
             <w:tcMar>
@@ -4092,11 +4147,13 @@
           <w:p>
             <w:pPr>
               <w:spacing w:line="264" w:lineRule="auto"/>
-            </w:pPr>
-            <w:r>
-              <w:rPr>
-                <w:rFonts w:ascii="NanumSquare" w:eastAsia="NanumSquare" w:hAnsi="NanumSquare"/>
-                <w:b w:val="0"/>
+              <w:rPr>
+                <w:rFonts w:eastAsiaTheme="minorHAnsi"/>
+              </w:rPr>
+            </w:pPr>
+            <w:r>
+              <w:rPr>
+                <w:rFonts w:eastAsiaTheme="minorHAnsi"/>
                 <w:color w:val="25313B"/>
                 <w:sz w:val="15"/>
               </w:rPr>
@@ -4112,8 +4169,6 @@
               <w:left w:val="single" w:sz="8" w:space="0" w:color="D6DEE6"/>
               <w:bottom w:val="single" w:sz="8" w:space="0" w:color="D6DEE6"/>
               <w:right w:val="single" w:sz="8" w:space="0" w:color="D6DEE6"/>
-              <w:insideH w:val="single" w:sz="8" w:space="0" w:color="D6DEE6"/>
-              <w:insideV w:val="single" w:sz="8" w:space="0" w:color="D6DEE6"/>
             </w:tcBorders>
             <w:shd w:val="clear" w:color="auto" w:fill="F7FBFF"/>
             <w:tcMar>
@@ -4125,11 +4180,13 @@
           <w:p>
             <w:pPr>
               <w:spacing w:line="264" w:lineRule="auto"/>
-            </w:pPr>
-            <w:r>
-              <w:rPr>
-                <w:rFonts w:ascii="NanumSquare" w:eastAsia="NanumSquare" w:hAnsi="NanumSquare"/>
-                <w:b w:val="0"/>
+              <w:rPr>
+                <w:rFonts w:eastAsiaTheme="minorHAnsi"/>
+              </w:rPr>
+            </w:pPr>
+            <w:r>
+              <w:rPr>
+                <w:rFonts w:eastAsiaTheme="minorHAnsi"/>
                 <w:color w:val="25313B"/>
                 <w:sz w:val="15"/>
               </w:rPr>
@@ -4139,6 +4196,9 @@
         </w:tc>
       </w:tr>
       <w:tr>
+        <w:trPr>
+          <w:jc w:val="center"/>
+        </w:trPr>
         <w:tc>
           <w:tcPr>
             <w:tcW w:w="1531" w:type="dxa"/>
@@ -4147,8 +4207,6 @@
               <w:left w:val="single" w:sz="8" w:space="0" w:color="D6DEE6"/>
               <w:bottom w:val="single" w:sz="8" w:space="0" w:color="D6DEE6"/>
               <w:right w:val="single" w:sz="8" w:space="0" w:color="D6DEE6"/>
-              <w:insideH w:val="single" w:sz="8" w:space="0" w:color="D6DEE6"/>
-              <w:insideV w:val="single" w:sz="8" w:space="0" w:color="D6DEE6"/>
             </w:tcBorders>
             <w:shd w:val="clear" w:color="auto" w:fill="FFECEC"/>
             <w:tcMar>
@@ -4159,12 +4217,15 @@
           </w:tcPr>
           <w:p>
             <w:pPr>
+              <w:spacing w:line="264" w:lineRule="auto"/>
               <w:jc w:val="center"/>
-              <w:spacing w:line="264" w:lineRule="auto"/>
-            </w:pPr>
-            <w:r>
-              <w:rPr>
-                <w:rFonts w:ascii="NanumSquare" w:eastAsia="NanumSquare" w:hAnsi="NanumSquare"/>
+              <w:rPr>
+                <w:rFonts w:eastAsiaTheme="minorHAnsi"/>
+              </w:rPr>
+            </w:pPr>
+            <w:r>
+              <w:rPr>
+                <w:rFonts w:eastAsiaTheme="minorHAnsi"/>
                 <w:b/>
                 <w:color w:val="25313B"/>
                 <w:sz w:val="16"/>
@@ -4181,8 +4242,6 @@
               <w:left w:val="single" w:sz="8" w:space="0" w:color="D6DEE6"/>
               <w:bottom w:val="single" w:sz="8" w:space="0" w:color="D6DEE6"/>
               <w:right w:val="single" w:sz="8" w:space="0" w:color="D6DEE6"/>
-              <w:insideH w:val="single" w:sz="8" w:space="0" w:color="D6DEE6"/>
-              <w:insideV w:val="single" w:sz="8" w:space="0" w:color="D6DEE6"/>
             </w:tcBorders>
             <w:shd w:val="clear" w:color="auto" w:fill="FFFFFF"/>
             <w:tcMar>
@@ -4194,11 +4253,13 @@
           <w:p>
             <w:pPr>
               <w:spacing w:line="264" w:lineRule="auto"/>
-            </w:pPr>
-            <w:r>
-              <w:rPr>
-                <w:rFonts w:ascii="NanumSquare" w:eastAsia="NanumSquare" w:hAnsi="NanumSquare"/>
-                <w:b w:val="0"/>
+              <w:rPr>
+                <w:rFonts w:eastAsiaTheme="minorHAnsi"/>
+              </w:rPr>
+            </w:pPr>
+            <w:r>
+              <w:rPr>
+                <w:rFonts w:eastAsiaTheme="minorHAnsi"/>
                 <w:color w:val="25313B"/>
                 <w:sz w:val="15"/>
               </w:rPr>
@@ -4214,8 +4275,6 @@
               <w:left w:val="single" w:sz="8" w:space="0" w:color="D6DEE6"/>
               <w:bottom w:val="single" w:sz="8" w:space="0" w:color="D6DEE6"/>
               <w:right w:val="single" w:sz="8" w:space="0" w:color="D6DEE6"/>
-              <w:insideH w:val="single" w:sz="8" w:space="0" w:color="D6DEE6"/>
-              <w:insideV w:val="single" w:sz="8" w:space="0" w:color="D6DEE6"/>
             </w:tcBorders>
             <w:shd w:val="clear" w:color="auto" w:fill="FFFFFF"/>
             <w:tcMar>
@@ -4227,11 +4286,13 @@
           <w:p>
             <w:pPr>
               <w:spacing w:line="264" w:lineRule="auto"/>
-            </w:pPr>
-            <w:r>
-              <w:rPr>
-                <w:rFonts w:ascii="NanumSquare" w:eastAsia="NanumSquare" w:hAnsi="NanumSquare"/>
-                <w:b w:val="0"/>
+              <w:rPr>
+                <w:rFonts w:eastAsiaTheme="minorHAnsi"/>
+              </w:rPr>
+            </w:pPr>
+            <w:r>
+              <w:rPr>
+                <w:rFonts w:eastAsiaTheme="minorHAnsi"/>
                 <w:color w:val="25313B"/>
                 <w:sz w:val="15"/>
               </w:rPr>
@@ -4247,8 +4308,6 @@
               <w:left w:val="single" w:sz="8" w:space="0" w:color="D6DEE6"/>
               <w:bottom w:val="single" w:sz="8" w:space="0" w:color="D6DEE6"/>
               <w:right w:val="single" w:sz="8" w:space="0" w:color="D6DEE6"/>
-              <w:insideH w:val="single" w:sz="8" w:space="0" w:color="D6DEE6"/>
-              <w:insideV w:val="single" w:sz="8" w:space="0" w:color="D6DEE6"/>
             </w:tcBorders>
             <w:shd w:val="clear" w:color="auto" w:fill="FFFFFF"/>
             <w:tcMar>
@@ -4260,11 +4319,13 @@
           <w:p>
             <w:pPr>
               <w:spacing w:line="264" w:lineRule="auto"/>
-            </w:pPr>
-            <w:r>
-              <w:rPr>
-                <w:rFonts w:ascii="NanumSquare" w:eastAsia="NanumSquare" w:hAnsi="NanumSquare"/>
-                <w:b w:val="0"/>
+              <w:rPr>
+                <w:rFonts w:eastAsiaTheme="minorHAnsi"/>
+              </w:rPr>
+            </w:pPr>
+            <w:r>
+              <w:rPr>
+                <w:rFonts w:eastAsiaTheme="minorHAnsi"/>
                 <w:color w:val="25313B"/>
                 <w:sz w:val="15"/>
               </w:rPr>
@@ -4280,8 +4341,6 @@
               <w:left w:val="single" w:sz="8" w:space="0" w:color="D6DEE6"/>
               <w:bottom w:val="single" w:sz="8" w:space="0" w:color="D6DEE6"/>
               <w:right w:val="single" w:sz="8" w:space="0" w:color="D6DEE6"/>
-              <w:insideH w:val="single" w:sz="8" w:space="0" w:color="D6DEE6"/>
-              <w:insideV w:val="single" w:sz="8" w:space="0" w:color="D6DEE6"/>
             </w:tcBorders>
             <w:shd w:val="clear" w:color="auto" w:fill="FFFFFF"/>
             <w:tcMar>
@@ -4293,11 +4352,13 @@
           <w:p>
             <w:pPr>
               <w:spacing w:line="264" w:lineRule="auto"/>
-            </w:pPr>
-            <w:r>
-              <w:rPr>
-                <w:rFonts w:ascii="NanumSquare" w:eastAsia="NanumSquare" w:hAnsi="NanumSquare"/>
-                <w:b w:val="0"/>
+              <w:rPr>
+                <w:rFonts w:eastAsiaTheme="minorHAnsi"/>
+              </w:rPr>
+            </w:pPr>
+            <w:r>
+              <w:rPr>
+                <w:rFonts w:eastAsiaTheme="minorHAnsi"/>
                 <w:color w:val="25313B"/>
                 <w:sz w:val="15"/>
               </w:rPr>
@@ -4313,8 +4374,6 @@
               <w:left w:val="single" w:sz="8" w:space="0" w:color="D6DEE6"/>
               <w:bottom w:val="single" w:sz="8" w:space="0" w:color="D6DEE6"/>
               <w:right w:val="single" w:sz="8" w:space="0" w:color="D6DEE6"/>
-              <w:insideH w:val="single" w:sz="8" w:space="0" w:color="D6DEE6"/>
-              <w:insideV w:val="single" w:sz="8" w:space="0" w:color="D6DEE6"/>
             </w:tcBorders>
             <w:shd w:val="clear" w:color="auto" w:fill="FFFFFF"/>
             <w:tcMar>
@@ -4326,11 +4385,13 @@
           <w:p>
             <w:pPr>
               <w:spacing w:line="264" w:lineRule="auto"/>
-            </w:pPr>
-            <w:r>
-              <w:rPr>
-                <w:rFonts w:ascii="NanumSquare" w:eastAsia="NanumSquare" w:hAnsi="NanumSquare"/>
-                <w:b w:val="0"/>
+              <w:rPr>
+                <w:rFonts w:eastAsiaTheme="minorHAnsi"/>
+              </w:rPr>
+            </w:pPr>
+            <w:r>
+              <w:rPr>
+                <w:rFonts w:eastAsiaTheme="minorHAnsi"/>
                 <w:color w:val="25313B"/>
                 <w:sz w:val="15"/>
               </w:rPr>
@@ -4343,44 +4404,36 @@
     <w:p>
       <w:pPr>
         <w:rPr>
-          <w:lang w:eastAsia="ko-KR"/>
-          <w:rFonts w:hint="eastAsia"/>
-          <w:rtl w:val="off"/>
+          <w:rFonts w:eastAsiaTheme="minorHAnsi"/>
         </w:rPr>
       </w:pPr>
     </w:p>
     <w:p>
       <w:pPr>
         <w:rPr>
-          <w:lang w:eastAsia="ko-KR"/>
-          <w:rFonts w:hint="eastAsia"/>
-          <w:rtl w:val="off"/>
+          <w:rFonts w:eastAsiaTheme="minorHAnsi"/>
         </w:rPr>
       </w:pPr>
     </w:p>
     <w:p>
       <w:pPr>
         <w:rPr>
-          <w:lang w:eastAsia="ko-KR"/>
-          <w:rFonts w:hint="eastAsia"/>
+          <w:rFonts w:eastAsiaTheme="minorHAnsi"/>
           <w:b/>
           <w:bCs/>
           <w:color w:val="3A607D"/>
           <w:sz w:val="30"/>
           <w:szCs w:val="30"/>
-          <w:rtl w:val="off"/>
         </w:rPr>
       </w:pPr>
       <w:r>
         <w:rPr>
-          <w:lang w:eastAsia="ko-KR"/>
-          <w:rFonts w:hint="eastAsia"/>
+          <w:rFonts w:eastAsiaTheme="minorHAnsi" w:hint="eastAsia"/>
           <w:b/>
           <w:bCs/>
           <w:color w:val="3A607D"/>
           <w:sz w:val="30"/>
           <w:szCs w:val="30"/>
-          <w:rtl w:val="off"/>
         </w:rPr>
         <w:t>레벨 디자인 및 리소스 산출</w:t>
       </w:r>
@@ -4388,16 +4441,12 @@
     <w:p>
       <w:pPr>
         <w:rPr>
-          <w:lang w:eastAsia="ko-KR"/>
-          <w:rFonts w:hint="eastAsia"/>
-          <w:rtl w:val="off"/>
+          <w:rFonts w:eastAsiaTheme="minorHAnsi"/>
         </w:rPr>
       </w:pPr>
       <w:r>
         <w:rPr>
-          <w:lang w:eastAsia="ko-KR"/>
-          <w:rFonts w:hint="eastAsia"/>
-          <w:rtl w:val="off"/>
+          <w:rFonts w:eastAsiaTheme="minorHAnsi" w:hint="eastAsia"/>
         </w:rPr>
         <w:t>장소별 NPC, 기믹, 연출, 목적 정리</w:t>
       </w:r>
@@ -4405,18 +4454,21 @@
     <w:tbl>
       <w:tblPr>
         <w:tblW w:w="0" w:type="auto"/>
-        <w:tblLook w:val="04A0" w:firstRow="1" w:lastRow="0" w:firstColumn="1" w:lastColumn="0" w:noHBand="0" w:noVBand="1"/>
         <w:jc w:val="center"/>
         <w:tblLayout w:type="fixed"/>
+        <w:tblLook w:val="04A0" w:firstRow="1" w:lastRow="0" w:firstColumn="1" w:lastColumn="0" w:noHBand="0" w:noVBand="1"/>
       </w:tblPr>
       <w:tblGrid>
-        <w:gridCol w:w="2030"/>
-        <w:gridCol w:w="2030"/>
-        <w:gridCol w:w="2030"/>
-        <w:gridCol w:w="2030"/>
-        <w:gridCol w:w="2030"/>
+        <w:gridCol w:w="1247"/>
+        <w:gridCol w:w="2041"/>
+        <w:gridCol w:w="2268"/>
+        <w:gridCol w:w="2041"/>
+        <w:gridCol w:w="1757"/>
       </w:tblGrid>
       <w:tr>
+        <w:trPr>
+          <w:jc w:val="center"/>
+        </w:trPr>
         <w:tc>
           <w:tcPr>
             <w:tcW w:w="1247" w:type="dxa"/>
@@ -4425,8 +4477,6 @@
               <w:left w:val="single" w:sz="8" w:space="0" w:color="D6DEE6"/>
               <w:bottom w:val="single" w:sz="8" w:space="0" w:color="D6DEE6"/>
               <w:right w:val="single" w:sz="8" w:space="0" w:color="D6DEE6"/>
-              <w:insideH w:val="single" w:sz="8" w:space="0" w:color="D6DEE6"/>
-              <w:insideV w:val="single" w:sz="8" w:space="0" w:color="D6DEE6"/>
             </w:tcBorders>
             <w:shd w:val="clear" w:color="auto" w:fill="7CB7E8"/>
             <w:tcMar>
@@ -4437,12 +4487,15 @@
           </w:tcPr>
           <w:p>
             <w:pPr>
+              <w:spacing w:line="264" w:lineRule="auto"/>
               <w:jc w:val="center"/>
-              <w:spacing w:line="264" w:lineRule="auto"/>
-            </w:pPr>
-            <w:r>
-              <w:rPr>
-                <w:rFonts w:ascii="NanumSquare" w:eastAsia="NanumSquare" w:hAnsi="NanumSquare"/>
+              <w:rPr>
+                <w:rFonts w:eastAsiaTheme="minorHAnsi"/>
+              </w:rPr>
+            </w:pPr>
+            <w:r>
+              <w:rPr>
+                <w:rFonts w:eastAsiaTheme="minorHAnsi"/>
                 <w:b/>
                 <w:color w:val="FFFFFF"/>
                 <w:sz w:val="17"/>
@@ -4459,8 +4512,6 @@
               <w:left w:val="single" w:sz="8" w:space="0" w:color="D6DEE6"/>
               <w:bottom w:val="single" w:sz="8" w:space="0" w:color="D6DEE6"/>
               <w:right w:val="single" w:sz="8" w:space="0" w:color="D6DEE6"/>
-              <w:insideH w:val="single" w:sz="8" w:space="0" w:color="D6DEE6"/>
-              <w:insideV w:val="single" w:sz="8" w:space="0" w:color="D6DEE6"/>
             </w:tcBorders>
             <w:shd w:val="clear" w:color="auto" w:fill="7CB7E8"/>
             <w:tcMar>
@@ -4471,12 +4522,15 @@
           </w:tcPr>
           <w:p>
             <w:pPr>
+              <w:spacing w:line="264" w:lineRule="auto"/>
               <w:jc w:val="center"/>
-              <w:spacing w:line="264" w:lineRule="auto"/>
-            </w:pPr>
-            <w:r>
-              <w:rPr>
-                <w:rFonts w:ascii="NanumSquare" w:eastAsia="NanumSquare" w:hAnsi="NanumSquare"/>
+              <w:rPr>
+                <w:rFonts w:eastAsiaTheme="minorHAnsi"/>
+              </w:rPr>
+            </w:pPr>
+            <w:r>
+              <w:rPr>
+                <w:rFonts w:eastAsiaTheme="minorHAnsi"/>
                 <w:b/>
                 <w:color w:val="FFFFFF"/>
                 <w:sz w:val="17"/>
@@ -4493,8 +4547,6 @@
               <w:left w:val="single" w:sz="8" w:space="0" w:color="D6DEE6"/>
               <w:bottom w:val="single" w:sz="8" w:space="0" w:color="D6DEE6"/>
               <w:right w:val="single" w:sz="8" w:space="0" w:color="D6DEE6"/>
-              <w:insideH w:val="single" w:sz="8" w:space="0" w:color="D6DEE6"/>
-              <w:insideV w:val="single" w:sz="8" w:space="0" w:color="D6DEE6"/>
             </w:tcBorders>
             <w:shd w:val="clear" w:color="auto" w:fill="7CB7E8"/>
             <w:tcMar>
@@ -4505,12 +4557,15 @@
           </w:tcPr>
           <w:p>
             <w:pPr>
+              <w:spacing w:line="264" w:lineRule="auto"/>
               <w:jc w:val="center"/>
-              <w:spacing w:line="264" w:lineRule="auto"/>
-            </w:pPr>
-            <w:r>
-              <w:rPr>
-                <w:rFonts w:ascii="NanumSquare" w:eastAsia="NanumSquare" w:hAnsi="NanumSquare"/>
+              <w:rPr>
+                <w:rFonts w:eastAsiaTheme="minorHAnsi"/>
+              </w:rPr>
+            </w:pPr>
+            <w:r>
+              <w:rPr>
+                <w:rFonts w:eastAsiaTheme="minorHAnsi"/>
                 <w:b/>
                 <w:color w:val="FFFFFF"/>
                 <w:sz w:val="17"/>
@@ -4527,8 +4582,6 @@
               <w:left w:val="single" w:sz="8" w:space="0" w:color="D6DEE6"/>
               <w:bottom w:val="single" w:sz="8" w:space="0" w:color="D6DEE6"/>
               <w:right w:val="single" w:sz="8" w:space="0" w:color="D6DEE6"/>
-              <w:insideH w:val="single" w:sz="8" w:space="0" w:color="D6DEE6"/>
-              <w:insideV w:val="single" w:sz="8" w:space="0" w:color="D6DEE6"/>
             </w:tcBorders>
             <w:shd w:val="clear" w:color="auto" w:fill="7CB7E8"/>
             <w:tcMar>
@@ -4539,12 +4592,15 @@
           </w:tcPr>
           <w:p>
             <w:pPr>
+              <w:spacing w:line="264" w:lineRule="auto"/>
               <w:jc w:val="center"/>
-              <w:spacing w:line="264" w:lineRule="auto"/>
-            </w:pPr>
-            <w:r>
-              <w:rPr>
-                <w:rFonts w:ascii="NanumSquare" w:eastAsia="NanumSquare" w:hAnsi="NanumSquare"/>
+              <w:rPr>
+                <w:rFonts w:eastAsiaTheme="minorHAnsi"/>
+              </w:rPr>
+            </w:pPr>
+            <w:r>
+              <w:rPr>
+                <w:rFonts w:eastAsiaTheme="minorHAnsi"/>
                 <w:b/>
                 <w:color w:val="FFFFFF"/>
                 <w:sz w:val="17"/>
@@ -4561,8 +4617,6 @@
               <w:left w:val="single" w:sz="8" w:space="0" w:color="D6DEE6"/>
               <w:bottom w:val="single" w:sz="8" w:space="0" w:color="D6DEE6"/>
               <w:right w:val="single" w:sz="8" w:space="0" w:color="D6DEE6"/>
-              <w:insideH w:val="single" w:sz="8" w:space="0" w:color="D6DEE6"/>
-              <w:insideV w:val="single" w:sz="8" w:space="0" w:color="D6DEE6"/>
             </w:tcBorders>
             <w:shd w:val="clear" w:color="auto" w:fill="7CB7E8"/>
             <w:tcMar>
@@ -4573,12 +4627,15 @@
           </w:tcPr>
           <w:p>
             <w:pPr>
+              <w:spacing w:line="264" w:lineRule="auto"/>
               <w:jc w:val="center"/>
-              <w:spacing w:line="264" w:lineRule="auto"/>
-            </w:pPr>
-            <w:r>
-              <w:rPr>
-                <w:rFonts w:ascii="NanumSquare" w:eastAsia="NanumSquare" w:hAnsi="NanumSquare"/>
+              <w:rPr>
+                <w:rFonts w:eastAsiaTheme="minorHAnsi"/>
+              </w:rPr>
+            </w:pPr>
+            <w:r>
+              <w:rPr>
+                <w:rFonts w:eastAsiaTheme="minorHAnsi"/>
                 <w:b/>
                 <w:color w:val="FFFFFF"/>
                 <w:sz w:val="17"/>
@@ -4589,6 +4646,9 @@
         </w:tc>
       </w:tr>
       <w:tr>
+        <w:trPr>
+          <w:jc w:val="center"/>
+        </w:trPr>
         <w:tc>
           <w:tcPr>
             <w:tcW w:w="1247" w:type="dxa"/>
@@ -4597,8 +4657,6 @@
               <w:left w:val="single" w:sz="8" w:space="0" w:color="D6DEE6"/>
               <w:bottom w:val="single" w:sz="8" w:space="0" w:color="D6DEE6"/>
               <w:right w:val="single" w:sz="8" w:space="0" w:color="D6DEE6"/>
-              <w:insideH w:val="single" w:sz="8" w:space="0" w:color="D6DEE6"/>
-              <w:insideV w:val="single" w:sz="8" w:space="0" w:color="D6DEE6"/>
             </w:tcBorders>
             <w:shd w:val="clear" w:color="auto" w:fill="EAF4FF"/>
             <w:tcMar>
@@ -4609,12 +4667,15 @@
           </w:tcPr>
           <w:p>
             <w:pPr>
+              <w:spacing w:line="264" w:lineRule="auto"/>
               <w:jc w:val="center"/>
-              <w:spacing w:line="264" w:lineRule="auto"/>
-            </w:pPr>
-            <w:r>
-              <w:rPr>
-                <w:rFonts w:ascii="NanumSquare" w:eastAsia="NanumSquare" w:hAnsi="NanumSquare"/>
+              <w:rPr>
+                <w:rFonts w:eastAsiaTheme="minorHAnsi"/>
+              </w:rPr>
+            </w:pPr>
+            <w:r>
+              <w:rPr>
+                <w:rFonts w:eastAsiaTheme="minorHAnsi"/>
                 <w:b/>
                 <w:color w:val="25313B"/>
                 <w:sz w:val="16"/>
@@ -4631,8 +4692,6 @@
               <w:left w:val="single" w:sz="8" w:space="0" w:color="D6DEE6"/>
               <w:bottom w:val="single" w:sz="8" w:space="0" w:color="D6DEE6"/>
               <w:right w:val="single" w:sz="8" w:space="0" w:color="D6DEE6"/>
-              <w:insideH w:val="single" w:sz="8" w:space="0" w:color="D6DEE6"/>
-              <w:insideV w:val="single" w:sz="8" w:space="0" w:color="D6DEE6"/>
             </w:tcBorders>
             <w:shd w:val="clear" w:color="auto" w:fill="FFFFFF"/>
             <w:tcMar>
@@ -4644,11 +4703,13 @@
           <w:p>
             <w:pPr>
               <w:spacing w:line="264" w:lineRule="auto"/>
-            </w:pPr>
-            <w:r>
-              <w:rPr>
-                <w:rFonts w:ascii="NanumSquare" w:eastAsia="NanumSquare" w:hAnsi="NanumSquare"/>
-                <w:b w:val="0"/>
+              <w:rPr>
+                <w:rFonts w:eastAsiaTheme="minorHAnsi"/>
+              </w:rPr>
+            </w:pPr>
+            <w:r>
+              <w:rPr>
+                <w:rFonts w:eastAsiaTheme="minorHAnsi"/>
                 <w:color w:val="25313B"/>
                 <w:sz w:val="15"/>
               </w:rPr>
@@ -4664,8 +4725,6 @@
               <w:left w:val="single" w:sz="8" w:space="0" w:color="D6DEE6"/>
               <w:bottom w:val="single" w:sz="8" w:space="0" w:color="D6DEE6"/>
               <w:right w:val="single" w:sz="8" w:space="0" w:color="D6DEE6"/>
-              <w:insideH w:val="single" w:sz="8" w:space="0" w:color="D6DEE6"/>
-              <w:insideV w:val="single" w:sz="8" w:space="0" w:color="D6DEE6"/>
             </w:tcBorders>
             <w:shd w:val="clear" w:color="auto" w:fill="FFFFFF"/>
             <w:tcMar>
@@ -4677,11 +4736,13 @@
           <w:p>
             <w:pPr>
               <w:spacing w:line="264" w:lineRule="auto"/>
-            </w:pPr>
-            <w:r>
-              <w:rPr>
-                <w:rFonts w:ascii="NanumSquare" w:eastAsia="NanumSquare" w:hAnsi="NanumSquare"/>
-                <w:b w:val="0"/>
+              <w:rPr>
+                <w:rFonts w:eastAsiaTheme="minorHAnsi"/>
+              </w:rPr>
+            </w:pPr>
+            <w:r>
+              <w:rPr>
+                <w:rFonts w:eastAsiaTheme="minorHAnsi"/>
                 <w:color w:val="25313B"/>
                 <w:sz w:val="15"/>
               </w:rPr>
@@ -4697,8 +4758,6 @@
               <w:left w:val="single" w:sz="8" w:space="0" w:color="D6DEE6"/>
               <w:bottom w:val="single" w:sz="8" w:space="0" w:color="D6DEE6"/>
               <w:right w:val="single" w:sz="8" w:space="0" w:color="D6DEE6"/>
-              <w:insideH w:val="single" w:sz="8" w:space="0" w:color="D6DEE6"/>
-              <w:insideV w:val="single" w:sz="8" w:space="0" w:color="D6DEE6"/>
             </w:tcBorders>
             <w:shd w:val="clear" w:color="auto" w:fill="FFFFFF"/>
             <w:tcMar>
@@ -4710,11 +4769,13 @@
           <w:p>
             <w:pPr>
               <w:spacing w:line="264" w:lineRule="auto"/>
-            </w:pPr>
-            <w:r>
-              <w:rPr>
-                <w:rFonts w:ascii="NanumSquare" w:eastAsia="NanumSquare" w:hAnsi="NanumSquare"/>
-                <w:b w:val="0"/>
+              <w:rPr>
+                <w:rFonts w:eastAsiaTheme="minorHAnsi"/>
+              </w:rPr>
+            </w:pPr>
+            <w:r>
+              <w:rPr>
+                <w:rFonts w:eastAsiaTheme="minorHAnsi"/>
                 <w:color w:val="25313B"/>
                 <w:sz w:val="15"/>
               </w:rPr>
@@ -4730,8 +4791,6 @@
               <w:left w:val="single" w:sz="8" w:space="0" w:color="D6DEE6"/>
               <w:bottom w:val="single" w:sz="8" w:space="0" w:color="D6DEE6"/>
               <w:right w:val="single" w:sz="8" w:space="0" w:color="D6DEE6"/>
-              <w:insideH w:val="single" w:sz="8" w:space="0" w:color="D6DEE6"/>
-              <w:insideV w:val="single" w:sz="8" w:space="0" w:color="D6DEE6"/>
             </w:tcBorders>
             <w:shd w:val="clear" w:color="auto" w:fill="FFFFFF"/>
             <w:tcMar>
@@ -4743,11 +4802,13 @@
           <w:p>
             <w:pPr>
               <w:spacing w:line="264" w:lineRule="auto"/>
-            </w:pPr>
-            <w:r>
-              <w:rPr>
-                <w:rFonts w:ascii="NanumSquare" w:eastAsia="NanumSquare" w:hAnsi="NanumSquare"/>
-                <w:b w:val="0"/>
+              <w:rPr>
+                <w:rFonts w:eastAsiaTheme="minorHAnsi"/>
+              </w:rPr>
+            </w:pPr>
+            <w:r>
+              <w:rPr>
+                <w:rFonts w:eastAsiaTheme="minorHAnsi"/>
                 <w:color w:val="25313B"/>
                 <w:sz w:val="15"/>
               </w:rPr>
@@ -4757,6 +4818,9 @@
         </w:tc>
       </w:tr>
       <w:tr>
+        <w:trPr>
+          <w:jc w:val="center"/>
+        </w:trPr>
         <w:tc>
           <w:tcPr>
             <w:tcW w:w="1247" w:type="dxa"/>
@@ -4765,8 +4829,6 @@
               <w:left w:val="single" w:sz="8" w:space="0" w:color="D6DEE6"/>
               <w:bottom w:val="single" w:sz="8" w:space="0" w:color="D6DEE6"/>
               <w:right w:val="single" w:sz="8" w:space="0" w:color="D6DEE6"/>
-              <w:insideH w:val="single" w:sz="8" w:space="0" w:color="D6DEE6"/>
-              <w:insideV w:val="single" w:sz="8" w:space="0" w:color="D6DEE6"/>
             </w:tcBorders>
             <w:shd w:val="clear" w:color="auto" w:fill="EAF4FF"/>
             <w:tcMar>
@@ -4777,12 +4839,15 @@
           </w:tcPr>
           <w:p>
             <w:pPr>
+              <w:spacing w:line="264" w:lineRule="auto"/>
               <w:jc w:val="center"/>
-              <w:spacing w:line="264" w:lineRule="auto"/>
-            </w:pPr>
-            <w:r>
-              <w:rPr>
-                <w:rFonts w:ascii="NanumSquare" w:eastAsia="NanumSquare" w:hAnsi="NanumSquare"/>
+              <w:rPr>
+                <w:rFonts w:eastAsiaTheme="minorHAnsi"/>
+              </w:rPr>
+            </w:pPr>
+            <w:r>
+              <w:rPr>
+                <w:rFonts w:eastAsiaTheme="minorHAnsi"/>
                 <w:b/>
                 <w:color w:val="25313B"/>
                 <w:sz w:val="16"/>
@@ -4799,8 +4864,6 @@
               <w:left w:val="single" w:sz="8" w:space="0" w:color="D6DEE6"/>
               <w:bottom w:val="single" w:sz="8" w:space="0" w:color="D6DEE6"/>
               <w:right w:val="single" w:sz="8" w:space="0" w:color="D6DEE6"/>
-              <w:insideH w:val="single" w:sz="8" w:space="0" w:color="D6DEE6"/>
-              <w:insideV w:val="single" w:sz="8" w:space="0" w:color="D6DEE6"/>
             </w:tcBorders>
             <w:shd w:val="clear" w:color="auto" w:fill="F7FBFF"/>
             <w:tcMar>
@@ -4812,11 +4875,13 @@
           <w:p>
             <w:pPr>
               <w:spacing w:line="264" w:lineRule="auto"/>
-            </w:pPr>
-            <w:r>
-              <w:rPr>
-                <w:rFonts w:ascii="NanumSquare" w:eastAsia="NanumSquare" w:hAnsi="NanumSquare"/>
-                <w:b w:val="0"/>
+              <w:rPr>
+                <w:rFonts w:eastAsiaTheme="minorHAnsi"/>
+              </w:rPr>
+            </w:pPr>
+            <w:r>
+              <w:rPr>
+                <w:rFonts w:eastAsiaTheme="minorHAnsi"/>
                 <w:color w:val="25313B"/>
                 <w:sz w:val="15"/>
               </w:rPr>
@@ -4832,8 +4897,6 @@
               <w:left w:val="single" w:sz="8" w:space="0" w:color="D6DEE6"/>
               <w:bottom w:val="single" w:sz="8" w:space="0" w:color="D6DEE6"/>
               <w:right w:val="single" w:sz="8" w:space="0" w:color="D6DEE6"/>
-              <w:insideH w:val="single" w:sz="8" w:space="0" w:color="D6DEE6"/>
-              <w:insideV w:val="single" w:sz="8" w:space="0" w:color="D6DEE6"/>
             </w:tcBorders>
             <w:shd w:val="clear" w:color="auto" w:fill="F7FBFF"/>
             <w:tcMar>
@@ -4845,11 +4908,13 @@
           <w:p>
             <w:pPr>
               <w:spacing w:line="264" w:lineRule="auto"/>
-            </w:pPr>
-            <w:r>
-              <w:rPr>
-                <w:rFonts w:ascii="NanumSquare" w:eastAsia="NanumSquare" w:hAnsi="NanumSquare"/>
-                <w:b w:val="0"/>
+              <w:rPr>
+                <w:rFonts w:eastAsiaTheme="minorHAnsi"/>
+              </w:rPr>
+            </w:pPr>
+            <w:r>
+              <w:rPr>
+                <w:rFonts w:eastAsiaTheme="minorHAnsi"/>
                 <w:color w:val="25313B"/>
                 <w:sz w:val="15"/>
               </w:rPr>
@@ -4865,8 +4930,6 @@
               <w:left w:val="single" w:sz="8" w:space="0" w:color="D6DEE6"/>
               <w:bottom w:val="single" w:sz="8" w:space="0" w:color="D6DEE6"/>
               <w:right w:val="single" w:sz="8" w:space="0" w:color="D6DEE6"/>
-              <w:insideH w:val="single" w:sz="8" w:space="0" w:color="D6DEE6"/>
-              <w:insideV w:val="single" w:sz="8" w:space="0" w:color="D6DEE6"/>
             </w:tcBorders>
             <w:shd w:val="clear" w:color="auto" w:fill="F7FBFF"/>
             <w:tcMar>
@@ -4878,11 +4941,13 @@
           <w:p>
             <w:pPr>
               <w:spacing w:line="264" w:lineRule="auto"/>
-            </w:pPr>
-            <w:r>
-              <w:rPr>
-                <w:rFonts w:ascii="NanumSquare" w:eastAsia="NanumSquare" w:hAnsi="NanumSquare"/>
-                <w:b w:val="0"/>
+              <w:rPr>
+                <w:rFonts w:eastAsiaTheme="minorHAnsi"/>
+              </w:rPr>
+            </w:pPr>
+            <w:r>
+              <w:rPr>
+                <w:rFonts w:eastAsiaTheme="minorHAnsi"/>
                 <w:color w:val="25313B"/>
                 <w:sz w:val="15"/>
               </w:rPr>
@@ -4898,8 +4963,6 @@
               <w:left w:val="single" w:sz="8" w:space="0" w:color="D6DEE6"/>
               <w:bottom w:val="single" w:sz="8" w:space="0" w:color="D6DEE6"/>
               <w:right w:val="single" w:sz="8" w:space="0" w:color="D6DEE6"/>
-              <w:insideH w:val="single" w:sz="8" w:space="0" w:color="D6DEE6"/>
-              <w:insideV w:val="single" w:sz="8" w:space="0" w:color="D6DEE6"/>
             </w:tcBorders>
             <w:shd w:val="clear" w:color="auto" w:fill="F7FBFF"/>
             <w:tcMar>
@@ -4911,11 +4974,13 @@
           <w:p>
             <w:pPr>
               <w:spacing w:line="264" w:lineRule="auto"/>
-            </w:pPr>
-            <w:r>
-              <w:rPr>
-                <w:rFonts w:ascii="NanumSquare" w:eastAsia="NanumSquare" w:hAnsi="NanumSquare"/>
-                <w:b w:val="0"/>
+              <w:rPr>
+                <w:rFonts w:eastAsiaTheme="minorHAnsi"/>
+              </w:rPr>
+            </w:pPr>
+            <w:r>
+              <w:rPr>
+                <w:rFonts w:eastAsiaTheme="minorHAnsi"/>
                 <w:color w:val="25313B"/>
                 <w:sz w:val="15"/>
               </w:rPr>
@@ -4925,6 +4990,9 @@
         </w:tc>
       </w:tr>
       <w:tr>
+        <w:trPr>
+          <w:jc w:val="center"/>
+        </w:trPr>
         <w:tc>
           <w:tcPr>
             <w:tcW w:w="1247" w:type="dxa"/>
@@ -4933,8 +5001,6 @@
               <w:left w:val="single" w:sz="8" w:space="0" w:color="D6DEE6"/>
               <w:bottom w:val="single" w:sz="8" w:space="0" w:color="D6DEE6"/>
               <w:right w:val="single" w:sz="8" w:space="0" w:color="D6DEE6"/>
-              <w:insideH w:val="single" w:sz="8" w:space="0" w:color="D6DEE6"/>
-              <w:insideV w:val="single" w:sz="8" w:space="0" w:color="D6DEE6"/>
             </w:tcBorders>
             <w:shd w:val="clear" w:color="auto" w:fill="DFF9F8"/>
             <w:tcMar>
@@ -4945,12 +5011,15 @@
           </w:tcPr>
           <w:p>
             <w:pPr>
+              <w:spacing w:line="264" w:lineRule="auto"/>
               <w:jc w:val="center"/>
-              <w:spacing w:line="264" w:lineRule="auto"/>
-            </w:pPr>
-            <w:r>
-              <w:rPr>
-                <w:rFonts w:ascii="NanumSquare" w:eastAsia="NanumSquare" w:hAnsi="NanumSquare"/>
+              <w:rPr>
+                <w:rFonts w:eastAsiaTheme="minorHAnsi"/>
+              </w:rPr>
+            </w:pPr>
+            <w:r>
+              <w:rPr>
+                <w:rFonts w:eastAsiaTheme="minorHAnsi"/>
                 <w:b/>
                 <w:color w:val="25313B"/>
                 <w:sz w:val="16"/>
@@ -4967,8 +5036,6 @@
               <w:left w:val="single" w:sz="8" w:space="0" w:color="D6DEE6"/>
               <w:bottom w:val="single" w:sz="8" w:space="0" w:color="D6DEE6"/>
               <w:right w:val="single" w:sz="8" w:space="0" w:color="D6DEE6"/>
-              <w:insideH w:val="single" w:sz="8" w:space="0" w:color="D6DEE6"/>
-              <w:insideV w:val="single" w:sz="8" w:space="0" w:color="D6DEE6"/>
             </w:tcBorders>
             <w:shd w:val="clear" w:color="auto" w:fill="FFFFFF"/>
             <w:tcMar>
@@ -4980,11 +5047,13 @@
           <w:p>
             <w:pPr>
               <w:spacing w:line="264" w:lineRule="auto"/>
-            </w:pPr>
-            <w:r>
-              <w:rPr>
-                <w:rFonts w:ascii="NanumSquare" w:eastAsia="NanumSquare" w:hAnsi="NanumSquare"/>
-                <w:b w:val="0"/>
+              <w:rPr>
+                <w:rFonts w:eastAsiaTheme="minorHAnsi"/>
+              </w:rPr>
+            </w:pPr>
+            <w:r>
+              <w:rPr>
+                <w:rFonts w:eastAsiaTheme="minorHAnsi"/>
                 <w:color w:val="25313B"/>
                 <w:sz w:val="15"/>
               </w:rPr>
@@ -5000,8 +5069,6 @@
               <w:left w:val="single" w:sz="8" w:space="0" w:color="D6DEE6"/>
               <w:bottom w:val="single" w:sz="8" w:space="0" w:color="D6DEE6"/>
               <w:right w:val="single" w:sz="8" w:space="0" w:color="D6DEE6"/>
-              <w:insideH w:val="single" w:sz="8" w:space="0" w:color="D6DEE6"/>
-              <w:insideV w:val="single" w:sz="8" w:space="0" w:color="D6DEE6"/>
             </w:tcBorders>
             <w:shd w:val="clear" w:color="auto" w:fill="FFFFFF"/>
             <w:tcMar>
@@ -5013,11 +5080,13 @@
           <w:p>
             <w:pPr>
               <w:spacing w:line="264" w:lineRule="auto"/>
-            </w:pPr>
-            <w:r>
-              <w:rPr>
-                <w:rFonts w:ascii="NanumSquare" w:eastAsia="NanumSquare" w:hAnsi="NanumSquare"/>
-                <w:b w:val="0"/>
+              <w:rPr>
+                <w:rFonts w:eastAsiaTheme="minorHAnsi"/>
+              </w:rPr>
+            </w:pPr>
+            <w:r>
+              <w:rPr>
+                <w:rFonts w:eastAsiaTheme="minorHAnsi"/>
                 <w:color w:val="25313B"/>
                 <w:sz w:val="15"/>
               </w:rPr>
@@ -5033,8 +5102,6 @@
               <w:left w:val="single" w:sz="8" w:space="0" w:color="D6DEE6"/>
               <w:bottom w:val="single" w:sz="8" w:space="0" w:color="D6DEE6"/>
               <w:right w:val="single" w:sz="8" w:space="0" w:color="D6DEE6"/>
-              <w:insideH w:val="single" w:sz="8" w:space="0" w:color="D6DEE6"/>
-              <w:insideV w:val="single" w:sz="8" w:space="0" w:color="D6DEE6"/>
             </w:tcBorders>
             <w:shd w:val="clear" w:color="auto" w:fill="FFFFFF"/>
             <w:tcMar>
@@ -5046,11 +5113,13 @@
           <w:p>
             <w:pPr>
               <w:spacing w:line="264" w:lineRule="auto"/>
-            </w:pPr>
-            <w:r>
-              <w:rPr>
-                <w:rFonts w:ascii="NanumSquare" w:eastAsia="NanumSquare" w:hAnsi="NanumSquare"/>
-                <w:b w:val="0"/>
+              <w:rPr>
+                <w:rFonts w:eastAsiaTheme="minorHAnsi"/>
+              </w:rPr>
+            </w:pPr>
+            <w:r>
+              <w:rPr>
+                <w:rFonts w:eastAsiaTheme="minorHAnsi"/>
                 <w:color w:val="25313B"/>
                 <w:sz w:val="15"/>
               </w:rPr>
@@ -5066,8 +5135,6 @@
               <w:left w:val="single" w:sz="8" w:space="0" w:color="D6DEE6"/>
               <w:bottom w:val="single" w:sz="8" w:space="0" w:color="D6DEE6"/>
               <w:right w:val="single" w:sz="8" w:space="0" w:color="D6DEE6"/>
-              <w:insideH w:val="single" w:sz="8" w:space="0" w:color="D6DEE6"/>
-              <w:insideV w:val="single" w:sz="8" w:space="0" w:color="D6DEE6"/>
             </w:tcBorders>
             <w:shd w:val="clear" w:color="auto" w:fill="FFFFFF"/>
             <w:tcMar>
@@ -5079,11 +5146,13 @@
           <w:p>
             <w:pPr>
               <w:spacing w:line="264" w:lineRule="auto"/>
-            </w:pPr>
-            <w:r>
-              <w:rPr>
-                <w:rFonts w:ascii="NanumSquare" w:eastAsia="NanumSquare" w:hAnsi="NanumSquare"/>
-                <w:b w:val="0"/>
+              <w:rPr>
+                <w:rFonts w:eastAsiaTheme="minorHAnsi"/>
+              </w:rPr>
+            </w:pPr>
+            <w:r>
+              <w:rPr>
+                <w:rFonts w:eastAsiaTheme="minorHAnsi"/>
                 <w:color w:val="25313B"/>
                 <w:sz w:val="15"/>
               </w:rPr>
@@ -5093,6 +5162,9 @@
         </w:tc>
       </w:tr>
       <w:tr>
+        <w:trPr>
+          <w:jc w:val="center"/>
+        </w:trPr>
         <w:tc>
           <w:tcPr>
             <w:tcW w:w="1247" w:type="dxa"/>
@@ -5101,8 +5173,6 @@
               <w:left w:val="single" w:sz="8" w:space="0" w:color="D6DEE6"/>
               <w:bottom w:val="single" w:sz="8" w:space="0" w:color="D6DEE6"/>
               <w:right w:val="single" w:sz="8" w:space="0" w:color="D6DEE6"/>
-              <w:insideH w:val="single" w:sz="8" w:space="0" w:color="D6DEE6"/>
-              <w:insideV w:val="single" w:sz="8" w:space="0" w:color="D6DEE6"/>
             </w:tcBorders>
             <w:shd w:val="clear" w:color="auto" w:fill="FFF4CB"/>
             <w:tcMar>
@@ -5113,12 +5183,15 @@
           </w:tcPr>
           <w:p>
             <w:pPr>
+              <w:spacing w:line="264" w:lineRule="auto"/>
               <w:jc w:val="center"/>
-              <w:spacing w:line="264" w:lineRule="auto"/>
-            </w:pPr>
-            <w:r>
-              <w:rPr>
-                <w:rFonts w:ascii="NanumSquare" w:eastAsia="NanumSquare" w:hAnsi="NanumSquare"/>
+              <w:rPr>
+                <w:rFonts w:eastAsiaTheme="minorHAnsi"/>
+              </w:rPr>
+            </w:pPr>
+            <w:r>
+              <w:rPr>
+                <w:rFonts w:eastAsiaTheme="minorHAnsi"/>
                 <w:b/>
                 <w:color w:val="25313B"/>
                 <w:sz w:val="16"/>
@@ -5135,8 +5208,6 @@
               <w:left w:val="single" w:sz="8" w:space="0" w:color="D6DEE6"/>
               <w:bottom w:val="single" w:sz="8" w:space="0" w:color="D6DEE6"/>
               <w:right w:val="single" w:sz="8" w:space="0" w:color="D6DEE6"/>
-              <w:insideH w:val="single" w:sz="8" w:space="0" w:color="D6DEE6"/>
-              <w:insideV w:val="single" w:sz="8" w:space="0" w:color="D6DEE6"/>
             </w:tcBorders>
             <w:shd w:val="clear" w:color="auto" w:fill="F7FBFF"/>
             <w:tcMar>
@@ -5148,11 +5219,13 @@
           <w:p>
             <w:pPr>
               <w:spacing w:line="264" w:lineRule="auto"/>
-            </w:pPr>
-            <w:r>
-              <w:rPr>
-                <w:rFonts w:ascii="NanumSquare" w:eastAsia="NanumSquare" w:hAnsi="NanumSquare"/>
-                <w:b w:val="0"/>
+              <w:rPr>
+                <w:rFonts w:eastAsiaTheme="minorHAnsi"/>
+              </w:rPr>
+            </w:pPr>
+            <w:r>
+              <w:rPr>
+                <w:rFonts w:eastAsiaTheme="minorHAnsi"/>
                 <w:color w:val="25313B"/>
                 <w:sz w:val="15"/>
               </w:rPr>
@@ -5168,8 +5241,6 @@
               <w:left w:val="single" w:sz="8" w:space="0" w:color="D6DEE6"/>
               <w:bottom w:val="single" w:sz="8" w:space="0" w:color="D6DEE6"/>
               <w:right w:val="single" w:sz="8" w:space="0" w:color="D6DEE6"/>
-              <w:insideH w:val="single" w:sz="8" w:space="0" w:color="D6DEE6"/>
-              <w:insideV w:val="single" w:sz="8" w:space="0" w:color="D6DEE6"/>
             </w:tcBorders>
             <w:shd w:val="clear" w:color="auto" w:fill="F7FBFF"/>
             <w:tcMar>
@@ -5181,11 +5252,13 @@
           <w:p>
             <w:pPr>
               <w:spacing w:line="264" w:lineRule="auto"/>
-            </w:pPr>
-            <w:r>
-              <w:rPr>
-                <w:rFonts w:ascii="NanumSquare" w:eastAsia="NanumSquare" w:hAnsi="NanumSquare"/>
-                <w:b w:val="0"/>
+              <w:rPr>
+                <w:rFonts w:eastAsiaTheme="minorHAnsi"/>
+              </w:rPr>
+            </w:pPr>
+            <w:r>
+              <w:rPr>
+                <w:rFonts w:eastAsiaTheme="minorHAnsi"/>
                 <w:color w:val="25313B"/>
                 <w:sz w:val="15"/>
               </w:rPr>
@@ -5201,8 +5274,6 @@
               <w:left w:val="single" w:sz="8" w:space="0" w:color="D6DEE6"/>
               <w:bottom w:val="single" w:sz="8" w:space="0" w:color="D6DEE6"/>
               <w:right w:val="single" w:sz="8" w:space="0" w:color="D6DEE6"/>
-              <w:insideH w:val="single" w:sz="8" w:space="0" w:color="D6DEE6"/>
-              <w:insideV w:val="single" w:sz="8" w:space="0" w:color="D6DEE6"/>
             </w:tcBorders>
             <w:shd w:val="clear" w:color="auto" w:fill="F7FBFF"/>
             <w:tcMar>
@@ -5214,11 +5285,13 @@
           <w:p>
             <w:pPr>
               <w:spacing w:line="264" w:lineRule="auto"/>
-            </w:pPr>
-            <w:r>
-              <w:rPr>
-                <w:rFonts w:ascii="NanumSquare" w:eastAsia="NanumSquare" w:hAnsi="NanumSquare"/>
-                <w:b w:val="0"/>
+              <w:rPr>
+                <w:rFonts w:eastAsiaTheme="minorHAnsi"/>
+              </w:rPr>
+            </w:pPr>
+            <w:r>
+              <w:rPr>
+                <w:rFonts w:eastAsiaTheme="minorHAnsi"/>
                 <w:color w:val="25313B"/>
                 <w:sz w:val="15"/>
               </w:rPr>
@@ -5234,8 +5307,6 @@
               <w:left w:val="single" w:sz="8" w:space="0" w:color="D6DEE6"/>
               <w:bottom w:val="single" w:sz="8" w:space="0" w:color="D6DEE6"/>
               <w:right w:val="single" w:sz="8" w:space="0" w:color="D6DEE6"/>
-              <w:insideH w:val="single" w:sz="8" w:space="0" w:color="D6DEE6"/>
-              <w:insideV w:val="single" w:sz="8" w:space="0" w:color="D6DEE6"/>
             </w:tcBorders>
             <w:shd w:val="clear" w:color="auto" w:fill="F7FBFF"/>
             <w:tcMar>
@@ -5247,11 +5318,13 @@
           <w:p>
             <w:pPr>
               <w:spacing w:line="264" w:lineRule="auto"/>
-            </w:pPr>
-            <w:r>
-              <w:rPr>
-                <w:rFonts w:ascii="NanumSquare" w:eastAsia="NanumSquare" w:hAnsi="NanumSquare"/>
-                <w:b w:val="0"/>
+              <w:rPr>
+                <w:rFonts w:eastAsiaTheme="minorHAnsi"/>
+              </w:rPr>
+            </w:pPr>
+            <w:r>
+              <w:rPr>
+                <w:rFonts w:eastAsiaTheme="minorHAnsi"/>
                 <w:color w:val="25313B"/>
                 <w:sz w:val="15"/>
               </w:rPr>
@@ -5261,6 +5334,9 @@
         </w:tc>
       </w:tr>
       <w:tr>
+        <w:trPr>
+          <w:jc w:val="center"/>
+        </w:trPr>
         <w:tc>
           <w:tcPr>
             <w:tcW w:w="1247" w:type="dxa"/>
@@ -5269,8 +5345,6 @@
               <w:left w:val="single" w:sz="8" w:space="0" w:color="D6DEE6"/>
               <w:bottom w:val="single" w:sz="8" w:space="0" w:color="D6DEE6"/>
               <w:right w:val="single" w:sz="8" w:space="0" w:color="D6DEE6"/>
-              <w:insideH w:val="single" w:sz="8" w:space="0" w:color="D6DEE6"/>
-              <w:insideV w:val="single" w:sz="8" w:space="0" w:color="D6DEE6"/>
             </w:tcBorders>
             <w:shd w:val="clear" w:color="auto" w:fill="F1ECFF"/>
             <w:tcMar>
@@ -5281,12 +5355,15 @@
           </w:tcPr>
           <w:p>
             <w:pPr>
+              <w:spacing w:line="264" w:lineRule="auto"/>
               <w:jc w:val="center"/>
-              <w:spacing w:line="264" w:lineRule="auto"/>
-            </w:pPr>
-            <w:r>
-              <w:rPr>
-                <w:rFonts w:ascii="NanumSquare" w:eastAsia="NanumSquare" w:hAnsi="NanumSquare"/>
+              <w:rPr>
+                <w:rFonts w:eastAsiaTheme="minorHAnsi"/>
+              </w:rPr>
+            </w:pPr>
+            <w:r>
+              <w:rPr>
+                <w:rFonts w:eastAsiaTheme="minorHAnsi"/>
                 <w:b/>
                 <w:color w:val="25313B"/>
                 <w:sz w:val="16"/>
@@ -5303,8 +5380,6 @@
               <w:left w:val="single" w:sz="8" w:space="0" w:color="D6DEE6"/>
               <w:bottom w:val="single" w:sz="8" w:space="0" w:color="D6DEE6"/>
               <w:right w:val="single" w:sz="8" w:space="0" w:color="D6DEE6"/>
-              <w:insideH w:val="single" w:sz="8" w:space="0" w:color="D6DEE6"/>
-              <w:insideV w:val="single" w:sz="8" w:space="0" w:color="D6DEE6"/>
             </w:tcBorders>
             <w:shd w:val="clear" w:color="auto" w:fill="FFFFFF"/>
             <w:tcMar>
@@ -5316,11 +5391,13 @@
           <w:p>
             <w:pPr>
               <w:spacing w:line="264" w:lineRule="auto"/>
-            </w:pPr>
-            <w:r>
-              <w:rPr>
-                <w:rFonts w:ascii="NanumSquare" w:eastAsia="NanumSquare" w:hAnsi="NanumSquare"/>
-                <w:b w:val="0"/>
+              <w:rPr>
+                <w:rFonts w:eastAsiaTheme="minorHAnsi"/>
+              </w:rPr>
+            </w:pPr>
+            <w:r>
+              <w:rPr>
+                <w:rFonts w:eastAsiaTheme="minorHAnsi"/>
                 <w:color w:val="25313B"/>
                 <w:sz w:val="15"/>
               </w:rPr>
@@ -5336,8 +5413,6 @@
               <w:left w:val="single" w:sz="8" w:space="0" w:color="D6DEE6"/>
               <w:bottom w:val="single" w:sz="8" w:space="0" w:color="D6DEE6"/>
               <w:right w:val="single" w:sz="8" w:space="0" w:color="D6DEE6"/>
-              <w:insideH w:val="single" w:sz="8" w:space="0" w:color="D6DEE6"/>
-              <w:insideV w:val="single" w:sz="8" w:space="0" w:color="D6DEE6"/>
             </w:tcBorders>
             <w:shd w:val="clear" w:color="auto" w:fill="FFFFFF"/>
             <w:tcMar>
@@ -5349,11 +5424,13 @@
           <w:p>
             <w:pPr>
               <w:spacing w:line="264" w:lineRule="auto"/>
-            </w:pPr>
-            <w:r>
-              <w:rPr>
-                <w:rFonts w:ascii="NanumSquare" w:eastAsia="NanumSquare" w:hAnsi="NanumSquare"/>
-                <w:b w:val="0"/>
+              <w:rPr>
+                <w:rFonts w:eastAsiaTheme="minorHAnsi"/>
+              </w:rPr>
+            </w:pPr>
+            <w:r>
+              <w:rPr>
+                <w:rFonts w:eastAsiaTheme="minorHAnsi"/>
                 <w:color w:val="25313B"/>
                 <w:sz w:val="15"/>
               </w:rPr>
@@ -5369,8 +5446,6 @@
               <w:left w:val="single" w:sz="8" w:space="0" w:color="D6DEE6"/>
               <w:bottom w:val="single" w:sz="8" w:space="0" w:color="D6DEE6"/>
               <w:right w:val="single" w:sz="8" w:space="0" w:color="D6DEE6"/>
-              <w:insideH w:val="single" w:sz="8" w:space="0" w:color="D6DEE6"/>
-              <w:insideV w:val="single" w:sz="8" w:space="0" w:color="D6DEE6"/>
             </w:tcBorders>
             <w:shd w:val="clear" w:color="auto" w:fill="FFFFFF"/>
             <w:tcMar>
@@ -5382,11 +5457,13 @@
           <w:p>
             <w:pPr>
               <w:spacing w:line="264" w:lineRule="auto"/>
-            </w:pPr>
-            <w:r>
-              <w:rPr>
-                <w:rFonts w:ascii="NanumSquare" w:eastAsia="NanumSquare" w:hAnsi="NanumSquare"/>
-                <w:b w:val="0"/>
+              <w:rPr>
+                <w:rFonts w:eastAsiaTheme="minorHAnsi"/>
+              </w:rPr>
+            </w:pPr>
+            <w:r>
+              <w:rPr>
+                <w:rFonts w:eastAsiaTheme="minorHAnsi"/>
                 <w:color w:val="25313B"/>
                 <w:sz w:val="15"/>
               </w:rPr>
@@ -5402,8 +5479,6 @@
               <w:left w:val="single" w:sz="8" w:space="0" w:color="D6DEE6"/>
               <w:bottom w:val="single" w:sz="8" w:space="0" w:color="D6DEE6"/>
               <w:right w:val="single" w:sz="8" w:space="0" w:color="D6DEE6"/>
-              <w:insideH w:val="single" w:sz="8" w:space="0" w:color="D6DEE6"/>
-              <w:insideV w:val="single" w:sz="8" w:space="0" w:color="D6DEE6"/>
             </w:tcBorders>
             <w:shd w:val="clear" w:color="auto" w:fill="FFFFFF"/>
             <w:tcMar>
@@ -5415,11 +5490,13 @@
           <w:p>
             <w:pPr>
               <w:spacing w:line="264" w:lineRule="auto"/>
-            </w:pPr>
-            <w:r>
-              <w:rPr>
-                <w:rFonts w:ascii="NanumSquare" w:eastAsia="NanumSquare" w:hAnsi="NanumSquare"/>
-                <w:b w:val="0"/>
+              <w:rPr>
+                <w:rFonts w:eastAsiaTheme="minorHAnsi"/>
+              </w:rPr>
+            </w:pPr>
+            <w:r>
+              <w:rPr>
+                <w:rFonts w:eastAsiaTheme="minorHAnsi"/>
                 <w:color w:val="25313B"/>
                 <w:sz w:val="15"/>
               </w:rPr>
@@ -5429,6 +5506,9 @@
         </w:tc>
       </w:tr>
       <w:tr>
+        <w:trPr>
+          <w:jc w:val="center"/>
+        </w:trPr>
         <w:tc>
           <w:tcPr>
             <w:tcW w:w="1247" w:type="dxa"/>
@@ -5437,8 +5517,6 @@
               <w:left w:val="single" w:sz="8" w:space="0" w:color="D6DEE6"/>
               <w:bottom w:val="single" w:sz="8" w:space="0" w:color="D6DEE6"/>
               <w:right w:val="single" w:sz="8" w:space="0" w:color="D6DEE6"/>
-              <w:insideH w:val="single" w:sz="8" w:space="0" w:color="D6DEE6"/>
-              <w:insideV w:val="single" w:sz="8" w:space="0" w:color="D6DEE6"/>
             </w:tcBorders>
             <w:shd w:val="clear" w:color="auto" w:fill="FFECEC"/>
             <w:tcMar>
@@ -5449,12 +5527,15 @@
           </w:tcPr>
           <w:p>
             <w:pPr>
+              <w:spacing w:line="264" w:lineRule="auto"/>
               <w:jc w:val="center"/>
-              <w:spacing w:line="264" w:lineRule="auto"/>
-            </w:pPr>
-            <w:r>
-              <w:rPr>
-                <w:rFonts w:ascii="NanumSquare" w:eastAsia="NanumSquare" w:hAnsi="NanumSquare"/>
+              <w:rPr>
+                <w:rFonts w:eastAsiaTheme="minorHAnsi"/>
+              </w:rPr>
+            </w:pPr>
+            <w:r>
+              <w:rPr>
+                <w:rFonts w:eastAsiaTheme="minorHAnsi"/>
                 <w:b/>
                 <w:color w:val="25313B"/>
                 <w:sz w:val="16"/>
@@ -5471,8 +5552,6 @@
               <w:left w:val="single" w:sz="8" w:space="0" w:color="D6DEE6"/>
               <w:bottom w:val="single" w:sz="8" w:space="0" w:color="D6DEE6"/>
               <w:right w:val="single" w:sz="8" w:space="0" w:color="D6DEE6"/>
-              <w:insideH w:val="single" w:sz="8" w:space="0" w:color="D6DEE6"/>
-              <w:insideV w:val="single" w:sz="8" w:space="0" w:color="D6DEE6"/>
             </w:tcBorders>
             <w:shd w:val="clear" w:color="auto" w:fill="F7FBFF"/>
             <w:tcMar>
@@ -5484,11 +5563,13 @@
           <w:p>
             <w:pPr>
               <w:spacing w:line="264" w:lineRule="auto"/>
-            </w:pPr>
-            <w:r>
-              <w:rPr>
-                <w:rFonts w:ascii="NanumSquare" w:eastAsia="NanumSquare" w:hAnsi="NanumSquare"/>
-                <w:b w:val="0"/>
+              <w:rPr>
+                <w:rFonts w:eastAsiaTheme="minorHAnsi"/>
+              </w:rPr>
+            </w:pPr>
+            <w:r>
+              <w:rPr>
+                <w:rFonts w:eastAsiaTheme="minorHAnsi"/>
                 <w:color w:val="25313B"/>
                 <w:sz w:val="15"/>
               </w:rPr>
@@ -5504,8 +5585,6 @@
               <w:left w:val="single" w:sz="8" w:space="0" w:color="D6DEE6"/>
               <w:bottom w:val="single" w:sz="8" w:space="0" w:color="D6DEE6"/>
               <w:right w:val="single" w:sz="8" w:space="0" w:color="D6DEE6"/>
-              <w:insideH w:val="single" w:sz="8" w:space="0" w:color="D6DEE6"/>
-              <w:insideV w:val="single" w:sz="8" w:space="0" w:color="D6DEE6"/>
             </w:tcBorders>
             <w:shd w:val="clear" w:color="auto" w:fill="F7FBFF"/>
             <w:tcMar>
@@ -5517,11 +5596,13 @@
           <w:p>
             <w:pPr>
               <w:spacing w:line="264" w:lineRule="auto"/>
-            </w:pPr>
-            <w:r>
-              <w:rPr>
-                <w:rFonts w:ascii="NanumSquare" w:eastAsia="NanumSquare" w:hAnsi="NanumSquare"/>
-                <w:b w:val="0"/>
+              <w:rPr>
+                <w:rFonts w:eastAsiaTheme="minorHAnsi"/>
+              </w:rPr>
+            </w:pPr>
+            <w:r>
+              <w:rPr>
+                <w:rFonts w:eastAsiaTheme="minorHAnsi"/>
                 <w:color w:val="25313B"/>
                 <w:sz w:val="15"/>
               </w:rPr>
@@ -5537,8 +5618,6 @@
               <w:left w:val="single" w:sz="8" w:space="0" w:color="D6DEE6"/>
               <w:bottom w:val="single" w:sz="8" w:space="0" w:color="D6DEE6"/>
               <w:right w:val="single" w:sz="8" w:space="0" w:color="D6DEE6"/>
-              <w:insideH w:val="single" w:sz="8" w:space="0" w:color="D6DEE6"/>
-              <w:insideV w:val="single" w:sz="8" w:space="0" w:color="D6DEE6"/>
             </w:tcBorders>
             <w:shd w:val="clear" w:color="auto" w:fill="F7FBFF"/>
             <w:tcMar>
@@ -5550,11 +5629,13 @@
           <w:p>
             <w:pPr>
               <w:spacing w:line="264" w:lineRule="auto"/>
-            </w:pPr>
-            <w:r>
-              <w:rPr>
-                <w:rFonts w:ascii="NanumSquare" w:eastAsia="NanumSquare" w:hAnsi="NanumSquare"/>
-                <w:b w:val="0"/>
+              <w:rPr>
+                <w:rFonts w:eastAsiaTheme="minorHAnsi"/>
+              </w:rPr>
+            </w:pPr>
+            <w:r>
+              <w:rPr>
+                <w:rFonts w:eastAsiaTheme="minorHAnsi"/>
                 <w:color w:val="25313B"/>
                 <w:sz w:val="15"/>
               </w:rPr>
@@ -5570,8 +5651,6 @@
               <w:left w:val="single" w:sz="8" w:space="0" w:color="D6DEE6"/>
               <w:bottom w:val="single" w:sz="8" w:space="0" w:color="D6DEE6"/>
               <w:right w:val="single" w:sz="8" w:space="0" w:color="D6DEE6"/>
-              <w:insideH w:val="single" w:sz="8" w:space="0" w:color="D6DEE6"/>
-              <w:insideV w:val="single" w:sz="8" w:space="0" w:color="D6DEE6"/>
             </w:tcBorders>
             <w:shd w:val="clear" w:color="auto" w:fill="F7FBFF"/>
             <w:tcMar>
@@ -5583,11 +5662,13 @@
           <w:p>
             <w:pPr>
               <w:spacing w:line="264" w:lineRule="auto"/>
-            </w:pPr>
-            <w:r>
-              <w:rPr>
-                <w:rFonts w:ascii="NanumSquare" w:eastAsia="NanumSquare" w:hAnsi="NanumSquare"/>
-                <w:b w:val="0"/>
+              <w:rPr>
+                <w:rFonts w:eastAsiaTheme="minorHAnsi"/>
+              </w:rPr>
+            </w:pPr>
+            <w:r>
+              <w:rPr>
+                <w:rFonts w:eastAsiaTheme="minorHAnsi"/>
                 <w:color w:val="25313B"/>
                 <w:sz w:val="15"/>
               </w:rPr>
@@ -5600,16 +5681,1116 @@
     <w:p>
       <w:pPr>
         <w:rPr>
-          <w:lang w:eastAsia="ko-KR"/>
-          <w:rFonts w:hint="eastAsia"/>
-          <w:rtl w:val="off"/>
+          <w:rFonts w:eastAsiaTheme="minorHAnsi"/>
         </w:rPr>
       </w:pPr>
       <w:r>
         <w:rPr>
-          <w:lang w:eastAsia="ko-KR"/>
-          <w:rFonts w:hint="eastAsia"/>
-          <w:rtl w:val="off"/>
+          <w:rFonts w:eastAsiaTheme="minorHAnsi" w:hint="eastAsia"/>
+        </w:rPr>
+        <w:lastRenderedPageBreak/>
+        <w:br w:type="page"/>
+      </w:r>
+    </w:p>
+    <w:p>
+      <w:pPr>
+        <w:rPr>
+          <w:rFonts w:eastAsiaTheme="minorHAnsi"/>
+          <w:b/>
+          <w:bCs/>
+          <w:color w:val="3A607D"/>
+          <w:sz w:val="30"/>
+          <w:szCs w:val="30"/>
+        </w:rPr>
+      </w:pPr>
+      <w:r>
+        <w:rPr>
+          <w:rFonts w:eastAsiaTheme="minorHAnsi" w:hint="eastAsia"/>
+          <w:b/>
+          <w:bCs/>
+          <w:color w:val="3A607D"/>
+          <w:sz w:val="30"/>
+          <w:szCs w:val="30"/>
+        </w:rPr>
+        <w:lastRenderedPageBreak/>
+        <w:t>콘텐츠 소개 및 플레이 학습 구조</w:t>
+      </w:r>
+    </w:p>
+    <w:tbl>
+      <w:tblPr>
+        <w:tblW w:w="0" w:type="auto"/>
+        <w:jc w:val="center"/>
+        <w:tblLayout w:type="fixed"/>
+        <w:tblLook w:val="04A0" w:firstRow="1" w:lastRow="0" w:firstColumn="1" w:lastColumn="0" w:noHBand="0" w:noVBand="1"/>
+      </w:tblPr>
+      <w:tblGrid>
+        <w:gridCol w:w="907"/>
+        <w:gridCol w:w="2344"/>
+        <w:gridCol w:w="2192"/>
+        <w:gridCol w:w="2268"/>
+        <w:gridCol w:w="2154"/>
+      </w:tblGrid>
+      <w:tr>
+        <w:trPr>
+          <w:jc w:val="center"/>
+        </w:trPr>
+        <w:tc>
+          <w:tcPr>
+            <w:tcW w:w="907" w:type="dxa"/>
+            <w:tcBorders>
+              <w:top w:val="single" w:sz="8" w:space="0" w:color="D6DEE6"/>
+              <w:left w:val="single" w:sz="8" w:space="0" w:color="D6DEE6"/>
+              <w:bottom w:val="single" w:sz="8" w:space="0" w:color="D6DEE6"/>
+              <w:right w:val="single" w:sz="8" w:space="0" w:color="D6DEE6"/>
+            </w:tcBorders>
+            <w:shd w:val="clear" w:color="auto" w:fill="18324A"/>
+            <w:tcMar>
+              <w:top w:w="90" w:type="dxa"/>
+              <w:bottom w:w="90" w:type="dxa"/>
+            </w:tcMar>
+            <w:vAlign w:val="center"/>
+          </w:tcPr>
+          <w:p>
+            <w:pPr>
+              <w:spacing w:line="264" w:lineRule="auto"/>
+              <w:jc w:val="center"/>
+              <w:rPr>
+                <w:rFonts w:eastAsiaTheme="minorHAnsi"/>
+              </w:rPr>
+            </w:pPr>
+            <w:r>
+              <w:rPr>
+                <w:rFonts w:eastAsiaTheme="minorHAnsi"/>
+                <w:b/>
+                <w:color w:val="FFFFFF"/>
+                <w:sz w:val="17"/>
+              </w:rPr>
+              <w:t>Quest</w:t>
+            </w:r>
+          </w:p>
+        </w:tc>
+        <w:tc>
+          <w:tcPr>
+            <w:tcW w:w="2344" w:type="dxa"/>
+            <w:tcBorders>
+              <w:top w:val="single" w:sz="8" w:space="0" w:color="D6DEE6"/>
+              <w:left w:val="single" w:sz="8" w:space="0" w:color="D6DEE6"/>
+              <w:bottom w:val="single" w:sz="8" w:space="0" w:color="D6DEE6"/>
+              <w:right w:val="single" w:sz="8" w:space="0" w:color="D6DEE6"/>
+            </w:tcBorders>
+            <w:shd w:val="clear" w:color="auto" w:fill="18324A"/>
+            <w:tcMar>
+              <w:top w:w="90" w:type="dxa"/>
+              <w:bottom w:w="90" w:type="dxa"/>
+            </w:tcMar>
+            <w:vAlign w:val="center"/>
+          </w:tcPr>
+          <w:p>
+            <w:pPr>
+              <w:spacing w:line="264" w:lineRule="auto"/>
+              <w:jc w:val="center"/>
+              <w:rPr>
+                <w:rFonts w:eastAsiaTheme="minorHAnsi"/>
+              </w:rPr>
+            </w:pPr>
+            <w:r>
+              <w:rPr>
+                <w:rFonts w:eastAsiaTheme="minorHAnsi"/>
+                <w:b/>
+                <w:color w:val="FFFFFF"/>
+                <w:sz w:val="17"/>
+              </w:rPr>
+              <w:t>소개 콘텐츠</w:t>
+            </w:r>
+          </w:p>
+        </w:tc>
+        <w:tc>
+          <w:tcPr>
+            <w:tcW w:w="2192" w:type="dxa"/>
+            <w:tcBorders>
+              <w:top w:val="single" w:sz="8" w:space="0" w:color="D6DEE6"/>
+              <w:left w:val="single" w:sz="8" w:space="0" w:color="D6DEE6"/>
+              <w:bottom w:val="single" w:sz="8" w:space="0" w:color="D6DEE6"/>
+              <w:right w:val="single" w:sz="8" w:space="0" w:color="D6DEE6"/>
+            </w:tcBorders>
+            <w:shd w:val="clear" w:color="auto" w:fill="18324A"/>
+            <w:tcMar>
+              <w:top w:w="90" w:type="dxa"/>
+              <w:bottom w:w="90" w:type="dxa"/>
+            </w:tcMar>
+            <w:vAlign w:val="center"/>
+          </w:tcPr>
+          <w:p>
+            <w:pPr>
+              <w:spacing w:line="264" w:lineRule="auto"/>
+              <w:jc w:val="center"/>
+              <w:rPr>
+                <w:rFonts w:eastAsiaTheme="minorHAnsi"/>
+              </w:rPr>
+            </w:pPr>
+            <w:r>
+              <w:rPr>
+                <w:rFonts w:eastAsiaTheme="minorHAnsi"/>
+                <w:b/>
+                <w:color w:val="FFFFFF"/>
+                <w:sz w:val="17"/>
+              </w:rPr>
+              <w:t>플레이 학습</w:t>
+            </w:r>
+          </w:p>
+        </w:tc>
+        <w:tc>
+          <w:tcPr>
+            <w:tcW w:w="2268" w:type="dxa"/>
+            <w:tcBorders>
+              <w:top w:val="single" w:sz="8" w:space="0" w:color="D6DEE6"/>
+              <w:left w:val="single" w:sz="8" w:space="0" w:color="D6DEE6"/>
+              <w:bottom w:val="single" w:sz="8" w:space="0" w:color="D6DEE6"/>
+              <w:right w:val="single" w:sz="8" w:space="0" w:color="D6DEE6"/>
+            </w:tcBorders>
+            <w:shd w:val="clear" w:color="auto" w:fill="18324A"/>
+            <w:tcMar>
+              <w:top w:w="90" w:type="dxa"/>
+              <w:bottom w:w="90" w:type="dxa"/>
+            </w:tcMar>
+            <w:vAlign w:val="center"/>
+          </w:tcPr>
+          <w:p>
+            <w:pPr>
+              <w:spacing w:line="264" w:lineRule="auto"/>
+              <w:jc w:val="center"/>
+              <w:rPr>
+                <w:rFonts w:eastAsiaTheme="minorHAnsi"/>
+              </w:rPr>
+            </w:pPr>
+            <w:r>
+              <w:rPr>
+                <w:rFonts w:eastAsiaTheme="minorHAnsi"/>
+                <w:b/>
+                <w:color w:val="FFFFFF"/>
+                <w:sz w:val="17"/>
+              </w:rPr>
+              <w:t>서사 기능</w:t>
+            </w:r>
+          </w:p>
+        </w:tc>
+        <w:tc>
+          <w:tcPr>
+            <w:tcW w:w="2154" w:type="dxa"/>
+            <w:tcBorders>
+              <w:top w:val="single" w:sz="8" w:space="0" w:color="D6DEE6"/>
+              <w:left w:val="single" w:sz="8" w:space="0" w:color="D6DEE6"/>
+              <w:bottom w:val="single" w:sz="8" w:space="0" w:color="D6DEE6"/>
+              <w:right w:val="single" w:sz="8" w:space="0" w:color="D6DEE6"/>
+            </w:tcBorders>
+            <w:shd w:val="clear" w:color="auto" w:fill="18324A"/>
+            <w:tcMar>
+              <w:top w:w="90" w:type="dxa"/>
+              <w:bottom w:w="90" w:type="dxa"/>
+            </w:tcMar>
+            <w:vAlign w:val="center"/>
+          </w:tcPr>
+          <w:p>
+            <w:pPr>
+              <w:spacing w:line="264" w:lineRule="auto"/>
+              <w:jc w:val="center"/>
+              <w:rPr>
+                <w:rFonts w:eastAsiaTheme="minorHAnsi"/>
+              </w:rPr>
+            </w:pPr>
+            <w:r>
+              <w:rPr>
+                <w:rFonts w:eastAsiaTheme="minorHAnsi"/>
+                <w:b/>
+                <w:color w:val="FFFFFF"/>
+                <w:sz w:val="17"/>
+              </w:rPr>
+              <w:t>주요 필요 리소스</w:t>
+            </w:r>
+          </w:p>
+        </w:tc>
+      </w:tr>
+      <w:tr>
+        <w:trPr>
+          <w:jc w:val="center"/>
+        </w:trPr>
+        <w:tc>
+          <w:tcPr>
+            <w:tcW w:w="907" w:type="dxa"/>
+            <w:tcBorders>
+              <w:top w:val="single" w:sz="8" w:space="0" w:color="D6DEE6"/>
+              <w:left w:val="single" w:sz="8" w:space="0" w:color="D6DEE6"/>
+              <w:bottom w:val="single" w:sz="8" w:space="0" w:color="D6DEE6"/>
+              <w:right w:val="single" w:sz="8" w:space="0" w:color="D6DEE6"/>
+            </w:tcBorders>
+            <w:shd w:val="clear" w:color="auto" w:fill="EAF4FF"/>
+            <w:tcMar>
+              <w:top w:w="90" w:type="dxa"/>
+              <w:bottom w:w="90" w:type="dxa"/>
+            </w:tcMar>
+            <w:vAlign w:val="center"/>
+          </w:tcPr>
+          <w:p>
+            <w:pPr>
+              <w:spacing w:line="264" w:lineRule="auto"/>
+              <w:jc w:val="center"/>
+              <w:rPr>
+                <w:rFonts w:eastAsiaTheme="minorHAnsi"/>
+              </w:rPr>
+            </w:pPr>
+            <w:r>
+              <w:rPr>
+                <w:rFonts w:eastAsiaTheme="minorHAnsi"/>
+                <w:b/>
+                <w:color w:val="25313B"/>
+                <w:sz w:val="15"/>
+              </w:rPr>
+              <w:t>Q1</w:t>
+            </w:r>
+          </w:p>
+        </w:tc>
+        <w:tc>
+          <w:tcPr>
+            <w:tcW w:w="2344" w:type="dxa"/>
+            <w:tcBorders>
+              <w:top w:val="single" w:sz="8" w:space="0" w:color="D6DEE6"/>
+              <w:left w:val="single" w:sz="8" w:space="0" w:color="D6DEE6"/>
+              <w:bottom w:val="single" w:sz="8" w:space="0" w:color="D6DEE6"/>
+              <w:right w:val="single" w:sz="8" w:space="0" w:color="D6DEE6"/>
+            </w:tcBorders>
+            <w:shd w:val="clear" w:color="auto" w:fill="FFFFFF"/>
+            <w:tcMar>
+              <w:top w:w="90" w:type="dxa"/>
+              <w:bottom w:w="90" w:type="dxa"/>
+            </w:tcMar>
+            <w:vAlign w:val="center"/>
+          </w:tcPr>
+          <w:p>
+            <w:pPr>
+              <w:spacing w:line="264" w:lineRule="auto"/>
+              <w:rPr>
+                <w:rFonts w:eastAsiaTheme="minorHAnsi"/>
+              </w:rPr>
+            </w:pPr>
+            <w:r>
+              <w:rPr>
+                <w:rFonts w:eastAsiaTheme="minorHAnsi"/>
+                <w:color w:val="25313B"/>
+                <w:sz w:val="15"/>
+              </w:rPr>
+              <w:t>생활권 탐색, 구매, 대화, 휴대폰 요청</w:t>
+            </w:r>
+          </w:p>
+        </w:tc>
+        <w:tc>
+          <w:tcPr>
+            <w:tcW w:w="2192" w:type="dxa"/>
+            <w:tcBorders>
+              <w:top w:val="single" w:sz="8" w:space="0" w:color="D6DEE6"/>
+              <w:left w:val="single" w:sz="8" w:space="0" w:color="D6DEE6"/>
+              <w:bottom w:val="single" w:sz="8" w:space="0" w:color="D6DEE6"/>
+              <w:right w:val="single" w:sz="8" w:space="0" w:color="D6DEE6"/>
+            </w:tcBorders>
+            <w:shd w:val="clear" w:color="auto" w:fill="FFFFFF"/>
+            <w:tcMar>
+              <w:top w:w="90" w:type="dxa"/>
+              <w:bottom w:w="90" w:type="dxa"/>
+            </w:tcMar>
+            <w:vAlign w:val="center"/>
+          </w:tcPr>
+          <w:p>
+            <w:pPr>
+              <w:spacing w:line="264" w:lineRule="auto"/>
+              <w:rPr>
+                <w:rFonts w:eastAsiaTheme="minorHAnsi"/>
+              </w:rPr>
+            </w:pPr>
+            <w:r>
+              <w:rPr>
+                <w:rFonts w:eastAsiaTheme="minorHAnsi"/>
+                <w:color w:val="25313B"/>
+                <w:sz w:val="15"/>
+              </w:rPr>
+              <w:t>기본 이동·상호작용·목표 갱신</w:t>
+            </w:r>
+          </w:p>
+        </w:tc>
+        <w:tc>
+          <w:tcPr>
+            <w:tcW w:w="2268" w:type="dxa"/>
+            <w:tcBorders>
+              <w:top w:val="single" w:sz="8" w:space="0" w:color="D6DEE6"/>
+              <w:left w:val="single" w:sz="8" w:space="0" w:color="D6DEE6"/>
+              <w:bottom w:val="single" w:sz="8" w:space="0" w:color="D6DEE6"/>
+              <w:right w:val="single" w:sz="8" w:space="0" w:color="D6DEE6"/>
+            </w:tcBorders>
+            <w:shd w:val="clear" w:color="auto" w:fill="FFFFFF"/>
+            <w:tcMar>
+              <w:top w:w="90" w:type="dxa"/>
+              <w:bottom w:w="90" w:type="dxa"/>
+            </w:tcMar>
+            <w:vAlign w:val="center"/>
+          </w:tcPr>
+          <w:p>
+            <w:pPr>
+              <w:spacing w:line="264" w:lineRule="auto"/>
+              <w:rPr>
+                <w:rFonts w:eastAsiaTheme="minorHAnsi"/>
+              </w:rPr>
+            </w:pPr>
+            <w:r>
+              <w:rPr>
+                <w:rFonts w:eastAsiaTheme="minorHAnsi"/>
+                <w:color w:val="25313B"/>
+                <w:sz w:val="15"/>
+              </w:rPr>
+              <w:t>차한해가 요구를 떠안는 일상</w:t>
+            </w:r>
+          </w:p>
+        </w:tc>
+        <w:tc>
+          <w:tcPr>
+            <w:tcW w:w="2154" w:type="dxa"/>
+            <w:tcBorders>
+              <w:top w:val="single" w:sz="8" w:space="0" w:color="D6DEE6"/>
+              <w:left w:val="single" w:sz="8" w:space="0" w:color="D6DEE6"/>
+              <w:bottom w:val="single" w:sz="8" w:space="0" w:color="D6DEE6"/>
+              <w:right w:val="single" w:sz="8" w:space="0" w:color="D6DEE6"/>
+            </w:tcBorders>
+            <w:shd w:val="clear" w:color="auto" w:fill="FFFFFF"/>
+            <w:tcMar>
+              <w:top w:w="90" w:type="dxa"/>
+              <w:bottom w:w="90" w:type="dxa"/>
+            </w:tcMar>
+            <w:vAlign w:val="center"/>
+          </w:tcPr>
+          <w:p>
+            <w:pPr>
+              <w:spacing w:line="264" w:lineRule="auto"/>
+              <w:rPr>
+                <w:rFonts w:eastAsiaTheme="minorHAnsi"/>
+              </w:rPr>
+            </w:pPr>
+            <w:r>
+              <w:rPr>
+                <w:rFonts w:eastAsiaTheme="minorHAnsi"/>
+                <w:color w:val="25313B"/>
+                <w:sz w:val="15"/>
+              </w:rPr>
+              <w:t>상가 맵, 상품/품절, 배송 트럭, 회색 후드 NPC</w:t>
+            </w:r>
+          </w:p>
+        </w:tc>
+      </w:tr>
+      <w:tr>
+        <w:trPr>
+          <w:jc w:val="center"/>
+        </w:trPr>
+        <w:tc>
+          <w:tcPr>
+            <w:tcW w:w="907" w:type="dxa"/>
+            <w:tcBorders>
+              <w:top w:val="single" w:sz="8" w:space="0" w:color="D6DEE6"/>
+              <w:left w:val="single" w:sz="8" w:space="0" w:color="D6DEE6"/>
+              <w:bottom w:val="single" w:sz="8" w:space="0" w:color="D6DEE6"/>
+              <w:right w:val="single" w:sz="8" w:space="0" w:color="D6DEE6"/>
+            </w:tcBorders>
+            <w:shd w:val="clear" w:color="auto" w:fill="DFF9F8"/>
+            <w:tcMar>
+              <w:top w:w="90" w:type="dxa"/>
+              <w:bottom w:w="90" w:type="dxa"/>
+            </w:tcMar>
+            <w:vAlign w:val="center"/>
+          </w:tcPr>
+          <w:p>
+            <w:pPr>
+              <w:spacing w:line="264" w:lineRule="auto"/>
+              <w:jc w:val="center"/>
+              <w:rPr>
+                <w:rFonts w:eastAsiaTheme="minorHAnsi"/>
+              </w:rPr>
+            </w:pPr>
+            <w:r>
+              <w:rPr>
+                <w:rFonts w:eastAsiaTheme="minorHAnsi"/>
+                <w:b/>
+                <w:color w:val="25313B"/>
+                <w:sz w:val="15"/>
+              </w:rPr>
+              <w:t>Q2</w:t>
+            </w:r>
+          </w:p>
+        </w:tc>
+        <w:tc>
+          <w:tcPr>
+            <w:tcW w:w="2344" w:type="dxa"/>
+            <w:tcBorders>
+              <w:top w:val="single" w:sz="8" w:space="0" w:color="D6DEE6"/>
+              <w:left w:val="single" w:sz="8" w:space="0" w:color="D6DEE6"/>
+              <w:bottom w:val="single" w:sz="8" w:space="0" w:color="D6DEE6"/>
+              <w:right w:val="single" w:sz="8" w:space="0" w:color="D6DEE6"/>
+            </w:tcBorders>
+            <w:shd w:val="clear" w:color="auto" w:fill="F7FBFF"/>
+            <w:tcMar>
+              <w:top w:w="90" w:type="dxa"/>
+              <w:bottom w:w="90" w:type="dxa"/>
+            </w:tcMar>
+            <w:vAlign w:val="center"/>
+          </w:tcPr>
+          <w:p>
+            <w:pPr>
+              <w:spacing w:line="264" w:lineRule="auto"/>
+              <w:rPr>
+                <w:rFonts w:eastAsiaTheme="minorHAnsi"/>
+              </w:rPr>
+            </w:pPr>
+            <w:r>
+              <w:rPr>
+                <w:rFonts w:eastAsiaTheme="minorHAnsi"/>
+                <w:color w:val="25313B"/>
+                <w:sz w:val="15"/>
+              </w:rPr>
+              <w:t>공간 정리, 분리수거, NPC 반응</w:t>
+            </w:r>
+          </w:p>
+        </w:tc>
+        <w:tc>
+          <w:tcPr>
+            <w:tcW w:w="2192" w:type="dxa"/>
+            <w:tcBorders>
+              <w:top w:val="single" w:sz="8" w:space="0" w:color="D6DEE6"/>
+              <w:left w:val="single" w:sz="8" w:space="0" w:color="D6DEE6"/>
+              <w:bottom w:val="single" w:sz="8" w:space="0" w:color="D6DEE6"/>
+              <w:right w:val="single" w:sz="8" w:space="0" w:color="D6DEE6"/>
+            </w:tcBorders>
+            <w:shd w:val="clear" w:color="auto" w:fill="F7FBFF"/>
+            <w:tcMar>
+              <w:top w:w="90" w:type="dxa"/>
+              <w:bottom w:w="90" w:type="dxa"/>
+            </w:tcMar>
+            <w:vAlign w:val="center"/>
+          </w:tcPr>
+          <w:p>
+            <w:pPr>
+              <w:spacing w:line="264" w:lineRule="auto"/>
+              <w:rPr>
+                <w:rFonts w:eastAsiaTheme="minorHAnsi"/>
+              </w:rPr>
+            </w:pPr>
+            <w:r>
+              <w:rPr>
+                <w:rFonts w:eastAsiaTheme="minorHAnsi"/>
+                <w:color w:val="25313B"/>
+                <w:sz w:val="15"/>
+              </w:rPr>
+              <w:t>수거·분류·진행도 변화</w:t>
+            </w:r>
+          </w:p>
+        </w:tc>
+        <w:tc>
+          <w:tcPr>
+            <w:tcW w:w="2268" w:type="dxa"/>
+            <w:tcBorders>
+              <w:top w:val="single" w:sz="8" w:space="0" w:color="D6DEE6"/>
+              <w:left w:val="single" w:sz="8" w:space="0" w:color="D6DEE6"/>
+              <w:bottom w:val="single" w:sz="8" w:space="0" w:color="D6DEE6"/>
+              <w:right w:val="single" w:sz="8" w:space="0" w:color="D6DEE6"/>
+            </w:tcBorders>
+            <w:shd w:val="clear" w:color="auto" w:fill="F7FBFF"/>
+            <w:tcMar>
+              <w:top w:w="90" w:type="dxa"/>
+              <w:bottom w:w="90" w:type="dxa"/>
+            </w:tcMar>
+            <w:vAlign w:val="center"/>
+          </w:tcPr>
+          <w:p>
+            <w:pPr>
+              <w:spacing w:line="264" w:lineRule="auto"/>
+              <w:rPr>
+                <w:rFonts w:eastAsiaTheme="minorHAnsi"/>
+              </w:rPr>
+            </w:pPr>
+            <w:r>
+              <w:rPr>
+                <w:rFonts w:eastAsiaTheme="minorHAnsi"/>
+                <w:color w:val="25313B"/>
+                <w:sz w:val="15"/>
+              </w:rPr>
+              <w:t>자발적 선의와 한도윤 관계</w:t>
+            </w:r>
+          </w:p>
+        </w:tc>
+        <w:tc>
+          <w:tcPr>
+            <w:tcW w:w="2154" w:type="dxa"/>
+            <w:tcBorders>
+              <w:top w:val="single" w:sz="8" w:space="0" w:color="D6DEE6"/>
+              <w:left w:val="single" w:sz="8" w:space="0" w:color="D6DEE6"/>
+              <w:bottom w:val="single" w:sz="8" w:space="0" w:color="D6DEE6"/>
+              <w:right w:val="single" w:sz="8" w:space="0" w:color="D6DEE6"/>
+            </w:tcBorders>
+            <w:shd w:val="clear" w:color="auto" w:fill="F7FBFF"/>
+            <w:tcMar>
+              <w:top w:w="90" w:type="dxa"/>
+              <w:bottom w:w="90" w:type="dxa"/>
+            </w:tcMar>
+            <w:vAlign w:val="center"/>
+          </w:tcPr>
+          <w:p>
+            <w:pPr>
+              <w:spacing w:line="264" w:lineRule="auto"/>
+              <w:rPr>
+                <w:rFonts w:eastAsiaTheme="minorHAnsi"/>
+              </w:rPr>
+            </w:pPr>
+            <w:r>
+              <w:rPr>
+                <w:rFonts w:eastAsiaTheme="minorHAnsi"/>
+                <w:color w:val="25313B"/>
+                <w:sz w:val="15"/>
+              </w:rPr>
+              <w:t>공원 상태 변화, 쓰레기 리소스, 균열 이펙트</w:t>
+            </w:r>
+          </w:p>
+        </w:tc>
+      </w:tr>
+      <w:tr>
+        <w:trPr>
+          <w:jc w:val="center"/>
+        </w:trPr>
+        <w:tc>
+          <w:tcPr>
+            <w:tcW w:w="907" w:type="dxa"/>
+            <w:tcBorders>
+              <w:top w:val="single" w:sz="8" w:space="0" w:color="D6DEE6"/>
+              <w:left w:val="single" w:sz="8" w:space="0" w:color="D6DEE6"/>
+              <w:bottom w:val="single" w:sz="8" w:space="0" w:color="D6DEE6"/>
+              <w:right w:val="single" w:sz="8" w:space="0" w:color="D6DEE6"/>
+            </w:tcBorders>
+            <w:shd w:val="clear" w:color="auto" w:fill="FFF4CB"/>
+            <w:tcMar>
+              <w:top w:w="90" w:type="dxa"/>
+              <w:bottom w:w="90" w:type="dxa"/>
+            </w:tcMar>
+            <w:vAlign w:val="center"/>
+          </w:tcPr>
+          <w:p>
+            <w:pPr>
+              <w:spacing w:line="264" w:lineRule="auto"/>
+              <w:jc w:val="center"/>
+              <w:rPr>
+                <w:rFonts w:eastAsiaTheme="minorHAnsi"/>
+              </w:rPr>
+            </w:pPr>
+            <w:r>
+              <w:rPr>
+                <w:rFonts w:eastAsiaTheme="minorHAnsi"/>
+                <w:b/>
+                <w:color w:val="25313B"/>
+                <w:sz w:val="15"/>
+              </w:rPr>
+              <w:t>Q3</w:t>
+            </w:r>
+          </w:p>
+        </w:tc>
+        <w:tc>
+          <w:tcPr>
+            <w:tcW w:w="2344" w:type="dxa"/>
+            <w:tcBorders>
+              <w:top w:val="single" w:sz="8" w:space="0" w:color="D6DEE6"/>
+              <w:left w:val="single" w:sz="8" w:space="0" w:color="D6DEE6"/>
+              <w:bottom w:val="single" w:sz="8" w:space="0" w:color="D6DEE6"/>
+              <w:right w:val="single" w:sz="8" w:space="0" w:color="D6DEE6"/>
+            </w:tcBorders>
+            <w:shd w:val="clear" w:color="auto" w:fill="FFFFFF"/>
+            <w:tcMar>
+              <w:top w:w="90" w:type="dxa"/>
+              <w:bottom w:w="90" w:type="dxa"/>
+            </w:tcMar>
+            <w:vAlign w:val="center"/>
+          </w:tcPr>
+          <w:p>
+            <w:pPr>
+              <w:spacing w:line="264" w:lineRule="auto"/>
+              <w:rPr>
+                <w:rFonts w:eastAsiaTheme="minorHAnsi"/>
+              </w:rPr>
+            </w:pPr>
+            <w:r>
+              <w:rPr>
+                <w:rFonts w:eastAsiaTheme="minorHAnsi"/>
+                <w:color w:val="25313B"/>
+                <w:sz w:val="15"/>
+              </w:rPr>
+              <w:t>재난 구조, 선의 전투, 수치 측정</w:t>
+            </w:r>
+          </w:p>
+        </w:tc>
+        <w:tc>
+          <w:tcPr>
+            <w:tcW w:w="2192" w:type="dxa"/>
+            <w:tcBorders>
+              <w:top w:val="single" w:sz="8" w:space="0" w:color="D6DEE6"/>
+              <w:left w:val="single" w:sz="8" w:space="0" w:color="D6DEE6"/>
+              <w:bottom w:val="single" w:sz="8" w:space="0" w:color="D6DEE6"/>
+              <w:right w:val="single" w:sz="8" w:space="0" w:color="D6DEE6"/>
+            </w:tcBorders>
+            <w:shd w:val="clear" w:color="auto" w:fill="FFFFFF"/>
+            <w:tcMar>
+              <w:top w:w="90" w:type="dxa"/>
+              <w:bottom w:w="90" w:type="dxa"/>
+            </w:tcMar>
+            <w:vAlign w:val="center"/>
+          </w:tcPr>
+          <w:p>
+            <w:pPr>
+              <w:spacing w:line="264" w:lineRule="auto"/>
+              <w:rPr>
+                <w:rFonts w:eastAsiaTheme="minorHAnsi"/>
+              </w:rPr>
+            </w:pPr>
+            <w:r>
+              <w:rPr>
+                <w:rFonts w:eastAsiaTheme="minorHAnsi"/>
+                <w:color w:val="25313B"/>
+                <w:sz w:val="15"/>
+              </w:rPr>
+              <w:t>구조·전투·UI 규칙 읽기</w:t>
+            </w:r>
+          </w:p>
+        </w:tc>
+        <w:tc>
+          <w:tcPr>
+            <w:tcW w:w="2268" w:type="dxa"/>
+            <w:tcBorders>
+              <w:top w:val="single" w:sz="8" w:space="0" w:color="D6DEE6"/>
+              <w:left w:val="single" w:sz="8" w:space="0" w:color="D6DEE6"/>
+              <w:bottom w:val="single" w:sz="8" w:space="0" w:color="D6DEE6"/>
+              <w:right w:val="single" w:sz="8" w:space="0" w:color="D6DEE6"/>
+            </w:tcBorders>
+            <w:shd w:val="clear" w:color="auto" w:fill="FFFFFF"/>
+            <w:tcMar>
+              <w:top w:w="90" w:type="dxa"/>
+              <w:bottom w:w="90" w:type="dxa"/>
+            </w:tcMar>
+            <w:vAlign w:val="center"/>
+          </w:tcPr>
+          <w:p>
+            <w:pPr>
+              <w:spacing w:line="264" w:lineRule="auto"/>
+              <w:rPr>
+                <w:rFonts w:eastAsiaTheme="minorHAnsi"/>
+              </w:rPr>
+            </w:pPr>
+            <w:r>
+              <w:rPr>
+                <w:rFonts w:eastAsiaTheme="minorHAnsi"/>
+                <w:color w:val="25313B"/>
+                <w:sz w:val="15"/>
+              </w:rPr>
+              <w:t>선의의 등급화와 강요의 시작</w:t>
+            </w:r>
+          </w:p>
+        </w:tc>
+        <w:tc>
+          <w:tcPr>
+            <w:tcW w:w="2154" w:type="dxa"/>
+            <w:tcBorders>
+              <w:top w:val="single" w:sz="8" w:space="0" w:color="D6DEE6"/>
+              <w:left w:val="single" w:sz="8" w:space="0" w:color="D6DEE6"/>
+              <w:bottom w:val="single" w:sz="8" w:space="0" w:color="D6DEE6"/>
+              <w:right w:val="single" w:sz="8" w:space="0" w:color="D6DEE6"/>
+            </w:tcBorders>
+            <w:shd w:val="clear" w:color="auto" w:fill="FFFFFF"/>
+            <w:tcMar>
+              <w:top w:w="90" w:type="dxa"/>
+              <w:bottom w:w="90" w:type="dxa"/>
+            </w:tcMar>
+            <w:vAlign w:val="center"/>
+          </w:tcPr>
+          <w:p>
+            <w:pPr>
+              <w:spacing w:line="264" w:lineRule="auto"/>
+              <w:rPr>
+                <w:rFonts w:eastAsiaTheme="minorHAnsi"/>
+              </w:rPr>
+            </w:pPr>
+            <w:r>
+              <w:rPr>
+                <w:rFonts w:eastAsiaTheme="minorHAnsi"/>
+                <w:color w:val="25313B"/>
+                <w:sz w:val="15"/>
+              </w:rPr>
+              <w:t>괴물, 시민, 선의 수치 UI, 방송 연출</w:t>
+            </w:r>
+          </w:p>
+        </w:tc>
+      </w:tr>
+      <w:tr>
+        <w:trPr>
+          <w:jc w:val="center"/>
+        </w:trPr>
+        <w:tc>
+          <w:tcPr>
+            <w:tcW w:w="907" w:type="dxa"/>
+            <w:tcBorders>
+              <w:top w:val="single" w:sz="8" w:space="0" w:color="D6DEE6"/>
+              <w:left w:val="single" w:sz="8" w:space="0" w:color="D6DEE6"/>
+              <w:bottom w:val="single" w:sz="8" w:space="0" w:color="D6DEE6"/>
+              <w:right w:val="single" w:sz="8" w:space="0" w:color="D6DEE6"/>
+            </w:tcBorders>
+            <w:shd w:val="clear" w:color="auto" w:fill="F1ECFF"/>
+            <w:tcMar>
+              <w:top w:w="90" w:type="dxa"/>
+              <w:bottom w:w="90" w:type="dxa"/>
+            </w:tcMar>
+            <w:vAlign w:val="center"/>
+          </w:tcPr>
+          <w:p>
+            <w:pPr>
+              <w:spacing w:line="264" w:lineRule="auto"/>
+              <w:jc w:val="center"/>
+              <w:rPr>
+                <w:rFonts w:eastAsiaTheme="minorHAnsi"/>
+              </w:rPr>
+            </w:pPr>
+            <w:r>
+              <w:rPr>
+                <w:rFonts w:eastAsiaTheme="minorHAnsi"/>
+                <w:b/>
+                <w:color w:val="25313B"/>
+                <w:sz w:val="15"/>
+              </w:rPr>
+              <w:t>Q4</w:t>
+            </w:r>
+          </w:p>
+        </w:tc>
+        <w:tc>
+          <w:tcPr>
+            <w:tcW w:w="2344" w:type="dxa"/>
+            <w:tcBorders>
+              <w:top w:val="single" w:sz="8" w:space="0" w:color="D6DEE6"/>
+              <w:left w:val="single" w:sz="8" w:space="0" w:color="D6DEE6"/>
+              <w:bottom w:val="single" w:sz="8" w:space="0" w:color="D6DEE6"/>
+              <w:right w:val="single" w:sz="8" w:space="0" w:color="D6DEE6"/>
+            </w:tcBorders>
+            <w:shd w:val="clear" w:color="auto" w:fill="F7FBFF"/>
+            <w:tcMar>
+              <w:top w:w="90" w:type="dxa"/>
+              <w:bottom w:w="90" w:type="dxa"/>
+            </w:tcMar>
+            <w:vAlign w:val="center"/>
+          </w:tcPr>
+          <w:p>
+            <w:pPr>
+              <w:spacing w:line="264" w:lineRule="auto"/>
+              <w:rPr>
+                <w:rFonts w:eastAsiaTheme="minorHAnsi"/>
+              </w:rPr>
+            </w:pPr>
+            <w:r>
+              <w:rPr>
+                <w:rFonts w:eastAsiaTheme="minorHAnsi"/>
+                <w:color w:val="25313B"/>
+                <w:sz w:val="15"/>
+              </w:rPr>
+              <w:t>폐교 탐색, 회피, 기억 공간, 보스전</w:t>
+            </w:r>
+          </w:p>
+        </w:tc>
+        <w:tc>
+          <w:tcPr>
+            <w:tcW w:w="2192" w:type="dxa"/>
+            <w:tcBorders>
+              <w:top w:val="single" w:sz="8" w:space="0" w:color="D6DEE6"/>
+              <w:left w:val="single" w:sz="8" w:space="0" w:color="D6DEE6"/>
+              <w:bottom w:val="single" w:sz="8" w:space="0" w:color="D6DEE6"/>
+              <w:right w:val="single" w:sz="8" w:space="0" w:color="D6DEE6"/>
+            </w:tcBorders>
+            <w:shd w:val="clear" w:color="auto" w:fill="F7FBFF"/>
+            <w:tcMar>
+              <w:top w:w="90" w:type="dxa"/>
+              <w:bottom w:w="90" w:type="dxa"/>
+            </w:tcMar>
+            <w:vAlign w:val="center"/>
+          </w:tcPr>
+          <w:p>
+            <w:pPr>
+              <w:spacing w:line="264" w:lineRule="auto"/>
+              <w:rPr>
+                <w:rFonts w:eastAsiaTheme="minorHAnsi"/>
+              </w:rPr>
+            </w:pPr>
+            <w:r>
+              <w:rPr>
+                <w:rFonts w:eastAsiaTheme="minorHAnsi"/>
+                <w:color w:val="25313B"/>
+                <w:sz w:val="15"/>
+              </w:rPr>
+              <w:t>단서 해석·추격 회피·전투 페이즈</w:t>
+            </w:r>
+          </w:p>
+        </w:tc>
+        <w:tc>
+          <w:tcPr>
+            <w:tcW w:w="2268" w:type="dxa"/>
+            <w:tcBorders>
+              <w:top w:val="single" w:sz="8" w:space="0" w:color="D6DEE6"/>
+              <w:left w:val="single" w:sz="8" w:space="0" w:color="D6DEE6"/>
+              <w:bottom w:val="single" w:sz="8" w:space="0" w:color="D6DEE6"/>
+              <w:right w:val="single" w:sz="8" w:space="0" w:color="D6DEE6"/>
+            </w:tcBorders>
+            <w:shd w:val="clear" w:color="auto" w:fill="F7FBFF"/>
+            <w:tcMar>
+              <w:top w:w="90" w:type="dxa"/>
+              <w:bottom w:w="90" w:type="dxa"/>
+            </w:tcMar>
+            <w:vAlign w:val="center"/>
+          </w:tcPr>
+          <w:p>
+            <w:pPr>
+              <w:spacing w:line="264" w:lineRule="auto"/>
+              <w:rPr>
+                <w:rFonts w:eastAsiaTheme="minorHAnsi"/>
+              </w:rPr>
+            </w:pPr>
+            <w:r>
+              <w:rPr>
+                <w:rFonts w:eastAsiaTheme="minorHAnsi"/>
+                <w:color w:val="25313B"/>
+                <w:sz w:val="15"/>
+              </w:rPr>
+              <w:t>괴물이 인간이었음을 공개</w:t>
+            </w:r>
+          </w:p>
+        </w:tc>
+        <w:tc>
+          <w:tcPr>
+            <w:tcW w:w="2154" w:type="dxa"/>
+            <w:tcBorders>
+              <w:top w:val="single" w:sz="8" w:space="0" w:color="D6DEE6"/>
+              <w:left w:val="single" w:sz="8" w:space="0" w:color="D6DEE6"/>
+              <w:bottom w:val="single" w:sz="8" w:space="0" w:color="D6DEE6"/>
+              <w:right w:val="single" w:sz="8" w:space="0" w:color="D6DEE6"/>
+            </w:tcBorders>
+            <w:shd w:val="clear" w:color="auto" w:fill="F7FBFF"/>
+            <w:tcMar>
+              <w:top w:w="90" w:type="dxa"/>
+              <w:bottom w:w="90" w:type="dxa"/>
+            </w:tcMar>
+            <w:vAlign w:val="center"/>
+          </w:tcPr>
+          <w:p>
+            <w:pPr>
+              <w:spacing w:line="264" w:lineRule="auto"/>
+              <w:rPr>
+                <w:rFonts w:eastAsiaTheme="minorHAnsi"/>
+              </w:rPr>
+            </w:pPr>
+            <w:r>
+              <w:rPr>
+                <w:rFonts w:eastAsiaTheme="minorHAnsi"/>
+                <w:color w:val="25313B"/>
+                <w:sz w:val="15"/>
+              </w:rPr>
+              <w:t>폐교 맵, 기억 공간, 우정 목걸이, 보스 리소스</w:t>
+            </w:r>
+          </w:p>
+        </w:tc>
+      </w:tr>
+      <w:tr>
+        <w:trPr>
+          <w:jc w:val="center"/>
+        </w:trPr>
+        <w:tc>
+          <w:tcPr>
+            <w:tcW w:w="907" w:type="dxa"/>
+            <w:tcBorders>
+              <w:top w:val="single" w:sz="8" w:space="0" w:color="D6DEE6"/>
+              <w:left w:val="single" w:sz="8" w:space="0" w:color="D6DEE6"/>
+              <w:bottom w:val="single" w:sz="8" w:space="0" w:color="D6DEE6"/>
+              <w:right w:val="single" w:sz="8" w:space="0" w:color="D6DEE6"/>
+            </w:tcBorders>
+            <w:shd w:val="clear" w:color="auto" w:fill="FFECEC"/>
+            <w:tcMar>
+              <w:top w:w="90" w:type="dxa"/>
+              <w:bottom w:w="90" w:type="dxa"/>
+            </w:tcMar>
+            <w:vAlign w:val="center"/>
+          </w:tcPr>
+          <w:p>
+            <w:pPr>
+              <w:spacing w:line="264" w:lineRule="auto"/>
+              <w:jc w:val="center"/>
+              <w:rPr>
+                <w:rFonts w:eastAsiaTheme="minorHAnsi"/>
+              </w:rPr>
+            </w:pPr>
+            <w:r>
+              <w:rPr>
+                <w:rFonts w:eastAsiaTheme="minorHAnsi"/>
+                <w:b/>
+                <w:color w:val="25313B"/>
+                <w:sz w:val="15"/>
+              </w:rPr>
+              <w:t>Q5</w:t>
+            </w:r>
+          </w:p>
+        </w:tc>
+        <w:tc>
+          <w:tcPr>
+            <w:tcW w:w="2344" w:type="dxa"/>
+            <w:tcBorders>
+              <w:top w:val="single" w:sz="8" w:space="0" w:color="D6DEE6"/>
+              <w:left w:val="single" w:sz="8" w:space="0" w:color="D6DEE6"/>
+              <w:bottom w:val="single" w:sz="8" w:space="0" w:color="D6DEE6"/>
+              <w:right w:val="single" w:sz="8" w:space="0" w:color="D6DEE6"/>
+            </w:tcBorders>
+            <w:shd w:val="clear" w:color="auto" w:fill="FFFFFF"/>
+            <w:tcMar>
+              <w:top w:w="90" w:type="dxa"/>
+              <w:bottom w:w="90" w:type="dxa"/>
+            </w:tcMar>
+            <w:vAlign w:val="center"/>
+          </w:tcPr>
+          <w:p>
+            <w:pPr>
+              <w:spacing w:line="264" w:lineRule="auto"/>
+              <w:rPr>
+                <w:rFonts w:eastAsiaTheme="minorHAnsi"/>
+              </w:rPr>
+            </w:pPr>
+            <w:r>
+              <w:rPr>
+                <w:rFonts w:eastAsiaTheme="minorHAnsi"/>
+                <w:color w:val="25313B"/>
+                <w:sz w:val="15"/>
+              </w:rPr>
+              <w:t>균열 내부 미로, 환상 공간, 중심부 탐색</w:t>
+            </w:r>
+          </w:p>
+        </w:tc>
+        <w:tc>
+          <w:tcPr>
+            <w:tcW w:w="2192" w:type="dxa"/>
+            <w:tcBorders>
+              <w:top w:val="single" w:sz="8" w:space="0" w:color="D6DEE6"/>
+              <w:left w:val="single" w:sz="8" w:space="0" w:color="D6DEE6"/>
+              <w:bottom w:val="single" w:sz="8" w:space="0" w:color="D6DEE6"/>
+              <w:right w:val="single" w:sz="8" w:space="0" w:color="D6DEE6"/>
+            </w:tcBorders>
+            <w:shd w:val="clear" w:color="auto" w:fill="FFFFFF"/>
+            <w:tcMar>
+              <w:top w:w="90" w:type="dxa"/>
+              <w:bottom w:w="90" w:type="dxa"/>
+            </w:tcMar>
+            <w:vAlign w:val="center"/>
+          </w:tcPr>
+          <w:p>
+            <w:pPr>
+              <w:spacing w:line="264" w:lineRule="auto"/>
+              <w:rPr>
+                <w:rFonts w:eastAsiaTheme="minorHAnsi"/>
+              </w:rPr>
+            </w:pPr>
+            <w:r>
+              <w:rPr>
+                <w:rFonts w:eastAsiaTheme="minorHAnsi"/>
+                <w:color w:val="25313B"/>
+                <w:sz w:val="15"/>
+              </w:rPr>
+              <w:t>방향 반전·왜곡 공간 파악</w:t>
+            </w:r>
+          </w:p>
+        </w:tc>
+        <w:tc>
+          <w:tcPr>
+            <w:tcW w:w="2268" w:type="dxa"/>
+            <w:tcBorders>
+              <w:top w:val="single" w:sz="8" w:space="0" w:color="D6DEE6"/>
+              <w:left w:val="single" w:sz="8" w:space="0" w:color="D6DEE6"/>
+              <w:bottom w:val="single" w:sz="8" w:space="0" w:color="D6DEE6"/>
+              <w:right w:val="single" w:sz="8" w:space="0" w:color="D6DEE6"/>
+            </w:tcBorders>
+            <w:shd w:val="clear" w:color="auto" w:fill="FFFFFF"/>
+            <w:tcMar>
+              <w:top w:w="90" w:type="dxa"/>
+              <w:bottom w:w="90" w:type="dxa"/>
+            </w:tcMar>
+            <w:vAlign w:val="center"/>
+          </w:tcPr>
+          <w:p>
+            <w:pPr>
+              <w:spacing w:line="264" w:lineRule="auto"/>
+              <w:rPr>
+                <w:rFonts w:eastAsiaTheme="minorHAnsi"/>
+              </w:rPr>
+            </w:pPr>
+            <w:r>
+              <w:rPr>
+                <w:rFonts w:eastAsiaTheme="minorHAnsi"/>
+                <w:color w:val="25313B"/>
+                <w:sz w:val="15"/>
+              </w:rPr>
+              <w:t>차한해와 균열의 연결 암시</w:t>
+            </w:r>
+          </w:p>
+        </w:tc>
+        <w:tc>
+          <w:tcPr>
+            <w:tcW w:w="2154" w:type="dxa"/>
+            <w:tcBorders>
+              <w:top w:val="single" w:sz="8" w:space="0" w:color="D6DEE6"/>
+              <w:left w:val="single" w:sz="8" w:space="0" w:color="D6DEE6"/>
+              <w:bottom w:val="single" w:sz="8" w:space="0" w:color="D6DEE6"/>
+              <w:right w:val="single" w:sz="8" w:space="0" w:color="D6DEE6"/>
+            </w:tcBorders>
+            <w:shd w:val="clear" w:color="auto" w:fill="FFFFFF"/>
+            <w:tcMar>
+              <w:top w:w="90" w:type="dxa"/>
+              <w:bottom w:w="90" w:type="dxa"/>
+            </w:tcMar>
+            <w:vAlign w:val="center"/>
+          </w:tcPr>
+          <w:p>
+            <w:pPr>
+              <w:spacing w:line="264" w:lineRule="auto"/>
+              <w:rPr>
+                <w:rFonts w:eastAsiaTheme="minorHAnsi"/>
+              </w:rPr>
+            </w:pPr>
+            <w:r>
+              <w:rPr>
+                <w:rFonts w:eastAsiaTheme="minorHAnsi"/>
+                <w:color w:val="25313B"/>
+                <w:sz w:val="15"/>
+              </w:rPr>
+              <w:t>거울 미로, 사람 흔적, 코어, 노이즈 연출</w:t>
+            </w:r>
+          </w:p>
+        </w:tc>
+      </w:tr>
+    </w:tbl>
+    <w:p>
+      <w:pPr>
+        <w:rPr>
+          <w:rFonts w:eastAsiaTheme="minorHAnsi"/>
+        </w:rPr>
+      </w:pPr>
+    </w:p>
+    <w:p>
+      <w:pPr>
+        <w:widowControl/>
+        <w:wordWrap/>
+        <w:autoSpaceDE/>
+        <w:autoSpaceDN/>
+        <w:rPr>
+          <w:rFonts w:eastAsiaTheme="minorHAnsi"/>
+        </w:rPr>
+      </w:pPr>
+      <w:r>
+        <w:rPr>
+          <w:rFonts w:eastAsiaTheme="minorHAnsi"/>
         </w:rPr>
         <w:br w:type="page"/>
       </w:r>
@@ -5617,1089 +6798,16 @@
     <w:p>
       <w:pPr>
         <w:rPr>
-          <w:lang w:eastAsia="ko-KR"/>
-          <w:rFonts w:hint="eastAsia"/>
-          <w:b/>
-          <w:bCs/>
-          <w:color w:val="3A607D"/>
-          <w:sz w:val="30"/>
-          <w:szCs w:val="30"/>
-          <w:rtl w:val="off"/>
+          <w:rFonts w:eastAsiaTheme="minorHAnsi" w:hint="eastAsia"/>
         </w:rPr>
       </w:pPr>
-      <w:r>
-        <w:rPr>
-          <w:lang w:eastAsia="ko-KR"/>
-          <w:rFonts w:hint="eastAsia"/>
-          <w:b/>
-          <w:bCs/>
-          <w:color w:val="3A607D"/>
-          <w:sz w:val="30"/>
-          <w:szCs w:val="30"/>
-          <w:rtl w:val="off"/>
-        </w:rPr>
-        <w:t>콘텐츠 소개 및 플레이 학습 구조</w:t>
-      </w:r>
+      <w:bookmarkStart w:id="0" w:name="_GoBack"/>
+      <w:bookmarkEnd w:id="0"/>
     </w:p>
-    <w:tbl>
-      <w:tblPr>
-        <w:tblW w:w="0" w:type="auto"/>
-        <w:tblLook w:val="04A0" w:firstRow="1" w:lastRow="0" w:firstColumn="1" w:lastColumn="0" w:noHBand="0" w:noVBand="1"/>
-        <w:jc w:val="center"/>
-        <w:tblLayout w:type="fixed"/>
-      </w:tblPr>
-      <w:tblGrid>
-        <w:gridCol w:w="2030"/>
-        <w:gridCol w:w="2030"/>
-        <w:gridCol w:w="2030"/>
-        <w:gridCol w:w="2030"/>
-        <w:gridCol w:w="2030"/>
-      </w:tblGrid>
-      <w:tr>
-        <w:tc>
-          <w:tcPr>
-            <w:tcW w:w="907" w:type="dxa"/>
-            <w:tcBorders>
-              <w:top w:val="single" w:sz="8" w:space="0" w:color="D6DEE6"/>
-              <w:left w:val="single" w:sz="8" w:space="0" w:color="D6DEE6"/>
-              <w:bottom w:val="single" w:sz="8" w:space="0" w:color="D6DEE6"/>
-              <w:right w:val="single" w:sz="8" w:space="0" w:color="D6DEE6"/>
-              <w:insideH w:val="single" w:sz="8" w:space="0" w:color="D6DEE6"/>
-              <w:insideV w:val="single" w:sz="8" w:space="0" w:color="D6DEE6"/>
-            </w:tcBorders>
-            <w:shd w:val="clear" w:color="auto" w:fill="18324A"/>
-            <w:tcMar>
-              <w:top w:w="90" w:type="dxa"/>
-              <w:bottom w:w="90" w:type="dxa"/>
-            </w:tcMar>
-            <w:vAlign w:val="center"/>
-          </w:tcPr>
-          <w:p>
-            <w:pPr>
-              <w:jc w:val="center"/>
-              <w:spacing w:line="264" w:lineRule="auto"/>
-            </w:pPr>
-            <w:r>
-              <w:rPr>
-                <w:rFonts w:ascii="NanumSquare" w:eastAsia="NanumSquare" w:hAnsi="NanumSquare"/>
-                <w:b/>
-                <w:color w:val="FFFFFF"/>
-                <w:sz w:val="17"/>
-              </w:rPr>
-              <w:t>Quest</w:t>
-            </w:r>
-          </w:p>
-        </w:tc>
-        <w:tc>
-          <w:tcPr>
-            <w:tcW w:w="2268" w:type="dxa"/>
-            <w:tcBorders>
-              <w:top w:val="single" w:sz="8" w:space="0" w:color="D6DEE6"/>
-              <w:left w:val="single" w:sz="8" w:space="0" w:color="D6DEE6"/>
-              <w:bottom w:val="single" w:sz="8" w:space="0" w:color="D6DEE6"/>
-              <w:right w:val="single" w:sz="8" w:space="0" w:color="D6DEE6"/>
-              <w:insideH w:val="single" w:sz="8" w:space="0" w:color="D6DEE6"/>
-              <w:insideV w:val="single" w:sz="8" w:space="0" w:color="D6DEE6"/>
-            </w:tcBorders>
-            <w:shd w:val="clear" w:color="auto" w:fill="18324A"/>
-            <w:tcMar>
-              <w:top w:w="90" w:type="dxa"/>
-              <w:bottom w:w="90" w:type="dxa"/>
-            </w:tcMar>
-            <w:vAlign w:val="center"/>
-          </w:tcPr>
-          <w:p>
-            <w:pPr>
-              <w:jc w:val="center"/>
-              <w:spacing w:line="264" w:lineRule="auto"/>
-            </w:pPr>
-            <w:r>
-              <w:rPr>
-                <w:rFonts w:ascii="NanumSquare" w:eastAsia="NanumSquare" w:hAnsi="NanumSquare"/>
-                <w:b/>
-                <w:color w:val="FFFFFF"/>
-                <w:sz w:val="17"/>
-              </w:rPr>
-              <w:t>소개 콘텐츠</w:t>
-            </w:r>
-          </w:p>
-        </w:tc>
-        <w:tc>
-          <w:tcPr>
-            <w:tcW w:w="2268" w:type="dxa"/>
-            <w:tcBorders>
-              <w:top w:val="single" w:sz="8" w:space="0" w:color="D6DEE6"/>
-              <w:left w:val="single" w:sz="8" w:space="0" w:color="D6DEE6"/>
-              <w:bottom w:val="single" w:sz="8" w:space="0" w:color="D6DEE6"/>
-              <w:right w:val="single" w:sz="8" w:space="0" w:color="D6DEE6"/>
-              <w:insideH w:val="single" w:sz="8" w:space="0" w:color="D6DEE6"/>
-              <w:insideV w:val="single" w:sz="8" w:space="0" w:color="D6DEE6"/>
-            </w:tcBorders>
-            <w:shd w:val="clear" w:color="auto" w:fill="18324A"/>
-            <w:tcMar>
-              <w:top w:w="90" w:type="dxa"/>
-              <w:bottom w:w="90" w:type="dxa"/>
-            </w:tcMar>
-            <w:vAlign w:val="center"/>
-          </w:tcPr>
-          <w:p>
-            <w:pPr>
-              <w:jc w:val="center"/>
-              <w:spacing w:line="264" w:lineRule="auto"/>
-            </w:pPr>
-            <w:r>
-              <w:rPr>
-                <w:rFonts w:ascii="NanumSquare" w:eastAsia="NanumSquare" w:hAnsi="NanumSquare"/>
-                <w:b/>
-                <w:color w:val="FFFFFF"/>
-                <w:sz w:val="17"/>
-              </w:rPr>
-              <w:t>플레이 학습</w:t>
-            </w:r>
-          </w:p>
-        </w:tc>
-        <w:tc>
-          <w:tcPr>
-            <w:tcW w:w="2268" w:type="dxa"/>
-            <w:tcBorders>
-              <w:top w:val="single" w:sz="8" w:space="0" w:color="D6DEE6"/>
-              <w:left w:val="single" w:sz="8" w:space="0" w:color="D6DEE6"/>
-              <w:bottom w:val="single" w:sz="8" w:space="0" w:color="D6DEE6"/>
-              <w:right w:val="single" w:sz="8" w:space="0" w:color="D6DEE6"/>
-              <w:insideH w:val="single" w:sz="8" w:space="0" w:color="D6DEE6"/>
-              <w:insideV w:val="single" w:sz="8" w:space="0" w:color="D6DEE6"/>
-            </w:tcBorders>
-            <w:shd w:val="clear" w:color="auto" w:fill="18324A"/>
-            <w:tcMar>
-              <w:top w:w="90" w:type="dxa"/>
-              <w:bottom w:w="90" w:type="dxa"/>
-            </w:tcMar>
-            <w:vAlign w:val="center"/>
-          </w:tcPr>
-          <w:p>
-            <w:pPr>
-              <w:jc w:val="center"/>
-              <w:spacing w:line="264" w:lineRule="auto"/>
-            </w:pPr>
-            <w:r>
-              <w:rPr>
-                <w:rFonts w:ascii="NanumSquare" w:eastAsia="NanumSquare" w:hAnsi="NanumSquare"/>
-                <w:b/>
-                <w:color w:val="FFFFFF"/>
-                <w:sz w:val="17"/>
-              </w:rPr>
-              <w:t>서사 기능</w:t>
-            </w:r>
-          </w:p>
-        </w:tc>
-        <w:tc>
-          <w:tcPr>
-            <w:tcW w:w="2154" w:type="dxa"/>
-            <w:tcBorders>
-              <w:top w:val="single" w:sz="8" w:space="0" w:color="D6DEE6"/>
-              <w:left w:val="single" w:sz="8" w:space="0" w:color="D6DEE6"/>
-              <w:bottom w:val="single" w:sz="8" w:space="0" w:color="D6DEE6"/>
-              <w:right w:val="single" w:sz="8" w:space="0" w:color="D6DEE6"/>
-              <w:insideH w:val="single" w:sz="8" w:space="0" w:color="D6DEE6"/>
-              <w:insideV w:val="single" w:sz="8" w:space="0" w:color="D6DEE6"/>
-            </w:tcBorders>
-            <w:shd w:val="clear" w:color="auto" w:fill="18324A"/>
-            <w:tcMar>
-              <w:top w:w="90" w:type="dxa"/>
-              <w:bottom w:w="90" w:type="dxa"/>
-            </w:tcMar>
-            <w:vAlign w:val="center"/>
-          </w:tcPr>
-          <w:p>
-            <w:pPr>
-              <w:jc w:val="center"/>
-              <w:spacing w:line="264" w:lineRule="auto"/>
-            </w:pPr>
-            <w:r>
-              <w:rPr>
-                <w:rFonts w:ascii="NanumSquare" w:eastAsia="NanumSquare" w:hAnsi="NanumSquare"/>
-                <w:b/>
-                <w:color w:val="FFFFFF"/>
-                <w:sz w:val="17"/>
-              </w:rPr>
-              <w:t>주요 필요 리소스</w:t>
-            </w:r>
-          </w:p>
-        </w:tc>
-      </w:tr>
-      <w:tr>
-        <w:tc>
-          <w:tcPr>
-            <w:tcW w:w="907" w:type="dxa"/>
-            <w:tcBorders>
-              <w:top w:val="single" w:sz="8" w:space="0" w:color="D6DEE6"/>
-              <w:left w:val="single" w:sz="8" w:space="0" w:color="D6DEE6"/>
-              <w:bottom w:val="single" w:sz="8" w:space="0" w:color="D6DEE6"/>
-              <w:right w:val="single" w:sz="8" w:space="0" w:color="D6DEE6"/>
-              <w:insideH w:val="single" w:sz="8" w:space="0" w:color="D6DEE6"/>
-              <w:insideV w:val="single" w:sz="8" w:space="0" w:color="D6DEE6"/>
-            </w:tcBorders>
-            <w:shd w:val="clear" w:color="auto" w:fill="EAF4FF"/>
-            <w:tcMar>
-              <w:top w:w="90" w:type="dxa"/>
-              <w:bottom w:w="90" w:type="dxa"/>
-            </w:tcMar>
-            <w:vAlign w:val="center"/>
-          </w:tcPr>
-          <w:p>
-            <w:pPr>
-              <w:jc w:val="center"/>
-              <w:spacing w:line="264" w:lineRule="auto"/>
-            </w:pPr>
-            <w:r>
-              <w:rPr>
-                <w:rFonts w:ascii="NanumSquare" w:eastAsia="NanumSquare" w:hAnsi="NanumSquare"/>
-                <w:b/>
-                <w:color w:val="25313B"/>
-                <w:sz w:val="15"/>
-              </w:rPr>
-              <w:t>Q1</w:t>
-            </w:r>
-          </w:p>
-        </w:tc>
-        <w:tc>
-          <w:tcPr>
-            <w:tcW w:w="2268" w:type="dxa"/>
-            <w:tcBorders>
-              <w:top w:val="single" w:sz="8" w:space="0" w:color="D6DEE6"/>
-              <w:left w:val="single" w:sz="8" w:space="0" w:color="D6DEE6"/>
-              <w:bottom w:val="single" w:sz="8" w:space="0" w:color="D6DEE6"/>
-              <w:right w:val="single" w:sz="8" w:space="0" w:color="D6DEE6"/>
-              <w:insideH w:val="single" w:sz="8" w:space="0" w:color="D6DEE6"/>
-              <w:insideV w:val="single" w:sz="8" w:space="0" w:color="D6DEE6"/>
-            </w:tcBorders>
-            <w:shd w:val="clear" w:color="auto" w:fill="FFFFFF"/>
-            <w:tcMar>
-              <w:top w:w="90" w:type="dxa"/>
-              <w:bottom w:w="90" w:type="dxa"/>
-            </w:tcMar>
-            <w:vAlign w:val="center"/>
-          </w:tcPr>
-          <w:p>
-            <w:pPr>
-              <w:spacing w:line="264" w:lineRule="auto"/>
-            </w:pPr>
-            <w:r>
-              <w:rPr>
-                <w:rFonts w:ascii="NanumSquare" w:eastAsia="NanumSquare" w:hAnsi="NanumSquare"/>
-                <w:b w:val="0"/>
-                <w:color w:val="25313B"/>
-                <w:sz w:val="15"/>
-              </w:rPr>
-              <w:t>생활권 탐색, 구매, 대화, 휴대폰 요청</w:t>
-            </w:r>
-          </w:p>
-        </w:tc>
-        <w:tc>
-          <w:tcPr>
-            <w:tcW w:w="2268" w:type="dxa"/>
-            <w:tcBorders>
-              <w:top w:val="single" w:sz="8" w:space="0" w:color="D6DEE6"/>
-              <w:left w:val="single" w:sz="8" w:space="0" w:color="D6DEE6"/>
-              <w:bottom w:val="single" w:sz="8" w:space="0" w:color="D6DEE6"/>
-              <w:right w:val="single" w:sz="8" w:space="0" w:color="D6DEE6"/>
-              <w:insideH w:val="single" w:sz="8" w:space="0" w:color="D6DEE6"/>
-              <w:insideV w:val="single" w:sz="8" w:space="0" w:color="D6DEE6"/>
-            </w:tcBorders>
-            <w:shd w:val="clear" w:color="auto" w:fill="FFFFFF"/>
-            <w:tcMar>
-              <w:top w:w="90" w:type="dxa"/>
-              <w:bottom w:w="90" w:type="dxa"/>
-            </w:tcMar>
-            <w:vAlign w:val="center"/>
-          </w:tcPr>
-          <w:p>
-            <w:pPr>
-              <w:spacing w:line="264" w:lineRule="auto"/>
-            </w:pPr>
-            <w:r>
-              <w:rPr>
-                <w:rFonts w:ascii="NanumSquare" w:eastAsia="NanumSquare" w:hAnsi="NanumSquare"/>
-                <w:b w:val="0"/>
-                <w:color w:val="25313B"/>
-                <w:sz w:val="15"/>
-              </w:rPr>
-              <w:t>기본 이동·상호작용·목표 갱신</w:t>
-            </w:r>
-          </w:p>
-        </w:tc>
-        <w:tc>
-          <w:tcPr>
-            <w:tcW w:w="2268" w:type="dxa"/>
-            <w:tcBorders>
-              <w:top w:val="single" w:sz="8" w:space="0" w:color="D6DEE6"/>
-              <w:left w:val="single" w:sz="8" w:space="0" w:color="D6DEE6"/>
-              <w:bottom w:val="single" w:sz="8" w:space="0" w:color="D6DEE6"/>
-              <w:right w:val="single" w:sz="8" w:space="0" w:color="D6DEE6"/>
-              <w:insideH w:val="single" w:sz="8" w:space="0" w:color="D6DEE6"/>
-              <w:insideV w:val="single" w:sz="8" w:space="0" w:color="D6DEE6"/>
-            </w:tcBorders>
-            <w:shd w:val="clear" w:color="auto" w:fill="FFFFFF"/>
-            <w:tcMar>
-              <w:top w:w="90" w:type="dxa"/>
-              <w:bottom w:w="90" w:type="dxa"/>
-            </w:tcMar>
-            <w:vAlign w:val="center"/>
-          </w:tcPr>
-          <w:p>
-            <w:pPr>
-              <w:spacing w:line="264" w:lineRule="auto"/>
-            </w:pPr>
-            <w:r>
-              <w:rPr>
-                <w:rFonts w:ascii="NanumSquare" w:eastAsia="NanumSquare" w:hAnsi="NanumSquare"/>
-                <w:b w:val="0"/>
-                <w:color w:val="25313B"/>
-                <w:sz w:val="15"/>
-              </w:rPr>
-              <w:t>차한해가 요구를 떠안는 일상</w:t>
-            </w:r>
-          </w:p>
-        </w:tc>
-        <w:tc>
-          <w:tcPr>
-            <w:tcW w:w="2154" w:type="dxa"/>
-            <w:tcBorders>
-              <w:top w:val="single" w:sz="8" w:space="0" w:color="D6DEE6"/>
-              <w:left w:val="single" w:sz="8" w:space="0" w:color="D6DEE6"/>
-              <w:bottom w:val="single" w:sz="8" w:space="0" w:color="D6DEE6"/>
-              <w:right w:val="single" w:sz="8" w:space="0" w:color="D6DEE6"/>
-              <w:insideH w:val="single" w:sz="8" w:space="0" w:color="D6DEE6"/>
-              <w:insideV w:val="single" w:sz="8" w:space="0" w:color="D6DEE6"/>
-            </w:tcBorders>
-            <w:shd w:val="clear" w:color="auto" w:fill="FFFFFF"/>
-            <w:tcMar>
-              <w:top w:w="90" w:type="dxa"/>
-              <w:bottom w:w="90" w:type="dxa"/>
-            </w:tcMar>
-            <w:vAlign w:val="center"/>
-          </w:tcPr>
-          <w:p>
-            <w:pPr>
-              <w:spacing w:line="264" w:lineRule="auto"/>
-            </w:pPr>
-            <w:r>
-              <w:rPr>
-                <w:rFonts w:ascii="NanumSquare" w:eastAsia="NanumSquare" w:hAnsi="NanumSquare"/>
-                <w:b w:val="0"/>
-                <w:color w:val="25313B"/>
-                <w:sz w:val="15"/>
-              </w:rPr>
-              <w:t>상가 맵, 상품/품절, 배송 트럭, 회색 후드 NPC</w:t>
-            </w:r>
-          </w:p>
-        </w:tc>
-      </w:tr>
-      <w:tr>
-        <w:tc>
-          <w:tcPr>
-            <w:tcW w:w="907" w:type="dxa"/>
-            <w:tcBorders>
-              <w:top w:val="single" w:sz="8" w:space="0" w:color="D6DEE6"/>
-              <w:left w:val="single" w:sz="8" w:space="0" w:color="D6DEE6"/>
-              <w:bottom w:val="single" w:sz="8" w:space="0" w:color="D6DEE6"/>
-              <w:right w:val="single" w:sz="8" w:space="0" w:color="D6DEE6"/>
-              <w:insideH w:val="single" w:sz="8" w:space="0" w:color="D6DEE6"/>
-              <w:insideV w:val="single" w:sz="8" w:space="0" w:color="D6DEE6"/>
-            </w:tcBorders>
-            <w:shd w:val="clear" w:color="auto" w:fill="DFF9F8"/>
-            <w:tcMar>
-              <w:top w:w="90" w:type="dxa"/>
-              <w:bottom w:w="90" w:type="dxa"/>
-            </w:tcMar>
-            <w:vAlign w:val="center"/>
-          </w:tcPr>
-          <w:p>
-            <w:pPr>
-              <w:jc w:val="center"/>
-              <w:spacing w:line="264" w:lineRule="auto"/>
-            </w:pPr>
-            <w:r>
-              <w:rPr>
-                <w:rFonts w:ascii="NanumSquare" w:eastAsia="NanumSquare" w:hAnsi="NanumSquare"/>
-                <w:b/>
-                <w:color w:val="25313B"/>
-                <w:sz w:val="15"/>
-              </w:rPr>
-              <w:t>Q2</w:t>
-            </w:r>
-          </w:p>
-        </w:tc>
-        <w:tc>
-          <w:tcPr>
-            <w:tcW w:w="2268" w:type="dxa"/>
-            <w:tcBorders>
-              <w:top w:val="single" w:sz="8" w:space="0" w:color="D6DEE6"/>
-              <w:left w:val="single" w:sz="8" w:space="0" w:color="D6DEE6"/>
-              <w:bottom w:val="single" w:sz="8" w:space="0" w:color="D6DEE6"/>
-              <w:right w:val="single" w:sz="8" w:space="0" w:color="D6DEE6"/>
-              <w:insideH w:val="single" w:sz="8" w:space="0" w:color="D6DEE6"/>
-              <w:insideV w:val="single" w:sz="8" w:space="0" w:color="D6DEE6"/>
-            </w:tcBorders>
-            <w:shd w:val="clear" w:color="auto" w:fill="F7FBFF"/>
-            <w:tcMar>
-              <w:top w:w="90" w:type="dxa"/>
-              <w:bottom w:w="90" w:type="dxa"/>
-            </w:tcMar>
-            <w:vAlign w:val="center"/>
-          </w:tcPr>
-          <w:p>
-            <w:pPr>
-              <w:spacing w:line="264" w:lineRule="auto"/>
-            </w:pPr>
-            <w:r>
-              <w:rPr>
-                <w:rFonts w:ascii="NanumSquare" w:eastAsia="NanumSquare" w:hAnsi="NanumSquare"/>
-                <w:b w:val="0"/>
-                <w:color w:val="25313B"/>
-                <w:sz w:val="15"/>
-              </w:rPr>
-              <w:t>공간 정리, 분리수거, NPC 반응</w:t>
-            </w:r>
-          </w:p>
-        </w:tc>
-        <w:tc>
-          <w:tcPr>
-            <w:tcW w:w="2268" w:type="dxa"/>
-            <w:tcBorders>
-              <w:top w:val="single" w:sz="8" w:space="0" w:color="D6DEE6"/>
-              <w:left w:val="single" w:sz="8" w:space="0" w:color="D6DEE6"/>
-              <w:bottom w:val="single" w:sz="8" w:space="0" w:color="D6DEE6"/>
-              <w:right w:val="single" w:sz="8" w:space="0" w:color="D6DEE6"/>
-              <w:insideH w:val="single" w:sz="8" w:space="0" w:color="D6DEE6"/>
-              <w:insideV w:val="single" w:sz="8" w:space="0" w:color="D6DEE6"/>
-            </w:tcBorders>
-            <w:shd w:val="clear" w:color="auto" w:fill="F7FBFF"/>
-            <w:tcMar>
-              <w:top w:w="90" w:type="dxa"/>
-              <w:bottom w:w="90" w:type="dxa"/>
-            </w:tcMar>
-            <w:vAlign w:val="center"/>
-          </w:tcPr>
-          <w:p>
-            <w:pPr>
-              <w:spacing w:line="264" w:lineRule="auto"/>
-            </w:pPr>
-            <w:r>
-              <w:rPr>
-                <w:rFonts w:ascii="NanumSquare" w:eastAsia="NanumSquare" w:hAnsi="NanumSquare"/>
-                <w:b w:val="0"/>
-                <w:color w:val="25313B"/>
-                <w:sz w:val="15"/>
-              </w:rPr>
-              <w:t>수거·분류·진행도 변화</w:t>
-            </w:r>
-          </w:p>
-        </w:tc>
-        <w:tc>
-          <w:tcPr>
-            <w:tcW w:w="2268" w:type="dxa"/>
-            <w:tcBorders>
-              <w:top w:val="single" w:sz="8" w:space="0" w:color="D6DEE6"/>
-              <w:left w:val="single" w:sz="8" w:space="0" w:color="D6DEE6"/>
-              <w:bottom w:val="single" w:sz="8" w:space="0" w:color="D6DEE6"/>
-              <w:right w:val="single" w:sz="8" w:space="0" w:color="D6DEE6"/>
-              <w:insideH w:val="single" w:sz="8" w:space="0" w:color="D6DEE6"/>
-              <w:insideV w:val="single" w:sz="8" w:space="0" w:color="D6DEE6"/>
-            </w:tcBorders>
-            <w:shd w:val="clear" w:color="auto" w:fill="F7FBFF"/>
-            <w:tcMar>
-              <w:top w:w="90" w:type="dxa"/>
-              <w:bottom w:w="90" w:type="dxa"/>
-            </w:tcMar>
-            <w:vAlign w:val="center"/>
-          </w:tcPr>
-          <w:p>
-            <w:pPr>
-              <w:spacing w:line="264" w:lineRule="auto"/>
-            </w:pPr>
-            <w:r>
-              <w:rPr>
-                <w:rFonts w:ascii="NanumSquare" w:eastAsia="NanumSquare" w:hAnsi="NanumSquare"/>
-                <w:b w:val="0"/>
-                <w:color w:val="25313B"/>
-                <w:sz w:val="15"/>
-              </w:rPr>
-              <w:t>자발적 선의와 한도윤 관계</w:t>
-            </w:r>
-          </w:p>
-        </w:tc>
-        <w:tc>
-          <w:tcPr>
-            <w:tcW w:w="2154" w:type="dxa"/>
-            <w:tcBorders>
-              <w:top w:val="single" w:sz="8" w:space="0" w:color="D6DEE6"/>
-              <w:left w:val="single" w:sz="8" w:space="0" w:color="D6DEE6"/>
-              <w:bottom w:val="single" w:sz="8" w:space="0" w:color="D6DEE6"/>
-              <w:right w:val="single" w:sz="8" w:space="0" w:color="D6DEE6"/>
-              <w:insideH w:val="single" w:sz="8" w:space="0" w:color="D6DEE6"/>
-              <w:insideV w:val="single" w:sz="8" w:space="0" w:color="D6DEE6"/>
-            </w:tcBorders>
-            <w:shd w:val="clear" w:color="auto" w:fill="F7FBFF"/>
-            <w:tcMar>
-              <w:top w:w="90" w:type="dxa"/>
-              <w:bottom w:w="90" w:type="dxa"/>
-            </w:tcMar>
-            <w:vAlign w:val="center"/>
-          </w:tcPr>
-          <w:p>
-            <w:pPr>
-              <w:spacing w:line="264" w:lineRule="auto"/>
-            </w:pPr>
-            <w:r>
-              <w:rPr>
-                <w:rFonts w:ascii="NanumSquare" w:eastAsia="NanumSquare" w:hAnsi="NanumSquare"/>
-                <w:b w:val="0"/>
-                <w:color w:val="25313B"/>
-                <w:sz w:val="15"/>
-              </w:rPr>
-              <w:t>공원 상태 변화, 쓰레기 리소스, 균열 이펙트</w:t>
-            </w:r>
-          </w:p>
-        </w:tc>
-      </w:tr>
-      <w:tr>
-        <w:tc>
-          <w:tcPr>
-            <w:tcW w:w="907" w:type="dxa"/>
-            <w:tcBorders>
-              <w:top w:val="single" w:sz="8" w:space="0" w:color="D6DEE6"/>
-              <w:left w:val="single" w:sz="8" w:space="0" w:color="D6DEE6"/>
-              <w:bottom w:val="single" w:sz="8" w:space="0" w:color="D6DEE6"/>
-              <w:right w:val="single" w:sz="8" w:space="0" w:color="D6DEE6"/>
-              <w:insideH w:val="single" w:sz="8" w:space="0" w:color="D6DEE6"/>
-              <w:insideV w:val="single" w:sz="8" w:space="0" w:color="D6DEE6"/>
-            </w:tcBorders>
-            <w:shd w:val="clear" w:color="auto" w:fill="FFF4CB"/>
-            <w:tcMar>
-              <w:top w:w="90" w:type="dxa"/>
-              <w:bottom w:w="90" w:type="dxa"/>
-            </w:tcMar>
-            <w:vAlign w:val="center"/>
-          </w:tcPr>
-          <w:p>
-            <w:pPr>
-              <w:jc w:val="center"/>
-              <w:spacing w:line="264" w:lineRule="auto"/>
-            </w:pPr>
-            <w:r>
-              <w:rPr>
-                <w:rFonts w:ascii="NanumSquare" w:eastAsia="NanumSquare" w:hAnsi="NanumSquare"/>
-                <w:b/>
-                <w:color w:val="25313B"/>
-                <w:sz w:val="15"/>
-              </w:rPr>
-              <w:t>Q3</w:t>
-            </w:r>
-          </w:p>
-        </w:tc>
-        <w:tc>
-          <w:tcPr>
-            <w:tcW w:w="2268" w:type="dxa"/>
-            <w:tcBorders>
-              <w:top w:val="single" w:sz="8" w:space="0" w:color="D6DEE6"/>
-              <w:left w:val="single" w:sz="8" w:space="0" w:color="D6DEE6"/>
-              <w:bottom w:val="single" w:sz="8" w:space="0" w:color="D6DEE6"/>
-              <w:right w:val="single" w:sz="8" w:space="0" w:color="D6DEE6"/>
-              <w:insideH w:val="single" w:sz="8" w:space="0" w:color="D6DEE6"/>
-              <w:insideV w:val="single" w:sz="8" w:space="0" w:color="D6DEE6"/>
-            </w:tcBorders>
-            <w:shd w:val="clear" w:color="auto" w:fill="FFFFFF"/>
-            <w:tcMar>
-              <w:top w:w="90" w:type="dxa"/>
-              <w:bottom w:w="90" w:type="dxa"/>
-            </w:tcMar>
-            <w:vAlign w:val="center"/>
-          </w:tcPr>
-          <w:p>
-            <w:pPr>
-              <w:spacing w:line="264" w:lineRule="auto"/>
-            </w:pPr>
-            <w:r>
-              <w:rPr>
-                <w:rFonts w:ascii="NanumSquare" w:eastAsia="NanumSquare" w:hAnsi="NanumSquare"/>
-                <w:b w:val="0"/>
-                <w:color w:val="25313B"/>
-                <w:sz w:val="15"/>
-              </w:rPr>
-              <w:t>재난 구조, 선의 전투, 수치 측정</w:t>
-            </w:r>
-          </w:p>
-        </w:tc>
-        <w:tc>
-          <w:tcPr>
-            <w:tcW w:w="2268" w:type="dxa"/>
-            <w:tcBorders>
-              <w:top w:val="single" w:sz="8" w:space="0" w:color="D6DEE6"/>
-              <w:left w:val="single" w:sz="8" w:space="0" w:color="D6DEE6"/>
-              <w:bottom w:val="single" w:sz="8" w:space="0" w:color="D6DEE6"/>
-              <w:right w:val="single" w:sz="8" w:space="0" w:color="D6DEE6"/>
-              <w:insideH w:val="single" w:sz="8" w:space="0" w:color="D6DEE6"/>
-              <w:insideV w:val="single" w:sz="8" w:space="0" w:color="D6DEE6"/>
-            </w:tcBorders>
-            <w:shd w:val="clear" w:color="auto" w:fill="FFFFFF"/>
-            <w:tcMar>
-              <w:top w:w="90" w:type="dxa"/>
-              <w:bottom w:w="90" w:type="dxa"/>
-            </w:tcMar>
-            <w:vAlign w:val="center"/>
-          </w:tcPr>
-          <w:p>
-            <w:pPr>
-              <w:spacing w:line="264" w:lineRule="auto"/>
-            </w:pPr>
-            <w:r>
-              <w:rPr>
-                <w:rFonts w:ascii="NanumSquare" w:eastAsia="NanumSquare" w:hAnsi="NanumSquare"/>
-                <w:b w:val="0"/>
-                <w:color w:val="25313B"/>
-                <w:sz w:val="15"/>
-              </w:rPr>
-              <w:t>구조·전투·UI 규칙 읽기</w:t>
-            </w:r>
-          </w:p>
-        </w:tc>
-        <w:tc>
-          <w:tcPr>
-            <w:tcW w:w="2268" w:type="dxa"/>
-            <w:tcBorders>
-              <w:top w:val="single" w:sz="8" w:space="0" w:color="D6DEE6"/>
-              <w:left w:val="single" w:sz="8" w:space="0" w:color="D6DEE6"/>
-              <w:bottom w:val="single" w:sz="8" w:space="0" w:color="D6DEE6"/>
-              <w:right w:val="single" w:sz="8" w:space="0" w:color="D6DEE6"/>
-              <w:insideH w:val="single" w:sz="8" w:space="0" w:color="D6DEE6"/>
-              <w:insideV w:val="single" w:sz="8" w:space="0" w:color="D6DEE6"/>
-            </w:tcBorders>
-            <w:shd w:val="clear" w:color="auto" w:fill="FFFFFF"/>
-            <w:tcMar>
-              <w:top w:w="90" w:type="dxa"/>
-              <w:bottom w:w="90" w:type="dxa"/>
-            </w:tcMar>
-            <w:vAlign w:val="center"/>
-          </w:tcPr>
-          <w:p>
-            <w:pPr>
-              <w:spacing w:line="264" w:lineRule="auto"/>
-            </w:pPr>
-            <w:r>
-              <w:rPr>
-                <w:rFonts w:ascii="NanumSquare" w:eastAsia="NanumSquare" w:hAnsi="NanumSquare"/>
-                <w:b w:val="0"/>
-                <w:color w:val="25313B"/>
-                <w:sz w:val="15"/>
-              </w:rPr>
-              <w:t>선의의 등급화와 강요의 시작</w:t>
-            </w:r>
-          </w:p>
-        </w:tc>
-        <w:tc>
-          <w:tcPr>
-            <w:tcW w:w="2154" w:type="dxa"/>
-            <w:tcBorders>
-              <w:top w:val="single" w:sz="8" w:space="0" w:color="D6DEE6"/>
-              <w:left w:val="single" w:sz="8" w:space="0" w:color="D6DEE6"/>
-              <w:bottom w:val="single" w:sz="8" w:space="0" w:color="D6DEE6"/>
-              <w:right w:val="single" w:sz="8" w:space="0" w:color="D6DEE6"/>
-              <w:insideH w:val="single" w:sz="8" w:space="0" w:color="D6DEE6"/>
-              <w:insideV w:val="single" w:sz="8" w:space="0" w:color="D6DEE6"/>
-            </w:tcBorders>
-            <w:shd w:val="clear" w:color="auto" w:fill="FFFFFF"/>
-            <w:tcMar>
-              <w:top w:w="90" w:type="dxa"/>
-              <w:bottom w:w="90" w:type="dxa"/>
-            </w:tcMar>
-            <w:vAlign w:val="center"/>
-          </w:tcPr>
-          <w:p>
-            <w:pPr>
-              <w:spacing w:line="264" w:lineRule="auto"/>
-            </w:pPr>
-            <w:r>
-              <w:rPr>
-                <w:rFonts w:ascii="NanumSquare" w:eastAsia="NanumSquare" w:hAnsi="NanumSquare"/>
-                <w:b w:val="0"/>
-                <w:color w:val="25313B"/>
-                <w:sz w:val="15"/>
-              </w:rPr>
-              <w:t>괴물, 시민, 선의 수치 UI, 방송 연출</w:t>
-            </w:r>
-          </w:p>
-        </w:tc>
-      </w:tr>
-      <w:tr>
-        <w:tc>
-          <w:tcPr>
-            <w:tcW w:w="907" w:type="dxa"/>
-            <w:tcBorders>
-              <w:top w:val="single" w:sz="8" w:space="0" w:color="D6DEE6"/>
-              <w:left w:val="single" w:sz="8" w:space="0" w:color="D6DEE6"/>
-              <w:bottom w:val="single" w:sz="8" w:space="0" w:color="D6DEE6"/>
-              <w:right w:val="single" w:sz="8" w:space="0" w:color="D6DEE6"/>
-              <w:insideH w:val="single" w:sz="8" w:space="0" w:color="D6DEE6"/>
-              <w:insideV w:val="single" w:sz="8" w:space="0" w:color="D6DEE6"/>
-            </w:tcBorders>
-            <w:shd w:val="clear" w:color="auto" w:fill="F1ECFF"/>
-            <w:tcMar>
-              <w:top w:w="90" w:type="dxa"/>
-              <w:bottom w:w="90" w:type="dxa"/>
-            </w:tcMar>
-            <w:vAlign w:val="center"/>
-          </w:tcPr>
-          <w:p>
-            <w:pPr>
-              <w:jc w:val="center"/>
-              <w:spacing w:line="264" w:lineRule="auto"/>
-            </w:pPr>
-            <w:r>
-              <w:rPr>
-                <w:rFonts w:ascii="NanumSquare" w:eastAsia="NanumSquare" w:hAnsi="NanumSquare"/>
-                <w:b/>
-                <w:color w:val="25313B"/>
-                <w:sz w:val="15"/>
-              </w:rPr>
-              <w:t>Q4</w:t>
-            </w:r>
-          </w:p>
-        </w:tc>
-        <w:tc>
-          <w:tcPr>
-            <w:tcW w:w="2268" w:type="dxa"/>
-            <w:tcBorders>
-              <w:top w:val="single" w:sz="8" w:space="0" w:color="D6DEE6"/>
-              <w:left w:val="single" w:sz="8" w:space="0" w:color="D6DEE6"/>
-              <w:bottom w:val="single" w:sz="8" w:space="0" w:color="D6DEE6"/>
-              <w:right w:val="single" w:sz="8" w:space="0" w:color="D6DEE6"/>
-              <w:insideH w:val="single" w:sz="8" w:space="0" w:color="D6DEE6"/>
-              <w:insideV w:val="single" w:sz="8" w:space="0" w:color="D6DEE6"/>
-            </w:tcBorders>
-            <w:shd w:val="clear" w:color="auto" w:fill="F7FBFF"/>
-            <w:tcMar>
-              <w:top w:w="90" w:type="dxa"/>
-              <w:bottom w:w="90" w:type="dxa"/>
-            </w:tcMar>
-            <w:vAlign w:val="center"/>
-          </w:tcPr>
-          <w:p>
-            <w:pPr>
-              <w:spacing w:line="264" w:lineRule="auto"/>
-            </w:pPr>
-            <w:r>
-              <w:rPr>
-                <w:rFonts w:ascii="NanumSquare" w:eastAsia="NanumSquare" w:hAnsi="NanumSquare"/>
-                <w:b w:val="0"/>
-                <w:color w:val="25313B"/>
-                <w:sz w:val="15"/>
-              </w:rPr>
-              <w:t>폐교 탐색, 회피, 기억 공간, 보스전</w:t>
-            </w:r>
-          </w:p>
-        </w:tc>
-        <w:tc>
-          <w:tcPr>
-            <w:tcW w:w="2268" w:type="dxa"/>
-            <w:tcBorders>
-              <w:top w:val="single" w:sz="8" w:space="0" w:color="D6DEE6"/>
-              <w:left w:val="single" w:sz="8" w:space="0" w:color="D6DEE6"/>
-              <w:bottom w:val="single" w:sz="8" w:space="0" w:color="D6DEE6"/>
-              <w:right w:val="single" w:sz="8" w:space="0" w:color="D6DEE6"/>
-              <w:insideH w:val="single" w:sz="8" w:space="0" w:color="D6DEE6"/>
-              <w:insideV w:val="single" w:sz="8" w:space="0" w:color="D6DEE6"/>
-            </w:tcBorders>
-            <w:shd w:val="clear" w:color="auto" w:fill="F7FBFF"/>
-            <w:tcMar>
-              <w:top w:w="90" w:type="dxa"/>
-              <w:bottom w:w="90" w:type="dxa"/>
-            </w:tcMar>
-            <w:vAlign w:val="center"/>
-          </w:tcPr>
-          <w:p>
-            <w:pPr>
-              <w:spacing w:line="264" w:lineRule="auto"/>
-            </w:pPr>
-            <w:r>
-              <w:rPr>
-                <w:rFonts w:ascii="NanumSquare" w:eastAsia="NanumSquare" w:hAnsi="NanumSquare"/>
-                <w:b w:val="0"/>
-                <w:color w:val="25313B"/>
-                <w:sz w:val="15"/>
-              </w:rPr>
-              <w:t>단서 해석·추격 회피·전투 페이즈</w:t>
-            </w:r>
-          </w:p>
-        </w:tc>
-        <w:tc>
-          <w:tcPr>
-            <w:tcW w:w="2268" w:type="dxa"/>
-            <w:tcBorders>
-              <w:top w:val="single" w:sz="8" w:space="0" w:color="D6DEE6"/>
-              <w:left w:val="single" w:sz="8" w:space="0" w:color="D6DEE6"/>
-              <w:bottom w:val="single" w:sz="8" w:space="0" w:color="D6DEE6"/>
-              <w:right w:val="single" w:sz="8" w:space="0" w:color="D6DEE6"/>
-              <w:insideH w:val="single" w:sz="8" w:space="0" w:color="D6DEE6"/>
-              <w:insideV w:val="single" w:sz="8" w:space="0" w:color="D6DEE6"/>
-            </w:tcBorders>
-            <w:shd w:val="clear" w:color="auto" w:fill="F7FBFF"/>
-            <w:tcMar>
-              <w:top w:w="90" w:type="dxa"/>
-              <w:bottom w:w="90" w:type="dxa"/>
-            </w:tcMar>
-            <w:vAlign w:val="center"/>
-          </w:tcPr>
-          <w:p>
-            <w:pPr>
-              <w:spacing w:line="264" w:lineRule="auto"/>
-            </w:pPr>
-            <w:r>
-              <w:rPr>
-                <w:rFonts w:ascii="NanumSquare" w:eastAsia="NanumSquare" w:hAnsi="NanumSquare"/>
-                <w:b w:val="0"/>
-                <w:color w:val="25313B"/>
-                <w:sz w:val="15"/>
-              </w:rPr>
-              <w:t>괴물이 인간이었음을 공개</w:t>
-            </w:r>
-          </w:p>
-        </w:tc>
-        <w:tc>
-          <w:tcPr>
-            <w:tcW w:w="2154" w:type="dxa"/>
-            <w:tcBorders>
-              <w:top w:val="single" w:sz="8" w:space="0" w:color="D6DEE6"/>
-              <w:left w:val="single" w:sz="8" w:space="0" w:color="D6DEE6"/>
-              <w:bottom w:val="single" w:sz="8" w:space="0" w:color="D6DEE6"/>
-              <w:right w:val="single" w:sz="8" w:space="0" w:color="D6DEE6"/>
-              <w:insideH w:val="single" w:sz="8" w:space="0" w:color="D6DEE6"/>
-              <w:insideV w:val="single" w:sz="8" w:space="0" w:color="D6DEE6"/>
-            </w:tcBorders>
-            <w:shd w:val="clear" w:color="auto" w:fill="F7FBFF"/>
-            <w:tcMar>
-              <w:top w:w="90" w:type="dxa"/>
-              <w:bottom w:w="90" w:type="dxa"/>
-            </w:tcMar>
-            <w:vAlign w:val="center"/>
-          </w:tcPr>
-          <w:p>
-            <w:pPr>
-              <w:spacing w:line="264" w:lineRule="auto"/>
-            </w:pPr>
-            <w:r>
-              <w:rPr>
-                <w:rFonts w:ascii="NanumSquare" w:eastAsia="NanumSquare" w:hAnsi="NanumSquare"/>
-                <w:b w:val="0"/>
-                <w:color w:val="25313B"/>
-                <w:sz w:val="15"/>
-              </w:rPr>
-              <w:t>폐교 맵, 기억 공간, 우정 목걸이, 보스 리소스</w:t>
-            </w:r>
-          </w:p>
-        </w:tc>
-      </w:tr>
-      <w:tr>
-        <w:tc>
-          <w:tcPr>
-            <w:tcW w:w="907" w:type="dxa"/>
-            <w:tcBorders>
-              <w:top w:val="single" w:sz="8" w:space="0" w:color="D6DEE6"/>
-              <w:left w:val="single" w:sz="8" w:space="0" w:color="D6DEE6"/>
-              <w:bottom w:val="single" w:sz="8" w:space="0" w:color="D6DEE6"/>
-              <w:right w:val="single" w:sz="8" w:space="0" w:color="D6DEE6"/>
-              <w:insideH w:val="single" w:sz="8" w:space="0" w:color="D6DEE6"/>
-              <w:insideV w:val="single" w:sz="8" w:space="0" w:color="D6DEE6"/>
-            </w:tcBorders>
-            <w:shd w:val="clear" w:color="auto" w:fill="FFECEC"/>
-            <w:tcMar>
-              <w:top w:w="90" w:type="dxa"/>
-              <w:bottom w:w="90" w:type="dxa"/>
-            </w:tcMar>
-            <w:vAlign w:val="center"/>
-          </w:tcPr>
-          <w:p>
-            <w:pPr>
-              <w:jc w:val="center"/>
-              <w:spacing w:line="264" w:lineRule="auto"/>
-            </w:pPr>
-            <w:r>
-              <w:rPr>
-                <w:rFonts w:ascii="NanumSquare" w:eastAsia="NanumSquare" w:hAnsi="NanumSquare"/>
-                <w:b/>
-                <w:color w:val="25313B"/>
-                <w:sz w:val="15"/>
-              </w:rPr>
-              <w:t>Q5</w:t>
-            </w:r>
-          </w:p>
-        </w:tc>
-        <w:tc>
-          <w:tcPr>
-            <w:tcW w:w="2268" w:type="dxa"/>
-            <w:tcBorders>
-              <w:top w:val="single" w:sz="8" w:space="0" w:color="D6DEE6"/>
-              <w:left w:val="single" w:sz="8" w:space="0" w:color="D6DEE6"/>
-              <w:bottom w:val="single" w:sz="8" w:space="0" w:color="D6DEE6"/>
-              <w:right w:val="single" w:sz="8" w:space="0" w:color="D6DEE6"/>
-              <w:insideH w:val="single" w:sz="8" w:space="0" w:color="D6DEE6"/>
-              <w:insideV w:val="single" w:sz="8" w:space="0" w:color="D6DEE6"/>
-            </w:tcBorders>
-            <w:shd w:val="clear" w:color="auto" w:fill="FFFFFF"/>
-            <w:tcMar>
-              <w:top w:w="90" w:type="dxa"/>
-              <w:bottom w:w="90" w:type="dxa"/>
-            </w:tcMar>
-            <w:vAlign w:val="center"/>
-          </w:tcPr>
-          <w:p>
-            <w:pPr>
-              <w:spacing w:line="264" w:lineRule="auto"/>
-            </w:pPr>
-            <w:r>
-              <w:rPr>
-                <w:rFonts w:ascii="NanumSquare" w:eastAsia="NanumSquare" w:hAnsi="NanumSquare"/>
-                <w:b w:val="0"/>
-                <w:color w:val="25313B"/>
-                <w:sz w:val="15"/>
-              </w:rPr>
-              <w:t>균열 내부 미로, 환상 공간, 중심부 탐색</w:t>
-            </w:r>
-          </w:p>
-        </w:tc>
-        <w:tc>
-          <w:tcPr>
-            <w:tcW w:w="2268" w:type="dxa"/>
-            <w:tcBorders>
-              <w:top w:val="single" w:sz="8" w:space="0" w:color="D6DEE6"/>
-              <w:left w:val="single" w:sz="8" w:space="0" w:color="D6DEE6"/>
-              <w:bottom w:val="single" w:sz="8" w:space="0" w:color="D6DEE6"/>
-              <w:right w:val="single" w:sz="8" w:space="0" w:color="D6DEE6"/>
-              <w:insideH w:val="single" w:sz="8" w:space="0" w:color="D6DEE6"/>
-              <w:insideV w:val="single" w:sz="8" w:space="0" w:color="D6DEE6"/>
-            </w:tcBorders>
-            <w:shd w:val="clear" w:color="auto" w:fill="FFFFFF"/>
-            <w:tcMar>
-              <w:top w:w="90" w:type="dxa"/>
-              <w:bottom w:w="90" w:type="dxa"/>
-            </w:tcMar>
-            <w:vAlign w:val="center"/>
-          </w:tcPr>
-          <w:p>
-            <w:pPr>
-              <w:spacing w:line="264" w:lineRule="auto"/>
-            </w:pPr>
-            <w:r>
-              <w:rPr>
-                <w:rFonts w:ascii="NanumSquare" w:eastAsia="NanumSquare" w:hAnsi="NanumSquare"/>
-                <w:b w:val="0"/>
-                <w:color w:val="25313B"/>
-                <w:sz w:val="15"/>
-              </w:rPr>
-              <w:t>방향 반전·왜곡 공간 파악</w:t>
-            </w:r>
-          </w:p>
-        </w:tc>
-        <w:tc>
-          <w:tcPr>
-            <w:tcW w:w="2268" w:type="dxa"/>
-            <w:tcBorders>
-              <w:top w:val="single" w:sz="8" w:space="0" w:color="D6DEE6"/>
-              <w:left w:val="single" w:sz="8" w:space="0" w:color="D6DEE6"/>
-              <w:bottom w:val="single" w:sz="8" w:space="0" w:color="D6DEE6"/>
-              <w:right w:val="single" w:sz="8" w:space="0" w:color="D6DEE6"/>
-              <w:insideH w:val="single" w:sz="8" w:space="0" w:color="D6DEE6"/>
-              <w:insideV w:val="single" w:sz="8" w:space="0" w:color="D6DEE6"/>
-            </w:tcBorders>
-            <w:shd w:val="clear" w:color="auto" w:fill="FFFFFF"/>
-            <w:tcMar>
-              <w:top w:w="90" w:type="dxa"/>
-              <w:bottom w:w="90" w:type="dxa"/>
-            </w:tcMar>
-            <w:vAlign w:val="center"/>
-          </w:tcPr>
-          <w:p>
-            <w:pPr>
-              <w:spacing w:line="264" w:lineRule="auto"/>
-            </w:pPr>
-            <w:r>
-              <w:rPr>
-                <w:rFonts w:ascii="NanumSquare" w:eastAsia="NanumSquare" w:hAnsi="NanumSquare"/>
-                <w:b w:val="0"/>
-                <w:color w:val="25313B"/>
-                <w:sz w:val="15"/>
-              </w:rPr>
-              <w:t>차한해와 균열의 연결 암시</w:t>
-            </w:r>
-          </w:p>
-        </w:tc>
-        <w:tc>
-          <w:tcPr>
-            <w:tcW w:w="2154" w:type="dxa"/>
-            <w:tcBorders>
-              <w:top w:val="single" w:sz="8" w:space="0" w:color="D6DEE6"/>
-              <w:left w:val="single" w:sz="8" w:space="0" w:color="D6DEE6"/>
-              <w:bottom w:val="single" w:sz="8" w:space="0" w:color="D6DEE6"/>
-              <w:right w:val="single" w:sz="8" w:space="0" w:color="D6DEE6"/>
-              <w:insideH w:val="single" w:sz="8" w:space="0" w:color="D6DEE6"/>
-              <w:insideV w:val="single" w:sz="8" w:space="0" w:color="D6DEE6"/>
-            </w:tcBorders>
-            <w:shd w:val="clear" w:color="auto" w:fill="FFFFFF"/>
-            <w:tcMar>
-              <w:top w:w="90" w:type="dxa"/>
-              <w:bottom w:w="90" w:type="dxa"/>
-            </w:tcMar>
-            <w:vAlign w:val="center"/>
-          </w:tcPr>
-          <w:p>
-            <w:pPr>
-              <w:spacing w:line="264" w:lineRule="auto"/>
-            </w:pPr>
-            <w:r>
-              <w:rPr>
-                <w:rFonts w:ascii="NanumSquare" w:eastAsia="NanumSquare" w:hAnsi="NanumSquare"/>
-                <w:b w:val="0"/>
-                <w:color w:val="25313B"/>
-                <w:sz w:val="15"/>
-              </w:rPr>
-              <w:t>거울 미로, 사람 흔적, 코어, 노이즈 연출</w:t>
-            </w:r>
-          </w:p>
-        </w:tc>
-      </w:tr>
-    </w:tbl>
-    <w:p>
-      <w:pPr>
-        <w:rPr>
-          <w:lang w:eastAsia="ko-KR"/>
-          <w:rFonts w:hint="eastAsia"/>
-          <w:rtl w:val="off"/>
-        </w:rPr>
-      </w:pPr>
-    </w:p>
-    <w:p>
-      <w:pPr>
-        <w:rPr>
-          <w:lang w:eastAsia="ko-KR"/>
-          <w:rFonts w:hint="eastAsia"/>
-          <w:rtl w:val="off"/>
-        </w:rPr>
-      </w:pPr>
-    </w:p>
-    <w:p>
-      <w:pPr>
-        <w:rPr>
-          <w:lang w:eastAsia="ko-KR"/>
-          <w:rFonts w:hint="eastAsia"/>
-          <w:rtl w:val="off"/>
-        </w:rPr>
-      </w:pPr>
-    </w:p>
-    <w:p/>
     <w:sectPr>
       <w:pgSz w:w="11906" w:h="16838"/>
       <w:pgMar w:top="850" w:right="850" w:bottom="850" w:left="850" w:header="851" w:footer="992" w:gutter="0"/>
-      <w:cols/>
+      <w:cols w:space="720"/>
       <w:docGrid w:linePitch="360"/>
     </w:sectPr>
   </w:body>
@@ -6707,21 +6815,20 @@
 </file>
 
 <file path=word/styles.xml><?xml version="1.0" encoding="utf-8"?>
-<w:styles xmlns:r="http://schemas.openxmlformats.org/officeDocument/2006/relationships" xmlns:w="http://schemas.openxmlformats.org/wordprocessingml/2006/main">
+<w:styles xmlns:mc="http://schemas.openxmlformats.org/markup-compatibility/2006" xmlns:r="http://schemas.openxmlformats.org/officeDocument/2006/relationships" xmlns:w="http://schemas.openxmlformats.org/wordprocessingml/2006/main" xmlns:w14="http://schemas.microsoft.com/office/word/2010/wordml" xmlns:w15="http://schemas.microsoft.com/office/word/2012/wordml" xmlns:w16se="http://schemas.microsoft.com/office/word/2015/wordml/symex" mc:Ignorable="w14 w15 w16se">
   <w:docDefaults>
     <w:rPrDefault>
       <w:rPr>
+        <w:rFonts w:asciiTheme="minorHAnsi" w:eastAsiaTheme="minorEastAsia" w:hAnsiTheme="minorHAnsi" w:cstheme="minorBidi"/>
+        <w:kern w:val="2"/>
+        <w:szCs w:val="22"/>
         <w:lang w:val="en-US" w:eastAsia="ko-KR" w:bidi="ar-SA"/>
-        <w:rFonts w:asciiTheme="minorHAnsi" w:eastAsiaTheme="minorEastAsia" w:hAnsiTheme="minorHAnsi" w:cstheme="minorBidi"/>
-        <w:sz w:val="20"/>
-        <w:szCs w:val="22"/>
-        <w:kern w:val="2"/>
       </w:rPr>
     </w:rPrDefault>
     <w:pPrDefault>
       <w:pPr>
+        <w:spacing w:after="160" w:line="259" w:lineRule="auto"/>
         <w:jc w:val="both"/>
-        <w:spacing w:after="160" w:line="259" w:lineRule="auto"/>
       </w:pPr>
     </w:pPrDefault>
   </w:docDefaults>
@@ -6887,105 +6994,105 @@
     <w:lsdException w:name="Light Shading" w:uiPriority="96"/>
     <w:lsdException w:name="Light List" w:uiPriority="97"/>
     <w:lsdException w:name="Light Grid" w:uiPriority="98"/>
-    <w:lsdException w:name="Medium Shading 1" w:uiPriority="99"/>
-    <w:lsdException w:name="Medium Shading 2" w:uiPriority="100"/>
-    <w:lsdException w:name="Medium List 1" w:uiPriority="101"/>
-    <w:lsdException w:name="Medium List 2" w:uiPriority="102"/>
-    <w:lsdException w:name="Medium Grid 1" w:uiPriority="103"/>
-    <w:lsdException w:name="Medium Grid 2" w:uiPriority="104"/>
-    <w:lsdException w:name="Medium Grid 3" w:uiPriority="105"/>
-    <w:lsdException w:name="Dark List" w:uiPriority="112"/>
-    <w:lsdException w:name="Colorful Shading" w:uiPriority="113"/>
-    <w:lsdException w:name="Colorful List" w:uiPriority="114"/>
-    <w:lsdException w:name="Colorful Grid" w:uiPriority="115"/>
+    <w:lsdException w:name="Medium Shading 1"/>
+    <w:lsdException w:name="Medium Shading 2" w:uiPriority="0"/>
+    <w:lsdException w:name="Medium List 1" w:uiPriority="0"/>
+    <w:lsdException w:name="Medium List 2" w:uiPriority="0"/>
+    <w:lsdException w:name="Medium Grid 1" w:uiPriority="0"/>
+    <w:lsdException w:name="Medium Grid 2" w:uiPriority="0"/>
+    <w:lsdException w:name="Medium Grid 3" w:uiPriority="0"/>
+    <w:lsdException w:name="Dark List" w:uiPriority="0"/>
+    <w:lsdException w:name="Colorful Shading" w:uiPriority="0"/>
+    <w:lsdException w:name="Colorful List" w:uiPriority="0"/>
+    <w:lsdException w:name="Colorful Grid" w:uiPriority="0"/>
     <w:lsdException w:name="Light Shading Accent 1" w:uiPriority="96"/>
     <w:lsdException w:name="Light List Accent 1" w:uiPriority="97"/>
     <w:lsdException w:name="Light Grid Accent 1" w:uiPriority="98"/>
-    <w:lsdException w:name="Medium Shading 1 Accent 1" w:uiPriority="99"/>
-    <w:lsdException w:name="Medium Shading 2 Accent 1" w:uiPriority="100"/>
-    <w:lsdException w:name="Medium List 1 Accent 1" w:uiPriority="101"/>
+    <w:lsdException w:name="Medium Shading 1 Accent 1"/>
+    <w:lsdException w:name="Medium Shading 2 Accent 1" w:uiPriority="0"/>
+    <w:lsdException w:name="Medium List 1 Accent 1" w:uiPriority="0"/>
     <w:lsdException w:name="Revision" w:semiHidden="1"/>
     <w:lsdException w:name="List Paragraph" w:uiPriority="52" w:qFormat="1"/>
     <w:lsdException w:name="Quote" w:uiPriority="41" w:qFormat="1"/>
     <w:lsdException w:name="Intense Quote" w:uiPriority="48" w:qFormat="1"/>
-    <w:lsdException w:name="Medium List 2 Accent 1" w:uiPriority="102"/>
-    <w:lsdException w:name="Medium Grid 1 Accent 1" w:uiPriority="103"/>
-    <w:lsdException w:name="Medium Grid 2 Accent 1" w:uiPriority="104"/>
-    <w:lsdException w:name="Medium Grid 3 Accent 1" w:uiPriority="105"/>
-    <w:lsdException w:name="Dark List Accent 1" w:uiPriority="112"/>
-    <w:lsdException w:name="Colorful Shading Accent 1" w:uiPriority="113"/>
-    <w:lsdException w:name="Colorful List Accent 1" w:uiPriority="114"/>
-    <w:lsdException w:name="Colorful Grid Accent 1" w:uiPriority="115"/>
+    <w:lsdException w:name="Medium List 2 Accent 1" w:uiPriority="0"/>
+    <w:lsdException w:name="Medium Grid 1 Accent 1" w:uiPriority="0"/>
+    <w:lsdException w:name="Medium Grid 2 Accent 1" w:uiPriority="0"/>
+    <w:lsdException w:name="Medium Grid 3 Accent 1" w:uiPriority="0"/>
+    <w:lsdException w:name="Dark List Accent 1" w:uiPriority="0"/>
+    <w:lsdException w:name="Colorful Shading Accent 1" w:uiPriority="0"/>
+    <w:lsdException w:name="Colorful List Accent 1" w:uiPriority="0"/>
+    <w:lsdException w:name="Colorful Grid Accent 1" w:uiPriority="0"/>
     <w:lsdException w:name="Light Shading Accent 2" w:uiPriority="96"/>
     <w:lsdException w:name="Light List Accent 2" w:uiPriority="97"/>
     <w:lsdException w:name="Light Grid Accent 2" w:uiPriority="98"/>
-    <w:lsdException w:name="Medium Shading 1 Accent 2" w:uiPriority="99"/>
-    <w:lsdException w:name="Medium Shading 2 Accent 2" w:uiPriority="100"/>
-    <w:lsdException w:name="Medium List 1 Accent 2" w:uiPriority="101"/>
-    <w:lsdException w:name="Medium List 2 Accent 2" w:uiPriority="102"/>
-    <w:lsdException w:name="Medium Grid 1 Accent 2" w:uiPriority="103"/>
-    <w:lsdException w:name="Medium Grid 2 Accent 2" w:uiPriority="104"/>
-    <w:lsdException w:name="Medium Grid 3 Accent 2" w:uiPriority="105"/>
-    <w:lsdException w:name="Dark List Accent 2" w:uiPriority="112"/>
-    <w:lsdException w:name="Colorful Shading Accent 2" w:uiPriority="113"/>
-    <w:lsdException w:name="Colorful List Accent 2" w:uiPriority="114"/>
-    <w:lsdException w:name="Colorful Grid Accent 2" w:uiPriority="115"/>
+    <w:lsdException w:name="Medium Shading 1 Accent 2"/>
+    <w:lsdException w:name="Medium Shading 2 Accent 2" w:uiPriority="0"/>
+    <w:lsdException w:name="Medium List 1 Accent 2" w:uiPriority="0"/>
+    <w:lsdException w:name="Medium List 2 Accent 2" w:uiPriority="0"/>
+    <w:lsdException w:name="Medium Grid 1 Accent 2" w:uiPriority="0"/>
+    <w:lsdException w:name="Medium Grid 2 Accent 2" w:uiPriority="0"/>
+    <w:lsdException w:name="Medium Grid 3 Accent 2" w:uiPriority="0"/>
+    <w:lsdException w:name="Dark List Accent 2" w:uiPriority="0"/>
+    <w:lsdException w:name="Colorful Shading Accent 2" w:uiPriority="0"/>
+    <w:lsdException w:name="Colorful List Accent 2" w:uiPriority="0"/>
+    <w:lsdException w:name="Colorful Grid Accent 2" w:uiPriority="0"/>
     <w:lsdException w:name="Light Shading Accent 3" w:uiPriority="96"/>
     <w:lsdException w:name="Light List Accent 3" w:uiPriority="97"/>
     <w:lsdException w:name="Light Grid Accent 3" w:uiPriority="98"/>
-    <w:lsdException w:name="Medium Shading 1 Accent 3" w:uiPriority="99"/>
-    <w:lsdException w:name="Medium Shading 2 Accent 3" w:uiPriority="100"/>
-    <w:lsdException w:name="Medium List 1 Accent 3" w:uiPriority="101"/>
-    <w:lsdException w:name="Medium List 2 Accent 3" w:uiPriority="102"/>
-    <w:lsdException w:name="Medium Grid 1 Accent 3" w:uiPriority="103"/>
-    <w:lsdException w:name="Medium Grid 2 Accent 3" w:uiPriority="104"/>
-    <w:lsdException w:name="Medium Grid 3 Accent 3" w:uiPriority="105"/>
-    <w:lsdException w:name="Dark List Accent 3" w:uiPriority="112"/>
-    <w:lsdException w:name="Colorful Shading Accent 3" w:uiPriority="113"/>
-    <w:lsdException w:name="Colorful List Accent 3" w:uiPriority="114"/>
-    <w:lsdException w:name="Colorful Grid Accent 3" w:uiPriority="115"/>
+    <w:lsdException w:name="Medium Shading 1 Accent 3"/>
+    <w:lsdException w:name="Medium Shading 2 Accent 3" w:uiPriority="0"/>
+    <w:lsdException w:name="Medium List 1 Accent 3" w:uiPriority="0"/>
+    <w:lsdException w:name="Medium List 2 Accent 3" w:uiPriority="0"/>
+    <w:lsdException w:name="Medium Grid 1 Accent 3" w:uiPriority="0"/>
+    <w:lsdException w:name="Medium Grid 2 Accent 3" w:uiPriority="0"/>
+    <w:lsdException w:name="Medium Grid 3 Accent 3" w:uiPriority="0"/>
+    <w:lsdException w:name="Dark List Accent 3" w:uiPriority="0"/>
+    <w:lsdException w:name="Colorful Shading Accent 3" w:uiPriority="0"/>
+    <w:lsdException w:name="Colorful List Accent 3" w:uiPriority="0"/>
+    <w:lsdException w:name="Colorful Grid Accent 3" w:uiPriority="0"/>
     <w:lsdException w:name="Light Shading Accent 4" w:uiPriority="96"/>
     <w:lsdException w:name="Light List Accent 4" w:uiPriority="97"/>
     <w:lsdException w:name="Light Grid Accent 4" w:uiPriority="98"/>
-    <w:lsdException w:name="Medium Shading 1 Accent 4" w:uiPriority="99"/>
-    <w:lsdException w:name="Medium Shading 2 Accent 4" w:uiPriority="100"/>
-    <w:lsdException w:name="Medium List 1 Accent 4" w:uiPriority="101"/>
-    <w:lsdException w:name="Medium List 2 Accent 4" w:uiPriority="102"/>
-    <w:lsdException w:name="Medium Grid 1 Accent 4" w:uiPriority="103"/>
-    <w:lsdException w:name="Medium Grid 2 Accent 4" w:uiPriority="104"/>
-    <w:lsdException w:name="Medium Grid 3 Accent 4" w:uiPriority="105"/>
-    <w:lsdException w:name="Dark List Accent 4" w:uiPriority="112"/>
-    <w:lsdException w:name="Colorful Shading Accent 4" w:uiPriority="113"/>
-    <w:lsdException w:name="Colorful List Accent 4" w:uiPriority="114"/>
-    <w:lsdException w:name="Colorful Grid Accent 4" w:uiPriority="115"/>
+    <w:lsdException w:name="Medium Shading 1 Accent 4"/>
+    <w:lsdException w:name="Medium Shading 2 Accent 4" w:uiPriority="0"/>
+    <w:lsdException w:name="Medium List 1 Accent 4" w:uiPriority="0"/>
+    <w:lsdException w:name="Medium List 2 Accent 4" w:uiPriority="0"/>
+    <w:lsdException w:name="Medium Grid 1 Accent 4" w:uiPriority="0"/>
+    <w:lsdException w:name="Medium Grid 2 Accent 4" w:uiPriority="0"/>
+    <w:lsdException w:name="Medium Grid 3 Accent 4" w:uiPriority="0"/>
+    <w:lsdException w:name="Dark List Accent 4" w:uiPriority="0"/>
+    <w:lsdException w:name="Colorful Shading Accent 4" w:uiPriority="0"/>
+    <w:lsdException w:name="Colorful List Accent 4" w:uiPriority="0"/>
+    <w:lsdException w:name="Colorful Grid Accent 4" w:uiPriority="0"/>
     <w:lsdException w:name="Light Shading Accent 5" w:uiPriority="96"/>
     <w:lsdException w:name="Light List Accent 5" w:uiPriority="97"/>
     <w:lsdException w:name="Light Grid Accent 5" w:uiPriority="98"/>
-    <w:lsdException w:name="Medium Shading 1 Accent 5" w:uiPriority="99"/>
-    <w:lsdException w:name="Medium Shading 2 Accent 5" w:uiPriority="100"/>
-    <w:lsdException w:name="Medium List 1 Accent 5" w:uiPriority="101"/>
-    <w:lsdException w:name="Medium List 2 Accent 5" w:uiPriority="102"/>
-    <w:lsdException w:name="Medium Grid 1 Accent 5" w:uiPriority="103"/>
-    <w:lsdException w:name="Medium Grid 2 Accent 5" w:uiPriority="104"/>
-    <w:lsdException w:name="Medium Grid 3 Accent 5" w:uiPriority="105"/>
-    <w:lsdException w:name="Dark List Accent 5" w:uiPriority="112"/>
-    <w:lsdException w:name="Colorful Shading Accent 5" w:uiPriority="113"/>
-    <w:lsdException w:name="Colorful List Accent 5" w:uiPriority="114"/>
-    <w:lsdException w:name="Colorful Grid Accent 5" w:uiPriority="115"/>
+    <w:lsdException w:name="Medium Shading 1 Accent 5"/>
+    <w:lsdException w:name="Medium Shading 2 Accent 5" w:uiPriority="0"/>
+    <w:lsdException w:name="Medium List 1 Accent 5" w:uiPriority="0"/>
+    <w:lsdException w:name="Medium List 2 Accent 5" w:uiPriority="0"/>
+    <w:lsdException w:name="Medium Grid 1 Accent 5" w:uiPriority="0"/>
+    <w:lsdException w:name="Medium Grid 2 Accent 5" w:uiPriority="0"/>
+    <w:lsdException w:name="Medium Grid 3 Accent 5" w:uiPriority="0"/>
+    <w:lsdException w:name="Dark List Accent 5" w:uiPriority="0"/>
+    <w:lsdException w:name="Colorful Shading Accent 5" w:uiPriority="0"/>
+    <w:lsdException w:name="Colorful List Accent 5" w:uiPriority="0"/>
+    <w:lsdException w:name="Colorful Grid Accent 5" w:uiPriority="0"/>
     <w:lsdException w:name="Light Shading Accent 6" w:uiPriority="96"/>
     <w:lsdException w:name="Light List Accent 6" w:uiPriority="97"/>
     <w:lsdException w:name="Light Grid Accent 6" w:uiPriority="98"/>
-    <w:lsdException w:name="Medium Shading 1 Accent 6" w:uiPriority="99"/>
-    <w:lsdException w:name="Medium Shading 2 Accent 6" w:uiPriority="100"/>
-    <w:lsdException w:name="Medium List 1 Accent 6" w:uiPriority="101"/>
-    <w:lsdException w:name="Medium List 2 Accent 6" w:uiPriority="102"/>
-    <w:lsdException w:name="Medium Grid 1 Accent 6" w:uiPriority="103"/>
-    <w:lsdException w:name="Medium Grid 2 Accent 6" w:uiPriority="104"/>
-    <w:lsdException w:name="Medium Grid 3 Accent 6" w:uiPriority="105"/>
-    <w:lsdException w:name="Dark List Accent 6" w:uiPriority="112"/>
-    <w:lsdException w:name="Colorful Shading Accent 6" w:uiPriority="113"/>
-    <w:lsdException w:name="Colorful List Accent 6" w:uiPriority="114"/>
-    <w:lsdException w:name="Colorful Grid Accent 6" w:uiPriority="115"/>
+    <w:lsdException w:name="Medium Shading 1 Accent 6"/>
+    <w:lsdException w:name="Medium Shading 2 Accent 6" w:uiPriority="0"/>
+    <w:lsdException w:name="Medium List 1 Accent 6" w:uiPriority="0"/>
+    <w:lsdException w:name="Medium List 2 Accent 6" w:uiPriority="0"/>
+    <w:lsdException w:name="Medium Grid 1 Accent 6" w:uiPriority="0"/>
+    <w:lsdException w:name="Medium Grid 2 Accent 6" w:uiPriority="0"/>
+    <w:lsdException w:name="Medium Grid 3 Accent 6" w:uiPriority="0"/>
+    <w:lsdException w:name="Dark List Accent 6" w:uiPriority="0"/>
+    <w:lsdException w:name="Colorful Shading Accent 6" w:uiPriority="0"/>
+    <w:lsdException w:name="Colorful List Accent 6" w:uiPriority="0"/>
+    <w:lsdException w:name="Colorful Grid Accent 6" w:uiPriority="0"/>
     <w:lsdException w:name="Subtle Emphasis" w:uiPriority="25" w:qFormat="1"/>
     <w:lsdException w:name="Intense Emphasis" w:uiPriority="33" w:qFormat="1"/>
     <w:lsdException w:name="Subtle Reference" w:uiPriority="49" w:qFormat="1"/>
@@ -7098,23 +7205,23 @@
     <w:lsdException w:name="List Table 6 Colorful Accent 6" w:uiPriority="81"/>
     <w:lsdException w:name="List Table 7 Colorful Accent 6" w:uiPriority="82"/>
   </w:latentStyles>
-  <w:style w:type="paragraph" w:default="1" w:styleId="a2">
+  <w:style w:type="paragraph" w:default="1" w:styleId="a">
     <w:name w:val="Normal"/>
     <w:qFormat/>
     <w:pPr>
-      <w:autoSpaceDE w:val="off"/>
-      <w:autoSpaceDN w:val="off"/>
-      <w:widowControl w:val="off"/>
-      <w:wordWrap w:val="off"/>
+      <w:widowControl w:val="0"/>
+      <w:wordWrap w:val="0"/>
+      <w:autoSpaceDE w:val="0"/>
+      <w:autoSpaceDN w:val="0"/>
     </w:pPr>
   </w:style>
-  <w:style w:type="character" w:default="1" w:styleId="a3">
+  <w:style w:type="character" w:default="1" w:styleId="a0">
     <w:name w:val="Default Paragraph Font"/>
     <w:uiPriority w:val="1"/>
     <w:semiHidden/>
     <w:unhideWhenUsed/>
   </w:style>
-  <w:style w:type="table" w:default="1" w:styleId="a4">
+  <w:style w:type="table" w:default="1" w:styleId="a1">
     <w:name w:val="Normal Table"/>
     <w:uiPriority w:val="99"/>
     <w:semiHidden/>
@@ -7129,16 +7236,16 @@
       </w:tblCellMar>
     </w:tblPr>
   </w:style>
-  <w:style w:type="numbering" w:default="1" w:styleId="a5">
+  <w:style w:type="numbering" w:default="1" w:styleId="a2">
     <w:name w:val="No List"/>
     <w:uiPriority w:val="99"/>
     <w:semiHidden/>
     <w:unhideWhenUsed/>
   </w:style>
-  <w:style w:type="table" w:styleId="a0">
+  <w:style w:type="table" w:styleId="a3">
     <w:name w:val="Table Grid"/>
+    <w:basedOn w:val="a1"/>
     <w:uiPriority w:val="39"/>
-    <w:basedOn w:val="a4"/>
     <w:pPr>
       <w:spacing w:after="0" w:line="240" w:lineRule="auto"/>
     </w:pPr>

--- a/[과제] 퀘스트.docx
+++ b/[과제] 퀘스트.docx
@@ -1,6 +1,6 @@
 
 <file path=word/document.xml><?xml version="1.0" encoding="utf-8"?>
-<w:document xmlns:wpc="http://schemas.microsoft.com/office/word/2010/wordprocessingCanvas" xmlns:cx="http://schemas.microsoft.com/office/drawing/2014/chartex" xmlns:mc="http://schemas.openxmlformats.org/markup-compatibility/2006" xmlns:o="urn:schemas-microsoft-com:office:office" xmlns:r="http://schemas.openxmlformats.org/officeDocument/2006/relationships" xmlns:m="http://schemas.openxmlformats.org/officeDocument/2006/math" xmlns:v="urn:schemas-microsoft-com:vml" xmlns:wp14="http://schemas.microsoft.com/office/word/2010/wordprocessingDrawing" xmlns:wp="http://schemas.openxmlformats.org/drawingml/2006/wordprocessingDrawing" xmlns:w10="urn:schemas-microsoft-com:office:word" xmlns:w="http://schemas.openxmlformats.org/wordprocessingml/2006/main" xmlns:w14="http://schemas.microsoft.com/office/word/2010/wordml" xmlns:w15="http://schemas.microsoft.com/office/word/2012/wordml" xmlns:w16se="http://schemas.microsoft.com/office/word/2015/wordml/symex" xmlns:wpg="http://schemas.microsoft.com/office/word/2010/wordprocessingGroup" xmlns:wpi="http://schemas.microsoft.com/office/word/2010/wordprocessingInk" xmlns:wne="http://schemas.microsoft.com/office/word/2006/wordml" xmlns:wps="http://schemas.microsoft.com/office/word/2010/wordprocessingShape" mc:Ignorable="w14 w15 w16se wp14">
+<w:document xmlns:wpc="http://schemas.microsoft.com/office/word/2010/wordprocessingCanvas" xmlns:mc="http://schemas.openxmlformats.org/markup-compatibility/2006" xmlns:o="urn:schemas-microsoft-com:office:office" xmlns:r="http://schemas.openxmlformats.org/officeDocument/2006/relationships" xmlns:m="http://schemas.openxmlformats.org/officeDocument/2006/math" xmlns:v="urn:schemas-microsoft-com:vml" xmlns:wp14="http://schemas.microsoft.com/office/word/2010/wordprocessingDrawing" xmlns:wp="http://schemas.openxmlformats.org/drawingml/2006/wordprocessingDrawing" xmlns:w10="urn:schemas-microsoft-com:office:word" xmlns:w="http://schemas.openxmlformats.org/wordprocessingml/2006/main" xmlns:w14="http://schemas.microsoft.com/office/word/2010/wordml" xmlns:w15="http://schemas.microsoft.com/office/word/2012/wordml" xmlns:wpg="http://schemas.microsoft.com/office/word/2010/wordprocessingGroup" xmlns:wpi="http://schemas.microsoft.com/office/word/2010/wordprocessingInk" xmlns:wne="http://schemas.microsoft.com/office/word/2006/wordml" xmlns:wps="http://schemas.microsoft.com/office/word/2010/wordprocessingShape">
   <w:body>
     <w:p>
       <w:pPr>
@@ -39,7 +39,7 @@
       </w:pPr>
       <w:r>
         <w:rPr>
-          <w:rFonts w:eastAsiaTheme="minorHAnsi" w:hint="eastAsia"/>
+          <w:rFonts w:eastAsiaTheme="minorHAnsi"/>
           <w:b/>
           <w:bCs/>
           <w:color w:val="3A607D"/>
@@ -59,7 +59,7 @@
       </w:pPr>
       <w:r>
         <w:rPr>
-          <w:rFonts w:eastAsiaTheme="minorHAnsi" w:hint="eastAsia"/>
+          <w:rFonts w:eastAsiaTheme="minorHAnsi"/>
           <w:color w:val="5A6773"/>
           <w:szCs w:val="20"/>
         </w:rPr>
@@ -87,7 +87,7 @@
       </w:tblGrid>
       <w:tr>
         <w:trPr>
-          <w:trHeight w:val="453"/>
+          <w:trHeight w:val="453" w:hRule="atLeast"/>
         </w:trPr>
         <w:tc>
           <w:tcPr>
@@ -137,7 +137,7 @@
             </w:pPr>
             <w:r>
               <w:rPr>
-                <w:rFonts w:eastAsiaTheme="minorHAnsi" w:hint="eastAsia"/>
+                <w:rFonts w:eastAsiaTheme="minorHAnsi"/>
                 <w:b/>
                 <w:bCs/>
                 <w:color w:val="FFFFFF"/>
@@ -179,7 +179,7 @@
       </w:tr>
       <w:tr>
         <w:trPr>
-          <w:trHeight w:val="408"/>
+          <w:trHeight w:val="408" w:hRule="atLeast"/>
         </w:trPr>
         <w:tc>
           <w:tcPr>
@@ -248,7 +248,7 @@
             </w:pPr>
             <w:r>
               <w:rPr>
-                <w:rFonts w:eastAsiaTheme="minorHAnsi" w:hint="eastAsia"/>
+                <w:rFonts w:eastAsiaTheme="minorHAnsi"/>
                 <w:sz w:val="18"/>
                 <w:szCs w:val="18"/>
               </w:rPr>
@@ -286,7 +286,7 @@
       </w:tblGrid>
       <w:tr>
         <w:trPr>
-          <w:trHeight w:val="1497"/>
+          <w:trHeight w:val="1497" w:hRule="atLeast"/>
         </w:trPr>
         <w:tc>
           <w:tcPr>
@@ -336,7 +336,7 @@
       </w:tr>
       <w:tr>
         <w:trPr>
-          <w:trHeight w:val="1497"/>
+          <w:trHeight w:val="1497" w:hRule="atLeast"/>
         </w:trPr>
         <w:tc>
           <w:tcPr>
@@ -386,7 +386,7 @@
       </w:tr>
       <w:tr>
         <w:trPr>
-          <w:trHeight w:val="1497"/>
+          <w:trHeight w:val="1497" w:hRule="atLeast"/>
         </w:trPr>
         <w:tc>
           <w:tcPr>
@@ -436,7 +436,7 @@
       </w:tr>
       <w:tr>
         <w:trPr>
-          <w:trHeight w:val="1497"/>
+          <w:trHeight w:val="1497" w:hRule="atLeast"/>
         </w:trPr>
         <w:tc>
           <w:tcPr>
@@ -486,7 +486,7 @@
       </w:tr>
       <w:tr>
         <w:trPr>
-          <w:trHeight w:val="1497"/>
+          <w:trHeight w:val="1497" w:hRule="atLeast"/>
         </w:trPr>
         <w:tc>
           <w:tcPr>
@@ -570,14 +570,13 @@
       </w:pPr>
       <w:r>
         <w:rPr>
-          <w:rFonts w:eastAsiaTheme="minorHAnsi" w:hint="eastAsia"/>
+          <w:rFonts w:eastAsiaTheme="minorHAnsi"/>
           <w:b/>
           <w:bCs/>
           <w:color w:val="3A607D"/>
           <w:sz w:val="30"/>
           <w:szCs w:val="30"/>
         </w:rPr>
-        <w:lastRenderedPageBreak/>
         <w:t>전체 플레이 흐름</w:t>
       </w:r>
     </w:p>
@@ -589,7 +588,7 @@
       </w:pPr>
       <w:r>
         <w:rPr>
-          <w:rFonts w:eastAsiaTheme="minorHAnsi" w:hint="eastAsia"/>
+          <w:rFonts w:eastAsiaTheme="minorHAnsi"/>
         </w:rPr>
         <w:t>일상적 요구에서 시작해, 선의의 제도화와 희생 강요로 이어지는 구조</w:t>
       </w:r>
@@ -613,10 +612,10 @@
           <w:noProof/>
         </w:rPr>
         <w:drawing>
-          <wp:inline distT="0" distB="0" distL="180" distR="180">
+          <wp:inline distT="0" distB="0" distL="0" distR="0">
             <wp:extent cx="6300000" cy="2660000"/>
             <wp:effectExtent l="0" t="0" r="0" b="0"/>
-            <wp:docPr id="1026" name="shape1026"/>
+            <wp:docPr id="1025" name="shape1025" hidden="0"/>
             <wp:cNvGraphicFramePr>
               <a:graphicFrameLocks xmlns:a="http://schemas.openxmlformats.org/drawingml/2006/main"/>
             </wp:cNvGraphicFramePr>
@@ -625,12 +624,12 @@
                 <pic:pic xmlns:pic="http://schemas.openxmlformats.org/drawingml/2006/picture">
                   <pic:nvPicPr>
                     <pic:cNvPr id="0" name="이미지"/>
-                    <pic:cNvPicPr>
+                    <pic:cNvPicPr preferRelativeResize="1">
                       <a:picLocks/>
                     </pic:cNvPicPr>
                   </pic:nvPicPr>
                   <pic:blipFill>
-                    <a:blip r:embed="rId4" cstate="print">
+                    <a:blip r:embed="rId1">
                       <a:extLst>
                         <a:ext uri="{28A0092B-C50C-407E-A947-70E740481C1C}">
                           <a14:useLocalDpi xmlns:a14="http://schemas.microsoft.com/office/drawing/2010/main" val="0"/>
@@ -647,9 +646,7 @@
                       <a:off x="0" y="0"/>
                       <a:ext cx="6300000" cy="2660000"/>
                     </a:xfrm>
-                    <a:prstGeom prst="rect">
-                      <a:avLst/>
-                    </a:prstGeom>
+                    <a:prstGeom prst="rect"/>
                   </pic:spPr>
                 </pic:pic>
               </a:graphicData>
@@ -673,7 +670,7 @@
       </w:pPr>
       <w:r>
         <w:rPr>
-          <w:rFonts w:eastAsiaTheme="minorHAnsi" w:hint="eastAsia"/>
+          <w:rFonts w:eastAsiaTheme="minorHAnsi"/>
           <w:b/>
           <w:bCs/>
           <w:color w:val="3A607D"/>
@@ -695,10 +692,10 @@
           <w:noProof/>
         </w:rPr>
         <w:drawing>
-          <wp:inline distT="0" distB="0" distL="180" distR="180">
+          <wp:inline distT="0" distB="0" distL="0" distR="0">
             <wp:extent cx="6300000" cy="1634000"/>
             <wp:effectExtent l="0" t="0" r="0" b="0"/>
-            <wp:docPr id="1028" name="shape1028"/>
+            <wp:docPr id="1026" name="shape1026" hidden="0"/>
             <wp:cNvGraphicFramePr>
               <a:graphicFrameLocks xmlns:a="http://schemas.openxmlformats.org/drawingml/2006/main"/>
             </wp:cNvGraphicFramePr>
@@ -707,12 +704,12 @@
                 <pic:pic xmlns:pic="http://schemas.openxmlformats.org/drawingml/2006/picture">
                   <pic:nvPicPr>
                     <pic:cNvPr id="0" name="이미지"/>
-                    <pic:cNvPicPr>
+                    <pic:cNvPicPr preferRelativeResize="1">
                       <a:picLocks/>
                     </pic:cNvPicPr>
                   </pic:nvPicPr>
                   <pic:blipFill>
-                    <a:blip r:embed="rId5" cstate="print">
+                    <a:blip r:embed="rId2">
                       <a:extLst>
                         <a:ext uri="{28A0092B-C50C-407E-A947-70E740481C1C}">
                           <a14:useLocalDpi xmlns:a14="http://schemas.microsoft.com/office/drawing/2010/main" val="0"/>
@@ -729,9 +726,7 @@
                       <a:off x="0" y="0"/>
                       <a:ext cx="6300000" cy="1634000"/>
                     </a:xfrm>
-                    <a:prstGeom prst="rect">
-                      <a:avLst/>
-                    </a:prstGeom>
+                    <a:prstGeom prst="rect"/>
                   </pic:spPr>
                 </pic:pic>
               </a:graphicData>
@@ -752,10 +747,10 @@
           <w:noProof/>
         </w:rPr>
         <w:drawing>
-          <wp:inline distT="0" distB="0" distL="180" distR="180">
+          <wp:inline distT="0" distB="0" distL="0" distR="0">
             <wp:extent cx="6300000" cy="2491499"/>
             <wp:effectExtent l="0" t="0" r="0" b="0"/>
-            <wp:docPr id="1029" name="shape1029"/>
+            <wp:docPr id="1027" name="shape1027" hidden="0"/>
             <wp:cNvGraphicFramePr>
               <a:graphicFrameLocks xmlns:a="http://schemas.openxmlformats.org/drawingml/2006/main"/>
             </wp:cNvGraphicFramePr>
@@ -764,12 +759,12 @@
                 <pic:pic xmlns:pic="http://schemas.openxmlformats.org/drawingml/2006/picture">
                   <pic:nvPicPr>
                     <pic:cNvPr id="0" name="이미지"/>
-                    <pic:cNvPicPr>
+                    <pic:cNvPicPr preferRelativeResize="1">
                       <a:picLocks/>
                     </pic:cNvPicPr>
                   </pic:nvPicPr>
                   <pic:blipFill>
-                    <a:blip r:embed="rId6" cstate="print">
+                    <a:blip r:embed="rId3">
                       <a:extLst>
                         <a:ext uri="{28A0092B-C50C-407E-A947-70E740481C1C}">
                           <a14:useLocalDpi xmlns:a14="http://schemas.microsoft.com/office/drawing/2010/main" val="0"/>
@@ -786,9 +781,7 @@
                       <a:off x="0" y="0"/>
                       <a:ext cx="6300000" cy="2491499"/>
                     </a:xfrm>
-                    <a:prstGeom prst="rect">
-                      <a:avLst/>
-                    </a:prstGeom>
+                    <a:prstGeom prst="rect"/>
                   </pic:spPr>
                 </pic:pic>
               </a:graphicData>
@@ -819,23 +812,22 @@
       </w:pPr>
       <w:r>
         <w:rPr>
-          <w:rFonts w:eastAsiaTheme="minorHAnsi" w:hint="eastAsia"/>
+          <w:rFonts w:eastAsiaTheme="minorHAnsi"/>
           <w:b/>
           <w:bCs/>
           <w:color w:val="3A607D"/>
           <w:sz w:val="30"/>
           <w:szCs w:val="30"/>
         </w:rPr>
-        <w:lastRenderedPageBreak/>
         <w:t>세부 설정</w:t>
       </w:r>
     </w:p>
     <w:tbl>
       <w:tblPr>
         <w:tblW w:w="0" w:type="auto"/>
+        <w:tblLook w:val="04A0" w:firstRow="1" w:lastRow="0" w:firstColumn="1" w:lastColumn="0" w:noHBand="0" w:noVBand="1"/>
         <w:jc w:val="center"/>
         <w:tblLayout w:type="fixed"/>
-        <w:tblLook w:val="04A0" w:firstRow="1" w:lastRow="0" w:firstColumn="1" w:lastColumn="0" w:noHBand="0" w:noVBand="1"/>
       </w:tblPr>
       <w:tblGrid>
         <w:gridCol w:w="1814"/>
@@ -863,10 +855,11 @@
           </w:tcPr>
           <w:p>
             <w:pPr>
-              <w:spacing w:line="264" w:lineRule="auto"/>
               <w:jc w:val="center"/>
-              <w:rPr>
-                <w:rFonts w:eastAsiaTheme="minorHAnsi"/>
+              <w:spacing w:line="264" w:lineRule="auto"/>
+              <w:rPr>
+                <w:rFonts w:eastAsiaTheme="minorHAnsi"/>
+                <w:szCs w:val="20"/>
               </w:rPr>
             </w:pPr>
             <w:r>
@@ -874,7 +867,8 @@
                 <w:rFonts w:eastAsiaTheme="minorHAnsi"/>
                 <w:b/>
                 <w:color w:val="18324A"/>
-                <w:sz w:val="24"/>
+                <w:sz w:val="20"/>
+                <w:szCs w:val="20"/>
               </w:rPr>
               <w:t>Q1</w:t>
             </w:r>
@@ -901,6 +895,7 @@
               <w:spacing w:line="264" w:lineRule="auto"/>
               <w:rPr>
                 <w:rFonts w:eastAsiaTheme="minorHAnsi"/>
+                <w:szCs w:val="20"/>
               </w:rPr>
             </w:pPr>
             <w:r>
@@ -908,7 +903,8 @@
                 <w:rFonts w:eastAsiaTheme="minorHAnsi"/>
                 <w:b/>
                 <w:color w:val="FFFFFF"/>
-                <w:sz w:val="24"/>
+                <w:sz w:val="20"/>
+                <w:szCs w:val="20"/>
               </w:rPr>
               <w:t>동생 심부름</w:t>
             </w:r>
@@ -937,10 +933,12 @@
           </w:tcPr>
           <w:p>
             <w:pPr>
-              <w:spacing w:line="264" w:lineRule="auto"/>
               <w:jc w:val="center"/>
-              <w:rPr>
-                <w:rFonts w:eastAsiaTheme="minorHAnsi"/>
+              <w:spacing w:line="264" w:lineRule="auto"/>
+              <w:rPr>
+                <w:rFonts w:eastAsiaTheme="minorHAnsi"/>
+                <w:sz w:val="16"/>
+                <w:szCs w:val="16"/>
               </w:rPr>
             </w:pPr>
             <w:r>
@@ -948,7 +946,8 @@
                 <w:rFonts w:eastAsiaTheme="minorHAnsi"/>
                 <w:b/>
                 <w:color w:val="18324A"/>
-                <w:sz w:val="18"/>
+                <w:sz w:val="16"/>
+                <w:szCs w:val="16"/>
               </w:rPr>
               <w:t>플레이 목적</w:t>
             </w:r>
@@ -975,13 +974,16 @@
               <w:spacing w:line="264" w:lineRule="auto"/>
               <w:rPr>
                 <w:rFonts w:eastAsiaTheme="minorHAnsi"/>
-              </w:rPr>
-            </w:pPr>
-            <w:r>
-              <w:rPr>
-                <w:rFonts w:eastAsiaTheme="minorHAnsi"/>
-                <w:color w:val="25313B"/>
-                <w:sz w:val="18"/>
+                <w:sz w:val="16"/>
+                <w:szCs w:val="16"/>
+              </w:rPr>
+            </w:pPr>
+            <w:r>
+              <w:rPr>
+                <w:rFonts w:eastAsiaTheme="minorHAnsi"/>
+                <w:color w:val="25313B"/>
+                <w:sz w:val="16"/>
+                <w:szCs w:val="16"/>
               </w:rPr>
               <w:t>기본 이동, 상호작용, 대화, 물건 구매, 간단한 탐색을 자연스럽게 학습합니다.</w:t>
             </w:r>
@@ -1010,10 +1012,12 @@
           </w:tcPr>
           <w:p>
             <w:pPr>
-              <w:spacing w:line="264" w:lineRule="auto"/>
               <w:jc w:val="center"/>
-              <w:rPr>
-                <w:rFonts w:eastAsiaTheme="minorHAnsi"/>
+              <w:spacing w:line="264" w:lineRule="auto"/>
+              <w:rPr>
+                <w:rFonts w:eastAsiaTheme="minorHAnsi"/>
+                <w:sz w:val="16"/>
+                <w:szCs w:val="16"/>
               </w:rPr>
             </w:pPr>
             <w:r>
@@ -1021,7 +1025,8 @@
                 <w:rFonts w:eastAsiaTheme="minorHAnsi"/>
                 <w:b/>
                 <w:color w:val="18324A"/>
-                <w:sz w:val="18"/>
+                <w:sz w:val="16"/>
+                <w:szCs w:val="16"/>
               </w:rPr>
               <w:t>이야기 목적</w:t>
             </w:r>
@@ -1048,13 +1053,16 @@
               <w:spacing w:line="264" w:lineRule="auto"/>
               <w:rPr>
                 <w:rFonts w:eastAsiaTheme="minorHAnsi"/>
-              </w:rPr>
-            </w:pPr>
-            <w:r>
-              <w:rPr>
-                <w:rFonts w:eastAsiaTheme="minorHAnsi"/>
-                <w:color w:val="25313B"/>
-                <w:sz w:val="18"/>
+                <w:sz w:val="16"/>
+                <w:szCs w:val="16"/>
+              </w:rPr>
+            </w:pPr>
+            <w:r>
+              <w:rPr>
+                <w:rFonts w:eastAsiaTheme="minorHAnsi"/>
+                <w:color w:val="25313B"/>
+                <w:sz w:val="16"/>
+                <w:szCs w:val="16"/>
               </w:rPr>
               <w:t>차한해가 가족 안에서 요구를 떠안는 위치에 있음을 일상적인 플레이로 보여줍니다.</w:t>
             </w:r>
@@ -1083,10 +1091,12 @@
           </w:tcPr>
           <w:p>
             <w:pPr>
-              <w:spacing w:line="264" w:lineRule="auto"/>
               <w:jc w:val="center"/>
-              <w:rPr>
-                <w:rFonts w:eastAsiaTheme="minorHAnsi"/>
+              <w:spacing w:line="264" w:lineRule="auto"/>
+              <w:rPr>
+                <w:rFonts w:eastAsiaTheme="minorHAnsi"/>
+                <w:sz w:val="16"/>
+                <w:szCs w:val="16"/>
               </w:rPr>
             </w:pPr>
             <w:r>
@@ -1094,7 +1104,8 @@
                 <w:rFonts w:eastAsiaTheme="minorHAnsi"/>
                 <w:b/>
                 <w:color w:val="18324A"/>
-                <w:sz w:val="18"/>
+                <w:sz w:val="16"/>
+                <w:szCs w:val="16"/>
               </w:rPr>
               <w:t>주요 상황</w:t>
             </w:r>
@@ -1121,13 +1132,16 @@
               <w:spacing w:line="264" w:lineRule="auto"/>
               <w:rPr>
                 <w:rFonts w:eastAsiaTheme="minorHAnsi"/>
-              </w:rPr>
-            </w:pPr>
-            <w:r>
-              <w:rPr>
-                <w:rFonts w:eastAsiaTheme="minorHAnsi"/>
-                <w:color w:val="25313B"/>
-                <w:sz w:val="18"/>
+                <w:sz w:val="16"/>
+                <w:szCs w:val="16"/>
+              </w:rPr>
+            </w:pPr>
+            <w:r>
+              <w:rPr>
+                <w:rFonts w:eastAsiaTheme="minorHAnsi"/>
+                <w:color w:val="25313B"/>
+                <w:sz w:val="16"/>
+                <w:szCs w:val="16"/>
               </w:rPr>
               <w:t>편의점 품절 / 배송 트럭 재입고 암시 / 배달 주문과 주소 전달 / 회색 후드 판매자 구분</w:t>
             </w:r>
@@ -1156,10 +1170,12 @@
           </w:tcPr>
           <w:p>
             <w:pPr>
-              <w:spacing w:line="264" w:lineRule="auto"/>
               <w:jc w:val="center"/>
-              <w:rPr>
-                <w:rFonts w:eastAsiaTheme="minorHAnsi"/>
+              <w:spacing w:line="264" w:lineRule="auto"/>
+              <w:rPr>
+                <w:rFonts w:eastAsiaTheme="minorHAnsi"/>
+                <w:sz w:val="16"/>
+                <w:szCs w:val="16"/>
               </w:rPr>
             </w:pPr>
             <w:r>
@@ -1167,7 +1183,8 @@
                 <w:rFonts w:eastAsiaTheme="minorHAnsi"/>
                 <w:b/>
                 <w:color w:val="18324A"/>
-                <w:sz w:val="18"/>
+                <w:sz w:val="16"/>
+                <w:szCs w:val="16"/>
               </w:rPr>
               <w:t>트리거/조건</w:t>
             </w:r>
@@ -1194,13 +1211,16 @@
               <w:spacing w:line="264" w:lineRule="auto"/>
               <w:rPr>
                 <w:rFonts w:eastAsiaTheme="minorHAnsi"/>
-              </w:rPr>
-            </w:pPr>
-            <w:r>
-              <w:rPr>
-                <w:rFonts w:eastAsiaTheme="minorHAnsi"/>
-                <w:color w:val="25313B"/>
-                <w:sz w:val="18"/>
+                <w:sz w:val="16"/>
+                <w:szCs w:val="16"/>
+              </w:rPr>
+            </w:pPr>
+            <w:r>
+              <w:rPr>
+                <w:rFonts w:eastAsiaTheme="minorHAnsi"/>
+                <w:color w:val="25313B"/>
+                <w:sz w:val="16"/>
+                <w:szCs w:val="16"/>
               </w:rPr>
               <w:t>집안일 완료 후 외출 가능. 다이소 구매 후 배송 트럭 등장. 동생 전화 수신 시 심부름 내용 갱신.</w:t>
             </w:r>
@@ -1229,10 +1249,12 @@
           </w:tcPr>
           <w:p>
             <w:pPr>
-              <w:spacing w:line="264" w:lineRule="auto"/>
               <w:jc w:val="center"/>
-              <w:rPr>
-                <w:rFonts w:eastAsiaTheme="minorHAnsi"/>
+              <w:spacing w:line="264" w:lineRule="auto"/>
+              <w:rPr>
+                <w:rFonts w:eastAsiaTheme="minorHAnsi"/>
+                <w:sz w:val="16"/>
+                <w:szCs w:val="16"/>
               </w:rPr>
             </w:pPr>
             <w:r>
@@ -1240,7 +1262,8 @@
                 <w:rFonts w:eastAsiaTheme="minorHAnsi"/>
                 <w:b/>
                 <w:color w:val="18324A"/>
-                <w:sz w:val="18"/>
+                <w:sz w:val="16"/>
+                <w:szCs w:val="16"/>
               </w:rPr>
               <w:t>보상/기능</w:t>
             </w:r>
@@ -1267,13 +1290,16 @@
               <w:spacing w:line="264" w:lineRule="auto"/>
               <w:rPr>
                 <w:rFonts w:eastAsiaTheme="minorHAnsi"/>
-              </w:rPr>
-            </w:pPr>
-            <w:r>
-              <w:rPr>
-                <w:rFonts w:eastAsiaTheme="minorHAnsi"/>
-                <w:color w:val="25313B"/>
-                <w:sz w:val="18"/>
+                <w:sz w:val="16"/>
+                <w:szCs w:val="16"/>
+              </w:rPr>
+            </w:pPr>
+            <w:r>
+              <w:rPr>
+                <w:rFonts w:eastAsiaTheme="minorHAnsi"/>
+                <w:color w:val="25313B"/>
+                <w:sz w:val="16"/>
+                <w:szCs w:val="16"/>
               </w:rPr>
               <w:t>조작 숙달, 생활권 맵 개방, 차한해의 관계 설정 이해</w:t>
             </w:r>
@@ -1291,9 +1317,9 @@
     <w:tbl>
       <w:tblPr>
         <w:tblW w:w="0" w:type="auto"/>
+        <w:tblLook w:val="04A0" w:firstRow="1" w:lastRow="0" w:firstColumn="1" w:lastColumn="0" w:noHBand="0" w:noVBand="1"/>
         <w:jc w:val="center"/>
         <w:tblLayout w:type="fixed"/>
-        <w:tblLook w:val="04A0" w:firstRow="1" w:lastRow="0" w:firstColumn="1" w:lastColumn="0" w:noHBand="0" w:noVBand="1"/>
       </w:tblPr>
       <w:tblGrid>
         <w:gridCol w:w="1814"/>
@@ -1321,10 +1347,11 @@
           </w:tcPr>
           <w:p>
             <w:pPr>
-              <w:spacing w:line="264" w:lineRule="auto"/>
               <w:jc w:val="center"/>
-              <w:rPr>
-                <w:rFonts w:eastAsiaTheme="minorHAnsi"/>
+              <w:spacing w:line="264" w:lineRule="auto"/>
+              <w:rPr>
+                <w:rFonts w:eastAsiaTheme="minorHAnsi"/>
+                <w:szCs w:val="20"/>
               </w:rPr>
             </w:pPr>
             <w:r>
@@ -1332,7 +1359,8 @@
                 <w:rFonts w:eastAsiaTheme="minorHAnsi"/>
                 <w:b/>
                 <w:color w:val="18324A"/>
-                <w:sz w:val="24"/>
+                <w:sz w:val="20"/>
+                <w:szCs w:val="20"/>
               </w:rPr>
               <w:t>Q2</w:t>
             </w:r>
@@ -1359,6 +1387,7 @@
               <w:spacing w:line="264" w:lineRule="auto"/>
               <w:rPr>
                 <w:rFonts w:eastAsiaTheme="minorHAnsi"/>
+                <w:szCs w:val="20"/>
               </w:rPr>
             </w:pPr>
             <w:r>
@@ -1366,7 +1395,8 @@
                 <w:rFonts w:eastAsiaTheme="minorHAnsi"/>
                 <w:b/>
                 <w:color w:val="FFFFFF"/>
-                <w:sz w:val="24"/>
+                <w:sz w:val="20"/>
+                <w:szCs w:val="20"/>
               </w:rPr>
               <w:t>공원 청소</w:t>
             </w:r>
@@ -1395,10 +1425,12 @@
           </w:tcPr>
           <w:p>
             <w:pPr>
-              <w:spacing w:line="264" w:lineRule="auto"/>
               <w:jc w:val="center"/>
-              <w:rPr>
-                <w:rFonts w:eastAsiaTheme="minorHAnsi"/>
+              <w:spacing w:line="264" w:lineRule="auto"/>
+              <w:rPr>
+                <w:rFonts w:eastAsiaTheme="minorHAnsi"/>
+                <w:sz w:val="16"/>
+                <w:szCs w:val="16"/>
               </w:rPr>
             </w:pPr>
             <w:r>
@@ -1406,7 +1438,8 @@
                 <w:rFonts w:eastAsiaTheme="minorHAnsi"/>
                 <w:b/>
                 <w:color w:val="18324A"/>
-                <w:sz w:val="18"/>
+                <w:sz w:val="16"/>
+                <w:szCs w:val="16"/>
               </w:rPr>
               <w:t>플레이 목적</w:t>
             </w:r>
@@ -1433,13 +1466,16 @@
               <w:spacing w:line="264" w:lineRule="auto"/>
               <w:rPr>
                 <w:rFonts w:eastAsiaTheme="minorHAnsi"/>
-              </w:rPr>
-            </w:pPr>
-            <w:r>
-              <w:rPr>
-                <w:rFonts w:eastAsiaTheme="minorHAnsi"/>
-                <w:color w:val="25313B"/>
-                <w:sz w:val="18"/>
+                <w:sz w:val="16"/>
+                <w:szCs w:val="16"/>
+              </w:rPr>
+            </w:pPr>
+            <w:r>
+              <w:rPr>
+                <w:rFonts w:eastAsiaTheme="minorHAnsi"/>
+                <w:color w:val="25313B"/>
+                <w:sz w:val="16"/>
+                <w:szCs w:val="16"/>
               </w:rPr>
               <w:t>수거·분류 미니게임과 NPC 반응을 통해 플레이어가 공간 변화를 체감합니다.</w:t>
             </w:r>
@@ -1468,10 +1504,12 @@
           </w:tcPr>
           <w:p>
             <w:pPr>
-              <w:spacing w:line="264" w:lineRule="auto"/>
               <w:jc w:val="center"/>
-              <w:rPr>
-                <w:rFonts w:eastAsiaTheme="minorHAnsi"/>
+              <w:spacing w:line="264" w:lineRule="auto"/>
+              <w:rPr>
+                <w:rFonts w:eastAsiaTheme="minorHAnsi"/>
+                <w:sz w:val="16"/>
+                <w:szCs w:val="16"/>
               </w:rPr>
             </w:pPr>
             <w:r>
@@ -1479,7 +1517,8 @@
                 <w:rFonts w:eastAsiaTheme="minorHAnsi"/>
                 <w:b/>
                 <w:color w:val="18324A"/>
-                <w:sz w:val="18"/>
+                <w:sz w:val="16"/>
+                <w:szCs w:val="16"/>
               </w:rPr>
               <w:t>이야기 목적</w:t>
             </w:r>
@@ -1506,13 +1545,16 @@
               <w:spacing w:line="264" w:lineRule="auto"/>
               <w:rPr>
                 <w:rFonts w:eastAsiaTheme="minorHAnsi"/>
-              </w:rPr>
-            </w:pPr>
-            <w:r>
-              <w:rPr>
-                <w:rFonts w:eastAsiaTheme="minorHAnsi"/>
-                <w:color w:val="25313B"/>
-                <w:sz w:val="18"/>
+                <w:sz w:val="16"/>
+                <w:szCs w:val="16"/>
+              </w:rPr>
+            </w:pPr>
+            <w:r>
+              <w:rPr>
+                <w:rFonts w:eastAsiaTheme="minorHAnsi"/>
+                <w:color w:val="25313B"/>
+                <w:sz w:val="16"/>
+                <w:szCs w:val="16"/>
               </w:rPr>
               <w:t>차한해의 선의가 보상 때문이 아니라 자발적으로 움직이는 성향임을 제시합니다.</w:t>
             </w:r>
@@ -1541,10 +1583,12 @@
           </w:tcPr>
           <w:p>
             <w:pPr>
-              <w:spacing w:line="264" w:lineRule="auto"/>
               <w:jc w:val="center"/>
-              <w:rPr>
-                <w:rFonts w:eastAsiaTheme="minorHAnsi"/>
+              <w:spacing w:line="264" w:lineRule="auto"/>
+              <w:rPr>
+                <w:rFonts w:eastAsiaTheme="minorHAnsi"/>
+                <w:sz w:val="16"/>
+                <w:szCs w:val="16"/>
               </w:rPr>
             </w:pPr>
             <w:r>
@@ -1552,7 +1596,8 @@
                 <w:rFonts w:eastAsiaTheme="minorHAnsi"/>
                 <w:b/>
                 <w:color w:val="18324A"/>
-                <w:sz w:val="18"/>
+                <w:sz w:val="16"/>
+                <w:szCs w:val="16"/>
               </w:rPr>
               <w:t>주요 상황</w:t>
             </w:r>
@@ -1579,13 +1624,16 @@
               <w:spacing w:line="264" w:lineRule="auto"/>
               <w:rPr>
                 <w:rFonts w:eastAsiaTheme="minorHAnsi"/>
-              </w:rPr>
-            </w:pPr>
-            <w:r>
-              <w:rPr>
-                <w:rFonts w:eastAsiaTheme="minorHAnsi"/>
-                <w:color w:val="25313B"/>
-                <w:sz w:val="18"/>
+                <w:sz w:val="16"/>
+                <w:szCs w:val="16"/>
+              </w:rPr>
+            </w:pPr>
+            <w:r>
+              <w:rPr>
+                <w:rFonts w:eastAsiaTheme="minorHAnsi"/>
+                <w:color w:val="25313B"/>
+                <w:sz w:val="16"/>
+                <w:szCs w:val="16"/>
               </w:rPr>
               <w:t>축제 뒤 쓰레기 산 / NPC의 구경과 무관심 / 한도윤 합류 / 정리된 공간에 균열 출현</w:t>
             </w:r>
@@ -1614,10 +1662,12 @@
           </w:tcPr>
           <w:p>
             <w:pPr>
-              <w:spacing w:line="264" w:lineRule="auto"/>
               <w:jc w:val="center"/>
-              <w:rPr>
-                <w:rFonts w:eastAsiaTheme="minorHAnsi"/>
+              <w:spacing w:line="264" w:lineRule="auto"/>
+              <w:rPr>
+                <w:rFonts w:eastAsiaTheme="minorHAnsi"/>
+                <w:sz w:val="16"/>
+                <w:szCs w:val="16"/>
               </w:rPr>
             </w:pPr>
             <w:r>
@@ -1625,7 +1675,8 @@
                 <w:rFonts w:eastAsiaTheme="minorHAnsi"/>
                 <w:b/>
                 <w:color w:val="18324A"/>
-                <w:sz w:val="18"/>
+                <w:sz w:val="16"/>
+                <w:szCs w:val="16"/>
               </w:rPr>
               <w:t>트리거/조건</w:t>
             </w:r>
@@ -1652,13 +1703,16 @@
               <w:spacing w:line="264" w:lineRule="auto"/>
               <w:rPr>
                 <w:rFonts w:eastAsiaTheme="minorHAnsi"/>
-              </w:rPr>
-            </w:pPr>
-            <w:r>
-              <w:rPr>
-                <w:rFonts w:eastAsiaTheme="minorHAnsi"/>
-                <w:color w:val="25313B"/>
-                <w:sz w:val="18"/>
+                <w:sz w:val="16"/>
+                <w:szCs w:val="16"/>
+              </w:rPr>
+            </w:pPr>
+            <w:r>
+              <w:rPr>
+                <w:rFonts w:eastAsiaTheme="minorHAnsi"/>
+                <w:color w:val="25313B"/>
+                <w:sz w:val="16"/>
+                <w:szCs w:val="16"/>
               </w:rPr>
               <w:t>Q1 완료 후 공원 진입. 일정량 수거 시 NPC 반응 변화. 정리 진행도가 쌓이면 한도윤 등장 및 균열 컷신 발생.</w:t>
             </w:r>
@@ -1687,10 +1741,12 @@
           </w:tcPr>
           <w:p>
             <w:pPr>
-              <w:spacing w:line="264" w:lineRule="auto"/>
               <w:jc w:val="center"/>
-              <w:rPr>
-                <w:rFonts w:eastAsiaTheme="minorHAnsi"/>
+              <w:spacing w:line="264" w:lineRule="auto"/>
+              <w:rPr>
+                <w:rFonts w:eastAsiaTheme="minorHAnsi"/>
+                <w:sz w:val="16"/>
+                <w:szCs w:val="16"/>
               </w:rPr>
             </w:pPr>
             <w:r>
@@ -1698,7 +1754,8 @@
                 <w:rFonts w:eastAsiaTheme="minorHAnsi"/>
                 <w:b/>
                 <w:color w:val="18324A"/>
-                <w:sz w:val="18"/>
+                <w:sz w:val="16"/>
+                <w:szCs w:val="16"/>
               </w:rPr>
               <w:t>보상/기능</w:t>
             </w:r>
@@ -1725,13 +1782,16 @@
               <w:spacing w:line="264" w:lineRule="auto"/>
               <w:rPr>
                 <w:rFonts w:eastAsiaTheme="minorHAnsi"/>
-              </w:rPr>
-            </w:pPr>
-            <w:r>
-              <w:rPr>
-                <w:rFonts w:eastAsiaTheme="minorHAnsi"/>
-                <w:color w:val="25313B"/>
-                <w:sz w:val="18"/>
+                <w:sz w:val="16"/>
+                <w:szCs w:val="16"/>
+              </w:rPr>
+            </w:pPr>
+            <w:r>
+              <w:rPr>
+                <w:rFonts w:eastAsiaTheme="minorHAnsi"/>
+                <w:color w:val="25313B"/>
+                <w:sz w:val="16"/>
+                <w:szCs w:val="16"/>
               </w:rPr>
               <w:t>한도윤 관계 제시, 자발적 선의 강조, 메인 재난 사건으로 전환</w:t>
             </w:r>
@@ -1742,22 +1802,21 @@
     <w:p>
       <w:pPr>
         <w:rPr>
+          <w:lang/>
           <w:rFonts w:eastAsiaTheme="minorHAnsi"/>
+          <w:b/>
+          <w:color w:val="18324A"/>
+          <w:sz w:val="23"/>
+          <w:rtl w:val="off"/>
         </w:rPr>
       </w:pPr>
-      <w:r>
-        <w:rPr>
-          <w:rFonts w:eastAsiaTheme="minorHAnsi"/>
-        </w:rPr>
-        <w:br w:type="page"/>
-      </w:r>
     </w:p>
     <w:tbl>
       <w:tblPr>
         <w:tblW w:w="0" w:type="auto"/>
+        <w:tblLook w:val="04A0" w:firstRow="1" w:lastRow="0" w:firstColumn="1" w:lastColumn="0" w:noHBand="0" w:noVBand="1"/>
         <w:jc w:val="center"/>
         <w:tblLayout w:type="fixed"/>
-        <w:tblLook w:val="04A0" w:firstRow="1" w:lastRow="0" w:firstColumn="1" w:lastColumn="0" w:noHBand="0" w:noVBand="1"/>
       </w:tblPr>
       <w:tblGrid>
         <w:gridCol w:w="1814"/>
@@ -1785,10 +1844,11 @@
           </w:tcPr>
           <w:p>
             <w:pPr>
-              <w:spacing w:line="264" w:lineRule="auto"/>
               <w:jc w:val="center"/>
-              <w:rPr>
-                <w:rFonts w:eastAsiaTheme="minorHAnsi"/>
+              <w:spacing w:line="264" w:lineRule="auto"/>
+              <w:rPr>
+                <w:rFonts w:eastAsiaTheme="minorHAnsi"/>
+                <w:szCs w:val="20"/>
               </w:rPr>
             </w:pPr>
             <w:r>
@@ -1796,9 +1856,9 @@
                 <w:rFonts w:eastAsiaTheme="minorHAnsi"/>
                 <w:b/>
                 <w:color w:val="18324A"/>
-                <w:sz w:val="23"/>
-              </w:rPr>
-              <w:lastRenderedPageBreak/>
+                <w:sz w:val="20"/>
+                <w:szCs w:val="20"/>
+              </w:rPr>
               <w:t>Q3</w:t>
             </w:r>
           </w:p>
@@ -1824,6 +1884,7 @@
               <w:spacing w:line="264" w:lineRule="auto"/>
               <w:rPr>
                 <w:rFonts w:eastAsiaTheme="minorHAnsi"/>
+                <w:szCs w:val="20"/>
               </w:rPr>
             </w:pPr>
             <w:r>
@@ -1831,7 +1892,8 @@
                 <w:rFonts w:eastAsiaTheme="minorHAnsi"/>
                 <w:b/>
                 <w:color w:val="FFFFFF"/>
-                <w:sz w:val="23"/>
+                <w:sz w:val="20"/>
+                <w:szCs w:val="20"/>
               </w:rPr>
               <w:t>재난 대응</w:t>
             </w:r>
@@ -1860,10 +1922,12 @@
           </w:tcPr>
           <w:p>
             <w:pPr>
-              <w:spacing w:line="264" w:lineRule="auto"/>
               <w:jc w:val="center"/>
-              <w:rPr>
-                <w:rFonts w:eastAsiaTheme="minorHAnsi"/>
+              <w:spacing w:line="264" w:lineRule="auto"/>
+              <w:rPr>
+                <w:rFonts w:eastAsiaTheme="minorHAnsi"/>
+                <w:sz w:val="16"/>
+                <w:szCs w:val="16"/>
               </w:rPr>
             </w:pPr>
             <w:r>
@@ -1871,7 +1935,8 @@
                 <w:rFonts w:eastAsiaTheme="minorHAnsi"/>
                 <w:b/>
                 <w:color w:val="18324A"/>
-                <w:sz w:val="17"/>
+                <w:sz w:val="16"/>
+                <w:szCs w:val="16"/>
               </w:rPr>
               <w:t>플레이 목적</w:t>
             </w:r>
@@ -1898,13 +1963,16 @@
               <w:spacing w:line="264" w:lineRule="auto"/>
               <w:rPr>
                 <w:rFonts w:eastAsiaTheme="minorHAnsi"/>
-              </w:rPr>
-            </w:pPr>
-            <w:r>
-              <w:rPr>
-                <w:rFonts w:eastAsiaTheme="minorHAnsi"/>
-                <w:color w:val="25313B"/>
-                <w:sz w:val="16"/>
+                <w:sz w:val="16"/>
+                <w:szCs w:val="16"/>
+              </w:rPr>
+            </w:pPr>
+            <w:r>
+              <w:rPr>
+                <w:rFonts w:eastAsiaTheme="minorHAnsi"/>
+                <w:color w:val="25313B"/>
+                <w:sz w:val="16"/>
+                <w:szCs w:val="16"/>
               </w:rPr>
               <w:t>구조, 회피, 전투, 수치 UI 확인을 통해 재난 상황의 규칙을 단계적으로 학습합니다.</w:t>
             </w:r>
@@ -1933,10 +2001,12 @@
           </w:tcPr>
           <w:p>
             <w:pPr>
-              <w:spacing w:line="264" w:lineRule="auto"/>
               <w:jc w:val="center"/>
-              <w:rPr>
-                <w:rFonts w:eastAsiaTheme="minorHAnsi"/>
+              <w:spacing w:line="264" w:lineRule="auto"/>
+              <w:rPr>
+                <w:rFonts w:eastAsiaTheme="minorHAnsi"/>
+                <w:sz w:val="16"/>
+                <w:szCs w:val="16"/>
               </w:rPr>
             </w:pPr>
             <w:r>
@@ -1944,7 +2014,8 @@
                 <w:rFonts w:eastAsiaTheme="minorHAnsi"/>
                 <w:b/>
                 <w:color w:val="18324A"/>
-                <w:sz w:val="17"/>
+                <w:sz w:val="16"/>
+                <w:szCs w:val="16"/>
               </w:rPr>
               <w:t>이야기 목적</w:t>
             </w:r>
@@ -1971,13 +2042,16 @@
               <w:spacing w:line="264" w:lineRule="auto"/>
               <w:rPr>
                 <w:rFonts w:eastAsiaTheme="minorHAnsi"/>
-              </w:rPr>
-            </w:pPr>
-            <w:r>
-              <w:rPr>
-                <w:rFonts w:eastAsiaTheme="minorHAnsi"/>
-                <w:color w:val="25313B"/>
-                <w:sz w:val="16"/>
+                <w:sz w:val="16"/>
+                <w:szCs w:val="16"/>
+              </w:rPr>
+            </w:pPr>
+            <w:r>
+              <w:rPr>
+                <w:rFonts w:eastAsiaTheme="minorHAnsi"/>
+                <w:color w:val="25313B"/>
+                <w:sz w:val="16"/>
+                <w:szCs w:val="16"/>
               </w:rPr>
               <w:t>선의가 개인의 마음에서 사회의 등급·제도·강요로 바뀌는 과정을 보여줍니다.</w:t>
             </w:r>
@@ -2006,10 +2080,12 @@
           </w:tcPr>
           <w:p>
             <w:pPr>
-              <w:spacing w:line="264" w:lineRule="auto"/>
               <w:jc w:val="center"/>
-              <w:rPr>
-                <w:rFonts w:eastAsiaTheme="minorHAnsi"/>
+              <w:spacing w:line="264" w:lineRule="auto"/>
+              <w:rPr>
+                <w:rFonts w:eastAsiaTheme="minorHAnsi"/>
+                <w:sz w:val="16"/>
+                <w:szCs w:val="16"/>
               </w:rPr>
             </w:pPr>
             <w:r>
@@ -2017,7 +2093,8 @@
                 <w:rFonts w:eastAsiaTheme="minorHAnsi"/>
                 <w:b/>
                 <w:color w:val="18324A"/>
-                <w:sz w:val="17"/>
+                <w:sz w:val="16"/>
+                <w:szCs w:val="16"/>
               </w:rPr>
               <w:t>주요 상황</w:t>
             </w:r>
@@ -2044,13 +2121,16 @@
               <w:spacing w:line="264" w:lineRule="auto"/>
               <w:rPr>
                 <w:rFonts w:eastAsiaTheme="minorHAnsi"/>
-              </w:rPr>
-            </w:pPr>
-            <w:r>
-              <w:rPr>
-                <w:rFonts w:eastAsiaTheme="minorHAnsi"/>
-                <w:color w:val="25313B"/>
-                <w:sz w:val="16"/>
+                <w:sz w:val="16"/>
+                <w:szCs w:val="16"/>
+              </w:rPr>
+            </w:pPr>
+            <w:r>
+              <w:rPr>
+                <w:rFonts w:eastAsiaTheme="minorHAnsi"/>
+                <w:color w:val="25313B"/>
+                <w:sz w:val="16"/>
+                <w:szCs w:val="16"/>
               </w:rPr>
               <w:t>균열 구경 인파 / 새벽 괴물 출현 / 선의로만 처치 가능 / 선의 수치 측정소와 등급화 / 차한해의 무한대 수치 공개</w:t>
             </w:r>
@@ -2079,10 +2159,12 @@
           </w:tcPr>
           <w:p>
             <w:pPr>
-              <w:spacing w:line="264" w:lineRule="auto"/>
               <w:jc w:val="center"/>
-              <w:rPr>
-                <w:rFonts w:eastAsiaTheme="minorHAnsi"/>
+              <w:spacing w:line="264" w:lineRule="auto"/>
+              <w:rPr>
+                <w:rFonts w:eastAsiaTheme="minorHAnsi"/>
+                <w:sz w:val="16"/>
+                <w:szCs w:val="16"/>
               </w:rPr>
             </w:pPr>
             <w:r>
@@ -2090,7 +2172,8 @@
                 <w:rFonts w:eastAsiaTheme="minorHAnsi"/>
                 <w:b/>
                 <w:color w:val="18324A"/>
-                <w:sz w:val="17"/>
+                <w:sz w:val="16"/>
+                <w:szCs w:val="16"/>
               </w:rPr>
               <w:t>트리거/조건</w:t>
             </w:r>
@@ -2117,13 +2200,16 @@
               <w:spacing w:line="264" w:lineRule="auto"/>
               <w:rPr>
                 <w:rFonts w:eastAsiaTheme="minorHAnsi"/>
-              </w:rPr>
-            </w:pPr>
-            <w:r>
-              <w:rPr>
-                <w:rFonts w:eastAsiaTheme="minorHAnsi"/>
-                <w:color w:val="25313B"/>
-                <w:sz w:val="16"/>
+                <w:sz w:val="16"/>
+                <w:szCs w:val="16"/>
+              </w:rPr>
+            </w:pPr>
+            <w:r>
+              <w:rPr>
+                <w:rFonts w:eastAsiaTheme="minorHAnsi"/>
+                <w:color w:val="25313B"/>
+                <w:sz w:val="16"/>
+                <w:szCs w:val="16"/>
               </w:rPr>
               <w:t>균열 감시 이벤트 후 시간 경과. 첫 괴물 조우 시 일반 공격 실패. 구조 성공 후 선의 수치 UI와 제도 컷신 해금.</w:t>
             </w:r>
@@ -2152,10 +2238,12 @@
           </w:tcPr>
           <w:p>
             <w:pPr>
-              <w:spacing w:line="264" w:lineRule="auto"/>
               <w:jc w:val="center"/>
-              <w:rPr>
-                <w:rFonts w:eastAsiaTheme="minorHAnsi"/>
+              <w:spacing w:line="264" w:lineRule="auto"/>
+              <w:rPr>
+                <w:rFonts w:eastAsiaTheme="minorHAnsi"/>
+                <w:sz w:val="16"/>
+                <w:szCs w:val="16"/>
               </w:rPr>
             </w:pPr>
             <w:r>
@@ -2163,7 +2251,8 @@
                 <w:rFonts w:eastAsiaTheme="minorHAnsi"/>
                 <w:b/>
                 <w:color w:val="18324A"/>
-                <w:sz w:val="17"/>
+                <w:sz w:val="16"/>
+                <w:szCs w:val="16"/>
               </w:rPr>
               <w:t>보상/기능</w:t>
             </w:r>
@@ -2190,13 +2279,16 @@
               <w:spacing w:line="264" w:lineRule="auto"/>
               <w:rPr>
                 <w:rFonts w:eastAsiaTheme="minorHAnsi"/>
-              </w:rPr>
-            </w:pPr>
-            <w:r>
-              <w:rPr>
-                <w:rFonts w:eastAsiaTheme="minorHAnsi"/>
-                <w:color w:val="25313B"/>
-                <w:sz w:val="16"/>
+                <w:sz w:val="16"/>
+                <w:szCs w:val="16"/>
+              </w:rPr>
+            </w:pPr>
+            <w:r>
+              <w:rPr>
+                <w:rFonts w:eastAsiaTheme="minorHAnsi"/>
+                <w:color w:val="25313B"/>
+                <w:sz w:val="16"/>
+                <w:szCs w:val="16"/>
               </w:rPr>
               <w:t>전투 규칙 이해, 선의 수치 시스템 공개, 사회적 압박의 시작</w:t>
             </w:r>
@@ -2214,9 +2306,9 @@
     <w:tbl>
       <w:tblPr>
         <w:tblW w:w="0" w:type="auto"/>
+        <w:tblLook w:val="04A0" w:firstRow="1" w:lastRow="0" w:firstColumn="1" w:lastColumn="0" w:noHBand="0" w:noVBand="1"/>
         <w:jc w:val="center"/>
         <w:tblLayout w:type="fixed"/>
-        <w:tblLook w:val="04A0" w:firstRow="1" w:lastRow="0" w:firstColumn="1" w:lastColumn="0" w:noHBand="0" w:noVBand="1"/>
       </w:tblPr>
       <w:tblGrid>
         <w:gridCol w:w="1814"/>
@@ -2244,10 +2336,11 @@
           </w:tcPr>
           <w:p>
             <w:pPr>
-              <w:spacing w:line="264" w:lineRule="auto"/>
               <w:jc w:val="center"/>
-              <w:rPr>
-                <w:rFonts w:eastAsiaTheme="minorHAnsi"/>
+              <w:spacing w:line="264" w:lineRule="auto"/>
+              <w:rPr>
+                <w:rFonts w:eastAsiaTheme="minorHAnsi"/>
+                <w:szCs w:val="20"/>
               </w:rPr>
             </w:pPr>
             <w:r>
@@ -2255,7 +2348,8 @@
                 <w:rFonts w:eastAsiaTheme="minorHAnsi"/>
                 <w:b/>
                 <w:color w:val="18324A"/>
-                <w:sz w:val="23"/>
+                <w:sz w:val="20"/>
+                <w:szCs w:val="20"/>
               </w:rPr>
               <w:t>Q4</w:t>
             </w:r>
@@ -2282,6 +2376,7 @@
               <w:spacing w:line="264" w:lineRule="auto"/>
               <w:rPr>
                 <w:rFonts w:eastAsiaTheme="minorHAnsi"/>
+                <w:szCs w:val="20"/>
               </w:rPr>
             </w:pPr>
             <w:r>
@@ -2289,7 +2384,8 @@
                 <w:rFonts w:eastAsiaTheme="minorHAnsi"/>
                 <w:b/>
                 <w:color w:val="FFFFFF"/>
-                <w:sz w:val="23"/>
+                <w:sz w:val="20"/>
+                <w:szCs w:val="20"/>
               </w:rPr>
               <w:t>폐교 챕터</w:t>
             </w:r>
@@ -2318,10 +2414,12 @@
           </w:tcPr>
           <w:p>
             <w:pPr>
-              <w:spacing w:line="264" w:lineRule="auto"/>
               <w:jc w:val="center"/>
-              <w:rPr>
-                <w:rFonts w:eastAsiaTheme="minorHAnsi"/>
+              <w:spacing w:line="264" w:lineRule="auto"/>
+              <w:rPr>
+                <w:rFonts w:eastAsiaTheme="minorHAnsi"/>
+                <w:sz w:val="16"/>
+                <w:szCs w:val="16"/>
               </w:rPr>
             </w:pPr>
             <w:r>
@@ -2329,7 +2427,8 @@
                 <w:rFonts w:eastAsiaTheme="minorHAnsi"/>
                 <w:b/>
                 <w:color w:val="18324A"/>
-                <w:sz w:val="17"/>
+                <w:sz w:val="16"/>
+                <w:szCs w:val="16"/>
               </w:rPr>
               <w:t>플레이 목적</w:t>
             </w:r>
@@ -2356,13 +2455,16 @@
               <w:spacing w:line="264" w:lineRule="auto"/>
               <w:rPr>
                 <w:rFonts w:eastAsiaTheme="minorHAnsi"/>
-              </w:rPr>
-            </w:pPr>
-            <w:r>
-              <w:rPr>
-                <w:rFonts w:eastAsiaTheme="minorHAnsi"/>
-                <w:color w:val="25313B"/>
-                <w:sz w:val="16"/>
+                <w:sz w:val="16"/>
+                <w:szCs w:val="16"/>
+              </w:rPr>
+            </w:pPr>
+            <w:r>
+              <w:rPr>
+                <w:rFonts w:eastAsiaTheme="minorHAnsi"/>
+                <w:color w:val="25313B"/>
+                <w:sz w:val="16"/>
+                <w:szCs w:val="16"/>
               </w:rPr>
               <w:t>폐교 탐색, 추격 회피, 단서 수집, 기억 공간 체험, 보스전을 결합합니다.</w:t>
             </w:r>
@@ -2391,10 +2493,12 @@
           </w:tcPr>
           <w:p>
             <w:pPr>
-              <w:spacing w:line="264" w:lineRule="auto"/>
               <w:jc w:val="center"/>
-              <w:rPr>
-                <w:rFonts w:eastAsiaTheme="minorHAnsi"/>
+              <w:spacing w:line="264" w:lineRule="auto"/>
+              <w:rPr>
+                <w:rFonts w:eastAsiaTheme="minorHAnsi"/>
+                <w:sz w:val="16"/>
+                <w:szCs w:val="16"/>
               </w:rPr>
             </w:pPr>
             <w:r>
@@ -2402,7 +2506,8 @@
                 <w:rFonts w:eastAsiaTheme="minorHAnsi"/>
                 <w:b/>
                 <w:color w:val="18324A"/>
-                <w:sz w:val="17"/>
+                <w:sz w:val="16"/>
+                <w:szCs w:val="16"/>
               </w:rPr>
               <w:t>이야기 목적</w:t>
             </w:r>
@@ -2429,13 +2534,16 @@
               <w:spacing w:line="264" w:lineRule="auto"/>
               <w:rPr>
                 <w:rFonts w:eastAsiaTheme="minorHAnsi"/>
-              </w:rPr>
-            </w:pPr>
-            <w:r>
-              <w:rPr>
-                <w:rFonts w:eastAsiaTheme="minorHAnsi"/>
-                <w:color w:val="25313B"/>
-                <w:sz w:val="16"/>
+                <w:sz w:val="16"/>
+                <w:szCs w:val="16"/>
+              </w:rPr>
+            </w:pPr>
+            <w:r>
+              <w:rPr>
+                <w:rFonts w:eastAsiaTheme="minorHAnsi"/>
+                <w:color w:val="25313B"/>
+                <w:sz w:val="16"/>
+                <w:szCs w:val="16"/>
               </w:rPr>
               <w:t>괴물의 정체가 본래 사람이었음을 처음으로 밝히며 세계관의 의미를 전환합니다.</w:t>
             </w:r>
@@ -2464,10 +2572,12 @@
           </w:tcPr>
           <w:p>
             <w:pPr>
-              <w:spacing w:line="264" w:lineRule="auto"/>
               <w:jc w:val="center"/>
-              <w:rPr>
-                <w:rFonts w:eastAsiaTheme="minorHAnsi"/>
+              <w:spacing w:line="264" w:lineRule="auto"/>
+              <w:rPr>
+                <w:rFonts w:eastAsiaTheme="minorHAnsi"/>
+                <w:sz w:val="16"/>
+                <w:szCs w:val="16"/>
               </w:rPr>
             </w:pPr>
             <w:r>
@@ -2475,7 +2585,8 @@
                 <w:rFonts w:eastAsiaTheme="minorHAnsi"/>
                 <w:b/>
                 <w:color w:val="18324A"/>
-                <w:sz w:val="17"/>
+                <w:sz w:val="16"/>
+                <w:szCs w:val="16"/>
               </w:rPr>
               <w:t>주요 상황</w:t>
             </w:r>
@@ -2502,13 +2613,16 @@
               <w:spacing w:line="264" w:lineRule="auto"/>
               <w:rPr>
                 <w:rFonts w:eastAsiaTheme="minorHAnsi"/>
-              </w:rPr>
-            </w:pPr>
-            <w:r>
-              <w:rPr>
-                <w:rFonts w:eastAsiaTheme="minorHAnsi"/>
-                <w:color w:val="25313B"/>
-                <w:sz w:val="16"/>
+                <w:sz w:val="16"/>
+                <w:szCs w:val="16"/>
+              </w:rPr>
+            </w:pPr>
+            <w:r>
+              <w:rPr>
+                <w:rFonts w:eastAsiaTheme="minorHAnsi"/>
+                <w:color w:val="25313B"/>
+                <w:sz w:val="16"/>
+                <w:szCs w:val="16"/>
               </w:rPr>
               <w:t>폐교 균열 조사 명령 / 교실과 복도에 남은 기억 / 학교폭력 기억 공간 / 괴물 보스전과 인간형 전환</w:t>
             </w:r>
@@ -2537,10 +2651,12 @@
           </w:tcPr>
           <w:p>
             <w:pPr>
-              <w:spacing w:line="264" w:lineRule="auto"/>
               <w:jc w:val="center"/>
-              <w:rPr>
-                <w:rFonts w:eastAsiaTheme="minorHAnsi"/>
+              <w:spacing w:line="264" w:lineRule="auto"/>
+              <w:rPr>
+                <w:rFonts w:eastAsiaTheme="minorHAnsi"/>
+                <w:sz w:val="16"/>
+                <w:szCs w:val="16"/>
               </w:rPr>
             </w:pPr>
             <w:r>
@@ -2548,7 +2664,8 @@
                 <w:rFonts w:eastAsiaTheme="minorHAnsi"/>
                 <w:b/>
                 <w:color w:val="18324A"/>
-                <w:sz w:val="17"/>
+                <w:sz w:val="16"/>
+                <w:szCs w:val="16"/>
               </w:rPr>
               <w:t>트리거/조건</w:t>
             </w:r>
@@ -2575,13 +2692,16 @@
               <w:spacing w:line="264" w:lineRule="auto"/>
               <w:rPr>
                 <w:rFonts w:eastAsiaTheme="minorHAnsi"/>
-              </w:rPr>
-            </w:pPr>
-            <w:r>
-              <w:rPr>
-                <w:rFonts w:eastAsiaTheme="minorHAnsi"/>
-                <w:color w:val="25313B"/>
-                <w:sz w:val="16"/>
+                <w:sz w:val="16"/>
+                <w:szCs w:val="16"/>
+              </w:rPr>
+            </w:pPr>
+            <w:r>
+              <w:rPr>
+                <w:rFonts w:eastAsiaTheme="minorHAnsi"/>
+                <w:color w:val="25313B"/>
+                <w:sz w:val="16"/>
+                <w:szCs w:val="16"/>
               </w:rPr>
               <w:t>선의관리국 명령 수락 후 폐교 입장. 핵심 단서 획득 시 기억 공간 진입. 보스 HP 0 이후 우정 목걸이 연출로 2페이즈 전환.</w:t>
             </w:r>
@@ -2610,10 +2730,12 @@
           </w:tcPr>
           <w:p>
             <w:pPr>
-              <w:spacing w:line="264" w:lineRule="auto"/>
               <w:jc w:val="center"/>
-              <w:rPr>
-                <w:rFonts w:eastAsiaTheme="minorHAnsi"/>
+              <w:spacing w:line="264" w:lineRule="auto"/>
+              <w:rPr>
+                <w:rFonts w:eastAsiaTheme="minorHAnsi"/>
+                <w:sz w:val="16"/>
+                <w:szCs w:val="16"/>
               </w:rPr>
             </w:pPr>
             <w:r>
@@ -2621,7 +2743,8 @@
                 <w:rFonts w:eastAsiaTheme="minorHAnsi"/>
                 <w:b/>
                 <w:color w:val="18324A"/>
-                <w:sz w:val="17"/>
+                <w:sz w:val="16"/>
+                <w:szCs w:val="16"/>
               </w:rPr>
               <w:t>보상/기능</w:t>
             </w:r>
@@ -2648,13 +2771,16 @@
               <w:spacing w:line="264" w:lineRule="auto"/>
               <w:rPr>
                 <w:rFonts w:eastAsiaTheme="minorHAnsi"/>
-              </w:rPr>
-            </w:pPr>
-            <w:r>
-              <w:rPr>
-                <w:rFonts w:eastAsiaTheme="minorHAnsi"/>
-                <w:color w:val="25313B"/>
-                <w:sz w:val="16"/>
+                <w:sz w:val="16"/>
+                <w:szCs w:val="16"/>
+              </w:rPr>
+            </w:pPr>
+            <w:r>
+              <w:rPr>
+                <w:rFonts w:eastAsiaTheme="minorHAnsi"/>
+                <w:color w:val="25313B"/>
+                <w:sz w:val="16"/>
+                <w:szCs w:val="16"/>
               </w:rPr>
               <w:t>괴물=인간 진실 공개, 사회 혼란 컷신, 후반부 윤리 갈등 강화</w:t>
             </w:r>
@@ -2672,9 +2798,9 @@
     <w:tbl>
       <w:tblPr>
         <w:tblW w:w="0" w:type="auto"/>
+        <w:tblLook w:val="04A0" w:firstRow="1" w:lastRow="0" w:firstColumn="1" w:lastColumn="0" w:noHBand="0" w:noVBand="1"/>
         <w:jc w:val="center"/>
         <w:tblLayout w:type="fixed"/>
-        <w:tblLook w:val="04A0" w:firstRow="1" w:lastRow="0" w:firstColumn="1" w:lastColumn="0" w:noHBand="0" w:noVBand="1"/>
       </w:tblPr>
       <w:tblGrid>
         <w:gridCol w:w="1814"/>
@@ -2702,10 +2828,11 @@
           </w:tcPr>
           <w:p>
             <w:pPr>
-              <w:spacing w:line="264" w:lineRule="auto"/>
               <w:jc w:val="center"/>
-              <w:rPr>
-                <w:rFonts w:eastAsiaTheme="minorHAnsi"/>
+              <w:spacing w:line="264" w:lineRule="auto"/>
+              <w:rPr>
+                <w:rFonts w:eastAsiaTheme="minorHAnsi"/>
+                <w:szCs w:val="20"/>
               </w:rPr>
             </w:pPr>
             <w:r>
@@ -2713,7 +2840,8 @@
                 <w:rFonts w:eastAsiaTheme="minorHAnsi"/>
                 <w:b/>
                 <w:color w:val="18324A"/>
-                <w:sz w:val="23"/>
+                <w:sz w:val="20"/>
+                <w:szCs w:val="20"/>
               </w:rPr>
               <w:t>Q5</w:t>
             </w:r>
@@ -2740,6 +2868,7 @@
               <w:spacing w:line="264" w:lineRule="auto"/>
               <w:rPr>
                 <w:rFonts w:eastAsiaTheme="minorHAnsi"/>
+                <w:szCs w:val="20"/>
               </w:rPr>
             </w:pPr>
             <w:r>
@@ -2747,7 +2876,8 @@
                 <w:rFonts w:eastAsiaTheme="minorHAnsi"/>
                 <w:b/>
                 <w:color w:val="FFFFFF"/>
-                <w:sz w:val="23"/>
+                <w:sz w:val="20"/>
+                <w:szCs w:val="20"/>
               </w:rPr>
               <w:t>균열 탐색</w:t>
             </w:r>
@@ -2776,10 +2906,12 @@
           </w:tcPr>
           <w:p>
             <w:pPr>
-              <w:spacing w:line="264" w:lineRule="auto"/>
               <w:jc w:val="center"/>
-              <w:rPr>
-                <w:rFonts w:eastAsiaTheme="minorHAnsi"/>
+              <w:spacing w:line="264" w:lineRule="auto"/>
+              <w:rPr>
+                <w:rFonts w:eastAsiaTheme="minorHAnsi"/>
+                <w:sz w:val="16"/>
+                <w:szCs w:val="16"/>
               </w:rPr>
             </w:pPr>
             <w:r>
@@ -2787,7 +2919,8 @@
                 <w:rFonts w:eastAsiaTheme="minorHAnsi"/>
                 <w:b/>
                 <w:color w:val="18324A"/>
-                <w:sz w:val="17"/>
+                <w:sz w:val="16"/>
+                <w:szCs w:val="16"/>
               </w:rPr>
               <w:t>플레이 목적</w:t>
             </w:r>
@@ -2814,13 +2947,16 @@
               <w:spacing w:line="264" w:lineRule="auto"/>
               <w:rPr>
                 <w:rFonts w:eastAsiaTheme="minorHAnsi"/>
-              </w:rPr>
-            </w:pPr>
-            <w:r>
-              <w:rPr>
-                <w:rFonts w:eastAsiaTheme="minorHAnsi"/>
-                <w:color w:val="25313B"/>
-                <w:sz w:val="16"/>
+                <w:sz w:val="16"/>
+                <w:szCs w:val="16"/>
+              </w:rPr>
+            </w:pPr>
+            <w:r>
+              <w:rPr>
+                <w:rFonts w:eastAsiaTheme="minorHAnsi"/>
+                <w:color w:val="25313B"/>
+                <w:sz w:val="16"/>
+                <w:szCs w:val="16"/>
               </w:rPr>
               <w:t>방향 반전, 거울 미로, 환상 공간, 중심부 탐색으로 후반부의 불안정한 공간감을 체험합니다.</w:t>
             </w:r>
@@ -2849,10 +2985,12 @@
           </w:tcPr>
           <w:p>
             <w:pPr>
-              <w:spacing w:line="264" w:lineRule="auto"/>
               <w:jc w:val="center"/>
-              <w:rPr>
-                <w:rFonts w:eastAsiaTheme="minorHAnsi"/>
+              <w:spacing w:line="264" w:lineRule="auto"/>
+              <w:rPr>
+                <w:rFonts w:eastAsiaTheme="minorHAnsi"/>
+                <w:sz w:val="16"/>
+                <w:szCs w:val="16"/>
               </w:rPr>
             </w:pPr>
             <w:r>
@@ -2860,7 +2998,8 @@
                 <w:rFonts w:eastAsiaTheme="minorHAnsi"/>
                 <w:b/>
                 <w:color w:val="18324A"/>
-                <w:sz w:val="17"/>
+                <w:sz w:val="16"/>
+                <w:szCs w:val="16"/>
               </w:rPr>
               <w:t>이야기 목적</w:t>
             </w:r>
@@ -2887,13 +3026,16 @@
               <w:spacing w:line="264" w:lineRule="auto"/>
               <w:rPr>
                 <w:rFonts w:eastAsiaTheme="minorHAnsi"/>
-              </w:rPr>
-            </w:pPr>
-            <w:r>
-              <w:rPr>
-                <w:rFonts w:eastAsiaTheme="minorHAnsi"/>
-                <w:color w:val="25313B"/>
-                <w:sz w:val="16"/>
+                <w:sz w:val="16"/>
+                <w:szCs w:val="16"/>
+              </w:rPr>
+            </w:pPr>
+            <w:r>
+              <w:rPr>
+                <w:rFonts w:eastAsiaTheme="minorHAnsi"/>
+                <w:color w:val="25313B"/>
+                <w:sz w:val="16"/>
+                <w:szCs w:val="16"/>
               </w:rPr>
               <w:t>차한해와 균열의 연결을 드러내고, 희생 강요의 결말 선택을 준비합니다.</w:t>
             </w:r>
@@ -2922,10 +3064,12 @@
           </w:tcPr>
           <w:p>
             <w:pPr>
-              <w:spacing w:line="264" w:lineRule="auto"/>
               <w:jc w:val="center"/>
-              <w:rPr>
-                <w:rFonts w:eastAsiaTheme="minorHAnsi"/>
+              <w:spacing w:line="264" w:lineRule="auto"/>
+              <w:rPr>
+                <w:rFonts w:eastAsiaTheme="minorHAnsi"/>
+                <w:sz w:val="16"/>
+                <w:szCs w:val="16"/>
               </w:rPr>
             </w:pPr>
             <w:r>
@@ -2933,7 +3077,8 @@
                 <w:rFonts w:eastAsiaTheme="minorHAnsi"/>
                 <w:b/>
                 <w:color w:val="18324A"/>
-                <w:sz w:val="17"/>
+                <w:sz w:val="16"/>
+                <w:szCs w:val="16"/>
               </w:rPr>
               <w:t>주요 상황</w:t>
             </w:r>
@@ -2960,13 +3105,16 @@
               <w:spacing w:line="264" w:lineRule="auto"/>
               <w:rPr>
                 <w:rFonts w:eastAsiaTheme="minorHAnsi"/>
-              </w:rPr>
-            </w:pPr>
-            <w:r>
-              <w:rPr>
-                <w:rFonts w:eastAsiaTheme="minorHAnsi"/>
-                <w:color w:val="25313B"/>
-                <w:sz w:val="16"/>
+                <w:sz w:val="16"/>
+                <w:szCs w:val="16"/>
+              </w:rPr>
+            </w:pPr>
+            <w:r>
+              <w:rPr>
+                <w:rFonts w:eastAsiaTheme="minorHAnsi"/>
+                <w:color w:val="25313B"/>
+                <w:sz w:val="16"/>
+                <w:szCs w:val="16"/>
               </w:rPr>
               <w:t>균열 내부 진입 강요 / 현실과 환상의 혼합 / 남겨진 사람들의 흔적 / 중심부 코어와 차한해의 연결</w:t>
             </w:r>
@@ -2995,10 +3143,12 @@
           </w:tcPr>
           <w:p>
             <w:pPr>
-              <w:spacing w:line="264" w:lineRule="auto"/>
               <w:jc w:val="center"/>
-              <w:rPr>
-                <w:rFonts w:eastAsiaTheme="minorHAnsi"/>
+              <w:spacing w:line="264" w:lineRule="auto"/>
+              <w:rPr>
+                <w:rFonts w:eastAsiaTheme="minorHAnsi"/>
+                <w:sz w:val="16"/>
+                <w:szCs w:val="16"/>
               </w:rPr>
             </w:pPr>
             <w:r>
@@ -3006,7 +3156,8 @@
                 <w:rFonts w:eastAsiaTheme="minorHAnsi"/>
                 <w:b/>
                 <w:color w:val="18324A"/>
-                <w:sz w:val="17"/>
+                <w:sz w:val="16"/>
+                <w:szCs w:val="16"/>
               </w:rPr>
               <w:t>트리거/조건</w:t>
             </w:r>
@@ -3033,13 +3184,16 @@
               <w:spacing w:line="264" w:lineRule="auto"/>
               <w:rPr>
                 <w:rFonts w:eastAsiaTheme="minorHAnsi"/>
-              </w:rPr>
-            </w:pPr>
-            <w:r>
-              <w:rPr>
-                <w:rFonts w:eastAsiaTheme="minorHAnsi"/>
-                <w:color w:val="25313B"/>
-                <w:sz w:val="16"/>
+                <w:sz w:val="16"/>
+                <w:szCs w:val="16"/>
+              </w:rPr>
+            </w:pPr>
+            <w:r>
+              <w:rPr>
+                <w:rFonts w:eastAsiaTheme="minorHAnsi"/>
+                <w:color w:val="25313B"/>
+                <w:sz w:val="16"/>
+                <w:szCs w:val="16"/>
               </w:rPr>
               <w:t>괴물의 진실 공개 후 여론·명령 이벤트 발생. 미로 구간에서 후방의 차한해와 전방의 차한해가 겹치며 방향이 반전. 중심부 상호작용 시 진실 컷신 발생.</w:t>
             </w:r>
@@ -3068,10 +3222,12 @@
           </w:tcPr>
           <w:p>
             <w:pPr>
-              <w:spacing w:line="264" w:lineRule="auto"/>
               <w:jc w:val="center"/>
-              <w:rPr>
-                <w:rFonts w:eastAsiaTheme="minorHAnsi"/>
+              <w:spacing w:line="264" w:lineRule="auto"/>
+              <w:rPr>
+                <w:rFonts w:eastAsiaTheme="minorHAnsi"/>
+                <w:sz w:val="16"/>
+                <w:szCs w:val="16"/>
               </w:rPr>
             </w:pPr>
             <w:r>
@@ -3079,7 +3235,8 @@
                 <w:rFonts w:eastAsiaTheme="minorHAnsi"/>
                 <w:b/>
                 <w:color w:val="18324A"/>
-                <w:sz w:val="17"/>
+                <w:sz w:val="16"/>
+                <w:szCs w:val="16"/>
               </w:rPr>
               <w:t>보상/기능</w:t>
             </w:r>
@@ -3106,13 +3263,16 @@
               <w:spacing w:line="264" w:lineRule="auto"/>
               <w:rPr>
                 <w:rFonts w:eastAsiaTheme="minorHAnsi"/>
-              </w:rPr>
-            </w:pPr>
-            <w:r>
-              <w:rPr>
-                <w:rFonts w:eastAsiaTheme="minorHAnsi"/>
-                <w:color w:val="25313B"/>
-                <w:sz w:val="16"/>
+                <w:sz w:val="16"/>
+                <w:szCs w:val="16"/>
+              </w:rPr>
+            </w:pPr>
+            <w:r>
+              <w:rPr>
+                <w:rFonts w:eastAsiaTheme="minorHAnsi"/>
+                <w:color w:val="25313B"/>
+                <w:sz w:val="16"/>
+                <w:szCs w:val="16"/>
               </w:rPr>
               <w:t>핵심 세계관 진실 공개, 엔딩 분기 기반, 차한해의 선택 압박 확정</w:t>
             </w:r>
@@ -3134,23 +3294,46 @@
       </w:pPr>
       <w:r>
         <w:rPr>
-          <w:rFonts w:eastAsiaTheme="minorHAnsi" w:hint="eastAsia"/>
+          <w:rFonts w:eastAsiaTheme="minorHAnsi"/>
           <w:b/>
           <w:bCs/>
           <w:color w:val="3A607D"/>
           <w:sz w:val="30"/>
           <w:szCs w:val="30"/>
         </w:rPr>
-        <w:lastRenderedPageBreak/>
+        <w:br w:type="page"/>
+      </w:r>
+    </w:p>
+    <w:p>
+      <w:pPr>
+        <w:spacing w:line="240" w:lineRule="auto"/>
+        <w:rPr>
+          <w:rFonts w:eastAsiaTheme="minorHAnsi"/>
+          <w:b/>
+          <w:bCs/>
+          <w:color w:val="3A607D"/>
+          <w:sz w:val="30"/>
+          <w:szCs w:val="30"/>
+        </w:rPr>
+      </w:pPr>
+      <w:r>
+        <w:rPr>
+          <w:rFonts w:eastAsiaTheme="minorHAnsi"/>
+          <w:b/>
+          <w:bCs/>
+          <w:color w:val="3A607D"/>
+          <w:sz w:val="30"/>
+          <w:szCs w:val="30"/>
+        </w:rPr>
         <w:t>조건 설계</w:t>
       </w:r>
     </w:p>
     <w:tbl>
       <w:tblPr>
         <w:tblW w:w="0" w:type="auto"/>
+        <w:tblLook w:val="04A0" w:firstRow="1" w:lastRow="0" w:firstColumn="1" w:lastColumn="0" w:noHBand="0" w:noVBand="1"/>
         <w:jc w:val="center"/>
         <w:tblLayout w:type="fixed"/>
-        <w:tblLook w:val="04A0" w:firstRow="1" w:lastRow="0" w:firstColumn="1" w:lastColumn="0" w:noHBand="0" w:noVBand="1"/>
       </w:tblPr>
       <w:tblGrid>
         <w:gridCol w:w="1531"/>
@@ -3182,8 +3365,8 @@
           </w:tcPr>
           <w:p>
             <w:pPr>
-              <w:spacing w:line="264" w:lineRule="auto"/>
               <w:jc w:val="center"/>
+              <w:spacing w:line="264" w:lineRule="auto"/>
               <w:rPr>
                 <w:rFonts w:eastAsiaTheme="minorHAnsi"/>
               </w:rPr>
@@ -3217,8 +3400,8 @@
           </w:tcPr>
           <w:p>
             <w:pPr>
-              <w:spacing w:line="264" w:lineRule="auto"/>
               <w:jc w:val="center"/>
+              <w:spacing w:line="264" w:lineRule="auto"/>
               <w:rPr>
                 <w:rFonts w:eastAsiaTheme="minorHAnsi"/>
               </w:rPr>
@@ -3252,8 +3435,8 @@
           </w:tcPr>
           <w:p>
             <w:pPr>
-              <w:spacing w:line="264" w:lineRule="auto"/>
               <w:jc w:val="center"/>
+              <w:spacing w:line="264" w:lineRule="auto"/>
               <w:rPr>
                 <w:rFonts w:eastAsiaTheme="minorHAnsi"/>
               </w:rPr>
@@ -3287,8 +3470,8 @@
           </w:tcPr>
           <w:p>
             <w:pPr>
-              <w:spacing w:line="264" w:lineRule="auto"/>
               <w:jc w:val="center"/>
+              <w:spacing w:line="264" w:lineRule="auto"/>
               <w:rPr>
                 <w:rFonts w:eastAsiaTheme="minorHAnsi"/>
               </w:rPr>
@@ -3322,8 +3505,8 @@
           </w:tcPr>
           <w:p>
             <w:pPr>
-              <w:spacing w:line="264" w:lineRule="auto"/>
               <w:jc w:val="center"/>
+              <w:spacing w:line="264" w:lineRule="auto"/>
               <w:rPr>
                 <w:rFonts w:eastAsiaTheme="minorHAnsi"/>
               </w:rPr>
@@ -3357,8 +3540,8 @@
           </w:tcPr>
           <w:p>
             <w:pPr>
-              <w:spacing w:line="264" w:lineRule="auto"/>
               <w:jc w:val="center"/>
+              <w:spacing w:line="264" w:lineRule="auto"/>
               <w:rPr>
                 <w:rFonts w:eastAsiaTheme="minorHAnsi"/>
               </w:rPr>
@@ -3397,8 +3580,8 @@
           </w:tcPr>
           <w:p>
             <w:pPr>
-              <w:spacing w:line="264" w:lineRule="auto"/>
               <w:jc w:val="center"/>
+              <w:spacing w:line="264" w:lineRule="auto"/>
               <w:rPr>
                 <w:rFonts w:eastAsiaTheme="minorHAnsi"/>
               </w:rPr>
@@ -3602,8 +3785,8 @@
           </w:tcPr>
           <w:p>
             <w:pPr>
-              <w:spacing w:line="264" w:lineRule="auto"/>
               <w:jc w:val="center"/>
+              <w:spacing w:line="264" w:lineRule="auto"/>
               <w:rPr>
                 <w:rFonts w:eastAsiaTheme="minorHAnsi"/>
               </w:rPr>
@@ -3807,8 +3990,8 @@
           </w:tcPr>
           <w:p>
             <w:pPr>
-              <w:spacing w:line="264" w:lineRule="auto"/>
               <w:jc w:val="center"/>
+              <w:spacing w:line="264" w:lineRule="auto"/>
               <w:rPr>
                 <w:rFonts w:eastAsiaTheme="minorHAnsi"/>
               </w:rPr>
@@ -4012,8 +4195,8 @@
           </w:tcPr>
           <w:p>
             <w:pPr>
-              <w:spacing w:line="264" w:lineRule="auto"/>
               <w:jc w:val="center"/>
+              <w:spacing w:line="264" w:lineRule="auto"/>
               <w:rPr>
                 <w:rFonts w:eastAsiaTheme="minorHAnsi"/>
               </w:rPr>
@@ -4217,8 +4400,8 @@
           </w:tcPr>
           <w:p>
             <w:pPr>
-              <w:spacing w:line="264" w:lineRule="auto"/>
               <w:jc w:val="center"/>
+              <w:spacing w:line="264" w:lineRule="auto"/>
               <w:rPr>
                 <w:rFonts w:eastAsiaTheme="minorHAnsi"/>
               </w:rPr>
@@ -4428,7 +4611,7 @@
       </w:pPr>
       <w:r>
         <w:rPr>
-          <w:rFonts w:eastAsiaTheme="minorHAnsi" w:hint="eastAsia"/>
+          <w:rFonts w:eastAsiaTheme="minorHAnsi"/>
           <w:b/>
           <w:bCs/>
           <w:color w:val="3A607D"/>
@@ -4446,7 +4629,7 @@
       </w:pPr>
       <w:r>
         <w:rPr>
-          <w:rFonts w:eastAsiaTheme="minorHAnsi" w:hint="eastAsia"/>
+          <w:rFonts w:eastAsiaTheme="minorHAnsi"/>
         </w:rPr>
         <w:t>장소별 NPC, 기믹, 연출, 목적 정리</w:t>
       </w:r>
@@ -4454,9 +4637,9 @@
     <w:tbl>
       <w:tblPr>
         <w:tblW w:w="0" w:type="auto"/>
+        <w:tblLook w:val="04A0" w:firstRow="1" w:lastRow="0" w:firstColumn="1" w:lastColumn="0" w:noHBand="0" w:noVBand="1"/>
         <w:jc w:val="center"/>
         <w:tblLayout w:type="fixed"/>
-        <w:tblLook w:val="04A0" w:firstRow="1" w:lastRow="0" w:firstColumn="1" w:lastColumn="0" w:noHBand="0" w:noVBand="1"/>
       </w:tblPr>
       <w:tblGrid>
         <w:gridCol w:w="1247"/>
@@ -4487,8 +4670,8 @@
           </w:tcPr>
           <w:p>
             <w:pPr>
-              <w:spacing w:line="264" w:lineRule="auto"/>
               <w:jc w:val="center"/>
+              <w:spacing w:line="264" w:lineRule="auto"/>
               <w:rPr>
                 <w:rFonts w:eastAsiaTheme="minorHAnsi"/>
               </w:rPr>
@@ -4522,8 +4705,8 @@
           </w:tcPr>
           <w:p>
             <w:pPr>
-              <w:spacing w:line="264" w:lineRule="auto"/>
               <w:jc w:val="center"/>
+              <w:spacing w:line="264" w:lineRule="auto"/>
               <w:rPr>
                 <w:rFonts w:eastAsiaTheme="minorHAnsi"/>
               </w:rPr>
@@ -4557,8 +4740,8 @@
           </w:tcPr>
           <w:p>
             <w:pPr>
-              <w:spacing w:line="264" w:lineRule="auto"/>
               <w:jc w:val="center"/>
+              <w:spacing w:line="264" w:lineRule="auto"/>
               <w:rPr>
                 <w:rFonts w:eastAsiaTheme="minorHAnsi"/>
               </w:rPr>
@@ -4592,8 +4775,8 @@
           </w:tcPr>
           <w:p>
             <w:pPr>
-              <w:spacing w:line="264" w:lineRule="auto"/>
               <w:jc w:val="center"/>
+              <w:spacing w:line="264" w:lineRule="auto"/>
               <w:rPr>
                 <w:rFonts w:eastAsiaTheme="minorHAnsi"/>
               </w:rPr>
@@ -4627,8 +4810,8 @@
           </w:tcPr>
           <w:p>
             <w:pPr>
-              <w:spacing w:line="264" w:lineRule="auto"/>
               <w:jc w:val="center"/>
+              <w:spacing w:line="264" w:lineRule="auto"/>
               <w:rPr>
                 <w:rFonts w:eastAsiaTheme="minorHAnsi"/>
               </w:rPr>
@@ -4667,8 +4850,8 @@
           </w:tcPr>
           <w:p>
             <w:pPr>
-              <w:spacing w:line="264" w:lineRule="auto"/>
               <w:jc w:val="center"/>
+              <w:spacing w:line="264" w:lineRule="auto"/>
               <w:rPr>
                 <w:rFonts w:eastAsiaTheme="minorHAnsi"/>
               </w:rPr>
@@ -4839,8 +5022,8 @@
           </w:tcPr>
           <w:p>
             <w:pPr>
-              <w:spacing w:line="264" w:lineRule="auto"/>
               <w:jc w:val="center"/>
+              <w:spacing w:line="264" w:lineRule="auto"/>
               <w:rPr>
                 <w:rFonts w:eastAsiaTheme="minorHAnsi"/>
               </w:rPr>
@@ -5011,8 +5194,8 @@
           </w:tcPr>
           <w:p>
             <w:pPr>
-              <w:spacing w:line="264" w:lineRule="auto"/>
               <w:jc w:val="center"/>
+              <w:spacing w:line="264" w:lineRule="auto"/>
               <w:rPr>
                 <w:rFonts w:eastAsiaTheme="minorHAnsi"/>
               </w:rPr>
@@ -5183,8 +5366,8 @@
           </w:tcPr>
           <w:p>
             <w:pPr>
-              <w:spacing w:line="264" w:lineRule="auto"/>
               <w:jc w:val="center"/>
+              <w:spacing w:line="264" w:lineRule="auto"/>
               <w:rPr>
                 <w:rFonts w:eastAsiaTheme="minorHAnsi"/>
               </w:rPr>
@@ -5355,8 +5538,8 @@
           </w:tcPr>
           <w:p>
             <w:pPr>
-              <w:spacing w:line="264" w:lineRule="auto"/>
               <w:jc w:val="center"/>
+              <w:spacing w:line="264" w:lineRule="auto"/>
               <w:rPr>
                 <w:rFonts w:eastAsiaTheme="minorHAnsi"/>
               </w:rPr>
@@ -5527,8 +5710,8 @@
           </w:tcPr>
           <w:p>
             <w:pPr>
-              <w:spacing w:line="264" w:lineRule="auto"/>
               <w:jc w:val="center"/>
+              <w:spacing w:line="264" w:lineRule="auto"/>
               <w:rPr>
                 <w:rFonts w:eastAsiaTheme="minorHAnsi"/>
               </w:rPr>
@@ -5678,20 +5861,6 @@
         </w:tc>
       </w:tr>
     </w:tbl>
-    <w:p>
-      <w:pPr>
-        <w:rPr>
-          <w:rFonts w:eastAsiaTheme="minorHAnsi"/>
-        </w:rPr>
-      </w:pPr>
-      <w:r>
-        <w:rPr>
-          <w:rFonts w:eastAsiaTheme="minorHAnsi" w:hint="eastAsia"/>
-        </w:rPr>
-        <w:lastRenderedPageBreak/>
-        <w:br w:type="page"/>
-      </w:r>
-    </w:p>
     <w:p>
       <w:pPr>
         <w:rPr>
@@ -5705,23 +5874,28 @@
       </w:pPr>
       <w:r>
         <w:rPr>
-          <w:rFonts w:eastAsiaTheme="minorHAnsi" w:hint="eastAsia"/>
+          <w:rFonts w:eastAsiaTheme="minorHAnsi"/>
+        </w:rPr>
+        <w:br w:type="page"/>
+      </w:r>
+      <w:r>
+        <w:rPr>
+          <w:rFonts w:eastAsiaTheme="minorHAnsi"/>
           <w:b/>
           <w:bCs/>
           <w:color w:val="3A607D"/>
           <w:sz w:val="30"/>
           <w:szCs w:val="30"/>
         </w:rPr>
-        <w:lastRenderedPageBreak/>
         <w:t>콘텐츠 소개 및 플레이 학습 구조</w:t>
       </w:r>
     </w:p>
     <w:tbl>
       <w:tblPr>
         <w:tblW w:w="0" w:type="auto"/>
+        <w:tblLook w:val="04A0" w:firstRow="1" w:lastRow="0" w:firstColumn="1" w:lastColumn="0" w:noHBand="0" w:noVBand="1"/>
         <w:jc w:val="center"/>
         <w:tblLayout w:type="fixed"/>
-        <w:tblLook w:val="04A0" w:firstRow="1" w:lastRow="0" w:firstColumn="1" w:lastColumn="0" w:noHBand="0" w:noVBand="1"/>
       </w:tblPr>
       <w:tblGrid>
         <w:gridCol w:w="907"/>
@@ -5752,8 +5926,8 @@
           </w:tcPr>
           <w:p>
             <w:pPr>
-              <w:spacing w:line="264" w:lineRule="auto"/>
               <w:jc w:val="center"/>
+              <w:spacing w:line="264" w:lineRule="auto"/>
               <w:rPr>
                 <w:rFonts w:eastAsiaTheme="minorHAnsi"/>
               </w:rPr>
@@ -5787,8 +5961,8 @@
           </w:tcPr>
           <w:p>
             <w:pPr>
-              <w:spacing w:line="264" w:lineRule="auto"/>
               <w:jc w:val="center"/>
+              <w:spacing w:line="264" w:lineRule="auto"/>
               <w:rPr>
                 <w:rFonts w:eastAsiaTheme="minorHAnsi"/>
               </w:rPr>
@@ -5822,8 +5996,8 @@
           </w:tcPr>
           <w:p>
             <w:pPr>
-              <w:spacing w:line="264" w:lineRule="auto"/>
               <w:jc w:val="center"/>
+              <w:spacing w:line="264" w:lineRule="auto"/>
               <w:rPr>
                 <w:rFonts w:eastAsiaTheme="minorHAnsi"/>
               </w:rPr>
@@ -5857,8 +6031,8 @@
           </w:tcPr>
           <w:p>
             <w:pPr>
-              <w:spacing w:line="264" w:lineRule="auto"/>
               <w:jc w:val="center"/>
+              <w:spacing w:line="264" w:lineRule="auto"/>
               <w:rPr>
                 <w:rFonts w:eastAsiaTheme="minorHAnsi"/>
               </w:rPr>
@@ -5892,8 +6066,8 @@
           </w:tcPr>
           <w:p>
             <w:pPr>
-              <w:spacing w:line="264" w:lineRule="auto"/>
               <w:jc w:val="center"/>
+              <w:spacing w:line="264" w:lineRule="auto"/>
               <w:rPr>
                 <w:rFonts w:eastAsiaTheme="minorHAnsi"/>
               </w:rPr>
@@ -5932,8 +6106,8 @@
           </w:tcPr>
           <w:p>
             <w:pPr>
-              <w:spacing w:line="264" w:lineRule="auto"/>
               <w:jc w:val="center"/>
+              <w:spacing w:line="264" w:lineRule="auto"/>
               <w:rPr>
                 <w:rFonts w:eastAsiaTheme="minorHAnsi"/>
               </w:rPr>
@@ -6104,8 +6278,8 @@
           </w:tcPr>
           <w:p>
             <w:pPr>
-              <w:spacing w:line="264" w:lineRule="auto"/>
               <w:jc w:val="center"/>
+              <w:spacing w:line="264" w:lineRule="auto"/>
               <w:rPr>
                 <w:rFonts w:eastAsiaTheme="minorHAnsi"/>
               </w:rPr>
@@ -6276,8 +6450,8 @@
           </w:tcPr>
           <w:p>
             <w:pPr>
-              <w:spacing w:line="264" w:lineRule="auto"/>
               <w:jc w:val="center"/>
+              <w:spacing w:line="264" w:lineRule="auto"/>
               <w:rPr>
                 <w:rFonts w:eastAsiaTheme="minorHAnsi"/>
               </w:rPr>
@@ -6448,8 +6622,8 @@
           </w:tcPr>
           <w:p>
             <w:pPr>
-              <w:spacing w:line="264" w:lineRule="auto"/>
               <w:jc w:val="center"/>
+              <w:spacing w:line="264" w:lineRule="auto"/>
               <w:rPr>
                 <w:rFonts w:eastAsiaTheme="minorHAnsi"/>
               </w:rPr>
@@ -6620,8 +6794,8 @@
           </w:tcPr>
           <w:p>
             <w:pPr>
-              <w:spacing w:line="264" w:lineRule="auto"/>
               <w:jc w:val="center"/>
+              <w:spacing w:line="264" w:lineRule="auto"/>
               <w:rPr>
                 <w:rFonts w:eastAsiaTheme="minorHAnsi"/>
               </w:rPr>
@@ -6773,36 +6947,14 @@
     </w:tbl>
     <w:p>
       <w:pPr>
+        <w:autoSpaceDE/>
+        <w:autoSpaceDN/>
+        <w:widowControl/>
+        <w:wordWrap/>
         <w:rPr>
           <w:rFonts w:eastAsiaTheme="minorHAnsi"/>
         </w:rPr>
       </w:pPr>
-    </w:p>
-    <w:p>
-      <w:pPr>
-        <w:widowControl/>
-        <w:wordWrap/>
-        <w:autoSpaceDE/>
-        <w:autoSpaceDN/>
-        <w:rPr>
-          <w:rFonts w:eastAsiaTheme="minorHAnsi"/>
-        </w:rPr>
-      </w:pPr>
-      <w:r>
-        <w:rPr>
-          <w:rFonts w:eastAsiaTheme="minorHAnsi"/>
-        </w:rPr>
-        <w:br w:type="page"/>
-      </w:r>
-    </w:p>
-    <w:p>
-      <w:pPr>
-        <w:rPr>
-          <w:rFonts w:eastAsiaTheme="minorHAnsi" w:hint="eastAsia"/>
-        </w:rPr>
-      </w:pPr>
-      <w:bookmarkStart w:id="0" w:name="_GoBack"/>
-      <w:bookmarkEnd w:id="0"/>
     </w:p>
     <w:sectPr>
       <w:pgSz w:w="11906" w:h="16838"/>
@@ -6815,20 +6967,20 @@
 </file>
 
 <file path=word/styles.xml><?xml version="1.0" encoding="utf-8"?>
-<w:styles xmlns:mc="http://schemas.openxmlformats.org/markup-compatibility/2006" xmlns:r="http://schemas.openxmlformats.org/officeDocument/2006/relationships" xmlns:w="http://schemas.openxmlformats.org/wordprocessingml/2006/main" xmlns:w14="http://schemas.microsoft.com/office/word/2010/wordml" xmlns:w15="http://schemas.microsoft.com/office/word/2012/wordml" xmlns:w16se="http://schemas.microsoft.com/office/word/2015/wordml/symex" mc:Ignorable="w14 w15 w16se">
+<w:styles xmlns:r="http://schemas.openxmlformats.org/officeDocument/2006/relationships" xmlns:w="http://schemas.openxmlformats.org/wordprocessingml/2006/main">
   <w:docDefaults>
     <w:rPrDefault>
       <w:rPr>
+        <w:lang w:val="en-US" w:eastAsia="ko-KR" w:bidi="ar-SA"/>
         <w:rFonts w:asciiTheme="minorHAnsi" w:eastAsiaTheme="minorEastAsia" w:hAnsiTheme="minorHAnsi" w:cstheme="minorBidi"/>
+        <w:szCs w:val="22"/>
         <w:kern w:val="2"/>
-        <w:szCs w:val="22"/>
-        <w:lang w:val="en-US" w:eastAsia="ko-KR" w:bidi="ar-SA"/>
       </w:rPr>
     </w:rPrDefault>
     <w:pPrDefault>
       <w:pPr>
+        <w:jc w:val="both"/>
         <w:spacing w:after="160" w:line="259" w:lineRule="auto"/>
-        <w:jc w:val="both"/>
       </w:pPr>
     </w:pPrDefault>
   </w:docDefaults>
@@ -6852,22 +7004,22 @@
     <w:lsdException w:name="index 7" w:semiHidden="1" w:unhideWhenUsed="1"/>
     <w:lsdException w:name="index 8" w:semiHidden="1" w:unhideWhenUsed="1"/>
     <w:lsdException w:name="index 9" w:semiHidden="1" w:unhideWhenUsed="1"/>
-    <w:lsdException w:name="toc 1" w:semiHidden="1" w:uiPriority="57" w:unhideWhenUsed="1"/>
-    <w:lsdException w:name="toc 2" w:semiHidden="1" w:uiPriority="57" w:unhideWhenUsed="1"/>
-    <w:lsdException w:name="toc 3" w:semiHidden="1" w:uiPriority="57" w:unhideWhenUsed="1"/>
-    <w:lsdException w:name="toc 4" w:semiHidden="1" w:uiPriority="57" w:unhideWhenUsed="1"/>
-    <w:lsdException w:name="toc 5" w:semiHidden="1" w:uiPriority="57" w:unhideWhenUsed="1"/>
-    <w:lsdException w:name="toc 6" w:semiHidden="1" w:uiPriority="57" w:unhideWhenUsed="1"/>
-    <w:lsdException w:name="toc 7" w:semiHidden="1" w:uiPriority="57" w:unhideWhenUsed="1"/>
-    <w:lsdException w:name="toc 8" w:semiHidden="1" w:uiPriority="57" w:unhideWhenUsed="1"/>
-    <w:lsdException w:name="toc 9" w:semiHidden="1" w:uiPriority="57" w:unhideWhenUsed="1"/>
+    <w:lsdException w:name="toc 1" w:semiHidden="1" w:uiPriority="87" w:unhideWhenUsed="1"/>
+    <w:lsdException w:name="toc 2" w:semiHidden="1" w:uiPriority="87" w:unhideWhenUsed="1"/>
+    <w:lsdException w:name="toc 3" w:semiHidden="1" w:uiPriority="87" w:unhideWhenUsed="1"/>
+    <w:lsdException w:name="toc 4" w:semiHidden="1" w:uiPriority="87" w:unhideWhenUsed="1"/>
+    <w:lsdException w:name="toc 5" w:semiHidden="1" w:uiPriority="87" w:unhideWhenUsed="1"/>
+    <w:lsdException w:name="toc 6" w:semiHidden="1" w:uiPriority="87" w:unhideWhenUsed="1"/>
+    <w:lsdException w:name="toc 7" w:semiHidden="1" w:uiPriority="87" w:unhideWhenUsed="1"/>
+    <w:lsdException w:name="toc 8" w:semiHidden="1" w:uiPriority="87" w:unhideWhenUsed="1"/>
+    <w:lsdException w:name="toc 9" w:semiHidden="1" w:uiPriority="87" w:unhideWhenUsed="1"/>
     <w:lsdException w:name="Normal Indent" w:semiHidden="1" w:unhideWhenUsed="1"/>
     <w:lsdException w:name="footnote text" w:semiHidden="1" w:unhideWhenUsed="1"/>
     <w:lsdException w:name="annotation text" w:semiHidden="1" w:unhideWhenUsed="1"/>
     <w:lsdException w:name="header" w:semiHidden="1" w:unhideWhenUsed="1"/>
     <w:lsdException w:name="footer" w:semiHidden="1" w:unhideWhenUsed="1"/>
     <w:lsdException w:name="index heading" w:semiHidden="1" w:unhideWhenUsed="1"/>
-    <w:lsdException w:name="caption" w:semiHidden="1" w:uiPriority="53" w:unhideWhenUsed="1" w:qFormat="1"/>
+    <w:lsdException w:name="caption" w:semiHidden="1" w:uiPriority="83" w:unhideWhenUsed="1" w:qFormat="1"/>
     <w:lsdException w:name="table of figures" w:semiHidden="1" w:unhideWhenUsed="1"/>
     <w:lsdException w:name="envelope address" w:semiHidden="1" w:unhideWhenUsed="1"/>
     <w:lsdException w:name="envelope return" w:semiHidden="1" w:unhideWhenUsed="1"/>
@@ -6895,7 +7047,7 @@
     <w:lsdException w:name="List Number 3" w:semiHidden="1" w:unhideWhenUsed="1"/>
     <w:lsdException w:name="List Number 4" w:semiHidden="1" w:unhideWhenUsed="1"/>
     <w:lsdException w:name="List Number 5" w:semiHidden="1" w:unhideWhenUsed="1"/>
-    <w:lsdException w:name="Title" w:uiPriority="16" w:qFormat="1"/>
+    <w:lsdException w:name="Title" w:uiPriority="22" w:qFormat="1"/>
     <w:lsdException w:name="Closing" w:semiHidden="1" w:unhideWhenUsed="1"/>
     <w:lsdException w:name="Signature" w:semiHidden="1" w:unhideWhenUsed="1"/>
     <w:lsdException w:name="Default Paragraph Font" w:semiHidden="1" w:uiPriority="1" w:unhideWhenUsed="1"/>
@@ -6907,7 +7059,7 @@
     <w:lsdException w:name="List Continue 4" w:semiHidden="1" w:unhideWhenUsed="1"/>
     <w:lsdException w:name="List Continue 5" w:semiHidden="1" w:unhideWhenUsed="1"/>
     <w:lsdException w:name="Message Header" w:semiHidden="1" w:unhideWhenUsed="1"/>
-    <w:lsdException w:name="Subtitle" w:uiPriority="17" w:qFormat="1"/>
+    <w:lsdException w:name="Subtitle" w:uiPriority="23" w:qFormat="1"/>
     <w:lsdException w:name="Salutation" w:semiHidden="1" w:unhideWhenUsed="1"/>
     <w:lsdException w:name="Date" w:semiHidden="1" w:unhideWhenUsed="1"/>
     <w:lsdException w:name="Body Text First Indent" w:semiHidden="1" w:unhideWhenUsed="1"/>
@@ -6920,8 +7072,8 @@
     <w:lsdException w:name="Block Text" w:semiHidden="1" w:unhideWhenUsed="1"/>
     <w:lsdException w:name="Hyperlink" w:semiHidden="1" w:unhideWhenUsed="1"/>
     <w:lsdException w:name="FollowedHyperlink" w:semiHidden="1" w:unhideWhenUsed="1"/>
-    <w:lsdException w:name="Strong" w:uiPriority="34" w:qFormat="1"/>
-    <w:lsdException w:name="Emphasis" w:uiPriority="32" w:qFormat="1"/>
+    <w:lsdException w:name="Strong" w:uiPriority="52" w:qFormat="1"/>
+    <w:lsdException w:name="Emphasis" w:uiPriority="50" w:qFormat="1"/>
     <w:lsdException w:name="Document Map" w:semiHidden="1" w:unhideWhenUsed="1"/>
     <w:lsdException w:name="Plain Text" w:semiHidden="1" w:unhideWhenUsed="1"/>
     <w:lsdException w:name="E-mail Signature" w:semiHidden="1" w:unhideWhenUsed="1"/>
@@ -6987,13 +7139,13 @@
     <w:lsdException w:name="Table Web 2" w:semiHidden="1" w:unhideWhenUsed="1"/>
     <w:lsdException w:name="Table Web 3" w:semiHidden="1" w:unhideWhenUsed="1"/>
     <w:lsdException w:name="Balloon Text" w:semiHidden="1" w:unhideWhenUsed="1"/>
-    <w:lsdException w:name="Table Grid" w:uiPriority="57"/>
+    <w:lsdException w:name="Table Grid" w:uiPriority="87"/>
     <w:lsdException w:name="Table Theme" w:semiHidden="1" w:unhideWhenUsed="1"/>
     <w:lsdException w:name="Placeholder Text" w:semiHidden="1"/>
     <w:lsdException w:name="No Spacing" w:uiPriority="1" w:qFormat="1"/>
-    <w:lsdException w:name="Light Shading" w:uiPriority="96"/>
-    <w:lsdException w:name="Light List" w:uiPriority="97"/>
-    <w:lsdException w:name="Light Grid" w:uiPriority="98"/>
+    <w:lsdException w:name="Light Shading" w:uiPriority="150"/>
+    <w:lsdException w:name="Light List" w:uiPriority="151"/>
+    <w:lsdException w:name="Light Grid" w:uiPriority="152"/>
     <w:lsdException w:name="Medium Shading 1"/>
     <w:lsdException w:name="Medium Shading 2" w:uiPriority="0"/>
     <w:lsdException w:name="Medium List 1" w:uiPriority="0"/>
@@ -7005,16 +7157,16 @@
     <w:lsdException w:name="Colorful Shading" w:uiPriority="0"/>
     <w:lsdException w:name="Colorful List" w:uiPriority="0"/>
     <w:lsdException w:name="Colorful Grid" w:uiPriority="0"/>
-    <w:lsdException w:name="Light Shading Accent 1" w:uiPriority="96"/>
-    <w:lsdException w:name="Light List Accent 1" w:uiPriority="97"/>
-    <w:lsdException w:name="Light Grid Accent 1" w:uiPriority="98"/>
+    <w:lsdException w:name="Light Shading Accent 1" w:uiPriority="150"/>
+    <w:lsdException w:name="Light List Accent 1" w:uiPriority="151"/>
+    <w:lsdException w:name="Light Grid Accent 1" w:uiPriority="152"/>
     <w:lsdException w:name="Medium Shading 1 Accent 1"/>
     <w:lsdException w:name="Medium Shading 2 Accent 1" w:uiPriority="0"/>
     <w:lsdException w:name="Medium List 1 Accent 1" w:uiPriority="0"/>
     <w:lsdException w:name="Revision" w:semiHidden="1"/>
-    <w:lsdException w:name="List Paragraph" w:uiPriority="52" w:qFormat="1"/>
-    <w:lsdException w:name="Quote" w:uiPriority="41" w:qFormat="1"/>
-    <w:lsdException w:name="Intense Quote" w:uiPriority="48" w:qFormat="1"/>
+    <w:lsdException w:name="List Paragraph" w:uiPriority="82" w:qFormat="1"/>
+    <w:lsdException w:name="Quote" w:uiPriority="65" w:qFormat="1"/>
+    <w:lsdException w:name="Intense Quote" w:uiPriority="72" w:qFormat="1"/>
     <w:lsdException w:name="Medium List 2 Accent 1" w:uiPriority="0"/>
     <w:lsdException w:name="Medium Grid 1 Accent 1" w:uiPriority="0"/>
     <w:lsdException w:name="Medium Grid 2 Accent 1" w:uiPriority="0"/>
@@ -7023,9 +7175,9 @@
     <w:lsdException w:name="Colorful Shading Accent 1" w:uiPriority="0"/>
     <w:lsdException w:name="Colorful List Accent 1" w:uiPriority="0"/>
     <w:lsdException w:name="Colorful Grid Accent 1" w:uiPriority="0"/>
-    <w:lsdException w:name="Light Shading Accent 2" w:uiPriority="96"/>
-    <w:lsdException w:name="Light List Accent 2" w:uiPriority="97"/>
-    <w:lsdException w:name="Light Grid Accent 2" w:uiPriority="98"/>
+    <w:lsdException w:name="Light Shading Accent 2" w:uiPriority="150"/>
+    <w:lsdException w:name="Light List Accent 2" w:uiPriority="151"/>
+    <w:lsdException w:name="Light Grid Accent 2" w:uiPriority="152"/>
     <w:lsdException w:name="Medium Shading 1 Accent 2"/>
     <w:lsdException w:name="Medium Shading 2 Accent 2" w:uiPriority="0"/>
     <w:lsdException w:name="Medium List 1 Accent 2" w:uiPriority="0"/>
@@ -7037,9 +7189,9 @@
     <w:lsdException w:name="Colorful Shading Accent 2" w:uiPriority="0"/>
     <w:lsdException w:name="Colorful List Accent 2" w:uiPriority="0"/>
     <w:lsdException w:name="Colorful Grid Accent 2" w:uiPriority="0"/>
-    <w:lsdException w:name="Light Shading Accent 3" w:uiPriority="96"/>
-    <w:lsdException w:name="Light List Accent 3" w:uiPriority="97"/>
-    <w:lsdException w:name="Light Grid Accent 3" w:uiPriority="98"/>
+    <w:lsdException w:name="Light Shading Accent 3" w:uiPriority="150"/>
+    <w:lsdException w:name="Light List Accent 3" w:uiPriority="151"/>
+    <w:lsdException w:name="Light Grid Accent 3" w:uiPriority="152"/>
     <w:lsdException w:name="Medium Shading 1 Accent 3"/>
     <w:lsdException w:name="Medium Shading 2 Accent 3" w:uiPriority="0"/>
     <w:lsdException w:name="Medium List 1 Accent 3" w:uiPriority="0"/>
@@ -7051,9 +7203,9 @@
     <w:lsdException w:name="Colorful Shading Accent 3" w:uiPriority="0"/>
     <w:lsdException w:name="Colorful List Accent 3" w:uiPriority="0"/>
     <w:lsdException w:name="Colorful Grid Accent 3" w:uiPriority="0"/>
-    <w:lsdException w:name="Light Shading Accent 4" w:uiPriority="96"/>
-    <w:lsdException w:name="Light List Accent 4" w:uiPriority="97"/>
-    <w:lsdException w:name="Light Grid Accent 4" w:uiPriority="98"/>
+    <w:lsdException w:name="Light Shading Accent 4" w:uiPriority="150"/>
+    <w:lsdException w:name="Light List Accent 4" w:uiPriority="151"/>
+    <w:lsdException w:name="Light Grid Accent 4" w:uiPriority="152"/>
     <w:lsdException w:name="Medium Shading 1 Accent 4"/>
     <w:lsdException w:name="Medium Shading 2 Accent 4" w:uiPriority="0"/>
     <w:lsdException w:name="Medium List 1 Accent 4" w:uiPriority="0"/>
@@ -7065,9 +7217,9 @@
     <w:lsdException w:name="Colorful Shading Accent 4" w:uiPriority="0"/>
     <w:lsdException w:name="Colorful List Accent 4" w:uiPriority="0"/>
     <w:lsdException w:name="Colorful Grid Accent 4" w:uiPriority="0"/>
-    <w:lsdException w:name="Light Shading Accent 5" w:uiPriority="96"/>
-    <w:lsdException w:name="Light List Accent 5" w:uiPriority="97"/>
-    <w:lsdException w:name="Light Grid Accent 5" w:uiPriority="98"/>
+    <w:lsdException w:name="Light Shading Accent 5" w:uiPriority="150"/>
+    <w:lsdException w:name="Light List Accent 5" w:uiPriority="151"/>
+    <w:lsdException w:name="Light Grid Accent 5" w:uiPriority="152"/>
     <w:lsdException w:name="Medium Shading 1 Accent 5"/>
     <w:lsdException w:name="Medium Shading 2 Accent 5" w:uiPriority="0"/>
     <w:lsdException w:name="Medium List 1 Accent 5" w:uiPriority="0"/>
@@ -7079,9 +7231,9 @@
     <w:lsdException w:name="Colorful Shading Accent 5" w:uiPriority="0"/>
     <w:lsdException w:name="Colorful List Accent 5" w:uiPriority="0"/>
     <w:lsdException w:name="Colorful Grid Accent 5" w:uiPriority="0"/>
-    <w:lsdException w:name="Light Shading Accent 6" w:uiPriority="96"/>
-    <w:lsdException w:name="Light List Accent 6" w:uiPriority="97"/>
-    <w:lsdException w:name="Light Grid Accent 6" w:uiPriority="98"/>
+    <w:lsdException w:name="Light Shading Accent 6" w:uiPriority="150"/>
+    <w:lsdException w:name="Light List Accent 6" w:uiPriority="151"/>
+    <w:lsdException w:name="Light Grid Accent 6" w:uiPriority="152"/>
     <w:lsdException w:name="Medium Shading 1 Accent 6"/>
     <w:lsdException w:name="Medium Shading 2 Accent 6" w:uiPriority="0"/>
     <w:lsdException w:name="Medium List 1 Accent 6" w:uiPriority="0"/>
@@ -7093,126 +7245,126 @@
     <w:lsdException w:name="Colorful Shading Accent 6" w:uiPriority="0"/>
     <w:lsdException w:name="Colorful List Accent 6" w:uiPriority="0"/>
     <w:lsdException w:name="Colorful Grid Accent 6" w:uiPriority="0"/>
-    <w:lsdException w:name="Subtle Emphasis" w:uiPriority="25" w:qFormat="1"/>
-    <w:lsdException w:name="Intense Emphasis" w:uiPriority="33" w:qFormat="1"/>
-    <w:lsdException w:name="Subtle Reference" w:uiPriority="49" w:qFormat="1"/>
-    <w:lsdException w:name="Intense Reference" w:uiPriority="50" w:qFormat="1"/>
-    <w:lsdException w:name="Book Title" w:uiPriority="51" w:qFormat="1"/>
-    <w:lsdException w:name="Bibliography" w:semiHidden="1" w:uiPriority="55" w:unhideWhenUsed="1"/>
-    <w:lsdException w:name="TOC Heading" w:semiHidden="1" w:uiPriority="57" w:unhideWhenUsed="1" w:qFormat="1"/>
-    <w:lsdException w:name="Plain Table 1" w:uiPriority="65"/>
-    <w:lsdException w:name="Plain Table 2" w:uiPriority="66"/>
-    <w:lsdException w:name="Plain Table 3" w:uiPriority="67"/>
-    <w:lsdException w:name="Plain Table 4" w:uiPriority="68"/>
-    <w:lsdException w:name="Plain Table 5" w:uiPriority="69"/>
-    <w:lsdException w:name="Grid Table Light" w:uiPriority="64"/>
-    <w:lsdException w:name="Grid Table 1 Light" w:uiPriority="70"/>
-    <w:lsdException w:name="Grid Table 2" w:uiPriority="71"/>
-    <w:lsdException w:name="Grid Table 3" w:uiPriority="72"/>
-    <w:lsdException w:name="Grid Table 4" w:uiPriority="73"/>
-    <w:lsdException w:name="Grid Table 5 Dark" w:uiPriority="80"/>
-    <w:lsdException w:name="Grid Table 6 Colorful" w:uiPriority="81"/>
-    <w:lsdException w:name="Grid Table 7 Colorful" w:uiPriority="82"/>
-    <w:lsdException w:name="Grid Table 1 Light Accent 1" w:uiPriority="70"/>
-    <w:lsdException w:name="Grid Table 2 Accent 1" w:uiPriority="71"/>
-    <w:lsdException w:name="Grid Table 3 Accent 1" w:uiPriority="72"/>
-    <w:lsdException w:name="Grid Table 4 Accent 1" w:uiPriority="73"/>
-    <w:lsdException w:name="Grid Table 5 Dark Accent 1" w:uiPriority="80"/>
-    <w:lsdException w:name="Grid Table 6 Colorful Accent 1" w:uiPriority="81"/>
-    <w:lsdException w:name="Grid Table 7 Colorful Accent 1" w:uiPriority="82"/>
-    <w:lsdException w:name="Grid Table 1 Light Accent 2" w:uiPriority="70"/>
-    <w:lsdException w:name="Grid Table 2 Accent 2" w:uiPriority="71"/>
-    <w:lsdException w:name="Grid Table 3 Accent 2" w:uiPriority="72"/>
-    <w:lsdException w:name="Grid Table 4 Accent 2" w:uiPriority="73"/>
-    <w:lsdException w:name="Grid Table 5 Dark Accent 2" w:uiPriority="80"/>
-    <w:lsdException w:name="Grid Table 6 Colorful Accent 2" w:uiPriority="81"/>
-    <w:lsdException w:name="Grid Table 7 Colorful Accent 2" w:uiPriority="82"/>
-    <w:lsdException w:name="Grid Table 1 Light Accent 3" w:uiPriority="70"/>
-    <w:lsdException w:name="Grid Table 2 Accent 3" w:uiPriority="71"/>
-    <w:lsdException w:name="Grid Table 3 Accent 3" w:uiPriority="72"/>
-    <w:lsdException w:name="Grid Table 4 Accent 3" w:uiPriority="73"/>
-    <w:lsdException w:name="Grid Table 5 Dark Accent 3" w:uiPriority="80"/>
-    <w:lsdException w:name="Grid Table 6 Colorful Accent 3" w:uiPriority="81"/>
-    <w:lsdException w:name="Grid Table 7 Colorful Accent 3" w:uiPriority="82"/>
-    <w:lsdException w:name="Grid Table 1 Light Accent 4" w:uiPriority="70"/>
-    <w:lsdException w:name="Grid Table 2 Accent 4" w:uiPriority="71"/>
-    <w:lsdException w:name="Grid Table 3 Accent 4" w:uiPriority="72"/>
-    <w:lsdException w:name="Grid Table 4 Accent 4" w:uiPriority="73"/>
-    <w:lsdException w:name="Grid Table 5 Dark Accent 4" w:uiPriority="80"/>
-    <w:lsdException w:name="Grid Table 6 Colorful Accent 4" w:uiPriority="81"/>
-    <w:lsdException w:name="Grid Table 7 Colorful Accent 4" w:uiPriority="82"/>
-    <w:lsdException w:name="Grid Table 1 Light Accent 5" w:uiPriority="70"/>
-    <w:lsdException w:name="Grid Table 2 Accent 5" w:uiPriority="71"/>
-    <w:lsdException w:name="Grid Table 3 Accent 5" w:uiPriority="72"/>
-    <w:lsdException w:name="Grid Table 4 Accent 5" w:uiPriority="73"/>
-    <w:lsdException w:name="Grid Table 5 Dark Accent 5" w:uiPriority="80"/>
-    <w:lsdException w:name="Grid Table 6 Colorful Accent 5" w:uiPriority="81"/>
-    <w:lsdException w:name="Grid Table 7 Colorful Accent 5" w:uiPriority="82"/>
-    <w:lsdException w:name="Grid Table 1 Light Accent 6" w:uiPriority="70"/>
-    <w:lsdException w:name="Grid Table 2 Accent 6" w:uiPriority="71"/>
-    <w:lsdException w:name="Grid Table 3 Accent 6" w:uiPriority="72"/>
-    <w:lsdException w:name="Grid Table 4 Accent 6" w:uiPriority="73"/>
-    <w:lsdException w:name="Grid Table 5 Dark Accent 6" w:uiPriority="80"/>
-    <w:lsdException w:name="Grid Table 6 Colorful Accent 6" w:uiPriority="81"/>
-    <w:lsdException w:name="Grid Table 7 Colorful Accent 6" w:uiPriority="82"/>
-    <w:lsdException w:name="List Table 1 Light" w:uiPriority="70"/>
-    <w:lsdException w:name="List Table 2" w:uiPriority="71"/>
-    <w:lsdException w:name="List Table 3" w:uiPriority="72"/>
-    <w:lsdException w:name="List Table 4" w:uiPriority="73"/>
-    <w:lsdException w:name="List Table 5 Dark" w:uiPriority="80"/>
-    <w:lsdException w:name="List Table 6 Colorful" w:uiPriority="81"/>
-    <w:lsdException w:name="List Table 7 Colorful" w:uiPriority="82"/>
-    <w:lsdException w:name="List Table 1 Light Accent 1" w:uiPriority="70"/>
-    <w:lsdException w:name="List Table 2 Accent 1" w:uiPriority="71"/>
-    <w:lsdException w:name="List Table 3 Accent 1" w:uiPriority="72"/>
-    <w:lsdException w:name="List Table 4 Accent 1" w:uiPriority="73"/>
-    <w:lsdException w:name="List Table 5 Dark Accent 1" w:uiPriority="80"/>
-    <w:lsdException w:name="List Table 6 Colorful Accent 1" w:uiPriority="81"/>
-    <w:lsdException w:name="List Table 7 Colorful Accent 1" w:uiPriority="82"/>
-    <w:lsdException w:name="List Table 1 Light Accent 2" w:uiPriority="70"/>
-    <w:lsdException w:name="List Table 2 Accent 2" w:uiPriority="71"/>
-    <w:lsdException w:name="List Table 3 Accent 2" w:uiPriority="72"/>
-    <w:lsdException w:name="List Table 4 Accent 2" w:uiPriority="73"/>
-    <w:lsdException w:name="List Table 5 Dark Accent 2" w:uiPriority="80"/>
-    <w:lsdException w:name="List Table 6 Colorful Accent 2" w:uiPriority="81"/>
-    <w:lsdException w:name="List Table 7 Colorful Accent 2" w:uiPriority="82"/>
-    <w:lsdException w:name="List Table 1 Light Accent 3" w:uiPriority="70"/>
-    <w:lsdException w:name="List Table 2 Accent 3" w:uiPriority="71"/>
-    <w:lsdException w:name="List Table 3 Accent 3" w:uiPriority="72"/>
-    <w:lsdException w:name="List Table 4 Accent 3" w:uiPriority="73"/>
-    <w:lsdException w:name="List Table 5 Dark Accent 3" w:uiPriority="80"/>
-    <w:lsdException w:name="List Table 6 Colorful Accent 3" w:uiPriority="81"/>
-    <w:lsdException w:name="List Table 7 Colorful Accent 3" w:uiPriority="82"/>
-    <w:lsdException w:name="List Table 1 Light Accent 4" w:uiPriority="70"/>
-    <w:lsdException w:name="List Table 2 Accent 4" w:uiPriority="71"/>
-    <w:lsdException w:name="List Table 3 Accent 4" w:uiPriority="72"/>
-    <w:lsdException w:name="List Table 4 Accent 4" w:uiPriority="73"/>
-    <w:lsdException w:name="List Table 5 Dark Accent 4" w:uiPriority="80"/>
-    <w:lsdException w:name="List Table 6 Colorful Accent 4" w:uiPriority="81"/>
-    <w:lsdException w:name="List Table 7 Colorful Accent 4" w:uiPriority="82"/>
-    <w:lsdException w:name="List Table 1 Light Accent 5" w:uiPriority="70"/>
-    <w:lsdException w:name="List Table 2 Accent 5" w:uiPriority="71"/>
-    <w:lsdException w:name="List Table 3 Accent 5" w:uiPriority="72"/>
-    <w:lsdException w:name="List Table 4 Accent 5" w:uiPriority="73"/>
-    <w:lsdException w:name="List Table 5 Dark Accent 5" w:uiPriority="80"/>
-    <w:lsdException w:name="List Table 6 Colorful Accent 5" w:uiPriority="81"/>
-    <w:lsdException w:name="List Table 7 Colorful Accent 5" w:uiPriority="82"/>
-    <w:lsdException w:name="List Table 1 Light Accent 6" w:uiPriority="70"/>
-    <w:lsdException w:name="List Table 2 Accent 6" w:uiPriority="71"/>
-    <w:lsdException w:name="List Table 3 Accent 6" w:uiPriority="72"/>
-    <w:lsdException w:name="List Table 4 Accent 6" w:uiPriority="73"/>
-    <w:lsdException w:name="List Table 5 Dark Accent 6" w:uiPriority="80"/>
-    <w:lsdException w:name="List Table 6 Colorful Accent 6" w:uiPriority="81"/>
-    <w:lsdException w:name="List Table 7 Colorful Accent 6" w:uiPriority="82"/>
+    <w:lsdException w:name="Subtle Emphasis" w:uiPriority="37" w:qFormat="1"/>
+    <w:lsdException w:name="Intense Emphasis" w:uiPriority="51" w:qFormat="1"/>
+    <w:lsdException w:name="Subtle Reference" w:uiPriority="73" w:qFormat="1"/>
+    <w:lsdException w:name="Intense Reference" w:uiPriority="80" w:qFormat="1"/>
+    <w:lsdException w:name="Book Title" w:uiPriority="81" w:qFormat="1"/>
+    <w:lsdException w:name="Bibliography" w:semiHidden="1" w:uiPriority="85" w:unhideWhenUsed="1"/>
+    <w:lsdException w:name="TOC Heading" w:semiHidden="1" w:uiPriority="87" w:unhideWhenUsed="1" w:qFormat="1"/>
+    <w:lsdException w:name="Plain Table 1" w:uiPriority="101"/>
+    <w:lsdException w:name="Plain Table 2" w:uiPriority="102"/>
+    <w:lsdException w:name="Plain Table 3" w:uiPriority="103"/>
+    <w:lsdException w:name="Plain Table 4" w:uiPriority="104"/>
+    <w:lsdException w:name="Plain Table 5" w:uiPriority="105"/>
+    <w:lsdException w:name="Grid Table Light" w:uiPriority="100"/>
+    <w:lsdException w:name="Grid Table 1 Light" w:uiPriority="112"/>
+    <w:lsdException w:name="Grid Table 2" w:uiPriority="113"/>
+    <w:lsdException w:name="Grid Table 3" w:uiPriority="114"/>
+    <w:lsdException w:name="Grid Table 4" w:uiPriority="115"/>
+    <w:lsdException w:name="Grid Table 5 Dark" w:uiPriority="128"/>
+    <w:lsdException w:name="Grid Table 6 Colorful" w:uiPriority="129"/>
+    <w:lsdException w:name="Grid Table 7 Colorful" w:uiPriority="130"/>
+    <w:lsdException w:name="Grid Table 1 Light Accent 1" w:uiPriority="112"/>
+    <w:lsdException w:name="Grid Table 2 Accent 1" w:uiPriority="113"/>
+    <w:lsdException w:name="Grid Table 3 Accent 1" w:uiPriority="114"/>
+    <w:lsdException w:name="Grid Table 4 Accent 1" w:uiPriority="115"/>
+    <w:lsdException w:name="Grid Table 5 Dark Accent 1" w:uiPriority="128"/>
+    <w:lsdException w:name="Grid Table 6 Colorful Accent 1" w:uiPriority="129"/>
+    <w:lsdException w:name="Grid Table 7 Colorful Accent 1" w:uiPriority="130"/>
+    <w:lsdException w:name="Grid Table 1 Light Accent 2" w:uiPriority="112"/>
+    <w:lsdException w:name="Grid Table 2 Accent 2" w:uiPriority="113"/>
+    <w:lsdException w:name="Grid Table 3 Accent 2" w:uiPriority="114"/>
+    <w:lsdException w:name="Grid Table 4 Accent 2" w:uiPriority="115"/>
+    <w:lsdException w:name="Grid Table 5 Dark Accent 2" w:uiPriority="128"/>
+    <w:lsdException w:name="Grid Table 6 Colorful Accent 2" w:uiPriority="129"/>
+    <w:lsdException w:name="Grid Table 7 Colorful Accent 2" w:uiPriority="130"/>
+    <w:lsdException w:name="Grid Table 1 Light Accent 3" w:uiPriority="112"/>
+    <w:lsdException w:name="Grid Table 2 Accent 3" w:uiPriority="113"/>
+    <w:lsdException w:name="Grid Table 3 Accent 3" w:uiPriority="114"/>
+    <w:lsdException w:name="Grid Table 4 Accent 3" w:uiPriority="115"/>
+    <w:lsdException w:name="Grid Table 5 Dark Accent 3" w:uiPriority="128"/>
+    <w:lsdException w:name="Grid Table 6 Colorful Accent 3" w:uiPriority="129"/>
+    <w:lsdException w:name="Grid Table 7 Colorful Accent 3" w:uiPriority="130"/>
+    <w:lsdException w:name="Grid Table 1 Light Accent 4" w:uiPriority="112"/>
+    <w:lsdException w:name="Grid Table 2 Accent 4" w:uiPriority="113"/>
+    <w:lsdException w:name="Grid Table 3 Accent 4" w:uiPriority="114"/>
+    <w:lsdException w:name="Grid Table 4 Accent 4" w:uiPriority="115"/>
+    <w:lsdException w:name="Grid Table 5 Dark Accent 4" w:uiPriority="128"/>
+    <w:lsdException w:name="Grid Table 6 Colorful Accent 4" w:uiPriority="129"/>
+    <w:lsdException w:name="Grid Table 7 Colorful Accent 4" w:uiPriority="130"/>
+    <w:lsdException w:name="Grid Table 1 Light Accent 5" w:uiPriority="112"/>
+    <w:lsdException w:name="Grid Table 2 Accent 5" w:uiPriority="113"/>
+    <w:lsdException w:name="Grid Table 3 Accent 5" w:uiPriority="114"/>
+    <w:lsdException w:name="Grid Table 4 Accent 5" w:uiPriority="115"/>
+    <w:lsdException w:name="Grid Table 5 Dark Accent 5" w:uiPriority="128"/>
+    <w:lsdException w:name="Grid Table 6 Colorful Accent 5" w:uiPriority="129"/>
+    <w:lsdException w:name="Grid Table 7 Colorful Accent 5" w:uiPriority="130"/>
+    <w:lsdException w:name="Grid Table 1 Light Accent 6" w:uiPriority="112"/>
+    <w:lsdException w:name="Grid Table 2 Accent 6" w:uiPriority="113"/>
+    <w:lsdException w:name="Grid Table 3 Accent 6" w:uiPriority="114"/>
+    <w:lsdException w:name="Grid Table 4 Accent 6" w:uiPriority="115"/>
+    <w:lsdException w:name="Grid Table 5 Dark Accent 6" w:uiPriority="128"/>
+    <w:lsdException w:name="Grid Table 6 Colorful Accent 6" w:uiPriority="129"/>
+    <w:lsdException w:name="Grid Table 7 Colorful Accent 6" w:uiPriority="130"/>
+    <w:lsdException w:name="List Table 1 Light" w:uiPriority="112"/>
+    <w:lsdException w:name="List Table 2" w:uiPriority="113"/>
+    <w:lsdException w:name="List Table 3" w:uiPriority="114"/>
+    <w:lsdException w:name="List Table 4" w:uiPriority="115"/>
+    <w:lsdException w:name="List Table 5 Dark" w:uiPriority="128"/>
+    <w:lsdException w:name="List Table 6 Colorful" w:uiPriority="129"/>
+    <w:lsdException w:name="List Table 7 Colorful" w:uiPriority="130"/>
+    <w:lsdException w:name="List Table 1 Light Accent 1" w:uiPriority="112"/>
+    <w:lsdException w:name="List Table 2 Accent 1" w:uiPriority="113"/>
+    <w:lsdException w:name="List Table 3 Accent 1" w:uiPriority="114"/>
+    <w:lsdException w:name="List Table 4 Accent 1" w:uiPriority="115"/>
+    <w:lsdException w:name="List Table 5 Dark Accent 1" w:uiPriority="128"/>
+    <w:lsdException w:name="List Table 6 Colorful Accent 1" w:uiPriority="129"/>
+    <w:lsdException w:name="List Table 7 Colorful Accent 1" w:uiPriority="130"/>
+    <w:lsdException w:name="List Table 1 Light Accent 2" w:uiPriority="112"/>
+    <w:lsdException w:name="List Table 2 Accent 2" w:uiPriority="113"/>
+    <w:lsdException w:name="List Table 3 Accent 2" w:uiPriority="114"/>
+    <w:lsdException w:name="List Table 4 Accent 2" w:uiPriority="115"/>
+    <w:lsdException w:name="List Table 5 Dark Accent 2" w:uiPriority="128"/>
+    <w:lsdException w:name="List Table 6 Colorful Accent 2" w:uiPriority="129"/>
+    <w:lsdException w:name="List Table 7 Colorful Accent 2" w:uiPriority="130"/>
+    <w:lsdException w:name="List Table 1 Light Accent 3" w:uiPriority="112"/>
+    <w:lsdException w:name="List Table 2 Accent 3" w:uiPriority="113"/>
+    <w:lsdException w:name="List Table 3 Accent 3" w:uiPriority="114"/>
+    <w:lsdException w:name="List Table 4 Accent 3" w:uiPriority="115"/>
+    <w:lsdException w:name="List Table 5 Dark Accent 3" w:uiPriority="128"/>
+    <w:lsdException w:name="List Table 6 Colorful Accent 3" w:uiPriority="129"/>
+    <w:lsdException w:name="List Table 7 Colorful Accent 3" w:uiPriority="130"/>
+    <w:lsdException w:name="List Table 1 Light Accent 4" w:uiPriority="112"/>
+    <w:lsdException w:name="List Table 2 Accent 4" w:uiPriority="113"/>
+    <w:lsdException w:name="List Table 3 Accent 4" w:uiPriority="114"/>
+    <w:lsdException w:name="List Table 4 Accent 4" w:uiPriority="115"/>
+    <w:lsdException w:name="List Table 5 Dark Accent 4" w:uiPriority="128"/>
+    <w:lsdException w:name="List Table 6 Colorful Accent 4" w:uiPriority="129"/>
+    <w:lsdException w:name="List Table 7 Colorful Accent 4" w:uiPriority="130"/>
+    <w:lsdException w:name="List Table 1 Light Accent 5" w:uiPriority="112"/>
+    <w:lsdException w:name="List Table 2 Accent 5" w:uiPriority="113"/>
+    <w:lsdException w:name="List Table 3 Accent 5" w:uiPriority="114"/>
+    <w:lsdException w:name="List Table 4 Accent 5" w:uiPriority="115"/>
+    <w:lsdException w:name="List Table 5 Dark Accent 5" w:uiPriority="128"/>
+    <w:lsdException w:name="List Table 6 Colorful Accent 5" w:uiPriority="129"/>
+    <w:lsdException w:name="List Table 7 Colorful Accent 5" w:uiPriority="130"/>
+    <w:lsdException w:name="List Table 1 Light Accent 6" w:uiPriority="112"/>
+    <w:lsdException w:name="List Table 2 Accent 6" w:uiPriority="113"/>
+    <w:lsdException w:name="List Table 3 Accent 6" w:uiPriority="114"/>
+    <w:lsdException w:name="List Table 4 Accent 6" w:uiPriority="115"/>
+    <w:lsdException w:name="List Table 5 Dark Accent 6" w:uiPriority="128"/>
+    <w:lsdException w:name="List Table 6 Colorful Accent 6" w:uiPriority="129"/>
+    <w:lsdException w:name="List Table 7 Colorful Accent 6" w:uiPriority="130"/>
   </w:latentStyles>
   <w:style w:type="paragraph" w:default="1" w:styleId="a">
     <w:name w:val="Normal"/>
     <w:qFormat/>
     <w:pPr>
-      <w:widowControl w:val="0"/>
-      <w:wordWrap w:val="0"/>
-      <w:autoSpaceDE w:val="0"/>
-      <w:autoSpaceDN w:val="0"/>
+      <w:autoSpaceDE w:val="off"/>
+      <w:autoSpaceDN w:val="off"/>
+      <w:widowControl w:val="off"/>
+      <w:wordWrap w:val="off"/>
     </w:pPr>
   </w:style>
   <w:style w:type="character" w:default="1" w:styleId="a0">
@@ -7244,8 +7396,8 @@
   </w:style>
   <w:style w:type="table" w:styleId="a3">
     <w:name w:val="Table Grid"/>
+    <w:uiPriority w:val="39"/>
     <w:basedOn w:val="a1"/>
-    <w:uiPriority w:val="39"/>
     <w:pPr>
       <w:spacing w:after="0" w:line="240" w:lineRule="auto"/>
     </w:pPr>
